--- a/Publication docs/Lim_meta_analysis IMC_EGL.docx
+++ b/Publication docs/Lim_meta_analysis IMC_EGL.docx
@@ -330,6 +330,8 @@
         </w:rPr>
         <w:t>Abstract</w:t>
       </w:r>
+      <w:bookmarkStart w:id="3" w:name="_GoBack"/>
+      <w:bookmarkEnd w:id="3"/>
     </w:p>
     <w:p>
       <w:pPr>
@@ -1311,7 +1313,7 @@
         </w:rPr>
         <w:t xml:space="preserve">; phosphorus enrichment famously causes algae blooms in lakes, while nitrogen fails to produce a similar bloom when added in isolation </w:t>
       </w:r>
-      <w:commentRangeStart w:id="3"/>
+      <w:commentRangeStart w:id="4"/>
       <w:r>
         <w:rPr>
           <w:rFonts w:ascii="Times New Roman" w:hAnsi="Times New Roman" w:cs="Times New Roman"/>
@@ -1348,12 +1350,12 @@
         </w:rPr>
         <w:fldChar w:fldCharType="end"/>
       </w:r>
-      <w:commentRangeEnd w:id="3"/>
+      <w:commentRangeEnd w:id="4"/>
       <w:r>
         <w:rPr>
           <w:rStyle w:val="CommentReference"/>
         </w:rPr>
-        <w:commentReference w:id="3"/>
+        <w:commentReference w:id="4"/>
       </w:r>
       <w:r>
         <w:rPr>
@@ -2914,7 +2916,7 @@
         </w:rPr>
         <w:t>s</w:t>
       </w:r>
-      <w:commentRangeStart w:id="4"/>
+      <w:commentRangeStart w:id="5"/>
       <w:r>
         <w:rPr>
           <w:rFonts w:ascii="Times New Roman" w:hAnsi="Times New Roman" w:cs="Times New Roman"/>
@@ -2923,12 +2925,12 @@
         </w:rPr>
         <w:t xml:space="preserve">ome </w:t>
       </w:r>
-      <w:commentRangeEnd w:id="4"/>
+      <w:commentRangeEnd w:id="5"/>
       <w:r>
         <w:rPr>
           <w:rStyle w:val="CommentReference"/>
         </w:rPr>
-        <w:commentReference w:id="4"/>
+        <w:commentReference w:id="5"/>
       </w:r>
       <w:r>
         <w:rPr>
@@ -3399,7 +3401,7 @@
         </w:rPr>
         <w:t xml:space="preserve"> external nutrient </w:t>
       </w:r>
-      <w:commentRangeStart w:id="5"/>
+      <w:commentRangeStart w:id="6"/>
       <w:r>
         <w:rPr>
           <w:rFonts w:ascii="Times New Roman" w:hAnsi="Times New Roman" w:cs="Times New Roman"/>
@@ -3407,12 +3409,12 @@
         </w:rPr>
         <w:t>input</w:t>
       </w:r>
-      <w:commentRangeEnd w:id="5"/>
+      <w:commentRangeEnd w:id="6"/>
       <w:r>
         <w:rPr>
           <w:rStyle w:val="CommentReference"/>
         </w:rPr>
-        <w:commentReference w:id="5"/>
+        <w:commentReference w:id="6"/>
       </w:r>
       <w:r>
         <w:rPr>
@@ -5137,7 +5139,7 @@
         </w:rPr>
         <w:t xml:space="preserve"> in terms of </w:t>
       </w:r>
-      <w:commentRangeStart w:id="6"/>
+      <w:commentRangeStart w:id="7"/>
       <w:r>
         <w:rPr>
           <w:rFonts w:ascii="Times New Roman" w:hAnsi="Times New Roman" w:cs="Times New Roman"/>
@@ -5168,12 +5170,12 @@
         </w:rPr>
         <w:t xml:space="preserve"> </w:t>
       </w:r>
-      <w:commentRangeEnd w:id="6"/>
+      <w:commentRangeEnd w:id="7"/>
       <w:r>
         <w:rPr>
           <w:rStyle w:val="CommentReference"/>
         </w:rPr>
-        <w:commentReference w:id="6"/>
+        <w:commentReference w:id="7"/>
       </w:r>
       <w:r>
         <w:rPr>
@@ -6684,7 +6686,7 @@
       <w:pPr>
         <w:spacing w:line="360" w:lineRule="auto"/>
         <w:rPr>
-          <w:ins w:id="7" w:author="Em Lim" w:date="2023-03-23T11:22:00Z"/>
+          <w:ins w:id="8" w:author="Em Lim" w:date="2023-03-23T11:22:00Z"/>
           <w:rFonts w:ascii="Times New Roman" w:hAnsi="Times New Roman" w:cs="Times New Roman"/>
         </w:rPr>
       </w:pPr>
@@ -6969,7 +6971,7 @@
       <w:pPr>
         <w:spacing w:line="360" w:lineRule="auto"/>
         <w:rPr>
-          <w:ins w:id="8" w:author="Em Lim" w:date="2023-03-22T22:30:00Z"/>
+          <w:ins w:id="9" w:author="Em Lim" w:date="2023-03-22T22:30:00Z"/>
           <w:rFonts w:ascii="Times New Roman" w:hAnsi="Times New Roman" w:cs="Times New Roman"/>
         </w:rPr>
       </w:pPr>
@@ -6979,7 +6981,7 @@
         </w:rPr>
         <w:t xml:space="preserve">Fig. S1. Funnel plot for the model including background nutrients. </w:t>
       </w:r>
-      <w:ins w:id="9" w:author="Isabelle Cote" w:date="2023-02-23T15:37:00Z">
+      <w:ins w:id="10" w:author="Isabelle Cote" w:date="2023-02-23T15:37:00Z">
         <w:r>
           <w:rPr>
             <w:rFonts w:ascii="Times New Roman" w:hAnsi="Times New Roman" w:cs="Times New Roman"/>
@@ -6987,7 +6989,7 @@
           <w:t>What is residual value here? Effect size??</w:t>
         </w:r>
       </w:ins>
-      <w:ins w:id="10" w:author="Isabelle Cote" w:date="2023-02-23T15:45:00Z">
+      <w:ins w:id="11" w:author="Isabelle Cote" w:date="2023-02-23T15:45:00Z">
         <w:r>
           <w:rPr>
             <w:rFonts w:ascii="Times New Roman" w:hAnsi="Times New Roman" w:cs="Times New Roman"/>
@@ -7185,31 +7187,7 @@
         <w:rPr>
           <w:rFonts w:ascii="Times New Roman" w:hAnsi="Times New Roman" w:cs="Times New Roman"/>
         </w:rPr>
-        <w:t xml:space="preserve">which represented </w:t>
-      </w:r>
-      <w:r>
-        <w:rPr>
-          <w:rFonts w:ascii="Times New Roman" w:hAnsi="Times New Roman" w:cs="Times New Roman"/>
-        </w:rPr>
-        <w:t>coral</w:t>
-      </w:r>
-      <w:r>
-        <w:rPr>
-          <w:rFonts w:ascii="Times New Roman" w:hAnsi="Times New Roman" w:cs="Times New Roman"/>
-        </w:rPr>
-        <w:t xml:space="preserve">s, </w:t>
-      </w:r>
-      <w:r>
-        <w:rPr>
-          <w:rFonts w:ascii="Times New Roman" w:hAnsi="Times New Roman" w:cs="Times New Roman"/>
-        </w:rPr>
-        <w:t>endosymbionts, and a single anemone.</w:t>
-      </w:r>
-      <w:r>
-        <w:rPr>
-          <w:rFonts w:ascii="Times New Roman" w:hAnsi="Times New Roman" w:cs="Times New Roman"/>
-        </w:rPr>
-        <w:t xml:space="preserve"> Phytoplankton (</w:t>
+        <w:t>which represented corals, endosymbionts, and a single anemone. Phytoplankton (</w:t>
       </w:r>
       <w:r>
         <w:rPr>
@@ -7301,7 +7279,43 @@
         <w:rPr>
           <w:rFonts w:ascii="Times New Roman" w:hAnsi="Times New Roman" w:cs="Times New Roman"/>
         </w:rPr>
-        <w:t>These primary producers were measured in a number of ways, primarily density, percent cover, biomass, photosynthesis (</w:t>
+        <w:t>The</w:t>
+      </w:r>
+      <w:r>
+        <w:rPr>
+          <w:rFonts w:ascii="Times New Roman" w:hAnsi="Times New Roman" w:cs="Times New Roman"/>
+        </w:rPr>
+        <w:t xml:space="preserve"> responses of</w:t>
+      </w:r>
+      <w:r>
+        <w:rPr>
+          <w:rFonts w:ascii="Times New Roman" w:hAnsi="Times New Roman" w:cs="Times New Roman"/>
+        </w:rPr>
+        <w:t xml:space="preserve"> primary producers </w:t>
+      </w:r>
+      <w:r>
+        <w:rPr>
+          <w:rFonts w:ascii="Times New Roman" w:hAnsi="Times New Roman" w:cs="Times New Roman"/>
+        </w:rPr>
+        <w:t xml:space="preserve">to provisioning </w:t>
+      </w:r>
+      <w:r>
+        <w:rPr>
+          <w:rFonts w:ascii="Times New Roman" w:hAnsi="Times New Roman" w:cs="Times New Roman"/>
+        </w:rPr>
+        <w:t>were measured in a number of ways</w:t>
+      </w:r>
+      <w:r>
+        <w:rPr>
+          <w:rFonts w:ascii="Times New Roman" w:hAnsi="Times New Roman" w:cs="Times New Roman"/>
+        </w:rPr>
+        <w:t xml:space="preserve"> including </w:t>
+      </w:r>
+      <w:r>
+        <w:rPr>
+          <w:rFonts w:ascii="Times New Roman" w:hAnsi="Times New Roman" w:cs="Times New Roman"/>
+        </w:rPr>
+        <w:t>density, percent cover, biomass, photosynthesis (</w:t>
       </w:r>
       <w:r>
         <w:rPr>
@@ -7480,7 +7494,14 @@
         <w:rPr>
           <w:rFonts w:ascii="Times New Roman" w:hAnsi="Times New Roman" w:cs="Times New Roman"/>
         </w:rPr>
-        <w:t xml:space="preserve"> where both the consumer and producer were stoked (5%)</w:t>
+        <w:t xml:space="preserve"> where both the consumer and producer </w:t>
+      </w:r>
+      <w:r>
+        <w:rPr>
+          <w:rFonts w:ascii="Times New Roman" w:hAnsi="Times New Roman" w:cs="Times New Roman"/>
+        </w:rPr>
+        <w:lastRenderedPageBreak/>
+        <w:t>were stoked (5%)</w:t>
       </w:r>
       <w:r>
         <w:rPr>
@@ -7492,14 +7513,7 @@
         <w:rPr>
           <w:rFonts w:ascii="Times New Roman" w:hAnsi="Times New Roman" w:cs="Times New Roman"/>
         </w:rPr>
-        <w:t xml:space="preserve"> </w:t>
-      </w:r>
-      <w:r>
-        <w:rPr>
-          <w:rFonts w:ascii="Times New Roman" w:hAnsi="Times New Roman" w:cs="Times New Roman"/>
-        </w:rPr>
-        <w:lastRenderedPageBreak/>
-        <w:t xml:space="preserve">Consumers </w:t>
+        <w:t xml:space="preserve"> Consumers </w:t>
       </w:r>
       <w:r>
         <w:rPr>
@@ -7734,7 +7748,7 @@
       <w:pPr>
         <w:spacing w:line="360" w:lineRule="auto"/>
         <w:rPr>
-          <w:ins w:id="11" w:author="Em Lim" w:date="2023-03-23T11:02:00Z"/>
+          <w:ins w:id="12" w:author="Em Lim" w:date="2023-03-23T11:02:00Z"/>
           <w:rFonts w:ascii="Times New Roman" w:hAnsi="Times New Roman" w:cs="Times New Roman"/>
         </w:rPr>
       </w:pPr>
@@ -7802,37 +7816,25 @@
           <w:rFonts w:ascii="Times New Roman" w:hAnsi="Times New Roman" w:cs="Times New Roman"/>
         </w:rPr>
       </w:pPr>
-      <w:commentRangeStart w:id="12"/>
+      <w:commentRangeStart w:id="13"/>
       <w:r>
         <w:rPr>
           <w:rFonts w:ascii="Times New Roman" w:hAnsi="Times New Roman" w:cs="Times New Roman"/>
         </w:rPr>
         <w:t xml:space="preserve">Figure </w:t>
       </w:r>
-      <w:commentRangeEnd w:id="12"/>
+      <w:commentRangeEnd w:id="13"/>
       <w:r>
         <w:rPr>
           <w:rStyle w:val="CommentReference"/>
         </w:rPr>
-        <w:commentReference w:id="12"/>
-      </w:r>
-      <w:r>
-        <w:rPr>
-          <w:rFonts w:ascii="Times New Roman" w:hAnsi="Times New Roman" w:cs="Times New Roman"/>
-        </w:rPr>
-        <w:t>2</w:t>
-      </w:r>
-      <w:r>
-        <w:rPr>
-          <w:rFonts w:ascii="Times New Roman" w:hAnsi="Times New Roman" w:cs="Times New Roman"/>
-        </w:rPr>
-        <w:t>. Primary producer group vs consumer group vs latitude</w:t>
-      </w:r>
-      <w:r>
-        <w:rPr>
-          <w:rFonts w:ascii="Times New Roman" w:hAnsi="Times New Roman" w:cs="Times New Roman"/>
-        </w:rPr>
-        <w:t>. Add map panel</w:t>
+        <w:commentReference w:id="13"/>
+      </w:r>
+      <w:r>
+        <w:rPr>
+          <w:rFonts w:ascii="Times New Roman" w:hAnsi="Times New Roman" w:cs="Times New Roman"/>
+        </w:rPr>
+        <w:t>2. Primary producer group vs consumer group vs latitude. Add map panel</w:t>
       </w:r>
     </w:p>
     <w:p>
@@ -14737,19 +14739,7 @@
         <w:rPr>
           <w:rFonts w:ascii="Times New Roman" w:hAnsi="Times New Roman" w:cs="Times New Roman"/>
         </w:rPr>
-        <w:t>Table S</w:t>
-      </w:r>
-      <w:r>
-        <w:rPr>
-          <w:rFonts w:ascii="Times New Roman" w:hAnsi="Times New Roman" w:cs="Times New Roman"/>
-        </w:rPr>
-        <w:t>4</w:t>
-      </w:r>
-      <w:r>
-        <w:rPr>
-          <w:rFonts w:ascii="Times New Roman" w:hAnsi="Times New Roman" w:cs="Times New Roman"/>
-        </w:rPr>
-        <w:t>: 7</w:t>
+        <w:t>Table S4: 7</w:t>
       </w:r>
       <w:r>
         <w:rPr>
@@ -21196,19 +21186,19 @@
           <w:lang w:val="en-CA"/>
         </w:rPr>
       </w:pPr>
-      <w:commentRangeStart w:id="13"/>
+      <w:commentRangeStart w:id="14"/>
       <w:r>
         <w:rPr>
           <w:rFonts w:ascii="Times New Roman" w:hAnsi="Times New Roman" w:cs="Times New Roman"/>
         </w:rPr>
         <w:t>Overall</w:t>
       </w:r>
-      <w:commentRangeEnd w:id="13"/>
+      <w:commentRangeEnd w:id="14"/>
       <w:r>
         <w:rPr>
           <w:rStyle w:val="CommentReference"/>
         </w:rPr>
-        <w:commentReference w:id="13"/>
+        <w:commentReference w:id="14"/>
       </w:r>
       <w:r>
         <w:rPr>
@@ -22834,19 +22824,19 @@
           <w:rFonts w:ascii="Times New Roman" w:hAnsi="Times New Roman" w:cs="Times New Roman"/>
         </w:rPr>
       </w:pPr>
-      <w:commentRangeStart w:id="14"/>
+      <w:commentRangeStart w:id="15"/>
       <w:r>
         <w:rPr>
           <w:rFonts w:ascii="Times New Roman" w:hAnsi="Times New Roman" w:cs="Times New Roman"/>
         </w:rPr>
         <w:t xml:space="preserve">Table S6: </w:t>
       </w:r>
-      <w:commentRangeEnd w:id="14"/>
+      <w:commentRangeEnd w:id="15"/>
       <w:r>
         <w:rPr>
           <w:rStyle w:val="CommentReference"/>
         </w:rPr>
-        <w:commentReference w:id="14"/>
+        <w:commentReference w:id="15"/>
       </w:r>
       <w:r>
         <w:rPr>
@@ -25335,19 +25325,7 @@
         <w:rPr>
           <w:rFonts w:ascii="Times New Roman" w:hAnsi="Times New Roman" w:cs="Times New Roman"/>
         </w:rPr>
-        <w:t>Figure S</w:t>
-      </w:r>
-      <w:r>
-        <w:rPr>
-          <w:rFonts w:ascii="Times New Roman" w:hAnsi="Times New Roman" w:cs="Times New Roman"/>
-        </w:rPr>
-        <w:t>3</w:t>
-      </w:r>
-      <w:r>
-        <w:rPr>
-          <w:rFonts w:ascii="Times New Roman" w:hAnsi="Times New Roman" w:cs="Times New Roman"/>
-        </w:rPr>
-        <w:t>. Effect sizes from absolute latitude model</w:t>
+        <w:t>Figure S3. Effect sizes from absolute latitude model</w:t>
       </w:r>
     </w:p>
     <w:p>
@@ -25365,7 +25343,7 @@
           <w:rFonts w:ascii="Times New Roman" w:hAnsi="Times New Roman" w:cs="Times New Roman"/>
         </w:rPr>
       </w:pPr>
-      <w:commentRangeStart w:id="15"/>
+      <w:commentRangeStart w:id="16"/>
       <w:r>
         <w:rPr>
           <w:rFonts w:ascii="Times New Roman" w:hAnsi="Times New Roman" w:cs="Times New Roman"/>
@@ -25378,21 +25356,14 @@
           <w:rFonts w:ascii="Times New Roman" w:hAnsi="Times New Roman" w:cs="Times New Roman"/>
           <w:highlight w:val="yellow"/>
         </w:rPr>
-        <w:t>S</w:t>
-      </w:r>
-      <w:r>
-        <w:rPr>
-          <w:rFonts w:ascii="Times New Roman" w:hAnsi="Times New Roman" w:cs="Times New Roman"/>
-          <w:highlight w:val="yellow"/>
-        </w:rPr>
-        <w:t>7</w:t>
-      </w:r>
-      <w:commentRangeEnd w:id="15"/>
+        <w:t>S7</w:t>
+      </w:r>
+      <w:commentRangeEnd w:id="16"/>
       <w:r>
         <w:rPr>
           <w:rStyle w:val="CommentReference"/>
         </w:rPr>
-        <w:commentReference w:id="15"/>
+        <w:commentReference w:id="16"/>
       </w:r>
       <w:r>
         <w:rPr>
@@ -26787,19 +26758,7 @@
         <w:rPr>
           <w:rFonts w:ascii="Times New Roman" w:hAnsi="Times New Roman" w:cs="Times New Roman"/>
         </w:rPr>
-        <w:t>Figure S</w:t>
-      </w:r>
-      <w:r>
-        <w:rPr>
-          <w:rFonts w:ascii="Times New Roman" w:hAnsi="Times New Roman" w:cs="Times New Roman"/>
-        </w:rPr>
-        <w:t>4</w:t>
-      </w:r>
-      <w:r>
-        <w:rPr>
-          <w:rFonts w:ascii="Times New Roman" w:hAnsi="Times New Roman" w:cs="Times New Roman"/>
-        </w:rPr>
-        <w:t>: Effect sizes from temperature model</w:t>
+        <w:t>Figure S4: Effect sizes from temperature model</w:t>
       </w:r>
     </w:p>
     <w:p>
@@ -26817,7 +26776,7 @@
           <w:rFonts w:ascii="Times New Roman" w:hAnsi="Times New Roman" w:cs="Times New Roman"/>
         </w:rPr>
       </w:pPr>
-      <w:commentRangeStart w:id="16"/>
+      <w:commentRangeStart w:id="17"/>
       <w:r>
         <w:rPr>
           <w:rFonts w:ascii="Times New Roman" w:hAnsi="Times New Roman" w:cs="Times New Roman"/>
@@ -26830,14 +26789,7 @@
           <w:rFonts w:ascii="Times New Roman" w:hAnsi="Times New Roman" w:cs="Times New Roman"/>
           <w:highlight w:val="yellow"/>
         </w:rPr>
-        <w:t>S</w:t>
-      </w:r>
-      <w:r>
-        <w:rPr>
-          <w:rFonts w:ascii="Times New Roman" w:hAnsi="Times New Roman" w:cs="Times New Roman"/>
-          <w:highlight w:val="yellow"/>
-        </w:rPr>
-        <w:t>8</w:t>
+        <w:t>S8</w:t>
       </w:r>
       <w:r>
         <w:rPr>
@@ -26845,12 +26797,12 @@
         </w:rPr>
         <w:t xml:space="preserve">. </w:t>
       </w:r>
-      <w:commentRangeEnd w:id="16"/>
+      <w:commentRangeEnd w:id="17"/>
       <w:r>
         <w:rPr>
           <w:rStyle w:val="CommentReference"/>
         </w:rPr>
-        <w:commentReference w:id="16"/>
+        <w:commentReference w:id="17"/>
       </w:r>
       <w:r>
         <w:rPr>
@@ -28173,44 +28125,36 @@
       <w:pPr>
         <w:spacing w:line="360" w:lineRule="auto"/>
         <w:rPr>
-          <w:ins w:id="17" w:author="Em Lim" w:date="2023-03-22T21:39:00Z"/>
+          <w:ins w:id="18" w:author="Em Lim" w:date="2023-03-22T21:39:00Z"/>
           <w:rFonts w:ascii="Times New Roman" w:hAnsi="Times New Roman" w:cs="Times New Roman"/>
         </w:rPr>
       </w:pPr>
-      <w:bookmarkStart w:id="18" w:name="_GoBack"/>
-      <w:bookmarkEnd w:id="18"/>
     </w:p>
     <w:p>
       <w:pPr>
         <w:spacing w:line="360" w:lineRule="auto"/>
         <w:rPr>
-          <w:ins w:id="19" w:author="Em Lim" w:date="2023-03-22T21:39:00Z"/>
           <w:rFonts w:ascii="Times New Roman" w:hAnsi="Times New Roman" w:cs="Times New Roman"/>
         </w:rPr>
       </w:pPr>
-      <w:ins w:id="20" w:author="Em Lim" w:date="2023-03-22T22:31:00Z">
-        <w:r>
-          <w:rPr>
-            <w:rFonts w:ascii="Times New Roman" w:hAnsi="Times New Roman" w:cs="Times New Roman"/>
-          </w:rPr>
-          <w:lastRenderedPageBreak/>
-          <w:t>Overview for d</w:t>
-        </w:r>
-      </w:ins>
-      <w:ins w:id="21" w:author="Em Lim" w:date="2023-03-22T21:39:00Z">
-        <w:r>
-          <w:rPr>
-            <w:rFonts w:ascii="Times New Roman" w:hAnsi="Times New Roman" w:cs="Times New Roman"/>
-          </w:rPr>
-          <w:t>iscussion:</w:t>
-        </w:r>
-      </w:ins>
+      <w:r>
+        <w:rPr>
+          <w:rFonts w:ascii="Times New Roman" w:hAnsi="Times New Roman" w:cs="Times New Roman"/>
+        </w:rPr>
+        <w:lastRenderedPageBreak/>
+        <w:t>Overview for d</w:t>
+      </w:r>
+      <w:r>
+        <w:rPr>
+          <w:rFonts w:ascii="Times New Roman" w:hAnsi="Times New Roman" w:cs="Times New Roman"/>
+        </w:rPr>
+        <w:t>iscussion:</w:t>
+      </w:r>
     </w:p>
     <w:p>
       <w:pPr>
         <w:spacing w:line="360" w:lineRule="auto"/>
         <w:rPr>
-          <w:ins w:id="22" w:author="Em Lim" w:date="2023-03-22T21:39:00Z"/>
           <w:rFonts w:ascii="Times New Roman" w:hAnsi="Times New Roman" w:cs="Times New Roman"/>
         </w:rPr>
       </w:pPr>
@@ -28224,18 +28168,15 @@
         </w:numPr>
         <w:spacing w:line="360" w:lineRule="auto"/>
         <w:rPr>
-          <w:ins w:id="23" w:author="Em Lim" w:date="2023-03-22T22:31:00Z"/>
           <w:rFonts w:ascii="Times New Roman" w:hAnsi="Times New Roman" w:cs="Times New Roman"/>
         </w:rPr>
       </w:pPr>
-      <w:ins w:id="24" w:author="Em Lim" w:date="2023-03-22T21:39:00Z">
-        <w:r>
-          <w:rPr>
-            <w:rFonts w:ascii="Times New Roman" w:hAnsi="Times New Roman" w:cs="Times New Roman"/>
-          </w:rPr>
-          <w:t>Main findings</w:t>
-        </w:r>
-      </w:ins>
+      <w:r>
+        <w:rPr>
+          <w:rFonts w:ascii="Times New Roman" w:hAnsi="Times New Roman" w:cs="Times New Roman"/>
+        </w:rPr>
+        <w:t>Main findings</w:t>
+      </w:r>
     </w:p>
     <w:p>
       <w:pPr>
@@ -28246,18 +28187,15 @@
         </w:numPr>
         <w:spacing w:line="360" w:lineRule="auto"/>
         <w:rPr>
-          <w:ins w:id="25" w:author="Em Lim" w:date="2023-03-22T22:31:00Z"/>
           <w:rFonts w:ascii="Times New Roman" w:hAnsi="Times New Roman" w:cs="Times New Roman"/>
         </w:rPr>
       </w:pPr>
-      <w:ins w:id="26" w:author="Em Lim" w:date="2023-03-22T22:31:00Z">
-        <w:r>
-          <w:rPr>
-            <w:rFonts w:ascii="Times New Roman" w:hAnsi="Times New Roman" w:cs="Times New Roman"/>
-          </w:rPr>
-          <w:t>Effect of animal pee doesn’t vary by latitude, temperature, or background nutrients!</w:t>
-        </w:r>
-      </w:ins>
+      <w:r>
+        <w:rPr>
+          <w:rFonts w:ascii="Times New Roman" w:hAnsi="Times New Roman" w:cs="Times New Roman"/>
+        </w:rPr>
+        <w:t>Effect of animal pee doesn’t vary by latitude, temperature, or background nutrients!</w:t>
+      </w:r>
     </w:p>
     <w:p>
       <w:pPr>
@@ -28268,18 +28206,15 @@
         </w:numPr>
         <w:spacing w:line="360" w:lineRule="auto"/>
         <w:rPr>
-          <w:ins w:id="27" w:author="Em Lim" w:date="2023-03-22T22:32:00Z"/>
           <w:rFonts w:ascii="Times New Roman" w:hAnsi="Times New Roman" w:cs="Times New Roman"/>
         </w:rPr>
       </w:pPr>
-      <w:ins w:id="28" w:author="Em Lim" w:date="2023-03-22T22:32:00Z">
-        <w:r>
-          <w:rPr>
-            <w:rFonts w:ascii="Times New Roman" w:hAnsi="Times New Roman" w:cs="Times New Roman"/>
-          </w:rPr>
-          <w:t>We don’t see a larger effect in tropics vs temperate areas</w:t>
-        </w:r>
-      </w:ins>
+      <w:r>
+        <w:rPr>
+          <w:rFonts w:ascii="Times New Roman" w:hAnsi="Times New Roman" w:cs="Times New Roman"/>
+        </w:rPr>
+        <w:t>We don’t see a larger effect in tropics vs temperate areas</w:t>
+      </w:r>
     </w:p>
     <w:p>
       <w:pPr>
@@ -28290,28 +28225,15 @@
         </w:numPr>
         <w:spacing w:line="360" w:lineRule="auto"/>
         <w:rPr>
-          <w:ins w:id="29" w:author="Em Lim" w:date="2023-03-22T21:39:00Z"/>
-          <w:rFonts w:ascii="Times New Roman" w:hAnsi="Times New Roman" w:cs="Times New Roman"/>
-        </w:rPr>
-        <w:pPrChange w:id="30" w:author="Em Lim" w:date="2023-03-22T22:31:00Z">
-          <w:pPr>
-            <w:pStyle w:val="ListParagraph"/>
-            <w:numPr>
-              <w:numId w:val="5"/>
-            </w:numPr>
-            <w:spacing w:line="360" w:lineRule="auto"/>
-            <w:ind w:hanging="360"/>
-          </w:pPr>
-        </w:pPrChange>
+          <w:rFonts w:ascii="Times New Roman" w:hAnsi="Times New Roman" w:cs="Times New Roman"/>
+        </w:rPr>
       </w:pPr>
-      <w:ins w:id="31" w:author="Em Lim" w:date="2023-03-22T22:32:00Z">
-        <w:r>
-          <w:rPr>
-            <w:rFonts w:ascii="Times New Roman" w:hAnsi="Times New Roman" w:cs="Times New Roman"/>
-          </w:rPr>
-          <w:t>Suggests finer scale levels of variation!</w:t>
-        </w:r>
-      </w:ins>
+      <w:r>
+        <w:rPr>
+          <w:rFonts w:ascii="Times New Roman" w:hAnsi="Times New Roman" w:cs="Times New Roman"/>
+        </w:rPr>
+        <w:t>Suggests finer scale levels of variation!</w:t>
+      </w:r>
     </w:p>
     <w:p>
       <w:pPr>
@@ -28322,18 +28244,15 @@
         </w:numPr>
         <w:spacing w:line="360" w:lineRule="auto"/>
         <w:rPr>
-          <w:ins w:id="32" w:author="Em Lim" w:date="2023-03-22T22:33:00Z"/>
           <w:rFonts w:ascii="Times New Roman" w:hAnsi="Times New Roman" w:cs="Times New Roman"/>
         </w:rPr>
       </w:pPr>
-      <w:ins w:id="33" w:author="Em Lim" w:date="2023-03-22T21:39:00Z">
-        <w:r>
-          <w:rPr>
-            <w:rFonts w:ascii="Times New Roman" w:hAnsi="Times New Roman" w:cs="Times New Roman"/>
-          </w:rPr>
-          <w:t>Limitations in our study</w:t>
-        </w:r>
-      </w:ins>
+      <w:r>
+        <w:rPr>
+          <w:rFonts w:ascii="Times New Roman" w:hAnsi="Times New Roman" w:cs="Times New Roman"/>
+        </w:rPr>
+        <w:t>Limitations in our study</w:t>
+      </w:r>
     </w:p>
     <w:p>
       <w:pPr>
@@ -28344,18 +28263,15 @@
         </w:numPr>
         <w:spacing w:line="360" w:lineRule="auto"/>
         <w:rPr>
-          <w:ins w:id="34" w:author="Em Lim" w:date="2023-03-27T13:57:00Z"/>
           <w:rFonts w:ascii="Times New Roman" w:hAnsi="Times New Roman" w:cs="Times New Roman"/>
         </w:rPr>
       </w:pPr>
-      <w:ins w:id="35" w:author="Em Lim" w:date="2023-03-22T22:33:00Z">
-        <w:r>
-          <w:rPr>
-            <w:rFonts w:ascii="Times New Roman" w:hAnsi="Times New Roman" w:cs="Times New Roman"/>
-          </w:rPr>
-          <w:t>Couldn’t quantify amount of nutrient provisioning</w:t>
-        </w:r>
-      </w:ins>
+      <w:r>
+        <w:rPr>
+          <w:rFonts w:ascii="Times New Roman" w:hAnsi="Times New Roman" w:cs="Times New Roman"/>
+        </w:rPr>
+        <w:t>Couldn’t quantify amount of nutrient provisioning</w:t>
+      </w:r>
     </w:p>
     <w:p>
       <w:pPr>
@@ -28366,18 +28282,15 @@
         </w:numPr>
         <w:spacing w:line="360" w:lineRule="auto"/>
         <w:rPr>
-          <w:ins w:id="36" w:author="Em Lim" w:date="2023-03-22T22:33:00Z"/>
           <w:rFonts w:ascii="Times New Roman" w:hAnsi="Times New Roman" w:cs="Times New Roman"/>
         </w:rPr>
       </w:pPr>
-      <w:ins w:id="37" w:author="Em Lim" w:date="2023-03-27T13:57:00Z">
-        <w:r>
-          <w:rPr>
-            <w:rFonts w:ascii="Times New Roman" w:hAnsi="Times New Roman" w:cs="Times New Roman"/>
-          </w:rPr>
-          <w:t>Suggestions: quantify nutrient provisioning and background nutrient levels!</w:t>
-        </w:r>
-      </w:ins>
+      <w:r>
+        <w:rPr>
+          <w:rFonts w:ascii="Times New Roman" w:hAnsi="Times New Roman" w:cs="Times New Roman"/>
+        </w:rPr>
+        <w:t>Suggestions: quantify nutrient provisioning and background nutrient levels!</w:t>
+      </w:r>
     </w:p>
     <w:p>
       <w:pPr>
@@ -28388,18 +28301,15 @@
         </w:numPr>
         <w:spacing w:line="360" w:lineRule="auto"/>
         <w:rPr>
-          <w:ins w:id="38" w:author="Em Lim" w:date="2023-03-22T21:40:00Z"/>
           <w:rFonts w:ascii="Times New Roman" w:hAnsi="Times New Roman" w:cs="Times New Roman"/>
         </w:rPr>
       </w:pPr>
-      <w:ins w:id="39" w:author="Em Lim" w:date="2023-03-22T21:40:00Z">
-        <w:r>
-          <w:rPr>
-            <w:rFonts w:ascii="Times New Roman" w:hAnsi="Times New Roman" w:cs="Times New Roman"/>
-          </w:rPr>
-          <w:t>Why we found what we did</w:t>
-        </w:r>
-      </w:ins>
+      <w:r>
+        <w:rPr>
+          <w:rFonts w:ascii="Times New Roman" w:hAnsi="Times New Roman" w:cs="Times New Roman"/>
+        </w:rPr>
+        <w:t>Why we found what we did</w:t>
+      </w:r>
     </w:p>
     <w:p>
       <w:pPr>
@@ -28413,36 +28323,32 @@
           <w:rFonts w:ascii="Times New Roman" w:hAnsi="Times New Roman" w:cs="Times New Roman"/>
         </w:rPr>
       </w:pPr>
-      <w:ins w:id="40" w:author="Em Lim" w:date="2023-03-22T21:40:00Z">
-        <w:r>
-          <w:rPr>
-            <w:rFonts w:ascii="Times New Roman" w:hAnsi="Times New Roman" w:cs="Times New Roman"/>
-          </w:rPr>
-          <w:t xml:space="preserve">Species from nutrient rich places might be better able to </w:t>
-        </w:r>
-      </w:ins>
-      <w:ins w:id="41" w:author="Em Lim" w:date="2023-03-22T21:41:00Z">
-        <w:r>
-          <w:rPr>
-            <w:rFonts w:ascii="Times New Roman" w:hAnsi="Times New Roman" w:cs="Times New Roman"/>
-          </w:rPr>
-          <w:t>uptake and utilize nutrient additions (</w:t>
-        </w:r>
-        <w:proofErr w:type="spellStart"/>
-        <w:r>
-          <w:rPr>
-            <w:rFonts w:ascii="Times New Roman" w:hAnsi="Times New Roman" w:cs="Times New Roman"/>
-          </w:rPr>
-          <w:t>Zalamea</w:t>
-        </w:r>
-        <w:proofErr w:type="spellEnd"/>
-        <w:r>
-          <w:rPr>
-            <w:rFonts w:ascii="Times New Roman" w:hAnsi="Times New Roman" w:cs="Times New Roman"/>
-          </w:rPr>
-          <w:t xml:space="preserve"> et al 2016)</w:t>
-        </w:r>
-      </w:ins>
+      <w:r>
+        <w:rPr>
+          <w:rFonts w:ascii="Times New Roman" w:hAnsi="Times New Roman" w:cs="Times New Roman"/>
+        </w:rPr>
+        <w:t xml:space="preserve">Species from nutrient rich places might be better able to </w:t>
+      </w:r>
+      <w:r>
+        <w:rPr>
+          <w:rFonts w:ascii="Times New Roman" w:hAnsi="Times New Roman" w:cs="Times New Roman"/>
+        </w:rPr>
+        <w:t>uptake and utilize nutrient additions (</w:t>
+      </w:r>
+      <w:proofErr w:type="spellStart"/>
+      <w:r>
+        <w:rPr>
+          <w:rFonts w:ascii="Times New Roman" w:hAnsi="Times New Roman" w:cs="Times New Roman"/>
+        </w:rPr>
+        <w:t>Zalamea</w:t>
+      </w:r>
+      <w:proofErr w:type="spellEnd"/>
+      <w:r>
+        <w:rPr>
+          <w:rFonts w:ascii="Times New Roman" w:hAnsi="Times New Roman" w:cs="Times New Roman"/>
+        </w:rPr>
+        <w:t xml:space="preserve"> et al 2016)</w:t>
+      </w:r>
     </w:p>
     <w:p>
       <w:pPr>
@@ -28453,26 +28359,21 @@
         </w:numPr>
         <w:spacing w:line="360" w:lineRule="auto"/>
         <w:rPr>
-          <w:ins w:id="42" w:author="Em Lim" w:date="2023-03-22T22:28:00Z"/>
           <w:rFonts w:ascii="Times New Roman" w:hAnsi="Times New Roman" w:cs="Times New Roman"/>
         </w:rPr>
       </w:pPr>
-      <w:ins w:id="43" w:author="Em Lim" w:date="2023-03-22T22:27:00Z">
-        <w:r>
-          <w:rPr>
-            <w:rFonts w:ascii="Times New Roman" w:hAnsi="Times New Roman" w:cs="Times New Roman"/>
-          </w:rPr>
-          <w:t xml:space="preserve">Finer scale </w:t>
-        </w:r>
-      </w:ins>
-      <w:ins w:id="44" w:author="Em Lim" w:date="2023-03-22T22:28:00Z">
-        <w:r>
-          <w:rPr>
-            <w:rFonts w:ascii="Times New Roman" w:hAnsi="Times New Roman" w:cs="Times New Roman"/>
-          </w:rPr>
-          <w:t>variation than conventional wisdom thought</w:t>
-        </w:r>
-      </w:ins>
+      <w:r>
+        <w:rPr>
+          <w:rFonts w:ascii="Times New Roman" w:hAnsi="Times New Roman" w:cs="Times New Roman"/>
+        </w:rPr>
+        <w:t xml:space="preserve">Finer scale </w:t>
+      </w:r>
+      <w:r>
+        <w:rPr>
+          <w:rFonts w:ascii="Times New Roman" w:hAnsi="Times New Roman" w:cs="Times New Roman"/>
+        </w:rPr>
+        <w:t>variation than conventional wisdom thought</w:t>
+      </w:r>
     </w:p>
     <w:p>
       <w:pPr>
@@ -28483,89 +28384,34 @@
         </w:numPr>
         <w:spacing w:line="360" w:lineRule="auto"/>
         <w:rPr>
-          <w:ins w:id="45" w:author="Em Lim" w:date="2023-03-22T21:39:00Z"/>
-          <w:rFonts w:ascii="Times New Roman" w:hAnsi="Times New Roman" w:cs="Times New Roman"/>
-        </w:rPr>
-        <w:pPrChange w:id="46" w:author="Em Lim" w:date="2023-03-22T22:28:00Z">
-          <w:pPr>
-            <w:pStyle w:val="ListParagraph"/>
-            <w:numPr>
-              <w:numId w:val="5"/>
-            </w:numPr>
-            <w:spacing w:line="360" w:lineRule="auto"/>
-            <w:ind w:hanging="360"/>
-          </w:pPr>
-        </w:pPrChange>
+          <w:rFonts w:ascii="Times New Roman" w:hAnsi="Times New Roman" w:cs="Times New Roman"/>
+        </w:rPr>
       </w:pPr>
-      <w:ins w:id="47" w:author="Em Lim" w:date="2023-03-22T22:28:00Z">
-        <w:r>
-          <w:rPr>
-            <w:rFonts w:ascii="Times New Roman" w:hAnsi="Times New Roman" w:cs="Times New Roman"/>
-          </w:rPr>
-          <w:t>Tidepools, temporal variation causes prov</w:t>
-        </w:r>
-      </w:ins>
-      <w:ins w:id="48" w:author="Em Lim" w:date="2023-03-22T22:29:00Z">
-        <w:r>
-          <w:rPr>
-            <w:rFonts w:ascii="Times New Roman" w:hAnsi="Times New Roman" w:cs="Times New Roman"/>
-          </w:rPr>
-          <w:t>isioning vs need mismatches</w:t>
-        </w:r>
-      </w:ins>
-      <w:ins w:id="49" w:author="Em Lim" w:date="2023-03-22T22:30:00Z">
-        <w:r>
-          <w:rPr>
-            <w:rFonts w:ascii="Times New Roman" w:hAnsi="Times New Roman" w:cs="Times New Roman"/>
-          </w:rPr>
-          <w:t xml:space="preserve">, </w:t>
-        </w:r>
-        <w:proofErr w:type="spellStart"/>
-        <w:r>
-          <w:rPr>
-            <w:rFonts w:ascii="Times New Roman" w:hAnsi="Times New Roman" w:cs="Times New Roman"/>
-          </w:rPr>
-          <w:t>etc</w:t>
-        </w:r>
-      </w:ins>
-      <w:proofErr w:type="spellEnd"/>
-    </w:p>
-    <w:p>
-      <w:pPr>
-        <w:pStyle w:val="ListParagraph"/>
-        <w:numPr>
-          <w:ilvl w:val="0"/>
-          <w:numId w:val="5"/>
-        </w:numPr>
-        <w:spacing w:line="360" w:lineRule="auto"/>
-        <w:rPr>
-          <w:ins w:id="50" w:author="Em Lim" w:date="2023-03-22T22:33:00Z"/>
-          <w:rFonts w:ascii="Times New Roman" w:hAnsi="Times New Roman" w:cs="Times New Roman"/>
-        </w:rPr>
-      </w:pPr>
-      <w:ins w:id="51" w:author="Em Lim" w:date="2023-03-22T21:39:00Z">
-        <w:r>
-          <w:rPr>
-            <w:rFonts w:ascii="Times New Roman" w:hAnsi="Times New Roman" w:cs="Times New Roman"/>
-          </w:rPr>
-          <w:t>Why conventional wisdom might be</w:t>
-        </w:r>
-      </w:ins>
-      <w:ins w:id="52" w:author="Em Lim" w:date="2023-03-22T21:40:00Z">
-        <w:r>
-          <w:rPr>
-            <w:rFonts w:ascii="Times New Roman" w:hAnsi="Times New Roman" w:cs="Times New Roman"/>
-          </w:rPr>
-          <w:t xml:space="preserve"> right-</w:t>
-        </w:r>
-        <w:proofErr w:type="spellStart"/>
-        <w:r>
-          <w:rPr>
-            <w:rFonts w:ascii="Times New Roman" w:hAnsi="Times New Roman" w:cs="Times New Roman"/>
-          </w:rPr>
-          <w:t>ish</w:t>
-        </w:r>
-      </w:ins>
+      <w:r>
+        <w:rPr>
+          <w:rFonts w:ascii="Times New Roman" w:hAnsi="Times New Roman" w:cs="Times New Roman"/>
+        </w:rPr>
+        <w:t>Tidepools, temporal variation causes prov</w:t>
+      </w:r>
+      <w:r>
+        <w:rPr>
+          <w:rFonts w:ascii="Times New Roman" w:hAnsi="Times New Roman" w:cs="Times New Roman"/>
+        </w:rPr>
+        <w:t>isioning vs need mismatches</w:t>
+      </w:r>
+      <w:r>
+        <w:rPr>
+          <w:rFonts w:ascii="Times New Roman" w:hAnsi="Times New Roman" w:cs="Times New Roman"/>
+        </w:rPr>
+        <w:t xml:space="preserve">, </w:t>
+      </w:r>
+      <w:proofErr w:type="spellStart"/>
+      <w:r>
+        <w:rPr>
+          <w:rFonts w:ascii="Times New Roman" w:hAnsi="Times New Roman" w:cs="Times New Roman"/>
+        </w:rPr>
+        <w:t>etc</w:t>
+      </w:r>
       <w:proofErr w:type="spellEnd"/>
     </w:p>
     <w:p>
@@ -28577,62 +28423,48 @@
         </w:numPr>
         <w:spacing w:line="360" w:lineRule="auto"/>
         <w:rPr>
-          <w:ins w:id="53" w:author="Em Lim" w:date="2023-03-22T22:33:00Z"/>
-          <w:rFonts w:ascii="Times New Roman" w:hAnsi="Times New Roman" w:cs="Times New Roman"/>
-        </w:rPr>
-        <w:pPrChange w:id="54" w:author="Em Lim" w:date="2023-03-22T22:33:00Z">
-          <w:pPr>
-            <w:pStyle w:val="ListParagraph"/>
-            <w:numPr>
-              <w:numId w:val="5"/>
-            </w:numPr>
-            <w:spacing w:line="360" w:lineRule="auto"/>
-            <w:ind w:hanging="360"/>
-          </w:pPr>
-        </w:pPrChange>
+          <w:rFonts w:ascii="Times New Roman" w:hAnsi="Times New Roman" w:cs="Times New Roman"/>
+        </w:rPr>
       </w:pPr>
-      <w:ins w:id="55" w:author="Em Lim" w:date="2023-03-22T21:40:00Z">
-        <w:r>
-          <w:rPr>
-            <w:rFonts w:ascii="Times New Roman" w:hAnsi="Times New Roman" w:cs="Times New Roman"/>
-          </w:rPr>
-          <w:t xml:space="preserve">cite </w:t>
-        </w:r>
-        <w:proofErr w:type="spellStart"/>
-        <w:r>
-          <w:rPr>
-            <w:rFonts w:ascii="Times New Roman" w:hAnsi="Times New Roman" w:cs="Times New Roman"/>
-          </w:rPr>
-          <w:t>Vitousek</w:t>
-        </w:r>
-        <w:proofErr w:type="spellEnd"/>
-        <w:r>
-          <w:rPr>
-            <w:rFonts w:ascii="Times New Roman" w:hAnsi="Times New Roman" w:cs="Times New Roman"/>
-          </w:rPr>
-          <w:t xml:space="preserve"> et al. (2010)</w:t>
-        </w:r>
-        <w:r>
-          <w:rPr>
-            <w:rFonts w:ascii="Times New Roman" w:hAnsi="Times New Roman" w:cs="Times New Roman"/>
-          </w:rPr>
-          <w:t xml:space="preserve"> who distinguished between limiting nutrients (adding = growth) and ultimate </w:t>
-        </w:r>
-        <w:proofErr w:type="spellStart"/>
-        <w:r>
-          <w:rPr>
-            <w:rFonts w:ascii="Times New Roman" w:hAnsi="Times New Roman" w:cs="Times New Roman"/>
-          </w:rPr>
-          <w:t>nutients</w:t>
-        </w:r>
-        <w:proofErr w:type="spellEnd"/>
-        <w:r>
-          <w:rPr>
-            <w:rFonts w:ascii="Times New Roman" w:hAnsi="Times New Roman" w:cs="Times New Roman"/>
-          </w:rPr>
-          <w:t xml:space="preserve"> (adding transforms environments)</w:t>
-        </w:r>
-      </w:ins>
+      <w:r>
+        <w:rPr>
+          <w:rFonts w:ascii="Times New Roman" w:hAnsi="Times New Roman" w:cs="Times New Roman"/>
+        </w:rPr>
+        <w:t>Maybe nutrients are important in temperate regions!</w:t>
+      </w:r>
+    </w:p>
+    <w:p>
+      <w:pPr>
+        <w:pStyle w:val="ListParagraph"/>
+        <w:numPr>
+          <w:ilvl w:val="0"/>
+          <w:numId w:val="5"/>
+        </w:numPr>
+        <w:spacing w:line="360" w:lineRule="auto"/>
+        <w:rPr>
+          <w:rFonts w:ascii="Times New Roman" w:hAnsi="Times New Roman" w:cs="Times New Roman"/>
+        </w:rPr>
+      </w:pPr>
+      <w:r>
+        <w:rPr>
+          <w:rFonts w:ascii="Times New Roman" w:hAnsi="Times New Roman" w:cs="Times New Roman"/>
+        </w:rPr>
+        <w:t>Why conventional wisdom might be</w:t>
+      </w:r>
+      <w:r>
+        <w:rPr>
+          <w:rFonts w:ascii="Times New Roman" w:hAnsi="Times New Roman" w:cs="Times New Roman"/>
+        </w:rPr>
+        <w:t xml:space="preserve"> right-</w:t>
+      </w:r>
+      <w:proofErr w:type="spellStart"/>
+      <w:r>
+        <w:rPr>
+          <w:rFonts w:ascii="Times New Roman" w:hAnsi="Times New Roman" w:cs="Times New Roman"/>
+        </w:rPr>
+        <w:t>ish</w:t>
+      </w:r>
+      <w:proofErr w:type="spellEnd"/>
     </w:p>
     <w:p>
       <w:pPr>
@@ -28643,36 +28475,74 @@
         </w:numPr>
         <w:spacing w:line="360" w:lineRule="auto"/>
         <w:rPr>
-          <w:ins w:id="56" w:author="Em Lim" w:date="2023-03-22T21:40:00Z"/>
-          <w:rFonts w:ascii="Times New Roman" w:hAnsi="Times New Roman" w:cs="Times New Roman"/>
-        </w:rPr>
-        <w:pPrChange w:id="57" w:author="Em Lim" w:date="2023-03-22T22:33:00Z">
-          <w:pPr>
-            <w:pStyle w:val="ListParagraph"/>
-            <w:numPr>
-              <w:numId w:val="5"/>
-            </w:numPr>
-            <w:spacing w:line="360" w:lineRule="auto"/>
-            <w:ind w:hanging="360"/>
-          </w:pPr>
-        </w:pPrChange>
+          <w:rFonts w:ascii="Times New Roman" w:hAnsi="Times New Roman" w:cs="Times New Roman"/>
+        </w:rPr>
       </w:pPr>
-      <w:ins w:id="58" w:author="Em Lim" w:date="2023-03-22T22:33:00Z">
-        <w:r>
-          <w:rPr>
-            <w:rFonts w:ascii="Times New Roman" w:hAnsi="Times New Roman" w:cs="Times New Roman"/>
-          </w:rPr>
-          <w:t>Maybe we don’t see lar</w:t>
-        </w:r>
-      </w:ins>
-      <w:ins w:id="59" w:author="Em Lim" w:date="2023-03-22T22:34:00Z">
-        <w:r>
-          <w:rPr>
-            <w:rFonts w:ascii="Times New Roman" w:hAnsi="Times New Roman" w:cs="Times New Roman"/>
-          </w:rPr>
-          <w:t>ger effect sizes in tropical places, but without animal pee in tropics there would be no ecosystems. In temperate areas they’d probably still survive on nitrates? But maybe not…</w:t>
-        </w:r>
-      </w:ins>
+      <w:r>
+        <w:rPr>
+          <w:rFonts w:ascii="Times New Roman" w:hAnsi="Times New Roman" w:cs="Times New Roman"/>
+        </w:rPr>
+        <w:t xml:space="preserve">cite </w:t>
+      </w:r>
+      <w:proofErr w:type="spellStart"/>
+      <w:r>
+        <w:rPr>
+          <w:rFonts w:ascii="Times New Roman" w:hAnsi="Times New Roman" w:cs="Times New Roman"/>
+        </w:rPr>
+        <w:t>Vitousek</w:t>
+      </w:r>
+      <w:proofErr w:type="spellEnd"/>
+      <w:r>
+        <w:rPr>
+          <w:rFonts w:ascii="Times New Roman" w:hAnsi="Times New Roman" w:cs="Times New Roman"/>
+        </w:rPr>
+        <w:t xml:space="preserve"> et al. (2010)</w:t>
+      </w:r>
+      <w:r>
+        <w:rPr>
+          <w:rFonts w:ascii="Times New Roman" w:hAnsi="Times New Roman" w:cs="Times New Roman"/>
+        </w:rPr>
+        <w:t xml:space="preserve"> who distinguished between limiting nutrients (adding = growth) and ultimate </w:t>
+      </w:r>
+      <w:proofErr w:type="spellStart"/>
+      <w:r>
+        <w:rPr>
+          <w:rFonts w:ascii="Times New Roman" w:hAnsi="Times New Roman" w:cs="Times New Roman"/>
+        </w:rPr>
+        <w:t>nutients</w:t>
+      </w:r>
+      <w:proofErr w:type="spellEnd"/>
+      <w:r>
+        <w:rPr>
+          <w:rFonts w:ascii="Times New Roman" w:hAnsi="Times New Roman" w:cs="Times New Roman"/>
+        </w:rPr>
+        <w:t xml:space="preserve"> (adding transforms environments)</w:t>
+      </w:r>
+    </w:p>
+    <w:p>
+      <w:pPr>
+        <w:pStyle w:val="ListParagraph"/>
+        <w:numPr>
+          <w:ilvl w:val="1"/>
+          <w:numId w:val="5"/>
+        </w:numPr>
+        <w:spacing w:line="360" w:lineRule="auto"/>
+        <w:rPr>
+          <w:rFonts w:ascii="Times New Roman" w:hAnsi="Times New Roman" w:cs="Times New Roman"/>
+        </w:rPr>
+      </w:pPr>
+      <w:r>
+        <w:rPr>
+          <w:rFonts w:ascii="Times New Roman" w:hAnsi="Times New Roman" w:cs="Times New Roman"/>
+        </w:rPr>
+        <w:t>Maybe we don’t see lar</w:t>
+      </w:r>
+      <w:r>
+        <w:rPr>
+          <w:rFonts w:ascii="Times New Roman" w:hAnsi="Times New Roman" w:cs="Times New Roman"/>
+        </w:rPr>
+        <w:t>ger effect sizes in tropical places, but without animal pee in tropics there would be no ecosystems. In temperate areas they’d probably still survive on nitrates? But maybe not…</w:t>
+      </w:r>
     </w:p>
     <w:p>
       <w:pPr>
@@ -28683,27 +28553,21 @@
         </w:numPr>
         <w:spacing w:line="360" w:lineRule="auto"/>
         <w:rPr>
-          <w:ins w:id="60" w:author="Em Lim" w:date="2023-03-22T22:34:00Z"/>
           <w:rFonts w:ascii="Times New Roman" w:hAnsi="Times New Roman" w:cs="Times New Roman"/>
         </w:rPr>
       </w:pPr>
-      <w:ins w:id="61" w:author="Em Lim" w:date="2023-03-22T22:34:00Z">
-        <w:r>
-          <w:rPr>
-            <w:rFonts w:ascii="Times New Roman" w:hAnsi="Times New Roman" w:cs="Times New Roman"/>
-          </w:rPr>
-          <w:t>Conclusions</w:t>
-        </w:r>
-      </w:ins>
+      <w:r>
+        <w:rPr>
+          <w:rFonts w:ascii="Times New Roman" w:hAnsi="Times New Roman" w:cs="Times New Roman"/>
+        </w:rPr>
+        <w:t>Conclusions</w:t>
+      </w:r>
     </w:p>
     <w:p>
       <w:pPr>
         <w:spacing w:line="360" w:lineRule="auto"/>
         <w:rPr>
           <w:rFonts w:ascii="Times New Roman" w:hAnsi="Times New Roman" w:cs="Times New Roman"/>
-          <w:rPrChange w:id="62" w:author="Em Lim" w:date="2023-03-22T22:34:00Z">
-            <w:rPr/>
-          </w:rPrChange>
         </w:rPr>
       </w:pPr>
     </w:p>
@@ -28713,22 +28577,12 @@
         <w:rPr>
           <w:rFonts w:ascii="Times New Roman" w:hAnsi="Times New Roman" w:cs="Times New Roman"/>
           <w:b/>
-          <w:rPrChange w:id="63" w:author="Em Lim" w:date="2023-03-22T22:34:00Z">
-            <w:rPr>
-              <w:rFonts w:ascii="Times New Roman" w:hAnsi="Times New Roman" w:cs="Times New Roman"/>
-            </w:rPr>
-          </w:rPrChange>
         </w:rPr>
       </w:pPr>
       <w:r>
         <w:rPr>
           <w:rFonts w:ascii="Times New Roman" w:hAnsi="Times New Roman" w:cs="Times New Roman"/>
           <w:b/>
-          <w:rPrChange w:id="64" w:author="Em Lim" w:date="2023-03-22T22:34:00Z">
-            <w:rPr>
-              <w:rFonts w:ascii="Times New Roman" w:hAnsi="Times New Roman" w:cs="Times New Roman"/>
-            </w:rPr>
-          </w:rPrChange>
         </w:rPr>
         <w:t>SUPPLEMENT</w:t>
       </w:r>
@@ -29654,7 +29508,7 @@
 
 <file path=word/comments.xml><?xml version="1.0" encoding="utf-8"?>
 <w:comments xmlns:wpc="http://schemas.microsoft.com/office/word/2010/wordprocessingCanvas" xmlns:cx="http://schemas.microsoft.com/office/drawing/2014/chartex" xmlns:cx1="http://schemas.microsoft.com/office/drawing/2015/9/8/chartex" xmlns:cx2="http://schemas.microsoft.com/office/drawing/2015/10/21/chartex" xmlns:cx3="http://schemas.microsoft.com/office/drawing/2016/5/9/chartex" xmlns:cx4="http://schemas.microsoft.com/office/drawing/2016/5/10/chartex" xmlns:cx5="http://schemas.microsoft.com/office/drawing/2016/5/11/chartex" xmlns:cx6="http://schemas.microsoft.com/office/drawing/2016/5/12/chartex" xmlns:cx7="http://schemas.microsoft.com/office/drawing/2016/5/13/chartex" xmlns:cx8="http://schemas.microsoft.com/office/drawing/2016/5/14/chartex" xmlns:mc="http://schemas.openxmlformats.org/markup-compatibility/2006" xmlns:aink="http://schemas.microsoft.com/office/drawing/2016/ink" xmlns:am3d="http://schemas.microsoft.com/office/drawing/2017/model3d" xmlns:o="urn:schemas-microsoft-com:office:office" xmlns:r="http://schemas.openxmlformats.org/officeDocument/2006/relationships" xmlns:m="http://schemas.openxmlformats.org/officeDocument/2006/math" xmlns:v="urn:schemas-microsoft-com:vml" xmlns:wp14="http://schemas.microsoft.com/office/word/2010/wordprocessingDrawing" xmlns:wp="http://schemas.openxmlformats.org/drawingml/2006/wordprocessingDrawing" xmlns:w10="urn:schemas-microsoft-com:office:word" xmlns:w="http://schemas.openxmlformats.org/wordprocessingml/2006/main" xmlns:w14="http://schemas.microsoft.com/office/word/2010/wordml" xmlns:w15="http://schemas.microsoft.com/office/word/2012/wordml" xmlns:w16cid="http://schemas.microsoft.com/office/word/2016/wordml/cid" xmlns:w16se="http://schemas.microsoft.com/office/word/2015/wordml/symex" xmlns:wpg="http://schemas.microsoft.com/office/word/2010/wordprocessingGroup" xmlns:wpi="http://schemas.microsoft.com/office/word/2010/wordprocessingInk" xmlns:wne="http://schemas.microsoft.com/office/word/2006/wordml" xmlns:wps="http://schemas.microsoft.com/office/word/2010/wordprocessingShape" mc:Ignorable="w14 w15 w16se w16cid wp14">
-  <w:comment w:id="3" w:author="Isabelle Cote" w:date="2023-02-23T13:32:00Z" w:initials="IC">
+  <w:comment w:id="4" w:author="Isabelle Cote" w:date="2023-02-23T13:32:00Z" w:initials="IC">
     <w:p>
       <w:pPr>
         <w:pStyle w:val="CommentText"/>
@@ -29687,7 +29541,7 @@
       </w:r>
     </w:p>
   </w:comment>
-  <w:comment w:id="4" w:author="Em Lim" w:date="2022-12-07T09:53:00Z" w:initials="EL">
+  <w:comment w:id="5" w:author="Em Lim" w:date="2022-12-07T09:53:00Z" w:initials="EL">
     <w:p>
       <w:pPr>
         <w:pStyle w:val="CommentText"/>
@@ -29703,7 +29557,7 @@
       </w:r>
     </w:p>
   </w:comment>
-  <w:comment w:id="5" w:author="Isabelle Cote" w:date="2023-02-23T14:11:00Z" w:initials="IC">
+  <w:comment w:id="6" w:author="Isabelle Cote" w:date="2023-02-23T14:11:00Z" w:initials="IC">
     <w:p>
       <w:pPr>
         <w:pStyle w:val="CommentText"/>
@@ -29719,7 +29573,7 @@
       </w:r>
     </w:p>
   </w:comment>
-  <w:comment w:id="6" w:author="Em Lim" w:date="2023-03-15T17:00:00Z" w:initials="EL">
+  <w:comment w:id="7" w:author="Em Lim" w:date="2023-03-15T17:00:00Z" w:initials="EL">
     <w:p>
       <w:pPr>
         <w:pStyle w:val="CommentText"/>
@@ -29743,7 +29597,7 @@
       </w:r>
     </w:p>
   </w:comment>
-  <w:comment w:id="12" w:author="Em Lim" w:date="2023-03-22T22:25:00Z" w:initials="EL">
+  <w:comment w:id="13" w:author="Em Lim" w:date="2023-03-22T22:25:00Z" w:initials="EL">
     <w:p>
       <w:pPr>
         <w:pStyle w:val="CommentText"/>
@@ -29759,7 +29613,7 @@
       </w:r>
     </w:p>
   </w:comment>
-  <w:comment w:id="13" w:author="Em Lim" w:date="2023-03-02T14:54:00Z" w:initials="EL">
+  <w:comment w:id="14" w:author="Em Lim" w:date="2023-03-02T14:54:00Z" w:initials="EL">
     <w:p>
       <w:pPr>
         <w:pStyle w:val="CommentText"/>
@@ -29786,22 +29640,6 @@
         <w:t>experiemnt</w:t>
       </w:r>
       <w:proofErr w:type="spellEnd"/>
-    </w:p>
-  </w:comment>
-  <w:comment w:id="14" w:author="Em Lim" w:date="2023-03-30T15:55:00Z" w:initials="EL">
-    <w:p>
-      <w:pPr>
-        <w:pStyle w:val="CommentText"/>
-      </w:pPr>
-      <w:r>
-        <w:rPr>
-          <w:rStyle w:val="CommentReference"/>
-        </w:rPr>
-        <w:annotationRef/>
-      </w:r>
-      <w:r>
-        <w:t>Not updated</w:t>
-      </w:r>
     </w:p>
   </w:comment>
   <w:comment w:id="15" w:author="Em Lim" w:date="2023-03-30T15:55:00Z" w:initials="EL">
@@ -29821,6 +29659,22 @@
     </w:p>
   </w:comment>
   <w:comment w:id="16" w:author="Em Lim" w:date="2023-03-30T15:55:00Z" w:initials="EL">
+    <w:p>
+      <w:pPr>
+        <w:pStyle w:val="CommentText"/>
+      </w:pPr>
+      <w:r>
+        <w:rPr>
+          <w:rStyle w:val="CommentReference"/>
+        </w:rPr>
+        <w:annotationRef/>
+      </w:r>
+      <w:r>
+        <w:t>Not updated</w:t>
+      </w:r>
+    </w:p>
+  </w:comment>
+  <w:comment w:id="17" w:author="Em Lim" w:date="2023-03-30T15:55:00Z" w:initials="EL">
     <w:p>
       <w:pPr>
         <w:pStyle w:val="CommentText"/>
@@ -31412,7 +31266,7 @@
 </file>
 
 <file path=customXml/itemProps1.xml><?xml version="1.0" encoding="utf-8"?>
-<ds:datastoreItem xmlns:ds="http://schemas.openxmlformats.org/officeDocument/2006/customXml" ds:itemID="{9FD2179B-AE7A-264B-B2E1-42BF5B43452B}">
+<ds:datastoreItem xmlns:ds="http://schemas.openxmlformats.org/officeDocument/2006/customXml" ds:itemID="{4C7FD207-9EF3-0B47-9CD6-717254D98F9B}">
   <ds:schemaRefs>
     <ds:schemaRef ds:uri="http://schemas.openxmlformats.org/officeDocument/2006/bibliography"/>
   </ds:schemaRefs>

--- a/Publication docs/Lim_meta_analysis IMC_EGL.docx
+++ b/Publication docs/Lim_meta_analysis IMC_EGL.docx
@@ -16,7 +16,6 @@
         <w:spacing w:line="360" w:lineRule="auto"/>
         <w:jc w:val="center"/>
         <w:rPr>
-          <w:ins w:id="0" w:author="Isabelle Cote" w:date="2023-02-23T12:57:00Z"/>
           <w:rFonts w:ascii="Times New Roman" w:hAnsi="Times New Roman" w:cs="Times New Roman"/>
           <w:b/>
           <w:bCs/>
@@ -30,7 +29,7 @@
           <w:bCs/>
           <w:lang w:val="en-CA"/>
         </w:rPr>
-        <w:t>Global meta-analysis of c</w:t>
+        <w:t>Consumer</w:t>
       </w:r>
       <w:r>
         <w:rPr>
@@ -39,7 +38,7 @@
           <w:bCs/>
           <w:lang w:val="en-CA"/>
         </w:rPr>
-        <w:t>onsumer</w:t>
+        <w:t>-mediated nutrient cycling</w:t>
       </w:r>
       <w:r>
         <w:rPr>
@@ -48,71 +47,8 @@
           <w:bCs/>
           <w:lang w:val="en-CA"/>
         </w:rPr>
-        <w:t>-mediated nutrient cycling</w:t>
-      </w:r>
-      <w:r>
-        <w:rPr>
-          <w:rFonts w:ascii="Times New Roman" w:hAnsi="Times New Roman" w:cs="Times New Roman"/>
-          <w:b/>
-          <w:bCs/>
-          <w:lang w:val="en-CA"/>
-        </w:rPr>
         <w:t xml:space="preserve"> across latitudes</w:t>
       </w:r>
-    </w:p>
-    <w:p>
-      <w:pPr>
-        <w:spacing w:line="360" w:lineRule="auto"/>
-        <w:jc w:val="center"/>
-        <w:rPr>
-          <w:ins w:id="1" w:author="Isabelle Cote" w:date="2023-02-23T12:57:00Z"/>
-          <w:rFonts w:ascii="Times New Roman" w:hAnsi="Times New Roman" w:cs="Times New Roman"/>
-          <w:b/>
-          <w:bCs/>
-          <w:lang w:val="en-CA"/>
-        </w:rPr>
-      </w:pPr>
-    </w:p>
-    <w:p>
-      <w:pPr>
-        <w:spacing w:line="360" w:lineRule="auto"/>
-        <w:jc w:val="center"/>
-        <w:rPr>
-          <w:rFonts w:ascii="Times New Roman" w:hAnsi="Times New Roman" w:cs="Times New Roman"/>
-          <w:b/>
-          <w:bCs/>
-          <w:lang w:val="en-CA"/>
-        </w:rPr>
-      </w:pPr>
-      <w:ins w:id="2" w:author="Isabelle Cote" w:date="2023-02-23T12:57:00Z">
-        <w:r>
-          <w:rPr>
-            <w:rFonts w:ascii="Times New Roman" w:hAnsi="Times New Roman" w:cs="Times New Roman"/>
-            <w:b/>
-            <w:bCs/>
-            <w:lang w:val="en-CA"/>
-          </w:rPr>
-          <w:t>Alt: Consumer</w:t>
-        </w:r>
-        <w:r>
-          <w:rPr>
-            <w:rFonts w:ascii="Times New Roman" w:hAnsi="Times New Roman" w:cs="Times New Roman"/>
-            <w:b/>
-            <w:bCs/>
-            <w:lang w:val="en-CA"/>
-          </w:rPr>
-          <w:t>-mediated nutrient cycling</w:t>
-        </w:r>
-        <w:r>
-          <w:rPr>
-            <w:rFonts w:ascii="Times New Roman" w:hAnsi="Times New Roman" w:cs="Times New Roman"/>
-            <w:b/>
-            <w:bCs/>
-            <w:lang w:val="en-CA"/>
-          </w:rPr>
-          <w:t xml:space="preserve"> across latitudes</w:t>
-        </w:r>
-      </w:ins>
     </w:p>
     <w:p>
       <w:pPr>
@@ -136,19 +72,11 @@
           <w:vertAlign w:val="superscript"/>
         </w:rPr>
       </w:pPr>
-      <w:proofErr w:type="spellStart"/>
-      <w:r>
-        <w:rPr>
-          <w:rFonts w:ascii="Times New Roman" w:hAnsi="Times New Roman" w:cs="Times New Roman"/>
-        </w:rPr>
-        <w:t>Em</w:t>
-      </w:r>
-      <w:proofErr w:type="spellEnd"/>
-      <w:r>
-        <w:rPr>
-          <w:rFonts w:ascii="Times New Roman" w:hAnsi="Times New Roman" w:cs="Times New Roman"/>
-        </w:rPr>
-        <w:t xml:space="preserve"> G Lim</w:t>
+      <w:r>
+        <w:rPr>
+          <w:rFonts w:ascii="Times New Roman" w:hAnsi="Times New Roman" w:cs="Times New Roman"/>
+        </w:rPr>
+        <w:t>Em G Lim</w:t>
       </w:r>
       <w:r>
         <w:rPr>
@@ -249,39 +177,7 @@
           <w:rFonts w:ascii="Times New Roman" w:hAnsi="Times New Roman" w:cs="Times New Roman"/>
           <w:lang w:val="en-CA"/>
         </w:rPr>
-        <w:t xml:space="preserve">Corresponding author: </w:t>
-      </w:r>
-      <w:proofErr w:type="spellStart"/>
-      <w:r>
-        <w:rPr>
-          <w:rFonts w:ascii="Times New Roman" w:hAnsi="Times New Roman" w:cs="Times New Roman"/>
-          <w:lang w:val="en-CA"/>
-        </w:rPr>
-        <w:t>Em</w:t>
-      </w:r>
-      <w:proofErr w:type="spellEnd"/>
-      <w:r>
-        <w:rPr>
-          <w:rFonts w:ascii="Times New Roman" w:hAnsi="Times New Roman" w:cs="Times New Roman"/>
-          <w:lang w:val="en-CA"/>
-        </w:rPr>
-        <w:t xml:space="preserve"> Lim (</w:t>
-      </w:r>
-      <w:proofErr w:type="spellStart"/>
-      <w:r>
-        <w:rPr>
-          <w:rFonts w:ascii="Times New Roman" w:hAnsi="Times New Roman" w:cs="Times New Roman"/>
-          <w:lang w:val="en-CA"/>
-        </w:rPr>
-        <w:t>ORCiD</w:t>
-      </w:r>
-      <w:proofErr w:type="spellEnd"/>
-      <w:r>
-        <w:rPr>
-          <w:rFonts w:ascii="Times New Roman" w:hAnsi="Times New Roman" w:cs="Times New Roman"/>
-          <w:lang w:val="en-CA"/>
-        </w:rPr>
-        <w:t xml:space="preserve">: </w:t>
+        <w:t xml:space="preserve">Corresponding author: Em Lim (ORCiD: </w:t>
       </w:r>
       <w:r>
         <w:rPr>
@@ -330,8 +226,6 @@
         </w:rPr>
         <w:t>Abstract</w:t>
       </w:r>
-      <w:bookmarkStart w:id="3" w:name="_GoBack"/>
-      <w:bookmarkEnd w:id="3"/>
     </w:p>
     <w:p>
       <w:pPr>
@@ -592,23 +486,7 @@
           <w:rFonts w:ascii="Times New Roman" w:hAnsi="Times New Roman" w:cs="Times New Roman"/>
           <w:lang w:val="en-CA"/>
         </w:rPr>
-        <w:t xml:space="preserve">We identified 41 suitable studies, from which we calculated effect sizes as response ratios of productivity of provisioned vs </w:t>
-      </w:r>
-      <w:proofErr w:type="spellStart"/>
-      <w:r>
-        <w:rPr>
-          <w:rFonts w:ascii="Times New Roman" w:hAnsi="Times New Roman" w:cs="Times New Roman"/>
-          <w:lang w:val="en-CA"/>
-        </w:rPr>
-        <w:t>unprovisioned</w:t>
-      </w:r>
-      <w:proofErr w:type="spellEnd"/>
-      <w:r>
-        <w:rPr>
-          <w:rFonts w:ascii="Times New Roman" w:hAnsi="Times New Roman" w:cs="Times New Roman"/>
-          <w:lang w:val="en-CA"/>
-        </w:rPr>
-        <w:t xml:space="preserve"> systems. </w:t>
+        <w:t xml:space="preserve">We identified 41 suitable studies, from which we calculated effect sizes as response ratios of productivity of provisioned vs unprovisioned systems. </w:t>
       </w:r>
       <w:r>
         <w:rPr>
@@ -1313,7 +1191,7 @@
         </w:rPr>
         <w:t xml:space="preserve">; phosphorus enrichment famously causes algae blooms in lakes, while nitrogen fails to produce a similar bloom when added in isolation </w:t>
       </w:r>
-      <w:commentRangeStart w:id="4"/>
+      <w:commentRangeStart w:id="0"/>
       <w:r>
         <w:rPr>
           <w:rFonts w:ascii="Times New Roman" w:hAnsi="Times New Roman" w:cs="Times New Roman"/>
@@ -1350,12 +1228,12 @@
         </w:rPr>
         <w:fldChar w:fldCharType="end"/>
       </w:r>
-      <w:commentRangeEnd w:id="4"/>
+      <w:commentRangeEnd w:id="0"/>
       <w:r>
         <w:rPr>
           <w:rStyle w:val="CommentReference"/>
         </w:rPr>
-        <w:commentReference w:id="4"/>
+        <w:commentReference w:id="0"/>
       </w:r>
       <w:r>
         <w:rPr>
@@ -1475,15 +1353,7 @@
           <w:rFonts w:ascii="Times New Roman" w:hAnsi="Times New Roman" w:cs="Times New Roman"/>
           <w:lang w:val="en-CA"/>
         </w:rPr>
-        <w:t xml:space="preserve"> </w:t>
-      </w:r>
-      <w:r>
-        <w:rPr>
-          <w:rFonts w:ascii="Times New Roman" w:hAnsi="Times New Roman" w:cs="Times New Roman"/>
-          <w:lang w:val="en-CA"/>
-        </w:rPr>
-        <w:lastRenderedPageBreak/>
-        <w:t xml:space="preserve">produces the largest increase in primary productivity across systems </w:t>
+        <w:t xml:space="preserve"> produces the largest increase in primary productivity across systems </w:t>
       </w:r>
       <w:r>
         <w:rPr>
@@ -1595,6 +1465,7 @@
           <w:rFonts w:ascii="Times New Roman" w:hAnsi="Times New Roman" w:cs="Times New Roman"/>
           <w:lang w:val="en-CA"/>
         </w:rPr>
+        <w:lastRenderedPageBreak/>
         <w:t xml:space="preserve">Although consumers are often assumed to mediate primary productivity through “top-down” </w:t>
       </w:r>
       <w:r>
@@ -2916,7 +2787,7 @@
         </w:rPr>
         <w:t>s</w:t>
       </w:r>
-      <w:commentRangeStart w:id="5"/>
+      <w:commentRangeStart w:id="1"/>
       <w:r>
         <w:rPr>
           <w:rFonts w:ascii="Times New Roman" w:hAnsi="Times New Roman" w:cs="Times New Roman"/>
@@ -2925,12 +2796,12 @@
         </w:rPr>
         <w:t xml:space="preserve">ome </w:t>
       </w:r>
-      <w:commentRangeEnd w:id="5"/>
+      <w:commentRangeEnd w:id="1"/>
       <w:r>
         <w:rPr>
           <w:rStyle w:val="CommentReference"/>
         </w:rPr>
-        <w:commentReference w:id="5"/>
+        <w:commentReference w:id="1"/>
       </w:r>
       <w:r>
         <w:rPr>
@@ -3071,14 +2942,7 @@
         <w:rPr>
           <w:rFonts w:ascii="Times New Roman" w:hAnsi="Times New Roman" w:cs="Times New Roman"/>
         </w:rPr>
-        <w:t xml:space="preserve">(Phillips and Hurd, </w:t>
-      </w:r>
-      <w:r>
-        <w:rPr>
-          <w:rFonts w:ascii="Times New Roman" w:hAnsi="Times New Roman" w:cs="Times New Roman"/>
-        </w:rPr>
-        <w:lastRenderedPageBreak/>
-        <w:t>2004)</w:t>
+        <w:t>(Phillips and Hurd, 2004)</w:t>
       </w:r>
       <w:r>
         <w:rPr>
@@ -3265,6 +3129,7 @@
           <w:rFonts w:ascii="Times New Roman" w:hAnsi="Times New Roman" w:cs="Times New Roman"/>
           <w:lang w:val="en-CA"/>
         </w:rPr>
+        <w:lastRenderedPageBreak/>
         <w:t>Consequently</w:t>
       </w:r>
       <w:r>
@@ -3401,7 +3266,7 @@
         </w:rPr>
         <w:t xml:space="preserve"> external nutrient </w:t>
       </w:r>
-      <w:commentRangeStart w:id="6"/>
+      <w:commentRangeStart w:id="2"/>
       <w:r>
         <w:rPr>
           <w:rFonts w:ascii="Times New Roman" w:hAnsi="Times New Roman" w:cs="Times New Roman"/>
@@ -3409,12 +3274,12 @@
         </w:rPr>
         <w:t>input</w:t>
       </w:r>
-      <w:commentRangeEnd w:id="6"/>
+      <w:commentRangeEnd w:id="2"/>
       <w:r>
         <w:rPr>
           <w:rStyle w:val="CommentReference"/>
         </w:rPr>
-        <w:commentReference w:id="6"/>
+        <w:commentReference w:id="2"/>
       </w:r>
       <w:r>
         <w:rPr>
@@ -4435,7 +4300,6 @@
           <w:u w:val="single"/>
           <w:lang w:val="en-CA"/>
         </w:rPr>
-        <w:lastRenderedPageBreak/>
         <w:t>Methods</w:t>
       </w:r>
     </w:p>
@@ -4479,6 +4343,7 @@
           <w:rFonts w:ascii="Times New Roman" w:hAnsi="Times New Roman" w:cs="Times New Roman"/>
           <w:lang w:val="en-CA"/>
         </w:rPr>
+        <w:lastRenderedPageBreak/>
         <w:t>We</w:t>
       </w:r>
       <w:r>
@@ -4917,35 +4782,19 @@
         </w:rPr>
         <w:t xml:space="preserve">(using </w:t>
       </w:r>
-      <w:proofErr w:type="spellStart"/>
       <w:proofErr w:type="gramStart"/>
       <w:r>
         <w:rPr>
           <w:rFonts w:ascii="Times New Roman" w:hAnsi="Times New Roman" w:cs="Times New Roman"/>
         </w:rPr>
-        <w:t>revtools</w:t>
-      </w:r>
-      <w:proofErr w:type="spellEnd"/>
-      <w:r>
-        <w:rPr>
-          <w:rFonts w:ascii="Times New Roman" w:hAnsi="Times New Roman" w:cs="Times New Roman"/>
-        </w:rPr>
-        <w:t>::</w:t>
-      </w:r>
-      <w:proofErr w:type="spellStart"/>
+        <w:t>revtools::</w:t>
+      </w:r>
       <w:proofErr w:type="gramEnd"/>
       <w:r>
         <w:rPr>
           <w:rFonts w:ascii="Times New Roman" w:hAnsi="Times New Roman" w:cs="Times New Roman"/>
         </w:rPr>
-        <w:t>find_duplicates</w:t>
-      </w:r>
-      <w:proofErr w:type="spellEnd"/>
-      <w:r>
-        <w:rPr>
-          <w:rFonts w:ascii="Times New Roman" w:hAnsi="Times New Roman" w:cs="Times New Roman"/>
-        </w:rPr>
-        <w:t xml:space="preserve">() in R), </w:t>
+        <w:t xml:space="preserve">find_duplicates() in R), </w:t>
       </w:r>
       <w:r>
         <w:rPr>
@@ -5139,7 +4988,7 @@
         </w:rPr>
         <w:t xml:space="preserve"> in terms of </w:t>
       </w:r>
-      <w:commentRangeStart w:id="7"/>
+      <w:commentRangeStart w:id="3"/>
       <w:r>
         <w:rPr>
           <w:rFonts w:ascii="Times New Roman" w:hAnsi="Times New Roman" w:cs="Times New Roman"/>
@@ -5152,30 +5001,21 @@
           <w:rFonts w:ascii="Times New Roman" w:hAnsi="Times New Roman" w:cs="Times New Roman"/>
           <w:highlight w:val="yellow"/>
         </w:rPr>
-        <w:t xml:space="preserve">, </w:t>
-      </w:r>
-      <w:proofErr w:type="spellStart"/>
+        <w:t>, etc</w:t>
+      </w:r>
       <w:r>
         <w:rPr>
           <w:rFonts w:ascii="Times New Roman" w:hAnsi="Times New Roman" w:cs="Times New Roman"/>
           <w:highlight w:val="yellow"/>
         </w:rPr>
-        <w:t>etc</w:t>
-      </w:r>
-      <w:proofErr w:type="spellEnd"/>
-      <w:r>
-        <w:rPr>
-          <w:rFonts w:ascii="Times New Roman" w:hAnsi="Times New Roman" w:cs="Times New Roman"/>
-          <w:highlight w:val="yellow"/>
-        </w:rPr>
         <w:t xml:space="preserve"> </w:t>
       </w:r>
-      <w:commentRangeEnd w:id="7"/>
+      <w:commentRangeEnd w:id="3"/>
       <w:r>
         <w:rPr>
           <w:rStyle w:val="CommentReference"/>
         </w:rPr>
-        <w:commentReference w:id="7"/>
+        <w:commentReference w:id="3"/>
       </w:r>
       <w:r>
         <w:rPr>
@@ -5193,14 +5033,14 @@
         <w:rPr>
           <w:rFonts w:ascii="Times New Roman" w:hAnsi="Times New Roman" w:cs="Times New Roman"/>
         </w:rPr>
-        <w:t xml:space="preserve"> We </w:t>
+        <w:t xml:space="preserve"> We first scanned all titles and abstracts of publications to determine if the articles met our criteria. </w:t>
       </w:r>
       <w:r>
         <w:rPr>
           <w:rFonts w:ascii="Times New Roman" w:hAnsi="Times New Roman" w:cs="Times New Roman"/>
         </w:rPr>
         <w:lastRenderedPageBreak/>
-        <w:t xml:space="preserve">first scanned all titles and abstracts of publications to determine if the articles met our criteria. Next, we combined the screening of the full texts with data extraction. If the publication met all criteria we </w:t>
+        <w:t xml:space="preserve">Next, we combined the screening of the full texts with data extraction. If the publication met all criteria we </w:t>
       </w:r>
       <w:r>
         <w:rPr>
@@ -5287,21 +5127,7 @@
         <w:rPr>
           <w:rFonts w:ascii="Times New Roman" w:hAnsi="Times New Roman" w:cs="Times New Roman"/>
         </w:rPr>
-        <w:t xml:space="preserve"> mean, standard deviation, and sample size for both the </w:t>
-      </w:r>
-      <w:proofErr w:type="spellStart"/>
-      <w:r>
-        <w:rPr>
-          <w:rFonts w:ascii="Times New Roman" w:hAnsi="Times New Roman" w:cs="Times New Roman"/>
-        </w:rPr>
-        <w:t>unprovisioned</w:t>
-      </w:r>
-      <w:proofErr w:type="spellEnd"/>
-      <w:r>
-        <w:rPr>
-          <w:rFonts w:ascii="Times New Roman" w:hAnsi="Times New Roman" w:cs="Times New Roman"/>
-        </w:rPr>
-        <w:t xml:space="preserve"> control and the provisioned treatment</w:t>
+        <w:t xml:space="preserve"> mean, standard deviation, and sample size for both the unprovisioned control and the provisioned treatment</w:t>
       </w:r>
       <w:r>
         <w:rPr>
@@ -5385,21 +5211,7 @@
         <w:rPr>
           <w:rFonts w:ascii="Times New Roman" w:hAnsi="Times New Roman" w:cs="Times New Roman"/>
         </w:rPr>
-        <w:t xml:space="preserve">When instantaneous measurements (e.g. oxygen production) were made at multiple time points we included all time points. When data were only available in graph form, we used the program </w:t>
-      </w:r>
-      <w:proofErr w:type="spellStart"/>
-      <w:r>
-        <w:rPr>
-          <w:rFonts w:ascii="Times New Roman" w:hAnsi="Times New Roman" w:cs="Times New Roman"/>
-        </w:rPr>
-        <w:t>WebPlotDigitizer</w:t>
-      </w:r>
-      <w:proofErr w:type="spellEnd"/>
-      <w:r>
-        <w:rPr>
-          <w:rFonts w:ascii="Times New Roman" w:hAnsi="Times New Roman" w:cs="Times New Roman"/>
-        </w:rPr>
-        <w:t xml:space="preserve"> </w:t>
+        <w:t xml:space="preserve">When instantaneous measurements (e.g. oxygen production) were made at multiple time points we included all time points. When data were only available in graph form, we used the program WebPlotDigitizer </w:t>
       </w:r>
       <w:r>
         <w:rPr>
@@ -5739,14 +5551,14 @@
         <w:rPr>
           <w:rFonts w:ascii="Times New Roman" w:hAnsi="Times New Roman" w:cs="Times New Roman"/>
         </w:rPr>
-        <w:t xml:space="preserve">We also recorded the </w:t>
+        <w:t xml:space="preserve">We also recorded the author’s characterization of the nutrient availability at their study site and ensured the proxy sites </w:t>
       </w:r>
       <w:r>
         <w:rPr>
           <w:rFonts w:ascii="Times New Roman" w:hAnsi="Times New Roman" w:cs="Times New Roman"/>
         </w:rPr>
         <w:lastRenderedPageBreak/>
-        <w:t xml:space="preserve">author’s characterization of the nutrient availability at their study site and ensured the proxy sites chosen matched these descriptions. </w:t>
+        <w:t xml:space="preserve">chosen matched these descriptions. </w:t>
       </w:r>
       <w:r>
         <w:rPr>
@@ -6008,35 +5820,19 @@
         </w:rPr>
         <w:t xml:space="preserve">using the R function </w:t>
       </w:r>
-      <w:proofErr w:type="spellStart"/>
       <w:proofErr w:type="gramStart"/>
       <w:r>
         <w:rPr>
           <w:rFonts w:ascii="Times New Roman" w:hAnsi="Times New Roman" w:cs="Times New Roman"/>
         </w:rPr>
-        <w:t>metafor</w:t>
-      </w:r>
-      <w:proofErr w:type="spellEnd"/>
-      <w:r>
-        <w:rPr>
-          <w:rFonts w:ascii="Times New Roman" w:hAnsi="Times New Roman" w:cs="Times New Roman"/>
-        </w:rPr>
-        <w:t>::</w:t>
-      </w:r>
-      <w:proofErr w:type="spellStart"/>
+        <w:t>metafor::</w:t>
+      </w:r>
       <w:proofErr w:type="gramEnd"/>
       <w:r>
         <w:rPr>
           <w:rFonts w:ascii="Times New Roman" w:hAnsi="Times New Roman" w:cs="Times New Roman"/>
         </w:rPr>
-        <w:t>escalc</w:t>
-      </w:r>
-      <w:proofErr w:type="spellEnd"/>
-      <w:r>
-        <w:rPr>
-          <w:rFonts w:ascii="Times New Roman" w:hAnsi="Times New Roman" w:cs="Times New Roman"/>
-        </w:rPr>
-        <w:t>, which computes effect size as the log of the treatment</w:t>
+        <w:t>escalc, which computes effect size as the log of the treatment</w:t>
       </w:r>
       <w:r>
         <w:rPr>
@@ -6081,20 +5877,12 @@
         </w:rPr>
         <w:t>metaphor::</w:t>
       </w:r>
-      <w:proofErr w:type="spellStart"/>
       <w:proofErr w:type="gramEnd"/>
       <w:r>
         <w:rPr>
           <w:rFonts w:ascii="Times New Roman" w:hAnsi="Times New Roman" w:cs="Times New Roman"/>
         </w:rPr>
-        <w:t>vif</w:t>
-      </w:r>
-      <w:proofErr w:type="spellEnd"/>
-      <w:r>
-        <w:rPr>
-          <w:rFonts w:ascii="Times New Roman" w:hAnsi="Times New Roman" w:cs="Times New Roman"/>
-        </w:rPr>
-        <w:t xml:space="preserve">), with VIF values of </w:t>
+        <w:t xml:space="preserve">vif), with VIF values of </w:t>
       </w:r>
       <w:r>
         <w:rPr>
@@ -6112,43 +5900,49 @@
         <w:rPr>
           <w:rFonts w:ascii="Times New Roman" w:hAnsi="Times New Roman" w:cs="Times New Roman"/>
         </w:rPr>
+        <w:t>4</w:t>
+      </w:r>
+      <w:r>
+        <w:rPr>
+          <w:rFonts w:ascii="Times New Roman" w:hAnsi="Times New Roman" w:cs="Times New Roman"/>
+        </w:rPr>
+        <w:t xml:space="preserve">, </w:t>
+      </w:r>
+      <w:r>
+        <w:rPr>
+          <w:rFonts w:ascii="Times New Roman" w:hAnsi="Times New Roman" w:cs="Times New Roman"/>
+        </w:rPr>
+        <w:t>4.8</w:t>
+      </w:r>
+      <w:r>
+        <w:rPr>
+          <w:rFonts w:ascii="Times New Roman" w:hAnsi="Times New Roman" w:cs="Times New Roman"/>
+        </w:rPr>
+        <w:t>0</w:t>
+      </w:r>
+      <w:r>
+        <w:rPr>
+          <w:rFonts w:ascii="Times New Roman" w:hAnsi="Times New Roman" w:cs="Times New Roman"/>
+        </w:rPr>
+        <w:t xml:space="preserve">, and </w:t>
+      </w:r>
+      <w:r>
+        <w:rPr>
+          <w:rFonts w:ascii="Times New Roman" w:hAnsi="Times New Roman" w:cs="Times New Roman"/>
+        </w:rPr>
+        <w:t>3.</w:t>
+      </w:r>
+      <w:r>
+        <w:rPr>
+          <w:rFonts w:ascii="Times New Roman" w:hAnsi="Times New Roman" w:cs="Times New Roman"/>
+        </w:rPr>
+        <w:t>7</w:t>
+      </w:r>
+      <w:r>
+        <w:rPr>
+          <w:rFonts w:ascii="Times New Roman" w:hAnsi="Times New Roman" w:cs="Times New Roman"/>
+        </w:rPr>
         <w:t>3</w:t>
-      </w:r>
-      <w:r>
-        <w:rPr>
-          <w:rFonts w:ascii="Times New Roman" w:hAnsi="Times New Roman" w:cs="Times New Roman"/>
-        </w:rPr>
-        <w:t xml:space="preserve">, </w:t>
-      </w:r>
-      <w:r>
-        <w:rPr>
-          <w:rFonts w:ascii="Times New Roman" w:hAnsi="Times New Roman" w:cs="Times New Roman"/>
-        </w:rPr>
-        <w:t>4.8</w:t>
-      </w:r>
-      <w:r>
-        <w:rPr>
-          <w:rFonts w:ascii="Times New Roman" w:hAnsi="Times New Roman" w:cs="Times New Roman"/>
-        </w:rPr>
-        <w:t>0</w:t>
-      </w:r>
-      <w:r>
-        <w:rPr>
-          <w:rFonts w:ascii="Times New Roman" w:hAnsi="Times New Roman" w:cs="Times New Roman"/>
-        </w:rPr>
-        <w:t xml:space="preserve">, and </w:t>
-      </w:r>
-      <w:r>
-        <w:rPr>
-          <w:rFonts w:ascii="Times New Roman" w:hAnsi="Times New Roman" w:cs="Times New Roman"/>
-        </w:rPr>
-        <w:t>3.</w:t>
-      </w:r>
-      <w:r>
-        <w:rPr>
-          <w:rFonts w:ascii="Times New Roman" w:hAnsi="Times New Roman" w:cs="Times New Roman"/>
-        </w:rPr>
-        <w:t>72</w:t>
       </w:r>
       <w:r>
         <w:rPr>
@@ -6252,20 +6046,12 @@
         </w:rPr>
         <w:t xml:space="preserve"> (</w:t>
       </w:r>
-      <w:proofErr w:type="spellStart"/>
       <w:proofErr w:type="gramStart"/>
       <w:r>
         <w:rPr>
           <w:rFonts w:ascii="Times New Roman" w:hAnsi="Times New Roman" w:cs="Times New Roman"/>
         </w:rPr>
-        <w:t>metafor</w:t>
-      </w:r>
-      <w:proofErr w:type="spellEnd"/>
-      <w:r>
-        <w:rPr>
-          <w:rFonts w:ascii="Times New Roman" w:hAnsi="Times New Roman" w:cs="Times New Roman"/>
-        </w:rPr>
-        <w:t>::</w:t>
+        <w:t>metafor::</w:t>
       </w:r>
       <w:proofErr w:type="gramEnd"/>
       <w:r>
@@ -6326,68 +6112,68 @@
         <w:rPr>
           <w:rFonts w:ascii="Times New Roman" w:hAnsi="Times New Roman" w:cs="Times New Roman"/>
         </w:rPr>
-        <w:t xml:space="preserve">) and </w:t>
+        <w:t>) and both categorical moderators (</w:t>
+      </w:r>
+      <w:r>
+        <w:rPr>
+          <w:rFonts w:ascii="Times New Roman" w:hAnsi="Times New Roman" w:cs="Times New Roman"/>
+        </w:rPr>
+        <w:t>experimental design</w:t>
+      </w:r>
+      <w:r>
+        <w:rPr>
+          <w:rFonts w:ascii="Times New Roman" w:hAnsi="Times New Roman" w:cs="Times New Roman"/>
+        </w:rPr>
+        <w:t xml:space="preserve"> and</w:t>
+      </w:r>
+      <w:r>
+        <w:rPr>
+          <w:rFonts w:ascii="Times New Roman" w:hAnsi="Times New Roman" w:cs="Times New Roman"/>
+        </w:rPr>
+        <w:t xml:space="preserve"> </w:t>
+      </w:r>
+      <w:r>
+        <w:rPr>
+          <w:rFonts w:ascii="Times New Roman" w:hAnsi="Times New Roman" w:cs="Times New Roman"/>
+        </w:rPr>
+        <w:t xml:space="preserve">primary producer </w:t>
+      </w:r>
+      <w:r>
+        <w:rPr>
+          <w:rFonts w:ascii="Times New Roman" w:hAnsi="Times New Roman" w:cs="Times New Roman"/>
+        </w:rPr>
+        <w:t>taxa</w:t>
+      </w:r>
+      <w:r>
+        <w:rPr>
+          <w:rFonts w:ascii="Times New Roman" w:hAnsi="Times New Roman" w:cs="Times New Roman"/>
+        </w:rPr>
+        <w:t xml:space="preserve">) </w:t>
+      </w:r>
+      <w:r>
+        <w:rPr>
+          <w:rFonts w:ascii="Times New Roman" w:hAnsi="Times New Roman" w:cs="Times New Roman"/>
+        </w:rPr>
+        <w:t>and</w:t>
+      </w:r>
+      <w:r>
+        <w:rPr>
+          <w:rFonts w:ascii="Times New Roman" w:hAnsi="Times New Roman" w:cs="Times New Roman"/>
+        </w:rPr>
+        <w:t xml:space="preserve"> </w:t>
+      </w:r>
+      <w:r>
+        <w:rPr>
+          <w:rFonts w:ascii="Times New Roman" w:hAnsi="Times New Roman" w:cs="Times New Roman"/>
+        </w:rPr>
+        <w:t xml:space="preserve">a random </w:t>
       </w:r>
       <w:r>
         <w:rPr>
           <w:rFonts w:ascii="Times New Roman" w:hAnsi="Times New Roman" w:cs="Times New Roman"/>
         </w:rPr>
         <w:lastRenderedPageBreak/>
-        <w:t>both categorical moderators (</w:t>
-      </w:r>
-      <w:r>
-        <w:rPr>
-          <w:rFonts w:ascii="Times New Roman" w:hAnsi="Times New Roman" w:cs="Times New Roman"/>
-        </w:rPr>
-        <w:t>experimental design</w:t>
-      </w:r>
-      <w:r>
-        <w:rPr>
-          <w:rFonts w:ascii="Times New Roman" w:hAnsi="Times New Roman" w:cs="Times New Roman"/>
-        </w:rPr>
-        <w:t xml:space="preserve"> and</w:t>
-      </w:r>
-      <w:r>
-        <w:rPr>
-          <w:rFonts w:ascii="Times New Roman" w:hAnsi="Times New Roman" w:cs="Times New Roman"/>
-        </w:rPr>
-        <w:t xml:space="preserve"> </w:t>
-      </w:r>
-      <w:r>
-        <w:rPr>
-          <w:rFonts w:ascii="Times New Roman" w:hAnsi="Times New Roman" w:cs="Times New Roman"/>
-        </w:rPr>
-        <w:t xml:space="preserve">primary producer </w:t>
-      </w:r>
-      <w:r>
-        <w:rPr>
-          <w:rFonts w:ascii="Times New Roman" w:hAnsi="Times New Roman" w:cs="Times New Roman"/>
-        </w:rPr>
-        <w:t>taxa</w:t>
-      </w:r>
-      <w:r>
-        <w:rPr>
-          <w:rFonts w:ascii="Times New Roman" w:hAnsi="Times New Roman" w:cs="Times New Roman"/>
-        </w:rPr>
-        <w:t xml:space="preserve">) </w:t>
-      </w:r>
-      <w:r>
-        <w:rPr>
-          <w:rFonts w:ascii="Times New Roman" w:hAnsi="Times New Roman" w:cs="Times New Roman"/>
-        </w:rPr>
-        <w:t>and</w:t>
-      </w:r>
-      <w:r>
-        <w:rPr>
-          <w:rFonts w:ascii="Times New Roman" w:hAnsi="Times New Roman" w:cs="Times New Roman"/>
-        </w:rPr>
-        <w:t xml:space="preserve"> </w:t>
-      </w:r>
-      <w:r>
-        <w:rPr>
-          <w:rFonts w:ascii="Times New Roman" w:hAnsi="Times New Roman" w:cs="Times New Roman"/>
-        </w:rPr>
-        <w:t xml:space="preserve">a random effect of individual effect size nested within </w:t>
+        <w:t xml:space="preserve">effect of individual effect size nested within </w:t>
       </w:r>
       <w:r>
         <w:rPr>
@@ -6401,19 +6187,11 @@
         </w:rPr>
         <w:t>random = ~ 1 | paper /</w:t>
       </w:r>
-      <w:proofErr w:type="spellStart"/>
-      <w:r>
-        <w:rPr>
-          <w:rFonts w:ascii="Times New Roman" w:hAnsi="Times New Roman" w:cs="Times New Roman"/>
-        </w:rPr>
-        <w:t>individual_effect_size</w:t>
-      </w:r>
-      <w:proofErr w:type="spellEnd"/>
-      <w:r>
-        <w:rPr>
-          <w:rFonts w:ascii="Times New Roman" w:hAnsi="Times New Roman" w:cs="Times New Roman"/>
-        </w:rPr>
-        <w:t>)</w:t>
+      <w:r>
+        <w:rPr>
+          <w:rFonts w:ascii="Times New Roman" w:hAnsi="Times New Roman" w:cs="Times New Roman"/>
+        </w:rPr>
+        <w:t>individual_effect_size)</w:t>
       </w:r>
       <w:r>
         <w:rPr>
@@ -6686,7 +6464,7 @@
       <w:pPr>
         <w:spacing w:line="360" w:lineRule="auto"/>
         <w:rPr>
-          <w:ins w:id="8" w:author="Em Lim" w:date="2023-03-23T11:22:00Z"/>
+          <w:ins w:id="4" w:author="Em Lim" w:date="2023-03-23T11:22:00Z"/>
           <w:rFonts w:ascii="Times New Roman" w:hAnsi="Times New Roman" w:cs="Times New Roman"/>
         </w:rPr>
       </w:pPr>
@@ -6925,10 +6703,10 @@
         </w:rPr>
         <w:lastRenderedPageBreak/>
         <w:drawing>
-          <wp:inline distT="0" distB="0" distL="0" distR="0" wp14:anchorId="4807C9B3" wp14:editId="6DD1B204">
-            <wp:extent cx="5943600" cy="3465195"/>
-            <wp:effectExtent l="0" t="0" r="0" b="1905"/>
-            <wp:docPr id="4" name="Picture 4"/>
+          <wp:inline distT="0" distB="0" distL="0" distR="0" wp14:anchorId="1097DD5C" wp14:editId="706EBF5B">
+            <wp:extent cx="5943600" cy="3504565"/>
+            <wp:effectExtent l="0" t="0" r="0" b="635"/>
+            <wp:docPr id="13" name="Picture 13"/>
             <wp:cNvGraphicFramePr>
               <a:graphicFrameLocks xmlns:a="http://schemas.openxmlformats.org/drawingml/2006/main" noChangeAspect="1"/>
             </wp:cNvGraphicFramePr>
@@ -6936,7 +6714,7 @@
               <a:graphicData uri="http://schemas.openxmlformats.org/drawingml/2006/picture">
                 <pic:pic xmlns:pic="http://schemas.openxmlformats.org/drawingml/2006/picture">
                   <pic:nvPicPr>
-                    <pic:cNvPr id="4" name="Screen Shot 2023-02-15 at 5.15.46 PM.png"/>
+                    <pic:cNvPr id="13" name="Screen Shot 2023-03-31 at 10.31.56 PM.png"/>
                     <pic:cNvPicPr/>
                   </pic:nvPicPr>
                   <pic:blipFill>
@@ -6954,7 +6732,7 @@
                   <pic:spPr>
                     <a:xfrm>
                       <a:off x="0" y="0"/>
-                      <a:ext cx="5943600" cy="3465195"/>
+                      <a:ext cx="5943600" cy="3504565"/>
                     </a:xfrm>
                     <a:prstGeom prst="rect">
                       <a:avLst/>
@@ -6971,17 +6749,30 @@
       <w:pPr>
         <w:spacing w:line="360" w:lineRule="auto"/>
         <w:rPr>
-          <w:ins w:id="9" w:author="Em Lim" w:date="2023-03-22T22:30:00Z"/>
           <w:rFonts w:ascii="Times New Roman" w:hAnsi="Times New Roman" w:cs="Times New Roman"/>
         </w:rPr>
       </w:pPr>
-      <w:r>
-        <w:rPr>
-          <w:rFonts w:ascii="Times New Roman" w:hAnsi="Times New Roman" w:cs="Times New Roman"/>
-        </w:rPr>
-        <w:t xml:space="preserve">Fig. S1. Funnel plot for the model including background nutrients. </w:t>
-      </w:r>
-      <w:ins w:id="10" w:author="Isabelle Cote" w:date="2023-02-23T15:37:00Z">
+      <w:commentRangeStart w:id="5"/>
+      <w:r>
+        <w:rPr>
+          <w:rFonts w:ascii="Times New Roman" w:hAnsi="Times New Roman" w:cs="Times New Roman"/>
+        </w:rPr>
+        <w:t>Fig. S1</w:t>
+      </w:r>
+      <w:commentRangeEnd w:id="5"/>
+      <w:r>
+        <w:rPr>
+          <w:rStyle w:val="CommentReference"/>
+        </w:rPr>
+        <w:commentReference w:id="5"/>
+      </w:r>
+      <w:r>
+        <w:rPr>
+          <w:rFonts w:ascii="Times New Roman" w:hAnsi="Times New Roman" w:cs="Times New Roman"/>
+        </w:rPr>
+        <w:t xml:space="preserve">. Funnel plot for the model including background nutrients. </w:t>
+      </w:r>
+      <w:ins w:id="6" w:author="Isabelle Cote" w:date="2023-02-23T15:37:00Z">
         <w:r>
           <w:rPr>
             <w:rFonts w:ascii="Times New Roman" w:hAnsi="Times New Roman" w:cs="Times New Roman"/>
@@ -6989,7 +6780,7 @@
           <w:t>What is residual value here? Effect size??</w:t>
         </w:r>
       </w:ins>
-      <w:ins w:id="11" w:author="Isabelle Cote" w:date="2023-02-23T15:45:00Z">
+      <w:ins w:id="7" w:author="Isabelle Cote" w:date="2023-02-23T15:45:00Z">
         <w:r>
           <w:rPr>
             <w:rFonts w:ascii="Times New Roman" w:hAnsi="Times New Roman" w:cs="Times New Roman"/>
@@ -7003,6 +6794,7 @@
         <w:spacing w:line="360" w:lineRule="auto"/>
         <w:rPr>
           <w:rFonts w:ascii="Times New Roman" w:hAnsi="Times New Roman" w:cs="Times New Roman"/>
+          <w:u w:val="single"/>
         </w:rPr>
       </w:pPr>
     </w:p>
@@ -7014,33 +6806,24 @@
           <w:u w:val="single"/>
         </w:rPr>
       </w:pPr>
+      <w:r>
+        <w:rPr>
+          <w:rFonts w:ascii="Times New Roman" w:hAnsi="Times New Roman" w:cs="Times New Roman"/>
+          <w:u w:val="single"/>
+        </w:rPr>
+        <w:t>Results</w:t>
+      </w:r>
     </w:p>
     <w:p>
       <w:pPr>
         <w:spacing w:line="360" w:lineRule="auto"/>
         <w:rPr>
           <w:rFonts w:ascii="Times New Roman" w:hAnsi="Times New Roman" w:cs="Times New Roman"/>
-          <w:u w:val="single"/>
         </w:rPr>
       </w:pPr>
       <w:r>
         <w:rPr>
           <w:rFonts w:ascii="Times New Roman" w:hAnsi="Times New Roman" w:cs="Times New Roman"/>
-          <w:u w:val="single"/>
-        </w:rPr>
-        <w:t>Results</w:t>
-      </w:r>
-    </w:p>
-    <w:p>
-      <w:pPr>
-        <w:spacing w:line="360" w:lineRule="auto"/>
-        <w:rPr>
-          <w:rFonts w:ascii="Times New Roman" w:hAnsi="Times New Roman" w:cs="Times New Roman"/>
-        </w:rPr>
-      </w:pPr>
-      <w:r>
-        <w:rPr>
-          <w:rFonts w:ascii="Times New Roman" w:hAnsi="Times New Roman" w:cs="Times New Roman"/>
         </w:rPr>
         <w:t xml:space="preserve">Our systematic literature review </w:t>
       </w:r>
@@ -7157,7 +6940,19 @@
         <w:rPr>
           <w:rFonts w:ascii="Times New Roman" w:hAnsi="Times New Roman" w:cs="Times New Roman"/>
         </w:rPr>
-        <w:t xml:space="preserve"> coral as </w:t>
+        <w:t xml:space="preserve"> </w:t>
+      </w:r>
+      <w:r>
+        <w:rPr>
+          <w:rFonts w:ascii="Times New Roman" w:hAnsi="Times New Roman" w:cs="Times New Roman"/>
+        </w:rPr>
+        <w:t>symbiotic cnidarians</w:t>
+      </w:r>
+      <w:r>
+        <w:rPr>
+          <w:rFonts w:ascii="Times New Roman" w:hAnsi="Times New Roman" w:cs="Times New Roman"/>
+        </w:rPr>
+        <w:t xml:space="preserve"> as </w:t>
       </w:r>
       <w:r>
         <w:rPr>
@@ -7315,6 +7110,12 @@
         <w:rPr>
           <w:rFonts w:ascii="Times New Roman" w:hAnsi="Times New Roman" w:cs="Times New Roman"/>
         </w:rPr>
+        <w:t xml:space="preserve">growth, </w:t>
+      </w:r>
+      <w:r>
+        <w:rPr>
+          <w:rFonts w:ascii="Times New Roman" w:hAnsi="Times New Roman" w:cs="Times New Roman"/>
+        </w:rPr>
         <w:t>density, percent cover, biomass, photosynthesis (</w:t>
       </w:r>
       <w:r>
@@ -7330,19 +7131,11 @@
         </w:rPr>
         <w:t xml:space="preserve">). </w:t>
       </w:r>
-      <w:proofErr w:type="spellStart"/>
-      <w:r>
-        <w:rPr>
-          <w:rFonts w:ascii="Times New Roman" w:hAnsi="Times New Roman" w:cs="Times New Roman"/>
-        </w:rPr>
-        <w:t>Unstocked</w:t>
-      </w:r>
-      <w:proofErr w:type="spellEnd"/>
-      <w:r>
-        <w:rPr>
-          <w:rFonts w:ascii="Times New Roman" w:hAnsi="Times New Roman" w:cs="Times New Roman"/>
-        </w:rPr>
-        <w:t xml:space="preserve"> field experiments </w:t>
+      <w:r>
+        <w:rPr>
+          <w:rFonts w:ascii="Times New Roman" w:hAnsi="Times New Roman" w:cs="Times New Roman"/>
+        </w:rPr>
+        <w:t xml:space="preserve">Unstocked field experiments </w:t>
       </w:r>
       <w:r>
         <w:rPr>
@@ -7350,19 +7143,11 @@
         </w:rPr>
         <w:t>(</w:t>
       </w:r>
-      <w:proofErr w:type="spellStart"/>
-      <w:r>
-        <w:rPr>
-          <w:rFonts w:ascii="Times New Roman" w:hAnsi="Times New Roman" w:cs="Times New Roman"/>
-        </w:rPr>
-        <w:t>i.e</w:t>
-      </w:r>
-      <w:proofErr w:type="spellEnd"/>
-      <w:r>
-        <w:rPr>
-          <w:rFonts w:ascii="Times New Roman" w:hAnsi="Times New Roman" w:cs="Times New Roman"/>
-        </w:rPr>
-        <w:t xml:space="preserve">, </w:t>
+      <w:r>
+        <w:rPr>
+          <w:rFonts w:ascii="Times New Roman" w:hAnsi="Times New Roman" w:cs="Times New Roman"/>
+        </w:rPr>
+        <w:t xml:space="preserve">i.e, </w:t>
       </w:r>
       <w:r>
         <w:rPr>
@@ -7494,14 +7279,14 @@
         <w:rPr>
           <w:rFonts w:ascii="Times New Roman" w:hAnsi="Times New Roman" w:cs="Times New Roman"/>
         </w:rPr>
-        <w:t xml:space="preserve"> where both the consumer and producer </w:t>
+        <w:t xml:space="preserve"> where both the </w:t>
       </w:r>
       <w:r>
         <w:rPr>
           <w:rFonts w:ascii="Times New Roman" w:hAnsi="Times New Roman" w:cs="Times New Roman"/>
         </w:rPr>
         <w:lastRenderedPageBreak/>
-        <w:t>were stoked (5%)</w:t>
+        <w:t>consumer and producer were stoked (5%)</w:t>
       </w:r>
       <w:r>
         <w:rPr>
@@ -7513,7 +7298,19 @@
         <w:rPr>
           <w:rFonts w:ascii="Times New Roman" w:hAnsi="Times New Roman" w:cs="Times New Roman"/>
         </w:rPr>
-        <w:t xml:space="preserve"> Consumers </w:t>
+        <w:t xml:space="preserve"> </w:t>
+      </w:r>
+      <w:r>
+        <w:rPr>
+          <w:rFonts w:ascii="Times New Roman" w:hAnsi="Times New Roman" w:cs="Times New Roman"/>
+        </w:rPr>
+        <w:t>Animals</w:t>
+      </w:r>
+      <w:r>
+        <w:rPr>
+          <w:rFonts w:ascii="Times New Roman" w:hAnsi="Times New Roman" w:cs="Times New Roman"/>
+        </w:rPr>
+        <w:t xml:space="preserve"> </w:t>
       </w:r>
       <w:r>
         <w:rPr>
@@ -7612,7 +7409,13 @@
         <w:rPr>
           <w:rFonts w:ascii="Times New Roman" w:hAnsi="Times New Roman" w:cs="Times New Roman"/>
         </w:rPr>
-        <w:t xml:space="preserve"> x </w:t>
+        <w:t xml:space="preserve"> provisioned by</w:t>
+      </w:r>
+      <w:r>
+        <w:rPr>
+          <w:rFonts w:ascii="Times New Roman" w:hAnsi="Times New Roman" w:cs="Times New Roman"/>
+        </w:rPr>
+        <w:t xml:space="preserve"> </w:t>
       </w:r>
       <w:r>
         <w:rPr>
@@ -7624,7 +7427,31 @@
         <w:rPr>
           <w:rFonts w:ascii="Times New Roman" w:hAnsi="Times New Roman" w:cs="Times New Roman"/>
         </w:rPr>
-        <w:t xml:space="preserve"> (18% of effect sizes) followed by phytoplankton x </w:t>
+        <w:t xml:space="preserve"> (18% of effect sizes)</w:t>
+      </w:r>
+      <w:r>
+        <w:rPr>
+          <w:rFonts w:ascii="Times New Roman" w:hAnsi="Times New Roman" w:cs="Times New Roman"/>
+        </w:rPr>
+        <w:t>,</w:t>
+      </w:r>
+      <w:r>
+        <w:rPr>
+          <w:rFonts w:ascii="Times New Roman" w:hAnsi="Times New Roman" w:cs="Times New Roman"/>
+        </w:rPr>
+        <w:t xml:space="preserve"> followed by phytoplankton </w:t>
+      </w:r>
+      <w:r>
+        <w:rPr>
+          <w:rFonts w:ascii="Times New Roman" w:hAnsi="Times New Roman" w:cs="Times New Roman"/>
+        </w:rPr>
+        <w:t>provisioned by</w:t>
+      </w:r>
+      <w:r>
+        <w:rPr>
+          <w:rFonts w:ascii="Times New Roman" w:hAnsi="Times New Roman" w:cs="Times New Roman"/>
+        </w:rPr>
+        <w:t xml:space="preserve"> </w:t>
       </w:r>
       <w:r>
         <w:rPr>
@@ -7636,7 +7463,19 @@
         <w:rPr>
           <w:rFonts w:ascii="Times New Roman" w:hAnsi="Times New Roman" w:cs="Times New Roman"/>
         </w:rPr>
-        <w:t xml:space="preserve"> (16%) and coral x fishes (16%)</w:t>
+        <w:t xml:space="preserve"> (16%) and coral </w:t>
+      </w:r>
+      <w:r>
+        <w:rPr>
+          <w:rFonts w:ascii="Times New Roman" w:hAnsi="Times New Roman" w:cs="Times New Roman"/>
+        </w:rPr>
+        <w:t>provisioned by</w:t>
+      </w:r>
+      <w:r>
+        <w:rPr>
+          <w:rFonts w:ascii="Times New Roman" w:hAnsi="Times New Roman" w:cs="Times New Roman"/>
+        </w:rPr>
+        <w:t xml:space="preserve"> fishes (16%)</w:t>
       </w:r>
       <w:r>
         <w:rPr>
@@ -7660,7 +7499,31 @@
         <w:rPr>
           <w:rFonts w:ascii="Times New Roman" w:hAnsi="Times New Roman" w:cs="Times New Roman"/>
         </w:rPr>
-        <w:t>of primary producer and consumer (</w:t>
+        <w:t>of primary producer</w:t>
+      </w:r>
+      <w:r>
+        <w:rPr>
+          <w:rFonts w:ascii="Times New Roman" w:hAnsi="Times New Roman" w:cs="Times New Roman"/>
+        </w:rPr>
+        <w:t>s</w:t>
+      </w:r>
+      <w:r>
+        <w:rPr>
+          <w:rFonts w:ascii="Times New Roman" w:hAnsi="Times New Roman" w:cs="Times New Roman"/>
+        </w:rPr>
+        <w:t xml:space="preserve"> and consumer</w:t>
+      </w:r>
+      <w:r>
+        <w:rPr>
+          <w:rFonts w:ascii="Times New Roman" w:hAnsi="Times New Roman" w:cs="Times New Roman"/>
+        </w:rPr>
+        <w:t>s</w:t>
+      </w:r>
+      <w:r>
+        <w:rPr>
+          <w:rFonts w:ascii="Times New Roman" w:hAnsi="Times New Roman" w:cs="Times New Roman"/>
+        </w:rPr>
+        <w:t xml:space="preserve"> (</w:t>
       </w:r>
       <w:r>
         <w:rPr>
@@ -7680,7 +7543,7 @@
           <w:rFonts w:ascii="Times New Roman" w:hAnsi="Times New Roman" w:cs="Times New Roman"/>
           <w:noProof/>
         </w:rPr>
-        <w:t xml:space="preserve"> </w:t>
+        <w:t>.</w:t>
       </w:r>
       <w:r>
         <w:rPr>
@@ -7748,7 +7611,7 @@
       <w:pPr>
         <w:spacing w:line="360" w:lineRule="auto"/>
         <w:rPr>
-          <w:ins w:id="12" w:author="Em Lim" w:date="2023-03-23T11:02:00Z"/>
+          <w:ins w:id="8" w:author="Em Lim" w:date="2023-03-23T11:02:00Z"/>
           <w:rFonts w:ascii="Times New Roman" w:hAnsi="Times New Roman" w:cs="Times New Roman"/>
         </w:rPr>
       </w:pPr>
@@ -7767,10 +7630,10 @@
         </w:rPr>
         <w:lastRenderedPageBreak/>
         <w:drawing>
-          <wp:inline distT="0" distB="0" distL="0" distR="0" wp14:anchorId="70EE17BE" wp14:editId="7911D460">
-            <wp:extent cx="6771503" cy="3808970"/>
-            <wp:effectExtent l="0" t="0" r="0" b="1270"/>
-            <wp:docPr id="7" name="Picture 7"/>
+          <wp:inline distT="0" distB="0" distL="0" distR="0" wp14:anchorId="2E3B9187" wp14:editId="39FCE23B">
+            <wp:extent cx="6633882" cy="7653770"/>
+            <wp:effectExtent l="0" t="0" r="0" b="4445"/>
+            <wp:docPr id="12" name="Picture 12"/>
             <wp:cNvGraphicFramePr>
               <a:graphicFrameLocks xmlns:a="http://schemas.openxmlformats.org/drawingml/2006/main" noChangeAspect="1"/>
             </wp:cNvGraphicFramePr>
@@ -7778,7 +7641,7 @@
               <a:graphicData uri="http://schemas.openxmlformats.org/drawingml/2006/picture">
                 <pic:pic xmlns:pic="http://schemas.openxmlformats.org/drawingml/2006/picture">
                   <pic:nvPicPr>
-                    <pic:cNvPr id="7" name="taxa_region.png"/>
+                    <pic:cNvPr id="12" name="FIg2.pdf"/>
                     <pic:cNvPicPr/>
                   </pic:nvPicPr>
                   <pic:blipFill>
@@ -7796,7 +7659,7 @@
                   <pic:spPr>
                     <a:xfrm>
                       <a:off x="0" y="0"/>
-                      <a:ext cx="6777361" cy="3812265"/>
+                      <a:ext cx="6635941" cy="7656146"/>
                     </a:xfrm>
                     <a:prstGeom prst="rect">
                       <a:avLst/>
@@ -7816,25 +7679,29 @@
           <w:rFonts w:ascii="Times New Roman" w:hAnsi="Times New Roman" w:cs="Times New Roman"/>
         </w:rPr>
       </w:pPr>
-      <w:commentRangeStart w:id="13"/>
-      <w:r>
-        <w:rPr>
-          <w:rFonts w:ascii="Times New Roman" w:hAnsi="Times New Roman" w:cs="Times New Roman"/>
-        </w:rPr>
-        <w:t xml:space="preserve">Figure </w:t>
-      </w:r>
-      <w:commentRangeEnd w:id="13"/>
-      <w:r>
-        <w:rPr>
-          <w:rStyle w:val="CommentReference"/>
-        </w:rPr>
-        <w:commentReference w:id="13"/>
-      </w:r>
-      <w:r>
-        <w:rPr>
-          <w:rFonts w:ascii="Times New Roman" w:hAnsi="Times New Roman" w:cs="Times New Roman"/>
-        </w:rPr>
-        <w:t>2. Primary producer group vs consumer group vs latitude. Add map panel</w:t>
+      <w:r>
+        <w:rPr>
+          <w:rFonts w:ascii="Times New Roman" w:hAnsi="Times New Roman" w:cs="Times New Roman"/>
+        </w:rPr>
+        <w:t xml:space="preserve">Figure 2. </w:t>
+      </w:r>
+      <w:r>
+        <w:rPr>
+          <w:rFonts w:ascii="Times New Roman" w:hAnsi="Times New Roman" w:cs="Times New Roman"/>
+        </w:rPr>
+        <w:t xml:space="preserve">A) Geographical range of included studies, B) </w:t>
+      </w:r>
+      <w:r>
+        <w:rPr>
+          <w:rFonts w:ascii="Times New Roman" w:hAnsi="Times New Roman" w:cs="Times New Roman"/>
+        </w:rPr>
+        <w:t xml:space="preserve">Primary producer group vs consumer group vs </w:t>
+      </w:r>
+      <w:r>
+        <w:rPr>
+          <w:rFonts w:ascii="Times New Roman" w:hAnsi="Times New Roman" w:cs="Times New Roman"/>
+        </w:rPr>
+        <w:t>climate region.</w:t>
       </w:r>
     </w:p>
     <w:p>
@@ -8065,7 +7932,6 @@
                 <w:lang w:val="en-CA"/>
               </w:rPr>
             </w:pPr>
-            <w:proofErr w:type="spellStart"/>
             <w:r>
               <w:rPr>
                 <w:rFonts w:ascii="Lucida Grande" w:eastAsia="Times New Roman" w:hAnsi="Lucida Grande" w:cs="Lucida Grande"/>
@@ -8075,7 +7941,6 @@
               </w:rPr>
               <w:t>Anadyomenaceae</w:t>
             </w:r>
-            <w:proofErr w:type="spellEnd"/>
           </w:p>
         </w:tc>
         <w:tc>
@@ -8095,7 +7960,6 @@
                 <w:lang w:val="en-CA"/>
               </w:rPr>
             </w:pPr>
-            <w:proofErr w:type="spellStart"/>
             <w:r>
               <w:rPr>
                 <w:rFonts w:ascii="Lucida Grande" w:eastAsia="Times New Roman" w:hAnsi="Lucida Grande" w:cs="Lucida Grande"/>
@@ -8105,7 +7969,6 @@
               </w:rPr>
               <w:t>Microdictyon</w:t>
             </w:r>
-            <w:proofErr w:type="spellEnd"/>
           </w:p>
         </w:tc>
         <w:tc>
@@ -8125,7 +7988,6 @@
                 <w:lang w:val="en-CA"/>
               </w:rPr>
             </w:pPr>
-            <w:proofErr w:type="spellStart"/>
             <w:r>
               <w:rPr>
                 <w:rFonts w:ascii="Lucida Grande" w:eastAsia="Times New Roman" w:hAnsi="Lucida Grande" w:cs="Lucida Grande"/>
@@ -8135,7 +7997,6 @@
               </w:rPr>
               <w:t>marinum</w:t>
             </w:r>
-            <w:proofErr w:type="spellEnd"/>
           </w:p>
         </w:tc>
         <w:tc>
@@ -8217,7 +8078,6 @@
                 <w:lang w:val="en-CA"/>
               </w:rPr>
             </w:pPr>
-            <w:proofErr w:type="spellStart"/>
             <w:r>
               <w:rPr>
                 <w:rFonts w:ascii="Lucida Grande" w:eastAsia="Times New Roman" w:hAnsi="Lucida Grande" w:cs="Lucida Grande"/>
@@ -8227,7 +8087,6 @@
               </w:rPr>
               <w:t>Bangiaceae</w:t>
             </w:r>
-            <w:proofErr w:type="spellEnd"/>
           </w:p>
         </w:tc>
         <w:tc>
@@ -8247,7 +8106,6 @@
                 <w:lang w:val="en-CA"/>
               </w:rPr>
             </w:pPr>
-            <w:proofErr w:type="spellStart"/>
             <w:r>
               <w:rPr>
                 <w:rFonts w:ascii="Lucida Grande" w:eastAsia="Times New Roman" w:hAnsi="Lucida Grande" w:cs="Lucida Grande"/>
@@ -8257,7 +8115,6 @@
               </w:rPr>
               <w:t>Porphyra</w:t>
             </w:r>
-            <w:proofErr w:type="spellEnd"/>
           </w:p>
         </w:tc>
         <w:tc>
@@ -8277,7 +8134,6 @@
                 <w:lang w:val="en-CA"/>
               </w:rPr>
             </w:pPr>
-            <w:proofErr w:type="spellStart"/>
             <w:r>
               <w:rPr>
                 <w:rFonts w:ascii="Lucida Grande" w:eastAsia="Times New Roman" w:hAnsi="Lucida Grande" w:cs="Lucida Grande"/>
@@ -8287,7 +8143,6 @@
               </w:rPr>
               <w:t>perforata</w:t>
             </w:r>
-            <w:proofErr w:type="spellEnd"/>
           </w:p>
         </w:tc>
         <w:tc>
@@ -8369,7 +8224,6 @@
                 <w:lang w:val="en-CA"/>
               </w:rPr>
             </w:pPr>
-            <w:proofErr w:type="spellStart"/>
             <w:r>
               <w:rPr>
                 <w:rFonts w:ascii="Lucida Grande" w:eastAsia="Times New Roman" w:hAnsi="Lucida Grande" w:cs="Lucida Grande"/>
@@ -8379,7 +8233,6 @@
               </w:rPr>
               <w:t>Dictyotaceae</w:t>
             </w:r>
-            <w:proofErr w:type="spellEnd"/>
           </w:p>
         </w:tc>
         <w:tc>
@@ -8399,7 +8252,6 @@
                 <w:lang w:val="en-CA"/>
               </w:rPr>
             </w:pPr>
-            <w:proofErr w:type="spellStart"/>
             <w:r>
               <w:rPr>
                 <w:rFonts w:ascii="Lucida Grande" w:eastAsia="Times New Roman" w:hAnsi="Lucida Grande" w:cs="Lucida Grande"/>
@@ -8409,7 +8261,6 @@
               </w:rPr>
               <w:t>Dictyota</w:t>
             </w:r>
-            <w:proofErr w:type="spellEnd"/>
           </w:p>
         </w:tc>
         <w:tc>
@@ -8519,7 +8370,6 @@
                 <w:lang w:val="en-CA"/>
               </w:rPr>
             </w:pPr>
-            <w:proofErr w:type="spellStart"/>
             <w:r>
               <w:rPr>
                 <w:rFonts w:ascii="Lucida Grande" w:eastAsia="Times New Roman" w:hAnsi="Lucida Grande" w:cs="Lucida Grande"/>
@@ -8529,7 +8379,6 @@
               </w:rPr>
               <w:t>Ectocarpaceae</w:t>
             </w:r>
-            <w:proofErr w:type="spellEnd"/>
           </w:p>
         </w:tc>
         <w:tc>
@@ -8549,7 +8398,6 @@
                 <w:lang w:val="en-CA"/>
               </w:rPr>
             </w:pPr>
-            <w:proofErr w:type="spellStart"/>
             <w:r>
               <w:rPr>
                 <w:rFonts w:ascii="Lucida Grande" w:eastAsia="Times New Roman" w:hAnsi="Lucida Grande" w:cs="Lucida Grande"/>
@@ -8559,7 +8407,6 @@
               </w:rPr>
               <w:t>Ectocarpus</w:t>
             </w:r>
-            <w:proofErr w:type="spellEnd"/>
           </w:p>
         </w:tc>
         <w:tc>
@@ -8579,7 +8426,6 @@
                 <w:lang w:val="en-CA"/>
               </w:rPr>
             </w:pPr>
-            <w:proofErr w:type="spellStart"/>
             <w:r>
               <w:rPr>
                 <w:rFonts w:ascii="Lucida Grande" w:eastAsia="Times New Roman" w:hAnsi="Lucida Grande" w:cs="Lucida Grande"/>
@@ -8589,7 +8435,6 @@
               </w:rPr>
               <w:t>siliculosus</w:t>
             </w:r>
-            <w:proofErr w:type="spellEnd"/>
           </w:p>
         </w:tc>
         <w:tc>
@@ -8671,7 +8516,6 @@
                 <w:lang w:val="en-CA"/>
               </w:rPr>
             </w:pPr>
-            <w:proofErr w:type="spellStart"/>
             <w:r>
               <w:rPr>
                 <w:rFonts w:ascii="Lucida Grande" w:eastAsia="Times New Roman" w:hAnsi="Lucida Grande" w:cs="Lucida Grande"/>
@@ -8681,7 +8525,6 @@
               </w:rPr>
               <w:t>Endocladiaceae</w:t>
             </w:r>
-            <w:proofErr w:type="spellEnd"/>
           </w:p>
         </w:tc>
         <w:tc>
@@ -8701,7 +8544,6 @@
                 <w:lang w:val="en-CA"/>
               </w:rPr>
             </w:pPr>
-            <w:proofErr w:type="spellStart"/>
             <w:r>
               <w:rPr>
                 <w:rFonts w:ascii="Lucida Grande" w:eastAsia="Times New Roman" w:hAnsi="Lucida Grande" w:cs="Lucida Grande"/>
@@ -8711,7 +8553,6 @@
               </w:rPr>
               <w:t>Endocladia</w:t>
             </w:r>
-            <w:proofErr w:type="spellEnd"/>
           </w:p>
         </w:tc>
         <w:tc>
@@ -8731,7 +8572,6 @@
                 <w:lang w:val="en-CA"/>
               </w:rPr>
             </w:pPr>
-            <w:proofErr w:type="spellStart"/>
             <w:r>
               <w:rPr>
                 <w:rFonts w:ascii="Lucida Grande" w:eastAsia="Times New Roman" w:hAnsi="Lucida Grande" w:cs="Lucida Grande"/>
@@ -8741,7 +8581,6 @@
               </w:rPr>
               <w:t>muricata</w:t>
             </w:r>
-            <w:proofErr w:type="spellEnd"/>
           </w:p>
         </w:tc>
         <w:tc>
@@ -8823,7 +8662,6 @@
                 <w:lang w:val="en-CA"/>
               </w:rPr>
             </w:pPr>
-            <w:proofErr w:type="spellStart"/>
             <w:r>
               <w:rPr>
                 <w:rFonts w:ascii="Lucida Grande" w:eastAsia="Times New Roman" w:hAnsi="Lucida Grande" w:cs="Lucida Grande"/>
@@ -8833,7 +8671,6 @@
               </w:rPr>
               <w:t>Fucaceae</w:t>
             </w:r>
-            <w:proofErr w:type="spellEnd"/>
           </w:p>
         </w:tc>
         <w:tc>
@@ -8853,7 +8690,6 @@
                 <w:lang w:val="en-CA"/>
               </w:rPr>
             </w:pPr>
-            <w:proofErr w:type="spellStart"/>
             <w:r>
               <w:rPr>
                 <w:rFonts w:ascii="Lucida Grande" w:eastAsia="Times New Roman" w:hAnsi="Lucida Grande" w:cs="Lucida Grande"/>
@@ -8863,7 +8699,6 @@
               </w:rPr>
               <w:t>Pelvetiopsis</w:t>
             </w:r>
-            <w:proofErr w:type="spellEnd"/>
           </w:p>
         </w:tc>
         <w:tc>
@@ -8883,7 +8718,6 @@
                 <w:lang w:val="en-CA"/>
               </w:rPr>
             </w:pPr>
-            <w:proofErr w:type="spellStart"/>
             <w:r>
               <w:rPr>
                 <w:rFonts w:ascii="Lucida Grande" w:eastAsia="Times New Roman" w:hAnsi="Lucida Grande" w:cs="Lucida Grande"/>
@@ -8893,7 +8727,6 @@
               </w:rPr>
               <w:t>limitata</w:t>
             </w:r>
-            <w:proofErr w:type="spellEnd"/>
           </w:p>
         </w:tc>
         <w:tc>
@@ -8975,7 +8808,6 @@
                 <w:lang w:val="en-CA"/>
               </w:rPr>
             </w:pPr>
-            <w:proofErr w:type="spellStart"/>
             <w:r>
               <w:rPr>
                 <w:rFonts w:ascii="Lucida Grande" w:eastAsia="Times New Roman" w:hAnsi="Lucida Grande" w:cs="Lucida Grande"/>
@@ -8985,7 +8817,6 @@
               </w:rPr>
               <w:t>Halymeniaceae</w:t>
             </w:r>
-            <w:proofErr w:type="spellEnd"/>
           </w:p>
         </w:tc>
         <w:tc>
@@ -9005,7 +8836,6 @@
                 <w:lang w:val="en-CA"/>
               </w:rPr>
             </w:pPr>
-            <w:proofErr w:type="spellStart"/>
             <w:r>
               <w:rPr>
                 <w:rFonts w:ascii="Lucida Grande" w:eastAsia="Times New Roman" w:hAnsi="Lucida Grande" w:cs="Lucida Grande"/>
@@ -9015,7 +8845,6 @@
               </w:rPr>
               <w:t>Prionitis</w:t>
             </w:r>
-            <w:proofErr w:type="spellEnd"/>
           </w:p>
         </w:tc>
         <w:tc>
@@ -9035,7 +8864,6 @@
                 <w:lang w:val="en-CA"/>
               </w:rPr>
             </w:pPr>
-            <w:proofErr w:type="spellStart"/>
             <w:r>
               <w:rPr>
                 <w:rFonts w:ascii="Lucida Grande" w:eastAsia="Times New Roman" w:hAnsi="Lucida Grande" w:cs="Lucida Grande"/>
@@ -9045,7 +8873,6 @@
               </w:rPr>
               <w:t>lanceolata</w:t>
             </w:r>
-            <w:proofErr w:type="spellEnd"/>
           </w:p>
         </w:tc>
         <w:tc>
@@ -9127,7 +8954,6 @@
                 <w:lang w:val="en-CA"/>
               </w:rPr>
             </w:pPr>
-            <w:proofErr w:type="spellStart"/>
             <w:r>
               <w:rPr>
                 <w:rFonts w:ascii="Lucida Grande" w:eastAsia="Times New Roman" w:hAnsi="Lucida Grande" w:cs="Lucida Grande"/>
@@ -9137,7 +8963,6 @@
               </w:rPr>
               <w:t>Laminariaceae</w:t>
             </w:r>
-            <w:proofErr w:type="spellEnd"/>
           </w:p>
         </w:tc>
         <w:tc>
@@ -9157,7 +8982,6 @@
                 <w:lang w:val="en-CA"/>
               </w:rPr>
             </w:pPr>
-            <w:proofErr w:type="spellStart"/>
             <w:r>
               <w:rPr>
                 <w:rFonts w:ascii="Lucida Grande" w:eastAsia="Times New Roman" w:hAnsi="Lucida Grande" w:cs="Lucida Grande"/>
@@ -9167,7 +8991,6 @@
               </w:rPr>
               <w:t>Macrocystis</w:t>
             </w:r>
-            <w:proofErr w:type="spellEnd"/>
           </w:p>
         </w:tc>
         <w:tc>
@@ -9187,7 +9010,6 @@
                 <w:lang w:val="en-CA"/>
               </w:rPr>
             </w:pPr>
-            <w:proofErr w:type="spellStart"/>
             <w:r>
               <w:rPr>
                 <w:rFonts w:ascii="Lucida Grande" w:eastAsia="Times New Roman" w:hAnsi="Lucida Grande" w:cs="Lucida Grande"/>
@@ -9197,7 +9019,6 @@
               </w:rPr>
               <w:t>pyrifera</w:t>
             </w:r>
-            <w:proofErr w:type="spellEnd"/>
           </w:p>
         </w:tc>
         <w:tc>
@@ -9279,7 +9100,6 @@
                 <w:lang w:val="en-CA"/>
               </w:rPr>
             </w:pPr>
-            <w:proofErr w:type="spellStart"/>
             <w:r>
               <w:rPr>
                 <w:rFonts w:ascii="Lucida Grande" w:eastAsia="Times New Roman" w:hAnsi="Lucida Grande" w:cs="Lucida Grande"/>
@@ -9289,7 +9109,6 @@
               </w:rPr>
               <w:t>Phyllophoraceae</w:t>
             </w:r>
-            <w:proofErr w:type="spellEnd"/>
           </w:p>
         </w:tc>
         <w:tc>
@@ -9309,7 +9128,6 @@
                 <w:lang w:val="en-CA"/>
               </w:rPr>
             </w:pPr>
-            <w:proofErr w:type="spellStart"/>
             <w:r>
               <w:rPr>
                 <w:rFonts w:ascii="Lucida Grande" w:eastAsia="Times New Roman" w:hAnsi="Lucida Grande" w:cs="Lucida Grande"/>
@@ -9319,7 +9137,6 @@
               </w:rPr>
               <w:t>Mastocarpus</w:t>
             </w:r>
-            <w:proofErr w:type="spellEnd"/>
           </w:p>
         </w:tc>
         <w:tc>
@@ -9339,7 +9156,6 @@
                 <w:lang w:val="en-CA"/>
               </w:rPr>
             </w:pPr>
-            <w:proofErr w:type="spellStart"/>
             <w:r>
               <w:rPr>
                 <w:rFonts w:ascii="Lucida Grande" w:eastAsia="Times New Roman" w:hAnsi="Lucida Grande" w:cs="Lucida Grande"/>
@@ -9349,7 +9165,6 @@
               </w:rPr>
               <w:t>papillatus</w:t>
             </w:r>
-            <w:proofErr w:type="spellEnd"/>
           </w:p>
         </w:tc>
         <w:tc>
@@ -9431,7 +9246,6 @@
                 <w:lang w:val="en-CA"/>
               </w:rPr>
             </w:pPr>
-            <w:proofErr w:type="spellStart"/>
             <w:r>
               <w:rPr>
                 <w:rFonts w:ascii="Lucida Grande" w:eastAsia="Times New Roman" w:hAnsi="Lucida Grande" w:cs="Lucida Grande"/>
@@ -9441,7 +9255,6 @@
               </w:rPr>
               <w:t>Rhodomelaceae</w:t>
             </w:r>
-            <w:proofErr w:type="spellEnd"/>
           </w:p>
         </w:tc>
         <w:tc>
@@ -9461,7 +9274,6 @@
                 <w:lang w:val="en-CA"/>
               </w:rPr>
             </w:pPr>
-            <w:proofErr w:type="spellStart"/>
             <w:r>
               <w:rPr>
                 <w:rFonts w:ascii="Lucida Grande" w:eastAsia="Times New Roman" w:hAnsi="Lucida Grande" w:cs="Lucida Grande"/>
@@ -9471,7 +9283,6 @@
               </w:rPr>
               <w:t>Odonthalia</w:t>
             </w:r>
-            <w:proofErr w:type="spellEnd"/>
           </w:p>
         </w:tc>
         <w:tc>
@@ -9491,7 +9302,6 @@
                 <w:lang w:val="en-CA"/>
               </w:rPr>
             </w:pPr>
-            <w:proofErr w:type="spellStart"/>
             <w:r>
               <w:rPr>
                 <w:rFonts w:ascii="Lucida Grande" w:eastAsia="Times New Roman" w:hAnsi="Lucida Grande" w:cs="Lucida Grande"/>
@@ -9501,7 +9311,6 @@
               </w:rPr>
               <w:t>floccosa</w:t>
             </w:r>
-            <w:proofErr w:type="spellEnd"/>
           </w:p>
         </w:tc>
         <w:tc>
@@ -9741,7 +9550,6 @@
                 <w:lang w:val="en-CA"/>
               </w:rPr>
             </w:pPr>
-            <w:proofErr w:type="spellStart"/>
             <w:r>
               <w:rPr>
                 <w:rFonts w:ascii="Lucida Grande" w:eastAsia="Times New Roman" w:hAnsi="Lucida Grande" w:cs="Lucida Grande"/>
@@ -9751,7 +9559,6 @@
               </w:rPr>
               <w:t>Acroporidae</w:t>
             </w:r>
-            <w:proofErr w:type="spellEnd"/>
           </w:p>
         </w:tc>
         <w:tc>
@@ -9799,7 +9606,6 @@
                 <w:lang w:val="en-CA"/>
               </w:rPr>
             </w:pPr>
-            <w:proofErr w:type="spellStart"/>
             <w:r>
               <w:rPr>
                 <w:rFonts w:ascii="Lucida Grande" w:eastAsia="Times New Roman" w:hAnsi="Lucida Grande" w:cs="Lucida Grande"/>
@@ -9809,7 +9615,6 @@
               </w:rPr>
               <w:t>cervicornis</w:t>
             </w:r>
-            <w:proofErr w:type="spellEnd"/>
           </w:p>
         </w:tc>
         <w:tc>
@@ -9891,7 +9696,6 @@
                 <w:lang w:val="en-CA"/>
               </w:rPr>
             </w:pPr>
-            <w:proofErr w:type="spellStart"/>
             <w:r>
               <w:rPr>
                 <w:rFonts w:ascii="Lucida Grande" w:eastAsia="Times New Roman" w:hAnsi="Lucida Grande" w:cs="Lucida Grande"/>
@@ -9901,7 +9705,6 @@
               </w:rPr>
               <w:t>Acroporidae</w:t>
             </w:r>
-            <w:proofErr w:type="spellEnd"/>
           </w:p>
         </w:tc>
         <w:tc>
@@ -9949,7 +9752,6 @@
                 <w:lang w:val="en-CA"/>
               </w:rPr>
             </w:pPr>
-            <w:proofErr w:type="spellStart"/>
             <w:r>
               <w:rPr>
                 <w:rFonts w:ascii="Lucida Grande" w:eastAsia="Times New Roman" w:hAnsi="Lucida Grande" w:cs="Lucida Grande"/>
@@ -9959,7 +9761,6 @@
               </w:rPr>
               <w:t>formosa</w:t>
             </w:r>
-            <w:proofErr w:type="spellEnd"/>
           </w:p>
         </w:tc>
         <w:tc>
@@ -10020,7 +9821,6 @@
                 <w:szCs w:val="22"/>
                 <w:lang w:val="en-CA"/>
               </w:rPr>
-              <w:lastRenderedPageBreak/>
               <w:t>Coral</w:t>
             </w:r>
           </w:p>
@@ -10042,7 +9842,6 @@
                 <w:lang w:val="en-CA"/>
               </w:rPr>
             </w:pPr>
-            <w:proofErr w:type="spellStart"/>
             <w:r>
               <w:rPr>
                 <w:rFonts w:ascii="Lucida Grande" w:eastAsia="Times New Roman" w:hAnsi="Lucida Grande" w:cs="Lucida Grande"/>
@@ -10052,7 +9851,6 @@
               </w:rPr>
               <w:t>Acroporidae</w:t>
             </w:r>
-            <w:proofErr w:type="spellEnd"/>
           </w:p>
         </w:tc>
         <w:tc>
@@ -10100,7 +9898,6 @@
                 <w:lang w:val="en-CA"/>
               </w:rPr>
             </w:pPr>
-            <w:proofErr w:type="spellStart"/>
             <w:r>
               <w:rPr>
                 <w:rFonts w:ascii="Lucida Grande" w:eastAsia="Times New Roman" w:hAnsi="Lucida Grande" w:cs="Lucida Grande"/>
@@ -10110,7 +9907,6 @@
               </w:rPr>
               <w:t>palmata</w:t>
             </w:r>
-            <w:proofErr w:type="spellEnd"/>
           </w:p>
         </w:tc>
         <w:tc>
@@ -10192,7 +9988,6 @@
                 <w:lang w:val="en-CA"/>
               </w:rPr>
             </w:pPr>
-            <w:proofErr w:type="spellStart"/>
             <w:r>
               <w:rPr>
                 <w:rFonts w:ascii="Lucida Grande" w:eastAsia="Times New Roman" w:hAnsi="Lucida Grande" w:cs="Lucida Grande"/>
@@ -10202,7 +9997,6 @@
               </w:rPr>
               <w:t>Acroporidae</w:t>
             </w:r>
-            <w:proofErr w:type="spellEnd"/>
           </w:p>
         </w:tc>
         <w:tc>
@@ -10250,7 +10044,6 @@
                 <w:lang w:val="en-CA"/>
               </w:rPr>
             </w:pPr>
-            <w:proofErr w:type="spellStart"/>
             <w:r>
               <w:rPr>
                 <w:rFonts w:ascii="Lucida Grande" w:eastAsia="Times New Roman" w:hAnsi="Lucida Grande" w:cs="Lucida Grande"/>
@@ -10260,7 +10053,6 @@
               </w:rPr>
               <w:t>furcata</w:t>
             </w:r>
-            <w:proofErr w:type="spellEnd"/>
           </w:p>
         </w:tc>
         <w:tc>
@@ -10342,7 +10134,6 @@
                 <w:lang w:val="en-CA"/>
               </w:rPr>
             </w:pPr>
-            <w:proofErr w:type="spellStart"/>
             <w:r>
               <w:rPr>
                 <w:rFonts w:ascii="Lucida Grande" w:eastAsia="Times New Roman" w:hAnsi="Lucida Grande" w:cs="Lucida Grande"/>
@@ -10352,7 +10143,6 @@
               </w:rPr>
               <w:t>Actiniidae</w:t>
             </w:r>
-            <w:proofErr w:type="spellEnd"/>
           </w:p>
         </w:tc>
         <w:tc>
@@ -10372,7 +10162,6 @@
                 <w:lang w:val="en-CA"/>
               </w:rPr>
             </w:pPr>
-            <w:proofErr w:type="spellStart"/>
             <w:r>
               <w:rPr>
                 <w:rFonts w:ascii="Lucida Grande" w:eastAsia="Times New Roman" w:hAnsi="Lucida Grande" w:cs="Lucida Grande"/>
@@ -10382,7 +10171,6 @@
               </w:rPr>
               <w:t>Entacmaea</w:t>
             </w:r>
-            <w:proofErr w:type="spellEnd"/>
           </w:p>
         </w:tc>
         <w:tc>
@@ -10402,7 +10190,6 @@
                 <w:lang w:val="en-CA"/>
               </w:rPr>
             </w:pPr>
-            <w:proofErr w:type="spellStart"/>
             <w:r>
               <w:rPr>
                 <w:rFonts w:ascii="Lucida Grande" w:eastAsia="Times New Roman" w:hAnsi="Lucida Grande" w:cs="Lucida Grande"/>
@@ -10412,7 +10199,6 @@
               </w:rPr>
               <w:t>quadricolor</w:t>
             </w:r>
-            <w:proofErr w:type="spellEnd"/>
           </w:p>
         </w:tc>
         <w:tc>
@@ -10494,7 +10280,6 @@
                 <w:lang w:val="en-CA"/>
               </w:rPr>
             </w:pPr>
-            <w:proofErr w:type="spellStart"/>
             <w:r>
               <w:rPr>
                 <w:rFonts w:ascii="Lucida Grande" w:eastAsia="Times New Roman" w:hAnsi="Lucida Grande" w:cs="Lucida Grande"/>
@@ -10504,7 +10289,6 @@
               </w:rPr>
               <w:t>Pocilloporidae</w:t>
             </w:r>
-            <w:proofErr w:type="spellEnd"/>
           </w:p>
         </w:tc>
         <w:tc>
@@ -10524,7 +10308,6 @@
                 <w:lang w:val="en-CA"/>
               </w:rPr>
             </w:pPr>
-            <w:proofErr w:type="spellStart"/>
             <w:r>
               <w:rPr>
                 <w:rFonts w:ascii="Lucida Grande" w:eastAsia="Times New Roman" w:hAnsi="Lucida Grande" w:cs="Lucida Grande"/>
@@ -10534,7 +10317,6 @@
               </w:rPr>
               <w:t>Pocillopora</w:t>
             </w:r>
-            <w:proofErr w:type="spellEnd"/>
           </w:p>
         </w:tc>
         <w:tc>
@@ -10554,7 +10336,6 @@
                 <w:lang w:val="en-CA"/>
               </w:rPr>
             </w:pPr>
-            <w:proofErr w:type="spellStart"/>
             <w:r>
               <w:rPr>
                 <w:rFonts w:ascii="Lucida Grande" w:eastAsia="Times New Roman" w:hAnsi="Lucida Grande" w:cs="Lucida Grande"/>
@@ -10564,7 +10345,6 @@
               </w:rPr>
               <w:t>damicornis</w:t>
             </w:r>
-            <w:proofErr w:type="spellEnd"/>
           </w:p>
         </w:tc>
         <w:tc>
@@ -10646,7 +10426,6 @@
                 <w:lang w:val="en-CA"/>
               </w:rPr>
             </w:pPr>
-            <w:proofErr w:type="spellStart"/>
             <w:r>
               <w:rPr>
                 <w:rFonts w:ascii="Lucida Grande" w:eastAsia="Times New Roman" w:hAnsi="Lucida Grande" w:cs="Lucida Grande"/>
@@ -10656,7 +10435,6 @@
               </w:rPr>
               <w:t>Pocilloporidae</w:t>
             </w:r>
-            <w:proofErr w:type="spellEnd"/>
           </w:p>
         </w:tc>
         <w:tc>
@@ -10676,7 +10454,6 @@
                 <w:lang w:val="en-CA"/>
               </w:rPr>
             </w:pPr>
-            <w:proofErr w:type="spellStart"/>
             <w:r>
               <w:rPr>
                 <w:rFonts w:ascii="Lucida Grande" w:eastAsia="Times New Roman" w:hAnsi="Lucida Grande" w:cs="Lucida Grande"/>
@@ -10686,7 +10463,6 @@
               </w:rPr>
               <w:t>Pocillopora</w:t>
             </w:r>
-            <w:proofErr w:type="spellEnd"/>
           </w:p>
         </w:tc>
         <w:tc>
@@ -10706,7 +10482,6 @@
                 <w:lang w:val="en-CA"/>
               </w:rPr>
             </w:pPr>
-            <w:proofErr w:type="spellStart"/>
             <w:r>
               <w:rPr>
                 <w:rFonts w:ascii="Lucida Grande" w:eastAsia="Times New Roman" w:hAnsi="Lucida Grande" w:cs="Lucida Grande"/>
@@ -10716,7 +10491,6 @@
               </w:rPr>
               <w:t>damicornus</w:t>
             </w:r>
-            <w:proofErr w:type="spellEnd"/>
           </w:p>
         </w:tc>
         <w:tc>
@@ -10798,7 +10572,6 @@
                 <w:lang w:val="en-CA"/>
               </w:rPr>
             </w:pPr>
-            <w:proofErr w:type="spellStart"/>
             <w:r>
               <w:rPr>
                 <w:rFonts w:ascii="Lucida Grande" w:eastAsia="Times New Roman" w:hAnsi="Lucida Grande" w:cs="Lucida Grande"/>
@@ -10808,7 +10581,6 @@
               </w:rPr>
               <w:t>Pocilloporidae</w:t>
             </w:r>
-            <w:proofErr w:type="spellEnd"/>
           </w:p>
         </w:tc>
         <w:tc>
@@ -10828,7 +10600,6 @@
                 <w:lang w:val="en-CA"/>
               </w:rPr>
             </w:pPr>
-            <w:proofErr w:type="spellStart"/>
             <w:r>
               <w:rPr>
                 <w:rFonts w:ascii="Lucida Grande" w:eastAsia="Times New Roman" w:hAnsi="Lucida Grande" w:cs="Lucida Grande"/>
@@ -10838,7 +10609,6 @@
               </w:rPr>
               <w:t>Pocillopora</w:t>
             </w:r>
-            <w:proofErr w:type="spellEnd"/>
           </w:p>
         </w:tc>
         <w:tc>
@@ -10858,7 +10628,6 @@
                 <w:lang w:val="en-CA"/>
               </w:rPr>
             </w:pPr>
-            <w:proofErr w:type="spellStart"/>
             <w:r>
               <w:rPr>
                 <w:rFonts w:ascii="Lucida Grande" w:eastAsia="Times New Roman" w:hAnsi="Lucida Grande" w:cs="Lucida Grande"/>
@@ -10868,7 +10637,6 @@
               </w:rPr>
               <w:t>eydouxi</w:t>
             </w:r>
-            <w:proofErr w:type="spellEnd"/>
           </w:p>
         </w:tc>
         <w:tc>
@@ -10950,7 +10718,6 @@
                 <w:lang w:val="en-CA"/>
               </w:rPr>
             </w:pPr>
-            <w:proofErr w:type="spellStart"/>
             <w:r>
               <w:rPr>
                 <w:rFonts w:ascii="Lucida Grande" w:eastAsia="Times New Roman" w:hAnsi="Lucida Grande" w:cs="Lucida Grande"/>
@@ -10960,7 +10727,6 @@
               </w:rPr>
               <w:t>Poritidae</w:t>
             </w:r>
-            <w:proofErr w:type="spellEnd"/>
           </w:p>
         </w:tc>
         <w:tc>
@@ -11008,7 +10774,6 @@
                 <w:lang w:val="en-CA"/>
               </w:rPr>
             </w:pPr>
-            <w:proofErr w:type="spellStart"/>
             <w:r>
               <w:rPr>
                 <w:rFonts w:ascii="Lucida Grande" w:eastAsia="Times New Roman" w:hAnsi="Lucida Grande" w:cs="Lucida Grande"/>
@@ -11018,7 +10783,6 @@
               </w:rPr>
               <w:t>furcata</w:t>
             </w:r>
-            <w:proofErr w:type="spellEnd"/>
           </w:p>
         </w:tc>
         <w:tc>
@@ -11100,7 +10864,6 @@
                 <w:lang w:val="en-CA"/>
               </w:rPr>
             </w:pPr>
-            <w:proofErr w:type="spellStart"/>
             <w:r>
               <w:rPr>
                 <w:rFonts w:ascii="Lucida Grande" w:eastAsia="Times New Roman" w:hAnsi="Lucida Grande" w:cs="Lucida Grande"/>
@@ -11110,7 +10873,6 @@
               </w:rPr>
               <w:t>Poritidae</w:t>
             </w:r>
-            <w:proofErr w:type="spellEnd"/>
           </w:p>
         </w:tc>
         <w:tc>
@@ -11158,7 +10920,6 @@
                 <w:lang w:val="en-CA"/>
               </w:rPr>
             </w:pPr>
-            <w:proofErr w:type="spellStart"/>
             <w:r>
               <w:rPr>
                 <w:rFonts w:ascii="Lucida Grande" w:eastAsia="Times New Roman" w:hAnsi="Lucida Grande" w:cs="Lucida Grande"/>
@@ -11168,7 +10929,6 @@
               </w:rPr>
               <w:t>porites</w:t>
             </w:r>
-            <w:proofErr w:type="spellEnd"/>
           </w:p>
         </w:tc>
         <w:tc>
@@ -11250,7 +11010,6 @@
                 <w:lang w:val="en-CA"/>
               </w:rPr>
             </w:pPr>
-            <w:proofErr w:type="spellStart"/>
             <w:r>
               <w:rPr>
                 <w:rFonts w:ascii="Lucida Grande" w:eastAsia="Times New Roman" w:hAnsi="Lucida Grande" w:cs="Lucida Grande"/>
@@ -11260,7 +11019,6 @@
               </w:rPr>
               <w:t>Siderastreidae</w:t>
             </w:r>
-            <w:proofErr w:type="spellEnd"/>
           </w:p>
         </w:tc>
         <w:tc>
@@ -11280,7 +11038,6 @@
                 <w:lang w:val="en-CA"/>
               </w:rPr>
             </w:pPr>
-            <w:proofErr w:type="spellStart"/>
             <w:r>
               <w:rPr>
                 <w:rFonts w:ascii="Lucida Grande" w:eastAsia="Times New Roman" w:hAnsi="Lucida Grande" w:cs="Lucida Grande"/>
@@ -11290,7 +11047,6 @@
               </w:rPr>
               <w:t>Siderastrea</w:t>
             </w:r>
-            <w:proofErr w:type="spellEnd"/>
           </w:p>
         </w:tc>
         <w:tc>
@@ -11400,7 +11156,6 @@
                 <w:lang w:val="en-CA"/>
               </w:rPr>
             </w:pPr>
-            <w:proofErr w:type="spellStart"/>
             <w:r>
               <w:rPr>
                 <w:rFonts w:ascii="Lucida Grande" w:eastAsia="Times New Roman" w:hAnsi="Lucida Grande" w:cs="Lucida Grande"/>
@@ -11410,7 +11165,6 @@
               </w:rPr>
               <w:t>Symbiodiniaceae</w:t>
             </w:r>
-            <w:proofErr w:type="spellEnd"/>
           </w:p>
         </w:tc>
         <w:tc>
@@ -11430,7 +11184,6 @@
                 <w:lang w:val="en-CA"/>
               </w:rPr>
             </w:pPr>
-            <w:proofErr w:type="spellStart"/>
             <w:r>
               <w:rPr>
                 <w:rFonts w:ascii="Lucida Grande" w:eastAsia="Times New Roman" w:hAnsi="Lucida Grande" w:cs="Lucida Grande"/>
@@ -11440,7 +11193,6 @@
               </w:rPr>
               <w:t>Symbiodinium</w:t>
             </w:r>
-            <w:proofErr w:type="spellEnd"/>
           </w:p>
         </w:tc>
         <w:tc>
@@ -11717,7 +11469,6 @@
                 <w:lang w:val="en-CA"/>
               </w:rPr>
             </w:pPr>
-            <w:proofErr w:type="spellStart"/>
             <w:r>
               <w:rPr>
                 <w:rFonts w:ascii="Lucida Grande" w:eastAsia="Times New Roman" w:hAnsi="Lucida Grande" w:cs="Lucida Grande"/>
@@ -11727,7 +11478,6 @@
               </w:rPr>
               <w:t>Bacillariaceae</w:t>
             </w:r>
-            <w:proofErr w:type="spellEnd"/>
           </w:p>
         </w:tc>
         <w:tc>
@@ -11747,7 +11497,6 @@
                 <w:lang w:val="en-CA"/>
               </w:rPr>
             </w:pPr>
-            <w:proofErr w:type="spellStart"/>
             <w:r>
               <w:rPr>
                 <w:rFonts w:ascii="Lucida Grande" w:eastAsia="Times New Roman" w:hAnsi="Lucida Grande" w:cs="Lucida Grande"/>
@@ -11757,7 +11506,6 @@
               </w:rPr>
               <w:t>Nitzschia</w:t>
             </w:r>
-            <w:proofErr w:type="spellEnd"/>
           </w:p>
         </w:tc>
         <w:tc>
@@ -11777,7 +11525,6 @@
                 <w:lang w:val="en-CA"/>
               </w:rPr>
             </w:pPr>
-            <w:proofErr w:type="spellStart"/>
             <w:r>
               <w:rPr>
                 <w:rFonts w:ascii="Lucida Grande" w:eastAsia="Times New Roman" w:hAnsi="Lucida Grande" w:cs="Lucida Grande"/>
@@ -11787,7 +11534,6 @@
               </w:rPr>
               <w:t>acicularis</w:t>
             </w:r>
-            <w:proofErr w:type="spellEnd"/>
           </w:p>
         </w:tc>
         <w:tc>
@@ -11869,7 +11615,6 @@
                 <w:lang w:val="en-CA"/>
               </w:rPr>
             </w:pPr>
-            <w:proofErr w:type="spellStart"/>
             <w:r>
               <w:rPr>
                 <w:rFonts w:ascii="Lucida Grande" w:eastAsia="Times New Roman" w:hAnsi="Lucida Grande" w:cs="Lucida Grande"/>
@@ -11879,7 +11624,6 @@
               </w:rPr>
               <w:t>Bacillariaceae</w:t>
             </w:r>
-            <w:proofErr w:type="spellEnd"/>
           </w:p>
         </w:tc>
         <w:tc>
@@ -11899,7 +11643,6 @@
                 <w:lang w:val="en-CA"/>
               </w:rPr>
             </w:pPr>
-            <w:proofErr w:type="spellStart"/>
             <w:r>
               <w:rPr>
                 <w:rFonts w:ascii="Lucida Grande" w:eastAsia="Times New Roman" w:hAnsi="Lucida Grande" w:cs="Lucida Grande"/>
@@ -11909,7 +11652,6 @@
               </w:rPr>
               <w:t>Nitzschia</w:t>
             </w:r>
-            <w:proofErr w:type="spellEnd"/>
           </w:p>
         </w:tc>
         <w:tc>
@@ -11929,7 +11671,6 @@
                 <w:lang w:val="en-CA"/>
               </w:rPr>
             </w:pPr>
-            <w:proofErr w:type="spellStart"/>
             <w:r>
               <w:rPr>
                 <w:rFonts w:ascii="Lucida Grande" w:eastAsia="Times New Roman" w:hAnsi="Lucida Grande" w:cs="Lucida Grande"/>
@@ -11939,7 +11680,6 @@
               </w:rPr>
               <w:t>closterium</w:t>
             </w:r>
-            <w:proofErr w:type="spellEnd"/>
           </w:p>
         </w:tc>
         <w:tc>
@@ -12021,7 +11761,6 @@
                 <w:lang w:val="en-CA"/>
               </w:rPr>
             </w:pPr>
-            <w:proofErr w:type="spellStart"/>
             <w:r>
               <w:rPr>
                 <w:rFonts w:ascii="Lucida Grande" w:eastAsia="Times New Roman" w:hAnsi="Lucida Grande" w:cs="Lucida Grande"/>
@@ -12031,7 +11770,6 @@
               </w:rPr>
               <w:t>Bacillariaceae</w:t>
             </w:r>
-            <w:proofErr w:type="spellEnd"/>
           </w:p>
         </w:tc>
         <w:tc>
@@ -12051,7 +11789,6 @@
                 <w:lang w:val="en-CA"/>
               </w:rPr>
             </w:pPr>
-            <w:proofErr w:type="spellStart"/>
             <w:r>
               <w:rPr>
                 <w:rFonts w:ascii="Lucida Grande" w:eastAsia="Times New Roman" w:hAnsi="Lucida Grande" w:cs="Lucida Grande"/>
@@ -12061,7 +11798,6 @@
               </w:rPr>
               <w:t>Nitzschia</w:t>
             </w:r>
-            <w:proofErr w:type="spellEnd"/>
           </w:p>
         </w:tc>
         <w:tc>
@@ -12081,7 +11817,6 @@
                 <w:lang w:val="en-CA"/>
               </w:rPr>
             </w:pPr>
-            <w:proofErr w:type="spellStart"/>
             <w:r>
               <w:rPr>
                 <w:rFonts w:ascii="Lucida Grande" w:eastAsia="Times New Roman" w:hAnsi="Lucida Grande" w:cs="Lucida Grande"/>
@@ -12091,7 +11826,6 @@
               </w:rPr>
               <w:t>gandersheimiensis</w:t>
             </w:r>
-            <w:proofErr w:type="spellEnd"/>
           </w:p>
         </w:tc>
         <w:tc>
@@ -12173,7 +11907,6 @@
                 <w:lang w:val="en-CA"/>
               </w:rPr>
             </w:pPr>
-            <w:proofErr w:type="spellStart"/>
             <w:r>
               <w:rPr>
                 <w:rFonts w:ascii="Lucida Grande" w:eastAsia="Times New Roman" w:hAnsi="Lucida Grande" w:cs="Lucida Grande"/>
@@ -12183,7 +11916,6 @@
               </w:rPr>
               <w:t>Brachidiniaceae</w:t>
             </w:r>
-            <w:proofErr w:type="spellEnd"/>
           </w:p>
         </w:tc>
         <w:tc>
@@ -12203,7 +11935,6 @@
                 <w:lang w:val="en-CA"/>
               </w:rPr>
             </w:pPr>
-            <w:proofErr w:type="spellStart"/>
             <w:r>
               <w:rPr>
                 <w:rFonts w:ascii="Lucida Grande" w:eastAsia="Times New Roman" w:hAnsi="Lucida Grande" w:cs="Lucida Grande"/>
@@ -12213,7 +11944,6 @@
               </w:rPr>
               <w:t>Karenia</w:t>
             </w:r>
-            <w:proofErr w:type="spellEnd"/>
           </w:p>
         </w:tc>
         <w:tc>
@@ -12233,7 +11963,6 @@
                 <w:lang w:val="en-CA"/>
               </w:rPr>
             </w:pPr>
-            <w:proofErr w:type="spellStart"/>
             <w:r>
               <w:rPr>
                 <w:rFonts w:ascii="Lucida Grande" w:eastAsia="Times New Roman" w:hAnsi="Lucida Grande" w:cs="Lucida Grande"/>
@@ -12243,7 +11972,6 @@
               </w:rPr>
               <w:t>mikimotoi</w:t>
             </w:r>
-            <w:proofErr w:type="spellEnd"/>
           </w:p>
         </w:tc>
         <w:tc>
@@ -12325,7 +12053,6 @@
                 <w:lang w:val="en-CA"/>
               </w:rPr>
             </w:pPr>
-            <w:proofErr w:type="spellStart"/>
             <w:r>
               <w:rPr>
                 <w:rFonts w:ascii="Lucida Grande" w:eastAsia="Times New Roman" w:hAnsi="Lucida Grande" w:cs="Lucida Grande"/>
@@ -12335,7 +12062,6 @@
               </w:rPr>
               <w:t>Catenulaceae</w:t>
             </w:r>
-            <w:proofErr w:type="spellEnd"/>
           </w:p>
         </w:tc>
         <w:tc>
@@ -12383,7 +12109,6 @@
                 <w:lang w:val="en-CA"/>
               </w:rPr>
             </w:pPr>
-            <w:proofErr w:type="spellStart"/>
             <w:r>
               <w:rPr>
                 <w:rFonts w:ascii="Lucida Grande" w:eastAsia="Times New Roman" w:hAnsi="Lucida Grande" w:cs="Lucida Grande"/>
@@ -12393,7 +12118,6 @@
               </w:rPr>
               <w:t>sp</w:t>
             </w:r>
-            <w:proofErr w:type="spellEnd"/>
           </w:p>
         </w:tc>
         <w:tc>
@@ -12475,7 +12199,6 @@
                 <w:lang w:val="en-CA"/>
               </w:rPr>
             </w:pPr>
-            <w:proofErr w:type="spellStart"/>
             <w:r>
               <w:rPr>
                 <w:rFonts w:ascii="Lucida Grande" w:eastAsia="Times New Roman" w:hAnsi="Lucida Grande" w:cs="Lucida Grande"/>
@@ -12485,7 +12208,6 @@
               </w:rPr>
               <w:t>Chaetocerotaceae</w:t>
             </w:r>
-            <w:proofErr w:type="spellEnd"/>
           </w:p>
         </w:tc>
         <w:tc>
@@ -12505,7 +12227,6 @@
                 <w:lang w:val="en-CA"/>
               </w:rPr>
             </w:pPr>
-            <w:proofErr w:type="spellStart"/>
             <w:r>
               <w:rPr>
                 <w:rFonts w:ascii="Lucida Grande" w:eastAsia="Times New Roman" w:hAnsi="Lucida Grande" w:cs="Lucida Grande"/>
@@ -12515,7 +12236,6 @@
               </w:rPr>
               <w:t>Chaetoceros</w:t>
             </w:r>
-            <w:proofErr w:type="spellEnd"/>
           </w:p>
         </w:tc>
         <w:tc>
@@ -12535,7 +12255,6 @@
                 <w:lang w:val="en-CA"/>
               </w:rPr>
             </w:pPr>
-            <w:proofErr w:type="spellStart"/>
             <w:r>
               <w:rPr>
                 <w:rFonts w:ascii="Lucida Grande" w:eastAsia="Times New Roman" w:hAnsi="Lucida Grande" w:cs="Lucida Grande"/>
@@ -12545,7 +12264,6 @@
               </w:rPr>
               <w:t>gracilis</w:t>
             </w:r>
-            <w:proofErr w:type="spellEnd"/>
           </w:p>
         </w:tc>
         <w:tc>
@@ -12627,7 +12345,6 @@
                 <w:lang w:val="en-CA"/>
               </w:rPr>
             </w:pPr>
-            <w:proofErr w:type="spellStart"/>
             <w:r>
               <w:rPr>
                 <w:rFonts w:ascii="Lucida Grande" w:eastAsia="Times New Roman" w:hAnsi="Lucida Grande" w:cs="Lucida Grande"/>
@@ -12637,7 +12354,6 @@
               </w:rPr>
               <w:t>Chaetocerotaceae</w:t>
             </w:r>
-            <w:proofErr w:type="spellEnd"/>
           </w:p>
         </w:tc>
         <w:tc>
@@ -12657,7 +12373,6 @@
                 <w:lang w:val="en-CA"/>
               </w:rPr>
             </w:pPr>
-            <w:proofErr w:type="spellStart"/>
             <w:r>
               <w:rPr>
                 <w:rFonts w:ascii="Lucida Grande" w:eastAsia="Times New Roman" w:hAnsi="Lucida Grande" w:cs="Lucida Grande"/>
@@ -12667,7 +12382,6 @@
               </w:rPr>
               <w:t>Chaetoceros</w:t>
             </w:r>
-            <w:proofErr w:type="spellEnd"/>
           </w:p>
         </w:tc>
         <w:tc>
@@ -12687,7 +12401,6 @@
                 <w:lang w:val="en-CA"/>
               </w:rPr>
             </w:pPr>
-            <w:proofErr w:type="spellStart"/>
             <w:r>
               <w:rPr>
                 <w:rFonts w:ascii="Lucida Grande" w:eastAsia="Times New Roman" w:hAnsi="Lucida Grande" w:cs="Lucida Grande"/>
@@ -12697,7 +12410,6 @@
               </w:rPr>
               <w:t>sp</w:t>
             </w:r>
-            <w:proofErr w:type="spellEnd"/>
           </w:p>
         </w:tc>
         <w:tc>
@@ -12779,7 +12491,6 @@
                 <w:lang w:val="en-CA"/>
               </w:rPr>
             </w:pPr>
-            <w:proofErr w:type="spellStart"/>
             <w:r>
               <w:rPr>
                 <w:rFonts w:ascii="Lucida Grande" w:eastAsia="Times New Roman" w:hAnsi="Lucida Grande" w:cs="Lucida Grande"/>
@@ -12789,7 +12500,6 @@
               </w:rPr>
               <w:t>Chattonellaceae</w:t>
             </w:r>
-            <w:proofErr w:type="spellEnd"/>
           </w:p>
         </w:tc>
         <w:tc>
@@ -12809,7 +12519,6 @@
                 <w:lang w:val="en-CA"/>
               </w:rPr>
             </w:pPr>
-            <w:proofErr w:type="spellStart"/>
             <w:r>
               <w:rPr>
                 <w:rFonts w:ascii="Lucida Grande" w:eastAsia="Times New Roman" w:hAnsi="Lucida Grande" w:cs="Lucida Grande"/>
@@ -12819,7 +12528,6 @@
               </w:rPr>
               <w:t>Heterosigma</w:t>
             </w:r>
-            <w:proofErr w:type="spellEnd"/>
           </w:p>
         </w:tc>
         <w:tc>
@@ -12839,7 +12547,6 @@
                 <w:lang w:val="en-CA"/>
               </w:rPr>
             </w:pPr>
-            <w:proofErr w:type="spellStart"/>
             <w:r>
               <w:rPr>
                 <w:rFonts w:ascii="Lucida Grande" w:eastAsia="Times New Roman" w:hAnsi="Lucida Grande" w:cs="Lucida Grande"/>
@@ -12849,7 +12556,6 @@
               </w:rPr>
               <w:t>akashiwo</w:t>
             </w:r>
-            <w:proofErr w:type="spellEnd"/>
           </w:p>
         </w:tc>
         <w:tc>
@@ -12931,7 +12637,6 @@
                 <w:lang w:val="en-CA"/>
               </w:rPr>
             </w:pPr>
-            <w:proofErr w:type="spellStart"/>
             <w:r>
               <w:rPr>
                 <w:rFonts w:ascii="Lucida Grande" w:eastAsia="Times New Roman" w:hAnsi="Lucida Grande" w:cs="Lucida Grande"/>
@@ -12941,7 +12646,6 @@
               </w:rPr>
               <w:t>Chlorodendraceae</w:t>
             </w:r>
-            <w:proofErr w:type="spellEnd"/>
           </w:p>
         </w:tc>
         <w:tc>
@@ -12961,7 +12665,6 @@
                 <w:lang w:val="en-CA"/>
               </w:rPr>
             </w:pPr>
-            <w:proofErr w:type="spellStart"/>
             <w:r>
               <w:rPr>
                 <w:rFonts w:ascii="Lucida Grande" w:eastAsia="Times New Roman" w:hAnsi="Lucida Grande" w:cs="Lucida Grande"/>
@@ -12971,7 +12674,6 @@
               </w:rPr>
               <w:t>Tetraselmis</w:t>
             </w:r>
-            <w:proofErr w:type="spellEnd"/>
           </w:p>
         </w:tc>
         <w:tc>
@@ -12991,7 +12693,6 @@
                 <w:lang w:val="en-CA"/>
               </w:rPr>
             </w:pPr>
-            <w:proofErr w:type="spellStart"/>
             <w:r>
               <w:rPr>
                 <w:rFonts w:ascii="Lucida Grande" w:eastAsia="Times New Roman" w:hAnsi="Lucida Grande" w:cs="Lucida Grande"/>
@@ -13001,7 +12702,6 @@
               </w:rPr>
               <w:t>suecica</w:t>
             </w:r>
-            <w:proofErr w:type="spellEnd"/>
           </w:p>
         </w:tc>
         <w:tc>
@@ -13062,6 +12762,7 @@
                 <w:szCs w:val="22"/>
                 <w:lang w:val="en-CA"/>
               </w:rPr>
+              <w:lastRenderedPageBreak/>
               <w:t>Phytoplankton</w:t>
             </w:r>
           </w:p>
@@ -13083,7 +12784,6 @@
                 <w:lang w:val="en-CA"/>
               </w:rPr>
             </w:pPr>
-            <w:proofErr w:type="spellStart"/>
             <w:r>
               <w:rPr>
                 <w:rFonts w:ascii="Lucida Grande" w:eastAsia="Times New Roman" w:hAnsi="Lucida Grande" w:cs="Lucida Grande"/>
@@ -13093,7 +12793,6 @@
               </w:rPr>
               <w:t>Entomoneidaceae</w:t>
             </w:r>
-            <w:proofErr w:type="spellEnd"/>
           </w:p>
         </w:tc>
         <w:tc>
@@ -13113,7 +12812,6 @@
                 <w:lang w:val="en-CA"/>
               </w:rPr>
             </w:pPr>
-            <w:proofErr w:type="spellStart"/>
             <w:r>
               <w:rPr>
                 <w:rFonts w:ascii="Lucida Grande" w:eastAsia="Times New Roman" w:hAnsi="Lucida Grande" w:cs="Lucida Grande"/>
@@ -13123,7 +12821,6 @@
               </w:rPr>
               <w:t>Entomoneis</w:t>
             </w:r>
-            <w:proofErr w:type="spellEnd"/>
           </w:p>
         </w:tc>
         <w:tc>
@@ -13143,7 +12840,6 @@
                 <w:lang w:val="en-CA"/>
               </w:rPr>
             </w:pPr>
-            <w:proofErr w:type="spellStart"/>
             <w:r>
               <w:rPr>
                 <w:rFonts w:ascii="Lucida Grande" w:eastAsia="Times New Roman" w:hAnsi="Lucida Grande" w:cs="Lucida Grande"/>
@@ -13153,7 +12849,6 @@
               </w:rPr>
               <w:t>alata</w:t>
             </w:r>
-            <w:proofErr w:type="spellEnd"/>
           </w:p>
         </w:tc>
         <w:tc>
@@ -13235,7 +12930,6 @@
                 <w:lang w:val="en-CA"/>
               </w:rPr>
             </w:pPr>
-            <w:proofErr w:type="spellStart"/>
             <w:r>
               <w:rPr>
                 <w:rFonts w:ascii="Lucida Grande" w:eastAsia="Times New Roman" w:hAnsi="Lucida Grande" w:cs="Lucida Grande"/>
@@ -13245,7 +12939,6 @@
               </w:rPr>
               <w:t>Naviculaceae</w:t>
             </w:r>
-            <w:proofErr w:type="spellEnd"/>
           </w:p>
         </w:tc>
         <w:tc>
@@ -13265,7 +12958,6 @@
                 <w:lang w:val="en-CA"/>
               </w:rPr>
             </w:pPr>
-            <w:proofErr w:type="spellStart"/>
             <w:r>
               <w:rPr>
                 <w:rFonts w:ascii="Lucida Grande" w:eastAsia="Times New Roman" w:hAnsi="Lucida Grande" w:cs="Lucida Grande"/>
@@ -13275,7 +12967,6 @@
               </w:rPr>
               <w:t>Haslea</w:t>
             </w:r>
-            <w:proofErr w:type="spellEnd"/>
           </w:p>
         </w:tc>
         <w:tc>
@@ -13295,7 +12986,6 @@
                 <w:lang w:val="en-CA"/>
               </w:rPr>
             </w:pPr>
-            <w:proofErr w:type="spellStart"/>
             <w:r>
               <w:rPr>
                 <w:rFonts w:ascii="Lucida Grande" w:eastAsia="Times New Roman" w:hAnsi="Lucida Grande" w:cs="Lucida Grande"/>
@@ -13305,7 +12995,6 @@
               </w:rPr>
               <w:t>ostrearia</w:t>
             </w:r>
-            <w:proofErr w:type="spellEnd"/>
           </w:p>
         </w:tc>
         <w:tc>
@@ -13387,7 +13076,6 @@
                 <w:lang w:val="en-CA"/>
               </w:rPr>
             </w:pPr>
-            <w:proofErr w:type="spellStart"/>
             <w:r>
               <w:rPr>
                 <w:rFonts w:ascii="Lucida Grande" w:eastAsia="Times New Roman" w:hAnsi="Lucida Grande" w:cs="Lucida Grande"/>
@@ -13397,7 +13085,6 @@
               </w:rPr>
               <w:t>Ostreopsidaceae</w:t>
             </w:r>
-            <w:proofErr w:type="spellEnd"/>
           </w:p>
         </w:tc>
         <w:tc>
@@ -13417,7 +13104,6 @@
                 <w:lang w:val="en-CA"/>
               </w:rPr>
             </w:pPr>
-            <w:proofErr w:type="spellStart"/>
             <w:r>
               <w:rPr>
                 <w:rFonts w:ascii="Lucida Grande" w:eastAsia="Times New Roman" w:hAnsi="Lucida Grande" w:cs="Lucida Grande"/>
@@ -13427,7 +13113,6 @@
               </w:rPr>
               <w:t>Alexandrium</w:t>
             </w:r>
-            <w:proofErr w:type="spellEnd"/>
           </w:p>
         </w:tc>
         <w:tc>
@@ -13447,7 +13132,6 @@
                 <w:lang w:val="en-CA"/>
               </w:rPr>
             </w:pPr>
-            <w:proofErr w:type="spellStart"/>
             <w:r>
               <w:rPr>
                 <w:rFonts w:ascii="Lucida Grande" w:eastAsia="Times New Roman" w:hAnsi="Lucida Grande" w:cs="Lucida Grande"/>
@@ -13457,7 +13141,6 @@
               </w:rPr>
               <w:t>catenella</w:t>
             </w:r>
-            <w:proofErr w:type="spellEnd"/>
           </w:p>
         </w:tc>
         <w:tc>
@@ -13539,7 +13222,6 @@
                 <w:lang w:val="en-CA"/>
               </w:rPr>
             </w:pPr>
-            <w:proofErr w:type="spellStart"/>
             <w:r>
               <w:rPr>
                 <w:rFonts w:ascii="Lucida Grande" w:eastAsia="Times New Roman" w:hAnsi="Lucida Grande" w:cs="Lucida Grande"/>
@@ -13549,7 +13231,6 @@
               </w:rPr>
               <w:t>Ostreopsidaceae</w:t>
             </w:r>
-            <w:proofErr w:type="spellEnd"/>
           </w:p>
         </w:tc>
         <w:tc>
@@ -13569,7 +13250,6 @@
                 <w:lang w:val="en-CA"/>
               </w:rPr>
             </w:pPr>
-            <w:proofErr w:type="spellStart"/>
             <w:r>
               <w:rPr>
                 <w:rFonts w:ascii="Lucida Grande" w:eastAsia="Times New Roman" w:hAnsi="Lucida Grande" w:cs="Lucida Grande"/>
@@ -13579,7 +13259,6 @@
               </w:rPr>
               <w:t>Alexandrium</w:t>
             </w:r>
-            <w:proofErr w:type="spellEnd"/>
           </w:p>
         </w:tc>
         <w:tc>
@@ -13599,7 +13278,6 @@
                 <w:lang w:val="en-CA"/>
               </w:rPr>
             </w:pPr>
-            <w:proofErr w:type="spellStart"/>
             <w:r>
               <w:rPr>
                 <w:rFonts w:ascii="Lucida Grande" w:eastAsia="Times New Roman" w:hAnsi="Lucida Grande" w:cs="Lucida Grande"/>
@@ -13609,7 +13287,6 @@
               </w:rPr>
               <w:t>minutum</w:t>
             </w:r>
-            <w:proofErr w:type="spellEnd"/>
           </w:p>
         </w:tc>
         <w:tc>
@@ -13691,7 +13368,6 @@
                 <w:lang w:val="en-CA"/>
               </w:rPr>
             </w:pPr>
-            <w:proofErr w:type="spellStart"/>
             <w:r>
               <w:rPr>
                 <w:rFonts w:ascii="Lucida Grande" w:eastAsia="Times New Roman" w:hAnsi="Lucida Grande" w:cs="Lucida Grande"/>
@@ -13701,7 +13377,6 @@
               </w:rPr>
               <w:t>Skeletonemataceae</w:t>
             </w:r>
-            <w:proofErr w:type="spellEnd"/>
           </w:p>
         </w:tc>
         <w:tc>
@@ -13721,7 +13396,6 @@
                 <w:lang w:val="en-CA"/>
               </w:rPr>
             </w:pPr>
-            <w:proofErr w:type="spellStart"/>
             <w:r>
               <w:rPr>
                 <w:rFonts w:ascii="Lucida Grande" w:eastAsia="Times New Roman" w:hAnsi="Lucida Grande" w:cs="Lucida Grande"/>
@@ -13731,7 +13405,6 @@
               </w:rPr>
               <w:t>Skeletonema</w:t>
             </w:r>
-            <w:proofErr w:type="spellEnd"/>
           </w:p>
         </w:tc>
         <w:tc>
@@ -13751,7 +13424,6 @@
                 <w:lang w:val="en-CA"/>
               </w:rPr>
             </w:pPr>
-            <w:proofErr w:type="spellStart"/>
             <w:r>
               <w:rPr>
                 <w:rFonts w:ascii="Lucida Grande" w:eastAsia="Times New Roman" w:hAnsi="Lucida Grande" w:cs="Lucida Grande"/>
@@ -13761,7 +13433,6 @@
               </w:rPr>
               <w:t>costatum</w:t>
             </w:r>
-            <w:proofErr w:type="spellEnd"/>
           </w:p>
         </w:tc>
         <w:tc>
@@ -14001,7 +13672,6 @@
                 <w:lang w:val="en-CA"/>
               </w:rPr>
             </w:pPr>
-            <w:proofErr w:type="spellStart"/>
             <w:r>
               <w:rPr>
                 <w:rFonts w:ascii="Lucida Grande" w:eastAsia="Times New Roman" w:hAnsi="Lucida Grande" w:cs="Lucida Grande"/>
@@ -14011,7 +13681,6 @@
               </w:rPr>
               <w:t>Hydrocharitaceae</w:t>
             </w:r>
-            <w:proofErr w:type="spellEnd"/>
           </w:p>
         </w:tc>
         <w:tc>
@@ -14031,7 +13700,6 @@
                 <w:lang w:val="en-CA"/>
               </w:rPr>
             </w:pPr>
-            <w:proofErr w:type="spellStart"/>
             <w:r>
               <w:rPr>
                 <w:rFonts w:ascii="Lucida Grande" w:eastAsia="Times New Roman" w:hAnsi="Lucida Grande" w:cs="Lucida Grande"/>
@@ -14041,7 +13709,6 @@
               </w:rPr>
               <w:t>Thalassia</w:t>
             </w:r>
-            <w:proofErr w:type="spellEnd"/>
           </w:p>
         </w:tc>
         <w:tc>
@@ -14061,7 +13728,6 @@
                 <w:lang w:val="en-CA"/>
               </w:rPr>
             </w:pPr>
-            <w:proofErr w:type="spellStart"/>
             <w:r>
               <w:rPr>
                 <w:rFonts w:ascii="Lucida Grande" w:eastAsia="Times New Roman" w:hAnsi="Lucida Grande" w:cs="Lucida Grande"/>
@@ -14071,7 +13737,6 @@
               </w:rPr>
               <w:t>testudinum</w:t>
             </w:r>
-            <w:proofErr w:type="spellEnd"/>
           </w:p>
         </w:tc>
         <w:tc>
@@ -14153,7 +13818,6 @@
                 <w:lang w:val="en-CA"/>
               </w:rPr>
             </w:pPr>
-            <w:proofErr w:type="spellStart"/>
             <w:r>
               <w:rPr>
                 <w:rFonts w:ascii="Lucida Grande" w:eastAsia="Times New Roman" w:hAnsi="Lucida Grande" w:cs="Lucida Grande"/>
@@ -14163,7 +13827,6 @@
               </w:rPr>
               <w:t>Poaceae</w:t>
             </w:r>
-            <w:proofErr w:type="spellEnd"/>
           </w:p>
         </w:tc>
         <w:tc>
@@ -14301,7 +13964,6 @@
                 <w:lang w:val="en-CA"/>
               </w:rPr>
             </w:pPr>
-            <w:proofErr w:type="spellStart"/>
             <w:r>
               <w:rPr>
                 <w:rFonts w:ascii="Lucida Grande" w:eastAsia="Times New Roman" w:hAnsi="Lucida Grande" w:cs="Lucida Grande"/>
@@ -14311,7 +13973,6 @@
               </w:rPr>
               <w:t>Rhizophoraceae</w:t>
             </w:r>
-            <w:proofErr w:type="spellEnd"/>
           </w:p>
         </w:tc>
         <w:tc>
@@ -14331,7 +13992,6 @@
                 <w:lang w:val="en-CA"/>
               </w:rPr>
             </w:pPr>
-            <w:proofErr w:type="spellStart"/>
             <w:r>
               <w:rPr>
                 <w:rFonts w:ascii="Lucida Grande" w:eastAsia="Times New Roman" w:hAnsi="Lucida Grande" w:cs="Lucida Grande"/>
@@ -14341,7 +14001,6 @@
               </w:rPr>
               <w:t>Rhizophora</w:t>
             </w:r>
-            <w:proofErr w:type="spellEnd"/>
           </w:p>
         </w:tc>
         <w:tc>
@@ -14451,7 +14110,6 @@
                 <w:lang w:val="en-CA"/>
               </w:rPr>
             </w:pPr>
-            <w:proofErr w:type="spellStart"/>
             <w:r>
               <w:rPr>
                 <w:rFonts w:ascii="Lucida Grande" w:eastAsia="Times New Roman" w:hAnsi="Lucida Grande" w:cs="Lucida Grande"/>
@@ -14461,7 +14119,6 @@
               </w:rPr>
               <w:t>Zosteraceae</w:t>
             </w:r>
-            <w:proofErr w:type="spellEnd"/>
           </w:p>
         </w:tc>
         <w:tc>
@@ -14481,7 +14138,6 @@
                 <w:lang w:val="en-CA"/>
               </w:rPr>
             </w:pPr>
-            <w:proofErr w:type="spellStart"/>
             <w:r>
               <w:rPr>
                 <w:rFonts w:ascii="Lucida Grande" w:eastAsia="Times New Roman" w:hAnsi="Lucida Grande" w:cs="Lucida Grande"/>
@@ -14491,7 +14147,6 @@
               </w:rPr>
               <w:t>Zostera</w:t>
             </w:r>
-            <w:proofErr w:type="spellEnd"/>
           </w:p>
         </w:tc>
         <w:tc>
@@ -15079,7 +14734,6 @@
                 <w:sz w:val="22"/>
                 <w:szCs w:val="22"/>
               </w:rPr>
-              <w:lastRenderedPageBreak/>
               <w:t>biomass</w:t>
             </w:r>
           </w:p>
@@ -15514,23 +15168,13 @@
                 <w:lang w:val="en-CA"/>
               </w:rPr>
             </w:pPr>
-            <w:proofErr w:type="spellStart"/>
             <w:r>
               <w:rPr>
                 <w:rFonts w:ascii="Lucida Grande" w:hAnsi="Lucida Grande" w:cs="Lucida Grande"/>
                 <w:sz w:val="22"/>
                 <w:szCs w:val="22"/>
               </w:rPr>
-              <w:t>Chl</w:t>
-            </w:r>
-            <w:proofErr w:type="spellEnd"/>
-            <w:r>
-              <w:rPr>
-                <w:rFonts w:ascii="Lucida Grande" w:hAnsi="Lucida Grande" w:cs="Lucida Grande"/>
-                <w:sz w:val="22"/>
-                <w:szCs w:val="22"/>
-              </w:rPr>
-              <w:t xml:space="preserve"> a</w:t>
+              <w:t>Chl a</w:t>
             </w:r>
           </w:p>
         </w:tc>
@@ -16487,6 +16131,7 @@
                 <w:szCs w:val="22"/>
                 <w:lang w:val="en-CA"/>
               </w:rPr>
+              <w:lastRenderedPageBreak/>
               <w:t>Fish</w:t>
             </w:r>
           </w:p>
@@ -16508,7 +16153,6 @@
                 <w:lang w:val="en-CA"/>
               </w:rPr>
             </w:pPr>
-            <w:proofErr w:type="spellStart"/>
             <w:r>
               <w:rPr>
                 <w:rFonts w:ascii="Lucida Grande" w:eastAsia="Times New Roman" w:hAnsi="Lucida Grande" w:cs="Lucida Grande"/>
@@ -16518,7 +16162,6 @@
               </w:rPr>
               <w:t>Haemulidae</w:t>
             </w:r>
-            <w:proofErr w:type="spellEnd"/>
           </w:p>
         </w:tc>
         <w:tc>
@@ -16538,7 +16181,6 @@
                 <w:lang w:val="en-CA"/>
               </w:rPr>
             </w:pPr>
-            <w:proofErr w:type="spellStart"/>
             <w:r>
               <w:rPr>
                 <w:rFonts w:ascii="Lucida Grande" w:eastAsia="Times New Roman" w:hAnsi="Lucida Grande" w:cs="Lucida Grande"/>
@@ -16548,7 +16190,6 @@
               </w:rPr>
               <w:t>Haemulon</w:t>
             </w:r>
-            <w:proofErr w:type="spellEnd"/>
           </w:p>
         </w:tc>
         <w:tc>
@@ -16658,7 +16299,6 @@
                 <w:lang w:val="en-CA"/>
               </w:rPr>
             </w:pPr>
-            <w:proofErr w:type="spellStart"/>
             <w:r>
               <w:rPr>
                 <w:rFonts w:ascii="Lucida Grande" w:eastAsia="Times New Roman" w:hAnsi="Lucida Grande" w:cs="Lucida Grande"/>
@@ -16668,7 +16308,6 @@
               </w:rPr>
               <w:t>Haemulidae</w:t>
             </w:r>
-            <w:proofErr w:type="spellEnd"/>
           </w:p>
         </w:tc>
         <w:tc>
@@ -16814,7 +16453,6 @@
                 <w:lang w:val="en-CA"/>
               </w:rPr>
             </w:pPr>
-            <w:proofErr w:type="spellStart"/>
             <w:r>
               <w:rPr>
                 <w:rFonts w:ascii="Lucida Grande" w:eastAsia="Times New Roman" w:hAnsi="Lucida Grande" w:cs="Lucida Grande"/>
@@ -16824,7 +16462,6 @@
               </w:rPr>
               <w:t>Moronidae</w:t>
             </w:r>
-            <w:proofErr w:type="spellEnd"/>
           </w:p>
         </w:tc>
         <w:tc>
@@ -16844,7 +16481,6 @@
                 <w:lang w:val="en-CA"/>
               </w:rPr>
             </w:pPr>
-            <w:proofErr w:type="spellStart"/>
             <w:r>
               <w:rPr>
                 <w:rFonts w:ascii="Lucida Grande" w:eastAsia="Times New Roman" w:hAnsi="Lucida Grande" w:cs="Lucida Grande"/>
@@ -16854,7 +16490,6 @@
               </w:rPr>
               <w:t>Dicentrarchus</w:t>
             </w:r>
-            <w:proofErr w:type="spellEnd"/>
           </w:p>
         </w:tc>
         <w:tc>
@@ -16874,7 +16509,6 @@
                 <w:lang w:val="en-CA"/>
               </w:rPr>
             </w:pPr>
-            <w:proofErr w:type="spellStart"/>
             <w:r>
               <w:rPr>
                 <w:rFonts w:ascii="Lucida Grande" w:eastAsia="Times New Roman" w:hAnsi="Lucida Grande" w:cs="Lucida Grande"/>
@@ -16884,7 +16518,6 @@
               </w:rPr>
               <w:t>labrax</w:t>
             </w:r>
-            <w:proofErr w:type="spellEnd"/>
           </w:p>
         </w:tc>
         <w:tc>
@@ -16966,7 +16599,6 @@
                 <w:lang w:val="en-CA"/>
               </w:rPr>
             </w:pPr>
-            <w:proofErr w:type="spellStart"/>
             <w:r>
               <w:rPr>
                 <w:rFonts w:ascii="Lucida Grande" w:eastAsia="Times New Roman" w:hAnsi="Lucida Grande" w:cs="Lucida Grande"/>
@@ -16976,7 +16608,6 @@
               </w:rPr>
               <w:t>Pomacentridae</w:t>
             </w:r>
-            <w:proofErr w:type="spellEnd"/>
           </w:p>
         </w:tc>
         <w:tc>
@@ -16996,7 +16627,6 @@
                 <w:lang w:val="en-CA"/>
               </w:rPr>
             </w:pPr>
-            <w:proofErr w:type="spellStart"/>
             <w:r>
               <w:rPr>
                 <w:rFonts w:ascii="Lucida Grande" w:eastAsia="Times New Roman" w:hAnsi="Lucida Grande" w:cs="Lucida Grande"/>
@@ -17006,7 +16636,6 @@
               </w:rPr>
               <w:t>Amphiprion</w:t>
             </w:r>
-            <w:proofErr w:type="spellEnd"/>
           </w:p>
         </w:tc>
         <w:tc>
@@ -17026,7 +16655,6 @@
                 <w:lang w:val="en-CA"/>
               </w:rPr>
             </w:pPr>
-            <w:proofErr w:type="spellStart"/>
             <w:r>
               <w:rPr>
                 <w:rFonts w:ascii="Lucida Grande" w:eastAsia="Times New Roman" w:hAnsi="Lucida Grande" w:cs="Lucida Grande"/>
@@ -17036,7 +16664,6 @@
               </w:rPr>
               <w:t>bicinctus</w:t>
             </w:r>
-            <w:proofErr w:type="spellEnd"/>
           </w:p>
         </w:tc>
         <w:tc>
@@ -17118,7 +16745,6 @@
                 <w:lang w:val="en-CA"/>
               </w:rPr>
             </w:pPr>
-            <w:proofErr w:type="spellStart"/>
             <w:r>
               <w:rPr>
                 <w:rFonts w:ascii="Lucida Grande" w:eastAsia="Times New Roman" w:hAnsi="Lucida Grande" w:cs="Lucida Grande"/>
@@ -17128,7 +16754,6 @@
               </w:rPr>
               <w:t>Pomacentridae</w:t>
             </w:r>
-            <w:proofErr w:type="spellEnd"/>
           </w:p>
         </w:tc>
         <w:tc>
@@ -17148,7 +16773,6 @@
                 <w:lang w:val="en-CA"/>
               </w:rPr>
             </w:pPr>
-            <w:proofErr w:type="spellStart"/>
             <w:r>
               <w:rPr>
                 <w:rFonts w:ascii="Lucida Grande" w:eastAsia="Times New Roman" w:hAnsi="Lucida Grande" w:cs="Lucida Grande"/>
@@ -17158,7 +16782,6 @@
               </w:rPr>
               <w:t>Dascyllus</w:t>
             </w:r>
-            <w:proofErr w:type="spellEnd"/>
           </w:p>
         </w:tc>
         <w:tc>
@@ -17178,7 +16801,6 @@
                 <w:lang w:val="en-CA"/>
               </w:rPr>
             </w:pPr>
-            <w:proofErr w:type="spellStart"/>
             <w:r>
               <w:rPr>
                 <w:rFonts w:ascii="Lucida Grande" w:eastAsia="Times New Roman" w:hAnsi="Lucida Grande" w:cs="Lucida Grande"/>
@@ -17188,7 +16810,6 @@
               </w:rPr>
               <w:t>aruanus</w:t>
             </w:r>
-            <w:proofErr w:type="spellEnd"/>
           </w:p>
         </w:tc>
         <w:tc>
@@ -17270,7 +16891,6 @@
                 <w:lang w:val="en-CA"/>
               </w:rPr>
             </w:pPr>
-            <w:proofErr w:type="spellStart"/>
             <w:r>
               <w:rPr>
                 <w:rFonts w:ascii="Lucida Grande" w:eastAsia="Times New Roman" w:hAnsi="Lucida Grande" w:cs="Lucida Grande"/>
@@ -17280,7 +16900,6 @@
               </w:rPr>
               <w:t>Pomacentridae</w:t>
             </w:r>
-            <w:proofErr w:type="spellEnd"/>
           </w:p>
         </w:tc>
         <w:tc>
@@ -17482,7 +17101,6 @@
                 <w:lang w:val="en-CA"/>
               </w:rPr>
             </w:pPr>
-            <w:proofErr w:type="spellStart"/>
             <w:r>
               <w:rPr>
                 <w:rFonts w:ascii="Lucida Grande" w:eastAsia="Times New Roman" w:hAnsi="Lucida Grande" w:cs="Lucida Grande"/>
@@ -17492,7 +17110,6 @@
               </w:rPr>
               <w:t>salar</w:t>
             </w:r>
-            <w:proofErr w:type="spellEnd"/>
           </w:p>
         </w:tc>
         <w:tc>
@@ -17732,7 +17349,6 @@
                 <w:lang w:val="en-CA"/>
               </w:rPr>
             </w:pPr>
-            <w:proofErr w:type="spellStart"/>
             <w:r>
               <w:rPr>
                 <w:rFonts w:ascii="Lucida Grande" w:eastAsia="Times New Roman" w:hAnsi="Lucida Grande" w:cs="Lucida Grande"/>
@@ -17742,7 +17358,6 @@
               </w:rPr>
               <w:t>Holothuriidae</w:t>
             </w:r>
-            <w:proofErr w:type="spellEnd"/>
           </w:p>
         </w:tc>
         <w:tc>
@@ -17762,7 +17377,6 @@
                 <w:lang w:val="en-CA"/>
               </w:rPr>
             </w:pPr>
-            <w:proofErr w:type="spellStart"/>
             <w:r>
               <w:rPr>
                 <w:rFonts w:ascii="Lucida Grande" w:eastAsia="Times New Roman" w:hAnsi="Lucida Grande" w:cs="Lucida Grande"/>
@@ -17772,7 +17386,6 @@
               </w:rPr>
               <w:t>Holothuria</w:t>
             </w:r>
-            <w:proofErr w:type="spellEnd"/>
           </w:p>
         </w:tc>
         <w:tc>
@@ -17792,7 +17405,6 @@
                 <w:lang w:val="en-CA"/>
               </w:rPr>
             </w:pPr>
-            <w:proofErr w:type="spellStart"/>
             <w:r>
               <w:rPr>
                 <w:rFonts w:ascii="Lucida Grande" w:eastAsia="Times New Roman" w:hAnsi="Lucida Grande" w:cs="Lucida Grande"/>
@@ -17802,7 +17414,6 @@
               </w:rPr>
               <w:t>atra</w:t>
             </w:r>
-            <w:proofErr w:type="spellEnd"/>
           </w:p>
         </w:tc>
         <w:tc>
@@ -18042,7 +17653,6 @@
                 <w:lang w:val="en-CA"/>
               </w:rPr>
             </w:pPr>
-            <w:proofErr w:type="spellStart"/>
             <w:r>
               <w:rPr>
                 <w:rFonts w:ascii="Lucida Grande" w:eastAsia="Times New Roman" w:hAnsi="Lucida Grande" w:cs="Lucida Grande"/>
@@ -18052,7 +17662,6 @@
               </w:rPr>
               <w:t>Calyptraeidae</w:t>
             </w:r>
-            <w:proofErr w:type="spellEnd"/>
           </w:p>
         </w:tc>
         <w:tc>
@@ -18072,7 +17681,6 @@
                 <w:lang w:val="en-CA"/>
               </w:rPr>
             </w:pPr>
-            <w:proofErr w:type="spellStart"/>
             <w:r>
               <w:rPr>
                 <w:rFonts w:ascii="Lucida Grande" w:eastAsia="Times New Roman" w:hAnsi="Lucida Grande" w:cs="Lucida Grande"/>
@@ -18082,7 +17690,6 @@
               </w:rPr>
               <w:t>Crepidula</w:t>
             </w:r>
-            <w:proofErr w:type="spellEnd"/>
           </w:p>
         </w:tc>
         <w:tc>
@@ -18102,7 +17709,6 @@
                 <w:lang w:val="en-CA"/>
               </w:rPr>
             </w:pPr>
-            <w:proofErr w:type="spellStart"/>
             <w:r>
               <w:rPr>
                 <w:rFonts w:ascii="Lucida Grande" w:eastAsia="Times New Roman" w:hAnsi="Lucida Grande" w:cs="Lucida Grande"/>
@@ -18112,7 +17718,6 @@
               </w:rPr>
               <w:t>fornicata</w:t>
             </w:r>
-            <w:proofErr w:type="spellEnd"/>
           </w:p>
         </w:tc>
         <w:tc>
@@ -18194,7 +17799,6 @@
                 <w:lang w:val="en-CA"/>
               </w:rPr>
             </w:pPr>
-            <w:proofErr w:type="spellStart"/>
             <w:r>
               <w:rPr>
                 <w:rFonts w:ascii="Lucida Grande" w:eastAsia="Times New Roman" w:hAnsi="Lucida Grande" w:cs="Lucida Grande"/>
@@ -18204,7 +17808,6 @@
               </w:rPr>
               <w:t>Mytilidae</w:t>
             </w:r>
-            <w:proofErr w:type="spellEnd"/>
           </w:p>
         </w:tc>
         <w:tc>
@@ -18224,7 +17827,6 @@
                 <w:lang w:val="en-CA"/>
               </w:rPr>
             </w:pPr>
-            <w:proofErr w:type="spellStart"/>
             <w:r>
               <w:rPr>
                 <w:rFonts w:ascii="Lucida Grande" w:eastAsia="Times New Roman" w:hAnsi="Lucida Grande" w:cs="Lucida Grande"/>
@@ -18234,7 +17836,6 @@
               </w:rPr>
               <w:t>Geukensia</w:t>
             </w:r>
-            <w:proofErr w:type="spellEnd"/>
           </w:p>
         </w:tc>
         <w:tc>
@@ -18254,7 +17855,6 @@
                 <w:lang w:val="en-CA"/>
               </w:rPr>
             </w:pPr>
-            <w:proofErr w:type="spellStart"/>
             <w:r>
               <w:rPr>
                 <w:rFonts w:ascii="Lucida Grande" w:eastAsia="Times New Roman" w:hAnsi="Lucida Grande" w:cs="Lucida Grande"/>
@@ -18264,7 +17864,6 @@
               </w:rPr>
               <w:t>demissa</w:t>
             </w:r>
-            <w:proofErr w:type="spellEnd"/>
           </w:p>
         </w:tc>
         <w:tc>
@@ -18346,7 +17945,6 @@
                 <w:lang w:val="en-CA"/>
               </w:rPr>
             </w:pPr>
-            <w:proofErr w:type="spellStart"/>
             <w:r>
               <w:rPr>
                 <w:rFonts w:ascii="Lucida Grande" w:eastAsia="Times New Roman" w:hAnsi="Lucida Grande" w:cs="Lucida Grande"/>
@@ -18356,7 +17954,6 @@
               </w:rPr>
               <w:t>Mytilidae</w:t>
             </w:r>
-            <w:proofErr w:type="spellEnd"/>
           </w:p>
         </w:tc>
         <w:tc>
@@ -18376,7 +17973,6 @@
                 <w:lang w:val="en-CA"/>
               </w:rPr>
             </w:pPr>
-            <w:proofErr w:type="spellStart"/>
             <w:r>
               <w:rPr>
                 <w:rFonts w:ascii="Lucida Grande" w:eastAsia="Times New Roman" w:hAnsi="Lucida Grande" w:cs="Lucida Grande"/>
@@ -18386,7 +17982,6 @@
               </w:rPr>
               <w:t>Modiolus</w:t>
             </w:r>
-            <w:proofErr w:type="spellEnd"/>
           </w:p>
         </w:tc>
         <w:tc>
@@ -18406,7 +18001,6 @@
                 <w:lang w:val="en-CA"/>
               </w:rPr>
             </w:pPr>
-            <w:proofErr w:type="spellStart"/>
             <w:r>
               <w:rPr>
                 <w:rFonts w:ascii="Lucida Grande" w:eastAsia="Times New Roman" w:hAnsi="Lucida Grande" w:cs="Lucida Grande"/>
@@ -18416,7 +18010,6 @@
               </w:rPr>
               <w:t>americanus</w:t>
             </w:r>
-            <w:proofErr w:type="spellEnd"/>
           </w:p>
         </w:tc>
         <w:tc>
@@ -18498,7 +18091,6 @@
                 <w:lang w:val="en-CA"/>
               </w:rPr>
             </w:pPr>
-            <w:proofErr w:type="spellStart"/>
             <w:r>
               <w:rPr>
                 <w:rFonts w:ascii="Lucida Grande" w:eastAsia="Times New Roman" w:hAnsi="Lucida Grande" w:cs="Lucida Grande"/>
@@ -18508,7 +18100,6 @@
               </w:rPr>
               <w:t>Mytilidae</w:t>
             </w:r>
-            <w:proofErr w:type="spellEnd"/>
           </w:p>
         </w:tc>
         <w:tc>
@@ -18528,7 +18119,6 @@
                 <w:lang w:val="en-CA"/>
               </w:rPr>
             </w:pPr>
-            <w:proofErr w:type="spellStart"/>
             <w:r>
               <w:rPr>
                 <w:rFonts w:ascii="Lucida Grande" w:eastAsia="Times New Roman" w:hAnsi="Lucida Grande" w:cs="Lucida Grande"/>
@@ -18538,7 +18128,6 @@
               </w:rPr>
               <w:t>Mytilus</w:t>
             </w:r>
-            <w:proofErr w:type="spellEnd"/>
           </w:p>
         </w:tc>
         <w:tc>
@@ -18558,7 +18147,6 @@
                 <w:lang w:val="en-CA"/>
               </w:rPr>
             </w:pPr>
-            <w:proofErr w:type="spellStart"/>
             <w:r>
               <w:rPr>
                 <w:rFonts w:ascii="Lucida Grande" w:eastAsia="Times New Roman" w:hAnsi="Lucida Grande" w:cs="Lucida Grande"/>
@@ -18568,7 +18156,6 @@
               </w:rPr>
               <w:t>californianus</w:t>
             </w:r>
-            <w:proofErr w:type="spellEnd"/>
           </w:p>
         </w:tc>
         <w:tc>
@@ -18650,7 +18237,6 @@
                 <w:lang w:val="en-CA"/>
               </w:rPr>
             </w:pPr>
-            <w:proofErr w:type="spellStart"/>
             <w:r>
               <w:rPr>
                 <w:rFonts w:ascii="Lucida Grande" w:eastAsia="Times New Roman" w:hAnsi="Lucida Grande" w:cs="Lucida Grande"/>
@@ -18660,7 +18246,6 @@
               </w:rPr>
               <w:t>Mytilidae</w:t>
             </w:r>
-            <w:proofErr w:type="spellEnd"/>
           </w:p>
         </w:tc>
         <w:tc>
@@ -18680,7 +18265,6 @@
                 <w:lang w:val="en-CA"/>
               </w:rPr>
             </w:pPr>
-            <w:proofErr w:type="spellStart"/>
             <w:r>
               <w:rPr>
                 <w:rFonts w:ascii="Lucida Grande" w:eastAsia="Times New Roman" w:hAnsi="Lucida Grande" w:cs="Lucida Grande"/>
@@ -18690,7 +18274,6 @@
               </w:rPr>
               <w:t>Mytilus</w:t>
             </w:r>
-            <w:proofErr w:type="spellEnd"/>
           </w:p>
         </w:tc>
         <w:tc>
@@ -18800,7 +18383,6 @@
                 <w:lang w:val="en-CA"/>
               </w:rPr>
             </w:pPr>
-            <w:proofErr w:type="spellStart"/>
             <w:r>
               <w:rPr>
                 <w:rFonts w:ascii="Lucida Grande" w:eastAsia="Times New Roman" w:hAnsi="Lucida Grande" w:cs="Lucida Grande"/>
@@ -18810,7 +18392,6 @@
               </w:rPr>
               <w:t>Mytilidae</w:t>
             </w:r>
-            <w:proofErr w:type="spellEnd"/>
           </w:p>
         </w:tc>
         <w:tc>
@@ -18830,7 +18411,6 @@
                 <w:lang w:val="en-CA"/>
               </w:rPr>
             </w:pPr>
-            <w:proofErr w:type="spellStart"/>
             <w:r>
               <w:rPr>
                 <w:rFonts w:ascii="Lucida Grande" w:eastAsia="Times New Roman" w:hAnsi="Lucida Grande" w:cs="Lucida Grande"/>
@@ -18840,7 +18420,6 @@
               </w:rPr>
               <w:t>Mytilus</w:t>
             </w:r>
-            <w:proofErr w:type="spellEnd"/>
           </w:p>
         </w:tc>
         <w:tc>
@@ -18950,7 +18529,6 @@
                 <w:lang w:val="en-CA"/>
               </w:rPr>
             </w:pPr>
-            <w:proofErr w:type="spellStart"/>
             <w:r>
               <w:rPr>
                 <w:rFonts w:ascii="Lucida Grande" w:eastAsia="Times New Roman" w:hAnsi="Lucida Grande" w:cs="Lucida Grande"/>
@@ -18960,7 +18538,6 @@
               </w:rPr>
               <w:t>Ostreidae</w:t>
             </w:r>
-            <w:proofErr w:type="spellEnd"/>
           </w:p>
         </w:tc>
         <w:tc>
@@ -18980,7 +18557,6 @@
                 <w:lang w:val="en-CA"/>
               </w:rPr>
             </w:pPr>
-            <w:proofErr w:type="spellStart"/>
             <w:r>
               <w:rPr>
                 <w:rFonts w:ascii="Lucida Grande" w:eastAsia="Times New Roman" w:hAnsi="Lucida Grande" w:cs="Lucida Grande"/>
@@ -18990,7 +18566,6 @@
               </w:rPr>
               <w:t>Magallana</w:t>
             </w:r>
-            <w:proofErr w:type="spellEnd"/>
           </w:p>
         </w:tc>
         <w:tc>
@@ -19010,7 +18585,6 @@
                 <w:lang w:val="en-CA"/>
               </w:rPr>
             </w:pPr>
-            <w:proofErr w:type="spellStart"/>
             <w:r>
               <w:rPr>
                 <w:rFonts w:ascii="Lucida Grande" w:eastAsia="Times New Roman" w:hAnsi="Lucida Grande" w:cs="Lucida Grande"/>
@@ -19020,7 +18594,6 @@
               </w:rPr>
               <w:t>gigas</w:t>
             </w:r>
-            <w:proofErr w:type="spellEnd"/>
           </w:p>
         </w:tc>
         <w:tc>
@@ -19102,7 +18675,6 @@
                 <w:lang w:val="en-CA"/>
               </w:rPr>
             </w:pPr>
-            <w:proofErr w:type="spellStart"/>
             <w:r>
               <w:rPr>
                 <w:rFonts w:ascii="Lucida Grande" w:eastAsia="Times New Roman" w:hAnsi="Lucida Grande" w:cs="Lucida Grande"/>
@@ -19112,7 +18684,6 @@
               </w:rPr>
               <w:t>Veneridae</w:t>
             </w:r>
-            <w:proofErr w:type="spellEnd"/>
           </w:p>
         </w:tc>
         <w:tc>
@@ -19132,7 +18703,6 @@
                 <w:lang w:val="en-CA"/>
               </w:rPr>
             </w:pPr>
-            <w:proofErr w:type="spellStart"/>
             <w:r>
               <w:rPr>
                 <w:rFonts w:ascii="Lucida Grande" w:eastAsia="Times New Roman" w:hAnsi="Lucida Grande" w:cs="Lucida Grande"/>
@@ -19142,7 +18712,6 @@
               </w:rPr>
               <w:t>Mercenaria</w:t>
             </w:r>
-            <w:proofErr w:type="spellEnd"/>
           </w:p>
         </w:tc>
         <w:tc>
@@ -19162,7 +18731,6 @@
                 <w:lang w:val="en-CA"/>
               </w:rPr>
             </w:pPr>
-            <w:proofErr w:type="spellStart"/>
             <w:r>
               <w:rPr>
                 <w:rFonts w:ascii="Lucida Grande" w:eastAsia="Times New Roman" w:hAnsi="Lucida Grande" w:cs="Lucida Grande"/>
@@ -19172,7 +18740,6 @@
               </w:rPr>
               <w:t>mercenaria</w:t>
             </w:r>
-            <w:proofErr w:type="spellEnd"/>
           </w:p>
         </w:tc>
         <w:tc>
@@ -19233,7 +18800,6 @@
                 <w:szCs w:val="22"/>
                 <w:lang w:val="en-CA"/>
               </w:rPr>
-              <w:lastRenderedPageBreak/>
               <w:t>Cnidaria</w:t>
             </w:r>
           </w:p>
@@ -19255,7 +18821,6 @@
                 <w:lang w:val="en-CA"/>
               </w:rPr>
             </w:pPr>
-            <w:proofErr w:type="spellStart"/>
             <w:r>
               <w:rPr>
                 <w:rFonts w:ascii="Lucida Grande" w:eastAsia="Times New Roman" w:hAnsi="Lucida Grande" w:cs="Lucida Grande"/>
@@ -19265,7 +18830,6 @@
               </w:rPr>
               <w:t>Campanulariidae</w:t>
             </w:r>
-            <w:proofErr w:type="spellEnd"/>
           </w:p>
         </w:tc>
         <w:tc>
@@ -19313,7 +18877,6 @@
                 <w:lang w:val="en-CA"/>
               </w:rPr>
             </w:pPr>
-            <w:proofErr w:type="spellStart"/>
             <w:r>
               <w:rPr>
                 <w:rFonts w:ascii="Lucida Grande" w:eastAsia="Times New Roman" w:hAnsi="Lucida Grande" w:cs="Lucida Grande"/>
@@ -19323,7 +18886,6 @@
               </w:rPr>
               <w:t>geniculata</w:t>
             </w:r>
-            <w:proofErr w:type="spellEnd"/>
           </w:p>
         </w:tc>
         <w:tc>
@@ -19405,7 +18967,6 @@
                 <w:lang w:val="en-CA"/>
               </w:rPr>
             </w:pPr>
-            <w:proofErr w:type="spellStart"/>
             <w:r>
               <w:rPr>
                 <w:rFonts w:ascii="Lucida Grande" w:eastAsia="Times New Roman" w:hAnsi="Lucida Grande" w:cs="Lucida Grande"/>
@@ -19415,7 +18976,6 @@
               </w:rPr>
               <w:t>Catostylidae</w:t>
             </w:r>
-            <w:proofErr w:type="spellEnd"/>
           </w:p>
         </w:tc>
         <w:tc>
@@ -19435,7 +18995,6 @@
                 <w:lang w:val="en-CA"/>
               </w:rPr>
             </w:pPr>
-            <w:proofErr w:type="spellStart"/>
             <w:r>
               <w:rPr>
                 <w:rFonts w:ascii="Lucida Grande" w:eastAsia="Times New Roman" w:hAnsi="Lucida Grande" w:cs="Lucida Grande"/>
@@ -19445,7 +19004,6 @@
               </w:rPr>
               <w:t>Catostylus</w:t>
             </w:r>
-            <w:proofErr w:type="spellEnd"/>
           </w:p>
         </w:tc>
         <w:tc>
@@ -19465,7 +19023,6 @@
                 <w:lang w:val="en-CA"/>
               </w:rPr>
             </w:pPr>
-            <w:proofErr w:type="spellStart"/>
             <w:r>
               <w:rPr>
                 <w:rFonts w:ascii="Lucida Grande" w:eastAsia="Times New Roman" w:hAnsi="Lucida Grande" w:cs="Lucida Grande"/>
@@ -19475,7 +19032,6 @@
               </w:rPr>
               <w:t>mosaicus</w:t>
             </w:r>
-            <w:proofErr w:type="spellEnd"/>
           </w:p>
         </w:tc>
         <w:tc>
@@ -19557,7 +19113,6 @@
                 <w:lang w:val="en-CA"/>
               </w:rPr>
             </w:pPr>
-            <w:proofErr w:type="spellStart"/>
             <w:r>
               <w:rPr>
                 <w:rFonts w:ascii="Lucida Grande" w:eastAsia="Times New Roman" w:hAnsi="Lucida Grande" w:cs="Lucida Grande"/>
@@ -19567,7 +19122,6 @@
               </w:rPr>
               <w:t>Aplysinidae</w:t>
             </w:r>
-            <w:proofErr w:type="spellEnd"/>
           </w:p>
         </w:tc>
         <w:tc>
@@ -19587,7 +19141,6 @@
                 <w:lang w:val="en-CA"/>
               </w:rPr>
             </w:pPr>
-            <w:proofErr w:type="spellStart"/>
             <w:r>
               <w:rPr>
                 <w:rFonts w:ascii="Lucida Grande" w:eastAsia="Times New Roman" w:hAnsi="Lucida Grande" w:cs="Lucida Grande"/>
@@ -19597,7 +19150,6 @@
               </w:rPr>
               <w:t>Aplysina</w:t>
             </w:r>
-            <w:proofErr w:type="spellEnd"/>
           </w:p>
         </w:tc>
         <w:tc>
@@ -19617,7 +19169,6 @@
                 <w:lang w:val="en-CA"/>
               </w:rPr>
             </w:pPr>
-            <w:proofErr w:type="spellStart"/>
             <w:r>
               <w:rPr>
                 <w:rFonts w:ascii="Lucida Grande" w:eastAsia="Times New Roman" w:hAnsi="Lucida Grande" w:cs="Lucida Grande"/>
@@ -19627,7 +19178,6 @@
               </w:rPr>
               <w:t>cauliformis</w:t>
             </w:r>
-            <w:proofErr w:type="spellEnd"/>
           </w:p>
         </w:tc>
         <w:tc>
@@ -19709,7 +19259,6 @@
                 <w:lang w:val="en-CA"/>
               </w:rPr>
             </w:pPr>
-            <w:proofErr w:type="spellStart"/>
             <w:r>
               <w:rPr>
                 <w:rFonts w:ascii="Lucida Grande" w:eastAsia="Times New Roman" w:hAnsi="Lucida Grande" w:cs="Lucida Grande"/>
@@ -19719,7 +19268,6 @@
               </w:rPr>
               <w:t>Chalinidae</w:t>
             </w:r>
-            <w:proofErr w:type="spellEnd"/>
           </w:p>
         </w:tc>
         <w:tc>
@@ -19739,7 +19287,6 @@
                 <w:lang w:val="en-CA"/>
               </w:rPr>
             </w:pPr>
-            <w:proofErr w:type="spellStart"/>
             <w:r>
               <w:rPr>
                 <w:rFonts w:ascii="Lucida Grande" w:eastAsia="Times New Roman" w:hAnsi="Lucida Grande" w:cs="Lucida Grande"/>
@@ -19749,7 +19296,6 @@
               </w:rPr>
               <w:t>Haliclona</w:t>
             </w:r>
-            <w:proofErr w:type="spellEnd"/>
           </w:p>
         </w:tc>
         <w:tc>
@@ -19769,7 +19315,6 @@
                 <w:lang w:val="en-CA"/>
               </w:rPr>
             </w:pPr>
-            <w:proofErr w:type="spellStart"/>
             <w:r>
               <w:rPr>
                 <w:rFonts w:ascii="Lucida Grande" w:eastAsia="Times New Roman" w:hAnsi="Lucida Grande" w:cs="Lucida Grande"/>
@@ -19779,7 +19324,6 @@
               </w:rPr>
               <w:t>implexiformis</w:t>
             </w:r>
-            <w:proofErr w:type="spellEnd"/>
           </w:p>
         </w:tc>
         <w:tc>
@@ -19861,7 +19405,6 @@
                 <w:lang w:val="en-CA"/>
               </w:rPr>
             </w:pPr>
-            <w:proofErr w:type="spellStart"/>
             <w:r>
               <w:rPr>
                 <w:rFonts w:ascii="Lucida Grande" w:eastAsia="Times New Roman" w:hAnsi="Lucida Grande" w:cs="Lucida Grande"/>
@@ -19871,7 +19414,6 @@
               </w:rPr>
               <w:t>Halichondriidae</w:t>
             </w:r>
-            <w:proofErr w:type="spellEnd"/>
           </w:p>
         </w:tc>
         <w:tc>
@@ -19891,7 +19433,6 @@
                 <w:lang w:val="en-CA"/>
               </w:rPr>
             </w:pPr>
-            <w:proofErr w:type="spellStart"/>
             <w:r>
               <w:rPr>
                 <w:rFonts w:ascii="Lucida Grande" w:eastAsia="Times New Roman" w:hAnsi="Lucida Grande" w:cs="Lucida Grande"/>
@@ -19901,7 +19442,6 @@
               </w:rPr>
               <w:t>Halichondria</w:t>
             </w:r>
-            <w:proofErr w:type="spellEnd"/>
           </w:p>
         </w:tc>
         <w:tc>
@@ -19921,7 +19461,6 @@
                 <w:lang w:val="en-CA"/>
               </w:rPr>
             </w:pPr>
-            <w:proofErr w:type="spellStart"/>
             <w:r>
               <w:rPr>
                 <w:rFonts w:ascii="Lucida Grande" w:eastAsia="Times New Roman" w:hAnsi="Lucida Grande" w:cs="Lucida Grande"/>
@@ -19931,7 +19470,6 @@
               </w:rPr>
               <w:t>melanadocia</w:t>
             </w:r>
-            <w:proofErr w:type="spellEnd"/>
           </w:p>
         </w:tc>
         <w:tc>
@@ -20013,7 +19551,6 @@
                 <w:lang w:val="en-CA"/>
               </w:rPr>
             </w:pPr>
-            <w:proofErr w:type="spellStart"/>
             <w:r>
               <w:rPr>
                 <w:rFonts w:ascii="Lucida Grande" w:eastAsia="Times New Roman" w:hAnsi="Lucida Grande" w:cs="Lucida Grande"/>
@@ -20023,7 +19560,6 @@
               </w:rPr>
               <w:t>Tedaniidae</w:t>
             </w:r>
-            <w:proofErr w:type="spellEnd"/>
           </w:p>
         </w:tc>
         <w:tc>
@@ -20043,7 +19579,6 @@
                 <w:lang w:val="en-CA"/>
               </w:rPr>
             </w:pPr>
-            <w:proofErr w:type="spellStart"/>
             <w:r>
               <w:rPr>
                 <w:rFonts w:ascii="Lucida Grande" w:eastAsia="Times New Roman" w:hAnsi="Lucida Grande" w:cs="Lucida Grande"/>
@@ -20053,7 +19588,6 @@
               </w:rPr>
               <w:t>Tedania</w:t>
             </w:r>
-            <w:proofErr w:type="spellEnd"/>
           </w:p>
         </w:tc>
         <w:tc>
@@ -20286,6 +19820,296 @@
         <w:spacing w:line="360" w:lineRule="auto"/>
         <w:rPr>
           <w:rFonts w:ascii="Times New Roman" w:hAnsi="Times New Roman" w:cs="Times New Roman"/>
+          <w:i/>
+        </w:rPr>
+      </w:pPr>
+      <w:r>
+        <w:rPr>
+          <w:rFonts w:ascii="Times New Roman" w:hAnsi="Times New Roman" w:cs="Times New Roman"/>
+          <w:i/>
+        </w:rPr>
+        <w:t>Meta-regression reporting</w:t>
+      </w:r>
+    </w:p>
+    <w:p>
+      <w:pPr>
+        <w:spacing w:line="360" w:lineRule="auto"/>
+        <w:rPr>
+          <w:rFonts w:ascii="Times New Roman" w:hAnsi="Times New Roman" w:cs="Times New Roman"/>
+        </w:rPr>
+      </w:pPr>
+      <w:r>
+        <w:rPr>
+          <w:rFonts w:ascii="Times New Roman" w:hAnsi="Times New Roman" w:cs="Times New Roman"/>
+        </w:rPr>
+        <w:t xml:space="preserve">When we compared each of the models containing </w:t>
+      </w:r>
+      <w:r>
+        <w:rPr>
+          <w:rFonts w:ascii="Times New Roman" w:hAnsi="Times New Roman" w:cs="Times New Roman"/>
+        </w:rPr>
+        <w:t>experimental design</w:t>
+      </w:r>
+      <w:r>
+        <w:rPr>
+          <w:rFonts w:ascii="Times New Roman" w:hAnsi="Times New Roman" w:cs="Times New Roman"/>
+        </w:rPr>
+        <w:t xml:space="preserve">, primary producer </w:t>
+      </w:r>
+      <w:r>
+        <w:rPr>
+          <w:rFonts w:ascii="Times New Roman" w:hAnsi="Times New Roman" w:cs="Times New Roman"/>
+        </w:rPr>
+        <w:t>taxa</w:t>
+      </w:r>
+      <w:r>
+        <w:rPr>
+          <w:rFonts w:ascii="Times New Roman" w:hAnsi="Times New Roman" w:cs="Times New Roman"/>
+        </w:rPr>
+        <w:t xml:space="preserve">, and </w:t>
+      </w:r>
+      <w:r>
+        <w:rPr>
+          <w:rFonts w:ascii="Times New Roman" w:hAnsi="Times New Roman" w:cs="Times New Roman"/>
+        </w:rPr>
+        <w:t xml:space="preserve">one of the correlated variables, i.e. </w:t>
+      </w:r>
+      <w:r>
+        <w:rPr>
+          <w:rFonts w:ascii="Times New Roman" w:hAnsi="Times New Roman" w:cs="Times New Roman"/>
+        </w:rPr>
+        <w:t xml:space="preserve">absolute latitude, temperature, </w:t>
+      </w:r>
+      <w:r>
+        <w:rPr>
+          <w:rFonts w:ascii="Times New Roman" w:hAnsi="Times New Roman" w:cs="Times New Roman"/>
+        </w:rPr>
+        <w:t xml:space="preserve">or </w:t>
+      </w:r>
+      <w:r>
+        <w:rPr>
+          <w:rFonts w:ascii="Times New Roman" w:hAnsi="Times New Roman" w:cs="Times New Roman"/>
+        </w:rPr>
+        <w:t>background nutrients</w:t>
+      </w:r>
+      <w:r>
+        <w:rPr>
+          <w:rFonts w:ascii="Times New Roman" w:hAnsi="Times New Roman" w:cs="Times New Roman"/>
+        </w:rPr>
+        <w:t>,</w:t>
+      </w:r>
+      <w:r>
+        <w:rPr>
+          <w:rFonts w:ascii="Times New Roman" w:hAnsi="Times New Roman" w:cs="Times New Roman"/>
+        </w:rPr>
+        <w:t xml:space="preserve"> against a null model, the model containing background nutrients ha</w:t>
+      </w:r>
+      <w:r>
+        <w:rPr>
+          <w:rFonts w:ascii="Times New Roman" w:hAnsi="Times New Roman" w:cs="Times New Roman"/>
+        </w:rPr>
+        <w:t>d</w:t>
+      </w:r>
+      <w:r>
+        <w:rPr>
+          <w:rFonts w:ascii="Times New Roman" w:hAnsi="Times New Roman" w:cs="Times New Roman"/>
+        </w:rPr>
+        <w:t xml:space="preserve"> </w:t>
+      </w:r>
+      <w:r>
+        <w:rPr>
+          <w:rFonts w:ascii="Times New Roman" w:hAnsi="Times New Roman" w:cs="Times New Roman"/>
+        </w:rPr>
+        <w:t>strongest support</w:t>
+      </w:r>
+      <w:r>
+        <w:rPr>
+          <w:rFonts w:ascii="Times New Roman" w:hAnsi="Times New Roman" w:cs="Times New Roman"/>
+        </w:rPr>
+        <w:t xml:space="preserve">, but there </w:t>
+      </w:r>
+      <w:r>
+        <w:rPr>
+          <w:rFonts w:ascii="Times New Roman" w:hAnsi="Times New Roman" w:cs="Times New Roman"/>
+        </w:rPr>
+        <w:t xml:space="preserve">was </w:t>
+      </w:r>
+      <w:r>
+        <w:rPr>
+          <w:rFonts w:ascii="Times New Roman" w:hAnsi="Times New Roman" w:cs="Times New Roman"/>
+        </w:rPr>
+        <w:t>support for all three models</w:t>
+      </w:r>
+      <w:r>
+        <w:rPr>
+          <w:rFonts w:ascii="Times New Roman" w:hAnsi="Times New Roman" w:cs="Times New Roman"/>
+        </w:rPr>
+        <w:t xml:space="preserve"> with a correlated variable</w:t>
+      </w:r>
+      <w:r>
+        <w:rPr>
+          <w:rFonts w:ascii="Times New Roman" w:hAnsi="Times New Roman" w:cs="Times New Roman"/>
+        </w:rPr>
+        <w:t xml:space="preserve"> (</w:t>
+      </w:r>
+      <w:r>
+        <w:rPr>
+          <w:rFonts w:ascii="Times New Roman" w:hAnsi="Times New Roman" w:cs="Times New Roman"/>
+        </w:rPr>
+        <w:t>1</w:t>
+      </w:r>
+      <w:r>
+        <w:rPr>
+          <w:rFonts w:ascii="Times New Roman" w:hAnsi="Times New Roman" w:cs="Times New Roman"/>
+        </w:rPr>
+        <w:t xml:space="preserve"> </w:t>
+      </w:r>
+      <w:r>
+        <w:rPr>
+          <w:rFonts w:ascii="Times New Roman" w:hAnsi="Times New Roman" w:cs="Times New Roman"/>
+        </w:rPr>
+        <w:t>&lt;</w:t>
+      </w:r>
+      <w:r>
+        <w:rPr>
+          <w:rFonts w:ascii="Times New Roman" w:hAnsi="Times New Roman" w:cs="Times New Roman"/>
+        </w:rPr>
+        <w:t xml:space="preserve"> </w:t>
+      </w:r>
+      <w:r>
+        <w:rPr>
+          <w:rFonts w:ascii="Times New Roman" w:hAnsi="Times New Roman" w:cs="Times New Roman"/>
+        </w:rPr>
+        <w:t>Δ</w:t>
+      </w:r>
+      <w:r>
+        <w:rPr>
+          <w:rFonts w:ascii="Cambria Math" w:hAnsi="Cambria Math" w:cs="Cambria Math"/>
+        </w:rPr>
+        <w:t>𝑖</w:t>
+      </w:r>
+      <w:r>
+        <w:rPr>
+          <w:rFonts w:ascii="Cambria Math" w:hAnsi="Cambria Math" w:cs="Cambria Math"/>
+        </w:rPr>
+        <w:t xml:space="preserve"> </w:t>
+      </w:r>
+      <w:r>
+        <w:rPr>
+          <w:rFonts w:ascii="Times New Roman" w:hAnsi="Times New Roman" w:cs="Times New Roman"/>
+        </w:rPr>
+        <w:t>&lt;</w:t>
+      </w:r>
+      <w:r>
+        <w:rPr>
+          <w:rFonts w:ascii="Times New Roman" w:hAnsi="Times New Roman" w:cs="Times New Roman"/>
+        </w:rPr>
+        <w:t xml:space="preserve"> </w:t>
+      </w:r>
+      <w:r>
+        <w:rPr>
+          <w:rFonts w:ascii="Times New Roman" w:hAnsi="Times New Roman" w:cs="Times New Roman"/>
+        </w:rPr>
+        <w:t>3</w:t>
+      </w:r>
+      <w:r>
+        <w:rPr>
+          <w:rFonts w:ascii="Times New Roman" w:hAnsi="Times New Roman" w:cs="Times New Roman"/>
+        </w:rPr>
+        <w:t>)</w:t>
+      </w:r>
+      <w:r>
+        <w:rPr>
+          <w:rFonts w:ascii="Times New Roman" w:hAnsi="Times New Roman" w:cs="Times New Roman"/>
+        </w:rPr>
+        <w:t xml:space="preserve">, and little support for </w:t>
+      </w:r>
+      <w:r>
+        <w:rPr>
+          <w:rFonts w:ascii="Times New Roman" w:hAnsi="Times New Roman" w:cs="Times New Roman"/>
+        </w:rPr>
+        <w:t>the null model (</w:t>
+      </w:r>
+      <w:r>
+        <w:rPr>
+          <w:rFonts w:ascii="Times New Roman" w:hAnsi="Times New Roman" w:cs="Times New Roman"/>
+        </w:rPr>
+        <w:t>Δ</w:t>
+      </w:r>
+      <w:r>
+        <w:rPr>
+          <w:rFonts w:ascii="Cambria Math" w:hAnsi="Cambria Math" w:cs="Cambria Math"/>
+        </w:rPr>
+        <w:t>𝑖</w:t>
+      </w:r>
+      <w:r>
+        <w:rPr>
+          <w:rFonts w:ascii="Cambria Math" w:hAnsi="Cambria Math" w:cs="Cambria Math"/>
+        </w:rPr>
+        <w:t xml:space="preserve"> </w:t>
+      </w:r>
+      <w:r>
+        <w:rPr>
+          <w:rFonts w:ascii="Times New Roman" w:hAnsi="Times New Roman" w:cs="Times New Roman"/>
+        </w:rPr>
+        <w:t>&gt;</w:t>
+      </w:r>
+      <w:r>
+        <w:rPr>
+          <w:rFonts w:ascii="Times New Roman" w:hAnsi="Times New Roman" w:cs="Times New Roman"/>
+        </w:rPr>
+        <w:t xml:space="preserve"> </w:t>
+      </w:r>
+      <w:r>
+        <w:rPr>
+          <w:rFonts w:ascii="Times New Roman" w:hAnsi="Times New Roman" w:cs="Times New Roman"/>
+        </w:rPr>
+        <w:t>6</w:t>
+      </w:r>
+      <w:r>
+        <w:rPr>
+          <w:rFonts w:ascii="Times New Roman" w:hAnsi="Times New Roman" w:cs="Times New Roman"/>
+        </w:rPr>
+        <w:t xml:space="preserve">, </w:t>
+      </w:r>
+      <w:r>
+        <w:rPr>
+          <w:rFonts w:ascii="Times New Roman" w:hAnsi="Times New Roman" w:cs="Times New Roman"/>
+          <w:highlight w:val="yellow"/>
+        </w:rPr>
+        <w:t xml:space="preserve">Table </w:t>
+      </w:r>
+      <w:r>
+        <w:rPr>
+          <w:rFonts w:ascii="Times New Roman" w:hAnsi="Times New Roman" w:cs="Times New Roman"/>
+          <w:highlight w:val="yellow"/>
+        </w:rPr>
+        <w:t>1</w:t>
+      </w:r>
+      <w:r>
+        <w:rPr>
+          <w:rFonts w:ascii="Times New Roman" w:hAnsi="Times New Roman" w:cs="Times New Roman"/>
+        </w:rPr>
+        <w:t>). Therefore</w:t>
+      </w:r>
+      <w:r>
+        <w:rPr>
+          <w:rFonts w:ascii="Times New Roman" w:hAnsi="Times New Roman" w:cs="Times New Roman"/>
+        </w:rPr>
+        <w:t>,</w:t>
+      </w:r>
+      <w:r>
+        <w:rPr>
+          <w:rFonts w:ascii="Times New Roman" w:hAnsi="Times New Roman" w:cs="Times New Roman"/>
+        </w:rPr>
+        <w:t xml:space="preserve"> we report results from all three models.</w:t>
+      </w:r>
+    </w:p>
+    <w:p>
+      <w:pPr>
+        <w:spacing w:line="360" w:lineRule="auto"/>
+        <w:rPr>
+          <w:rFonts w:ascii="Times New Roman" w:hAnsi="Times New Roman" w:cs="Times New Roman"/>
         </w:rPr>
       </w:pPr>
     </w:p>
@@ -20294,161 +20118,13 @@
         <w:spacing w:line="360" w:lineRule="auto"/>
         <w:rPr>
           <w:rFonts w:ascii="Times New Roman" w:hAnsi="Times New Roman" w:cs="Times New Roman"/>
-          <w:i/>
         </w:rPr>
       </w:pPr>
       <w:r>
         <w:rPr>
           <w:rFonts w:ascii="Times New Roman" w:hAnsi="Times New Roman" w:cs="Times New Roman"/>
-          <w:i/>
-        </w:rPr>
-        <w:t>Meta-regression reporting</w:t>
-      </w:r>
-    </w:p>
-    <w:p>
-      <w:pPr>
-        <w:spacing w:line="360" w:lineRule="auto"/>
-        <w:rPr>
-          <w:rFonts w:ascii="Times New Roman" w:hAnsi="Times New Roman" w:cs="Times New Roman"/>
-        </w:rPr>
-      </w:pPr>
-      <w:r>
-        <w:rPr>
-          <w:rFonts w:ascii="Times New Roman" w:hAnsi="Times New Roman" w:cs="Times New Roman"/>
-        </w:rPr>
-        <w:t xml:space="preserve">When we compared each of the models containing </w:t>
-      </w:r>
-      <w:r>
-        <w:rPr>
-          <w:rFonts w:ascii="Times New Roman" w:hAnsi="Times New Roman" w:cs="Times New Roman"/>
-        </w:rPr>
-        <w:t>experimental design</w:t>
-      </w:r>
-      <w:r>
-        <w:rPr>
-          <w:rFonts w:ascii="Times New Roman" w:hAnsi="Times New Roman" w:cs="Times New Roman"/>
-        </w:rPr>
-        <w:t xml:space="preserve">, primary producer </w:t>
-      </w:r>
-      <w:r>
-        <w:rPr>
-          <w:rFonts w:ascii="Times New Roman" w:hAnsi="Times New Roman" w:cs="Times New Roman"/>
-        </w:rPr>
-        <w:t>taxa</w:t>
-      </w:r>
-      <w:r>
-        <w:rPr>
-          <w:rFonts w:ascii="Times New Roman" w:hAnsi="Times New Roman" w:cs="Times New Roman"/>
-        </w:rPr>
-        <w:t xml:space="preserve">, and </w:t>
-      </w:r>
-      <w:r>
-        <w:rPr>
-          <w:rFonts w:ascii="Times New Roman" w:hAnsi="Times New Roman" w:cs="Times New Roman"/>
-        </w:rPr>
-        <w:t xml:space="preserve">one of the correlated variables, i.e. </w:t>
-      </w:r>
-      <w:r>
-        <w:rPr>
-          <w:rFonts w:ascii="Times New Roman" w:hAnsi="Times New Roman" w:cs="Times New Roman"/>
-        </w:rPr>
-        <w:t xml:space="preserve">absolute latitude, temperature, </w:t>
-      </w:r>
-      <w:r>
-        <w:rPr>
-          <w:rFonts w:ascii="Times New Roman" w:hAnsi="Times New Roman" w:cs="Times New Roman"/>
-        </w:rPr>
-        <w:t xml:space="preserve">or </w:t>
-      </w:r>
-      <w:r>
-        <w:rPr>
-          <w:rFonts w:ascii="Times New Roman" w:hAnsi="Times New Roman" w:cs="Times New Roman"/>
-        </w:rPr>
-        <w:t>background nutrients</w:t>
-      </w:r>
-      <w:r>
-        <w:rPr>
-          <w:rFonts w:ascii="Times New Roman" w:hAnsi="Times New Roman" w:cs="Times New Roman"/>
-        </w:rPr>
-        <w:t>,</w:t>
-      </w:r>
-      <w:r>
-        <w:rPr>
-          <w:rFonts w:ascii="Times New Roman" w:hAnsi="Times New Roman" w:cs="Times New Roman"/>
-        </w:rPr>
-        <w:t xml:space="preserve"> against a null model, the model containing background nutrients ha</w:t>
-      </w:r>
-      <w:r>
-        <w:rPr>
-          <w:rFonts w:ascii="Times New Roman" w:hAnsi="Times New Roman" w:cs="Times New Roman"/>
-        </w:rPr>
-        <w:t>d</w:t>
-      </w:r>
-      <w:r>
-        <w:rPr>
-          <w:rFonts w:ascii="Times New Roman" w:hAnsi="Times New Roman" w:cs="Times New Roman"/>
-        </w:rPr>
-        <w:t xml:space="preserve"> </w:t>
-      </w:r>
-      <w:r>
-        <w:rPr>
-          <w:rFonts w:ascii="Times New Roman" w:hAnsi="Times New Roman" w:cs="Times New Roman"/>
-        </w:rPr>
-        <w:t>strongest support</w:t>
-      </w:r>
-      <w:r>
-        <w:rPr>
-          <w:rFonts w:ascii="Times New Roman" w:hAnsi="Times New Roman" w:cs="Times New Roman"/>
-        </w:rPr>
-        <w:t xml:space="preserve">, but there </w:t>
-      </w:r>
-      <w:r>
-        <w:rPr>
-          <w:rFonts w:ascii="Times New Roman" w:hAnsi="Times New Roman" w:cs="Times New Roman"/>
-        </w:rPr>
-        <w:t xml:space="preserve">was </w:t>
-      </w:r>
-      <w:r>
-        <w:rPr>
-          <w:rFonts w:ascii="Times New Roman" w:hAnsi="Times New Roman" w:cs="Times New Roman"/>
-        </w:rPr>
-        <w:t>support for all three models</w:t>
-      </w:r>
-      <w:r>
-        <w:rPr>
-          <w:rFonts w:ascii="Times New Roman" w:hAnsi="Times New Roman" w:cs="Times New Roman"/>
-        </w:rPr>
-        <w:t xml:space="preserve"> with a correlated variable</w:t>
-      </w:r>
-      <w:r>
-        <w:rPr>
-          <w:rFonts w:ascii="Times New Roman" w:hAnsi="Times New Roman" w:cs="Times New Roman"/>
-        </w:rPr>
-        <w:t xml:space="preserve"> (</w:t>
-      </w:r>
-      <w:r>
-        <w:rPr>
-          <w:rFonts w:ascii="Times New Roman" w:hAnsi="Times New Roman" w:cs="Times New Roman"/>
-        </w:rPr>
-        <w:t>1</w:t>
-      </w:r>
-      <w:r>
-        <w:rPr>
-          <w:rFonts w:ascii="Times New Roman" w:hAnsi="Times New Roman" w:cs="Times New Roman"/>
-        </w:rPr>
-        <w:t xml:space="preserve"> </w:t>
-      </w:r>
-      <w:r>
-        <w:rPr>
-          <w:rFonts w:ascii="Times New Roman" w:hAnsi="Times New Roman" w:cs="Times New Roman"/>
-        </w:rPr>
-        <w:t>&lt;</w:t>
-      </w:r>
-      <w:r>
-        <w:rPr>
-          <w:rFonts w:ascii="Times New Roman" w:hAnsi="Times New Roman" w:cs="Times New Roman"/>
-        </w:rPr>
-        <w:t xml:space="preserve"> </w:t>
+        </w:rPr>
+        <w:t xml:space="preserve">Table 1: AIC comparison of models. Moderators included in each model (ED = experimental design, PPG = primary producer group, RE = random effect), K is the number of parameters included in the model, AIC is the Akaike’s Information Criterion for each model, </w:t>
       </w:r>
       <w:r>
         <w:rPr>
@@ -20458,159 +20134,16 @@
       </w:r>
       <w:r>
         <w:rPr>
-          <w:rFonts w:ascii="Cambria Math" w:hAnsi="Cambria Math" w:cs="Cambria Math"/>
-        </w:rPr>
-        <w:t>𝑖</w:t>
-      </w:r>
-      <w:r>
-        <w:rPr>
-          <w:rFonts w:ascii="Cambria Math" w:hAnsi="Cambria Math" w:cs="Cambria Math"/>
-        </w:rPr>
-        <w:t xml:space="preserve"> </w:t>
-      </w:r>
-      <w:r>
-        <w:rPr>
-          <w:rFonts w:ascii="Times New Roman" w:hAnsi="Times New Roman" w:cs="Times New Roman"/>
-        </w:rPr>
-        <w:t>&lt;</w:t>
-      </w:r>
-      <w:r>
-        <w:rPr>
-          <w:rFonts w:ascii="Times New Roman" w:hAnsi="Times New Roman" w:cs="Times New Roman"/>
-        </w:rPr>
-        <w:t xml:space="preserve"> </w:t>
-      </w:r>
-      <w:r>
-        <w:rPr>
-          <w:rFonts w:ascii="Times New Roman" w:hAnsi="Times New Roman" w:cs="Times New Roman"/>
-        </w:rPr>
-        <w:t>3</w:t>
-      </w:r>
-      <w:r>
-        <w:rPr>
-          <w:rFonts w:ascii="Times New Roman" w:hAnsi="Times New Roman" w:cs="Times New Roman"/>
-        </w:rPr>
-        <w:t>)</w:t>
-      </w:r>
-      <w:r>
-        <w:rPr>
-          <w:rFonts w:ascii="Times New Roman" w:hAnsi="Times New Roman" w:cs="Times New Roman"/>
-        </w:rPr>
-        <w:t xml:space="preserve">, and little support for </w:t>
-      </w:r>
-      <w:r>
-        <w:rPr>
-          <w:rFonts w:ascii="Times New Roman" w:hAnsi="Times New Roman" w:cs="Times New Roman"/>
-        </w:rPr>
-        <w:t>the null model (</w:t>
-      </w:r>
-      <w:r>
-        <w:rPr>
-          <w:rFonts w:ascii="Times New Roman" w:hAnsi="Times New Roman" w:cs="Times New Roman"/>
-        </w:rPr>
-        <w:t>Δ</w:t>
-      </w:r>
-      <w:r>
-        <w:rPr>
-          <w:rFonts w:ascii="Cambria Math" w:hAnsi="Cambria Math" w:cs="Cambria Math"/>
-        </w:rPr>
-        <w:t>𝑖</w:t>
-      </w:r>
-      <w:r>
-        <w:rPr>
-          <w:rFonts w:ascii="Cambria Math" w:hAnsi="Cambria Math" w:cs="Cambria Math"/>
-        </w:rPr>
-        <w:t xml:space="preserve"> </w:t>
-      </w:r>
-      <w:r>
-        <w:rPr>
-          <w:rFonts w:ascii="Times New Roman" w:hAnsi="Times New Roman" w:cs="Times New Roman"/>
-        </w:rPr>
-        <w:t>&gt;</w:t>
-      </w:r>
-      <w:r>
-        <w:rPr>
-          <w:rFonts w:ascii="Times New Roman" w:hAnsi="Times New Roman" w:cs="Times New Roman"/>
-        </w:rPr>
-        <w:t xml:space="preserve"> </w:t>
-      </w:r>
-      <w:r>
-        <w:rPr>
-          <w:rFonts w:ascii="Times New Roman" w:hAnsi="Times New Roman" w:cs="Times New Roman"/>
-        </w:rPr>
-        <w:t>6</w:t>
-      </w:r>
-      <w:r>
-        <w:rPr>
-          <w:rFonts w:ascii="Times New Roman" w:hAnsi="Times New Roman" w:cs="Times New Roman"/>
-        </w:rPr>
-        <w:t xml:space="preserve">, </w:t>
-      </w:r>
-      <w:r>
-        <w:rPr>
-          <w:rFonts w:ascii="Times New Roman" w:hAnsi="Times New Roman" w:cs="Times New Roman"/>
-          <w:highlight w:val="yellow"/>
-        </w:rPr>
-        <w:t xml:space="preserve">Table </w:t>
-      </w:r>
-      <w:r>
-        <w:rPr>
-          <w:rFonts w:ascii="Times New Roman" w:hAnsi="Times New Roman" w:cs="Times New Roman"/>
-          <w:highlight w:val="yellow"/>
-        </w:rPr>
-        <w:t>1</w:t>
-      </w:r>
-      <w:r>
-        <w:rPr>
-          <w:rFonts w:ascii="Times New Roman" w:hAnsi="Times New Roman" w:cs="Times New Roman"/>
-        </w:rPr>
-        <w:t>). Therefore</w:t>
-      </w:r>
-      <w:r>
-        <w:rPr>
-          <w:rFonts w:ascii="Times New Roman" w:hAnsi="Times New Roman" w:cs="Times New Roman"/>
-        </w:rPr>
-        <w:t>,</w:t>
-      </w:r>
-      <w:r>
-        <w:rPr>
-          <w:rFonts w:ascii="Times New Roman" w:hAnsi="Times New Roman" w:cs="Times New Roman"/>
-        </w:rPr>
-        <w:t xml:space="preserve"> we report results from all three models.</w:t>
-      </w:r>
-    </w:p>
-    <w:p>
-      <w:pPr>
-        <w:spacing w:line="360" w:lineRule="auto"/>
-        <w:rPr>
-          <w:rFonts w:ascii="Times New Roman" w:hAnsi="Times New Roman" w:cs="Times New Roman"/>
-        </w:rPr>
-      </w:pPr>
-    </w:p>
-    <w:p>
-      <w:pPr>
-        <w:spacing w:line="360" w:lineRule="auto"/>
-        <w:rPr>
-          <w:rFonts w:ascii="Times New Roman" w:hAnsi="Times New Roman" w:cs="Times New Roman"/>
-        </w:rPr>
-      </w:pPr>
-      <w:r>
-        <w:rPr>
-          <w:rFonts w:ascii="Times New Roman" w:hAnsi="Times New Roman" w:cs="Times New Roman"/>
-        </w:rPr>
-        <w:t xml:space="preserve">Table 1: AIC comparison of models. Moderators included in each model (ED = experimental design, PPG = primary producer group, RE = random effect), K is the number of parameters included in the model, AIC is the Akaike’s Information Criterion for each model, </w:t>
-      </w:r>
-      <w:r>
-        <w:rPr>
-          <w:rFonts w:ascii="Times New Roman" w:hAnsi="Times New Roman" w:cs="Times New Roman"/>
-        </w:rPr>
-        <w:t>Δ</w:t>
-      </w:r>
-      <w:r>
-        <w:rPr>
-          <w:rFonts w:ascii="Times New Roman" w:hAnsi="Times New Roman" w:cs="Times New Roman"/>
-        </w:rPr>
-        <w:t>AIC is the AIC for each model minus the AIC from the best model, and AIC weight is the calculated weight of each model</w:t>
+          <w:rFonts w:ascii="Times New Roman" w:hAnsi="Times New Roman" w:cs="Times New Roman"/>
+        </w:rPr>
+        <w:t xml:space="preserve">AIC is the </w:t>
+      </w:r>
+      <w:r>
+        <w:rPr>
+          <w:rFonts w:ascii="Times New Roman" w:hAnsi="Times New Roman" w:cs="Times New Roman"/>
+        </w:rPr>
+        <w:lastRenderedPageBreak/>
+        <w:t>AIC for each model minus the AIC from the best model, and AIC weight is the calculated weight of each model</w:t>
       </w:r>
     </w:p>
     <w:tbl>
@@ -20911,7 +20444,13 @@
               <w:rPr>
                 <w:rFonts w:ascii="Times New Roman" w:hAnsi="Times New Roman" w:cs="Times New Roman"/>
               </w:rPr>
-              <w:t>1.55</w:t>
+              <w:t>1.5</w:t>
+            </w:r>
+            <w:r>
+              <w:rPr>
+                <w:rFonts w:ascii="Times New Roman" w:hAnsi="Times New Roman" w:cs="Times New Roman"/>
+              </w:rPr>
+              <w:t>6</w:t>
             </w:r>
           </w:p>
         </w:tc>
@@ -21001,7 +20540,25 @@
               <w:rPr>
                 <w:rFonts w:ascii="Times New Roman" w:hAnsi="Times New Roman" w:cs="Times New Roman"/>
               </w:rPr>
-              <w:t>74.18</w:t>
+              <w:t>7</w:t>
+            </w:r>
+            <w:r>
+              <w:rPr>
+                <w:rFonts w:ascii="Times New Roman" w:hAnsi="Times New Roman" w:cs="Times New Roman"/>
+              </w:rPr>
+              <w:t>6</w:t>
+            </w:r>
+            <w:r>
+              <w:rPr>
+                <w:rFonts w:ascii="Times New Roman" w:hAnsi="Times New Roman" w:cs="Times New Roman"/>
+              </w:rPr>
+              <w:t>.</w:t>
+            </w:r>
+            <w:r>
+              <w:rPr>
+                <w:rFonts w:ascii="Times New Roman" w:hAnsi="Times New Roman" w:cs="Times New Roman"/>
+              </w:rPr>
+              <w:t>20</w:t>
             </w:r>
           </w:p>
         </w:tc>
@@ -21045,7 +20602,7 @@
               <w:rPr>
                 <w:rFonts w:ascii="Times New Roman" w:hAnsi="Times New Roman" w:cs="Times New Roman"/>
               </w:rPr>
-              <w:t>19</w:t>
+              <w:t>20</w:t>
             </w:r>
           </w:p>
         </w:tc>
@@ -21186,19 +20743,19 @@
           <w:lang w:val="en-CA"/>
         </w:rPr>
       </w:pPr>
-      <w:commentRangeStart w:id="14"/>
+      <w:commentRangeStart w:id="9"/>
       <w:r>
         <w:rPr>
           <w:rFonts w:ascii="Times New Roman" w:hAnsi="Times New Roman" w:cs="Times New Roman"/>
         </w:rPr>
         <w:t>Overall</w:t>
       </w:r>
-      <w:commentRangeEnd w:id="14"/>
+      <w:commentRangeEnd w:id="9"/>
       <w:r>
         <w:rPr>
           <w:rStyle w:val="CommentReference"/>
         </w:rPr>
-        <w:commentReference w:id="14"/>
+        <w:commentReference w:id="9"/>
       </w:r>
       <w:r>
         <w:rPr>
@@ -21357,28 +20914,7 @@
         <w:rPr>
           <w:rFonts w:ascii="Times New Roman" w:hAnsi="Times New Roman" w:cs="Times New Roman"/>
         </w:rPr>
-        <w:t xml:space="preserve">This estimate represents the intercept of the model, taken as the effect of animal-provisioning at a mean level of background </w:t>
-      </w:r>
-      <w:r>
-        <w:rPr>
-          <w:rFonts w:ascii="Times New Roman" w:hAnsi="Times New Roman" w:cs="Times New Roman"/>
-        </w:rPr>
-        <w:lastRenderedPageBreak/>
-        <w:t xml:space="preserve">nutrients on algae in </w:t>
-      </w:r>
-      <w:proofErr w:type="spellStart"/>
-      <w:r>
-        <w:rPr>
-          <w:rFonts w:ascii="Times New Roman" w:hAnsi="Times New Roman" w:cs="Times New Roman"/>
-        </w:rPr>
-        <w:t>unstocked</w:t>
-      </w:r>
-      <w:proofErr w:type="spellEnd"/>
-      <w:r>
-        <w:rPr>
-          <w:rFonts w:ascii="Times New Roman" w:hAnsi="Times New Roman" w:cs="Times New Roman"/>
-        </w:rPr>
-        <w:t xml:space="preserve"> field experiments. </w:t>
+        <w:t xml:space="preserve">This estimate represents the intercept of the model, taken as the effect of animal-provisioning at a mean level of background nutrients on algae in unstocked field experiments. </w:t>
       </w:r>
       <w:r>
         <w:rPr>
@@ -21733,7 +21269,13 @@
         <w:rPr>
           <w:rFonts w:ascii="Times New Roman" w:hAnsi="Times New Roman" w:cs="Times New Roman"/>
         </w:rPr>
-        <w:t>25.32</w:t>
+        <w:t>25.3</w:t>
+      </w:r>
+      <w:r>
+        <w:rPr>
+          <w:rFonts w:ascii="Times New Roman" w:hAnsi="Times New Roman" w:cs="Times New Roman"/>
+        </w:rPr>
+        <w:t>1</w:t>
       </w:r>
       <w:r>
         <w:rPr>
@@ -21792,19 +21334,11 @@
         </w:rPr>
         <w:t>responses of primary producers in u</w:t>
       </w:r>
-      <w:proofErr w:type="spellStart"/>
-      <w:r>
-        <w:rPr>
-          <w:rFonts w:ascii="Times New Roman" w:hAnsi="Times New Roman" w:cs="Times New Roman"/>
-        </w:rPr>
-        <w:t>nstocked</w:t>
-      </w:r>
-      <w:proofErr w:type="spellEnd"/>
-      <w:r>
-        <w:rPr>
-          <w:rFonts w:ascii="Times New Roman" w:hAnsi="Times New Roman" w:cs="Times New Roman"/>
-        </w:rPr>
-        <w:t xml:space="preserve"> field experiments </w:t>
+      <w:r>
+        <w:rPr>
+          <w:rFonts w:ascii="Times New Roman" w:hAnsi="Times New Roman" w:cs="Times New Roman"/>
+        </w:rPr>
+        <w:t xml:space="preserve">nstocked field experiments </w:t>
       </w:r>
       <w:r>
         <w:rPr>
@@ -21931,11 +21465,461 @@
           <w:rFonts w:ascii="Times New Roman" w:hAnsi="Times New Roman" w:cs="Times New Roman"/>
           <w:lang w:val="en-CA"/>
         </w:rPr>
+        <w:t>2</w:t>
+      </w:r>
+      <w:r>
+        <w:rPr>
+          <w:rFonts w:ascii="Times New Roman" w:hAnsi="Times New Roman" w:cs="Times New Roman"/>
+          <w:lang w:val="en-CA"/>
+        </w:rPr>
+        <w:t>; 2</w:t>
+      </w:r>
+      <w:r>
+        <w:rPr>
+          <w:rFonts w:ascii="Times New Roman" w:hAnsi="Times New Roman" w:cs="Times New Roman"/>
+          <w:lang w:val="en-CA"/>
+        </w:rPr>
+        <w:t>08</w:t>
+      </w:r>
+      <w:r>
+        <w:rPr>
+          <w:rFonts w:ascii="Times New Roman" w:hAnsi="Times New Roman" w:cs="Times New Roman"/>
+          <w:lang w:val="en-CA"/>
+        </w:rPr>
+        <w:t>%)</w:t>
+      </w:r>
+      <w:r>
+        <w:rPr>
+          <w:rFonts w:ascii="Times New Roman" w:hAnsi="Times New Roman" w:cs="Times New Roman"/>
+          <w:lang w:val="en-CA"/>
+        </w:rPr>
+        <w:t xml:space="preserve">, stocked consumers (0.82 </w:t>
+      </w:r>
+      <w:r>
+        <w:rPr>
+          <w:rFonts w:ascii="Times New Roman" w:hAnsi="Times New Roman" w:cs="Times New Roman"/>
+          <w:lang w:val="en-CA"/>
+        </w:rPr>
+        <w:t>±</w:t>
+      </w:r>
+      <w:r>
+        <w:rPr>
+          <w:rFonts w:ascii="Times New Roman" w:hAnsi="Times New Roman" w:cs="Times New Roman"/>
+        </w:rPr>
+        <w:t xml:space="preserve"> </w:t>
+      </w:r>
+      <w:r>
+        <w:rPr>
+          <w:rFonts w:ascii="Times New Roman" w:hAnsi="Times New Roman" w:cs="Times New Roman"/>
+        </w:rPr>
+        <w:t>0.2</w:t>
+      </w:r>
+      <w:r>
+        <w:rPr>
+          <w:rFonts w:ascii="Times New Roman" w:hAnsi="Times New Roman" w:cs="Times New Roman"/>
+        </w:rPr>
+        <w:t>2; 66</w:t>
+      </w:r>
+      <w:r>
+        <w:rPr>
+          <w:rFonts w:ascii="Times New Roman" w:hAnsi="Times New Roman" w:cs="Times New Roman"/>
+        </w:rPr>
         <w:t>4</w:t>
       </w:r>
       <w:r>
         <w:rPr>
           <w:rFonts w:ascii="Times New Roman" w:hAnsi="Times New Roman" w:cs="Times New Roman"/>
+        </w:rPr>
+        <w:t>%)</w:t>
+      </w:r>
+      <w:r>
+        <w:rPr>
+          <w:rFonts w:ascii="Times New Roman" w:hAnsi="Times New Roman" w:cs="Times New Roman"/>
+        </w:rPr>
+        <w:t xml:space="preserve"> or mesocosms (</w:t>
+      </w:r>
+      <w:r>
+        <w:rPr>
+          <w:rFonts w:ascii="Times New Roman" w:hAnsi="Times New Roman" w:cs="Times New Roman"/>
+        </w:rPr>
+        <w:t>0.</w:t>
+      </w:r>
+      <w:r>
+        <w:rPr>
+          <w:rFonts w:ascii="Times New Roman" w:hAnsi="Times New Roman" w:cs="Times New Roman"/>
+        </w:rPr>
+        <w:t>5</w:t>
+      </w:r>
+      <w:r>
+        <w:rPr>
+          <w:rFonts w:ascii="Times New Roman" w:hAnsi="Times New Roman" w:cs="Times New Roman"/>
+        </w:rPr>
+        <w:t>8</w:t>
+      </w:r>
+      <w:r>
+        <w:rPr>
+          <w:rFonts w:ascii="Times New Roman" w:hAnsi="Times New Roman" w:cs="Times New Roman"/>
+        </w:rPr>
+        <w:t xml:space="preserve"> </w:t>
+      </w:r>
+      <w:r>
+        <w:rPr>
+          <w:rFonts w:ascii="Times New Roman" w:hAnsi="Times New Roman" w:cs="Times New Roman"/>
+          <w:lang w:val="en-CA"/>
+        </w:rPr>
+        <w:t>±</w:t>
+      </w:r>
+      <w:r>
+        <w:rPr>
+          <w:rFonts w:ascii="Times New Roman" w:hAnsi="Times New Roman" w:cs="Times New Roman"/>
+          <w:lang w:val="en-CA"/>
+        </w:rPr>
+        <w:t xml:space="preserve"> </w:t>
+      </w:r>
+      <w:r>
+        <w:rPr>
+          <w:rFonts w:ascii="Times New Roman" w:hAnsi="Times New Roman" w:cs="Times New Roman"/>
+          <w:lang w:val="en-CA"/>
+        </w:rPr>
+        <w:t>0.</w:t>
+      </w:r>
+      <w:r>
+        <w:rPr>
+          <w:rFonts w:ascii="Times New Roman" w:hAnsi="Times New Roman" w:cs="Times New Roman"/>
+          <w:lang w:val="en-CA"/>
+        </w:rPr>
+        <w:t>2</w:t>
+      </w:r>
+      <w:r>
+        <w:rPr>
+          <w:rFonts w:ascii="Times New Roman" w:hAnsi="Times New Roman" w:cs="Times New Roman"/>
+          <w:lang w:val="en-CA"/>
+        </w:rPr>
+        <w:t xml:space="preserve">0; </w:t>
+      </w:r>
+      <w:r>
+        <w:rPr>
+          <w:rFonts w:ascii="Times New Roman" w:hAnsi="Times New Roman" w:cs="Times New Roman"/>
+          <w:lang w:val="en-CA"/>
+        </w:rPr>
+        <w:t>3</w:t>
+      </w:r>
+      <w:r>
+        <w:rPr>
+          <w:rFonts w:ascii="Times New Roman" w:hAnsi="Times New Roman" w:cs="Times New Roman"/>
+          <w:lang w:val="en-CA"/>
+        </w:rPr>
+        <w:t>76</w:t>
+      </w:r>
+      <w:r>
+        <w:rPr>
+          <w:rFonts w:ascii="Times New Roman" w:hAnsi="Times New Roman" w:cs="Times New Roman"/>
+          <w:lang w:val="en-CA"/>
+        </w:rPr>
+        <w:t>%)</w:t>
+      </w:r>
+      <w:r>
+        <w:rPr>
+          <w:rFonts w:ascii="Times New Roman" w:hAnsi="Times New Roman" w:cs="Times New Roman"/>
+        </w:rPr>
+        <w:t>. However, there was a larger effect of provisioning on primary productivity in field experiments stocked consumers and producers (</w:t>
+      </w:r>
+      <w:r>
+        <w:rPr>
+          <w:rFonts w:ascii="Times New Roman" w:hAnsi="Times New Roman" w:cs="Times New Roman"/>
+        </w:rPr>
+        <w:t>1.</w:t>
+      </w:r>
+      <w:r>
+        <w:rPr>
+          <w:rFonts w:ascii="Times New Roman" w:hAnsi="Times New Roman" w:cs="Times New Roman"/>
+        </w:rPr>
+        <w:t>1</w:t>
+      </w:r>
+      <w:r>
+        <w:rPr>
+          <w:rFonts w:ascii="Times New Roman" w:hAnsi="Times New Roman" w:cs="Times New Roman"/>
+        </w:rPr>
+        <w:t xml:space="preserve">1 </w:t>
+      </w:r>
+      <w:r>
+        <w:rPr>
+          <w:rFonts w:ascii="Times New Roman" w:hAnsi="Times New Roman" w:cs="Times New Roman"/>
+          <w:lang w:val="en-CA"/>
+        </w:rPr>
+        <w:t>±</w:t>
+      </w:r>
+      <w:r>
+        <w:rPr>
+          <w:rFonts w:ascii="Times New Roman" w:hAnsi="Times New Roman" w:cs="Times New Roman"/>
+        </w:rPr>
+        <w:t xml:space="preserve"> </w:t>
+      </w:r>
+      <w:r>
+        <w:rPr>
+          <w:rFonts w:ascii="Times New Roman" w:hAnsi="Times New Roman" w:cs="Times New Roman"/>
+        </w:rPr>
+        <w:t>0.3</w:t>
+      </w:r>
+      <w:r>
+        <w:rPr>
+          <w:rFonts w:ascii="Times New Roman" w:hAnsi="Times New Roman" w:cs="Times New Roman"/>
+        </w:rPr>
+        <w:t>2</w:t>
+      </w:r>
+      <w:r>
+        <w:rPr>
+          <w:rFonts w:ascii="Times New Roman" w:hAnsi="Times New Roman" w:cs="Times New Roman"/>
+        </w:rPr>
+        <w:t>, 1</w:t>
+      </w:r>
+      <w:r>
+        <w:rPr>
+          <w:rFonts w:ascii="Times New Roman" w:hAnsi="Times New Roman" w:cs="Times New Roman"/>
+        </w:rPr>
+        <w:t>274</w:t>
+      </w:r>
+      <w:r>
+        <w:rPr>
+          <w:rFonts w:ascii="Times New Roman" w:hAnsi="Times New Roman" w:cs="Times New Roman"/>
+        </w:rPr>
+        <w:t>%;</w:t>
+      </w:r>
+      <w:r>
+        <w:rPr>
+          <w:rFonts w:ascii="Times New Roman" w:hAnsi="Times New Roman" w:cs="Times New Roman"/>
+          <w:lang w:val="en-CA"/>
+        </w:rPr>
+        <w:t xml:space="preserve"> </w:t>
+      </w:r>
+      <w:r>
+        <w:rPr>
+          <w:rFonts w:ascii="Times New Roman" w:hAnsi="Times New Roman" w:cs="Times New Roman"/>
+          <w:highlight w:val="yellow"/>
+          <w:lang w:val="en-CA"/>
+        </w:rPr>
+        <w:t xml:space="preserve">Fig. </w:t>
+      </w:r>
+      <w:r>
+        <w:rPr>
+          <w:rFonts w:ascii="Times New Roman" w:hAnsi="Times New Roman" w:cs="Times New Roman"/>
+          <w:highlight w:val="yellow"/>
+          <w:lang w:val="en-CA"/>
+        </w:rPr>
+        <w:t>3</w:t>
+      </w:r>
+      <w:r>
+        <w:rPr>
+          <w:rFonts w:ascii="Times New Roman" w:hAnsi="Times New Roman" w:cs="Times New Roman"/>
+          <w:lang w:val="en-CA"/>
+        </w:rPr>
+        <w:t>). For primary producer taxa algae responded significantly positively to provisioning (</w:t>
+      </w:r>
+      <w:r>
+        <w:rPr>
+          <w:rFonts w:ascii="Times New Roman" w:hAnsi="Times New Roman" w:cs="Times New Roman"/>
+        </w:rPr>
+        <w:t>no overlap of 95% CI with zero)</w:t>
+      </w:r>
+      <w:r>
+        <w:rPr>
+          <w:rFonts w:ascii="Times New Roman" w:hAnsi="Times New Roman" w:cs="Times New Roman"/>
+          <w:lang w:val="en-CA"/>
+        </w:rPr>
+        <w:t xml:space="preserve">, but </w:t>
+      </w:r>
+      <w:r>
+        <w:rPr>
+          <w:rFonts w:ascii="Times New Roman" w:hAnsi="Times New Roman" w:cs="Times New Roman"/>
+          <w:lang w:val="en-CA"/>
+        </w:rPr>
+        <w:t xml:space="preserve">coral, </w:t>
+      </w:r>
+      <w:r>
+        <w:rPr>
+          <w:rFonts w:ascii="Times New Roman" w:hAnsi="Times New Roman" w:cs="Times New Roman"/>
+          <w:lang w:val="en-CA"/>
+        </w:rPr>
+        <w:t>phytoplankton</w:t>
+      </w:r>
+      <w:r>
+        <w:rPr>
+          <w:rFonts w:ascii="Times New Roman" w:hAnsi="Times New Roman" w:cs="Times New Roman"/>
+          <w:lang w:val="en-CA"/>
+        </w:rPr>
+        <w:t>,</w:t>
+      </w:r>
+      <w:r>
+        <w:rPr>
+          <w:rFonts w:ascii="Times New Roman" w:hAnsi="Times New Roman" w:cs="Times New Roman"/>
+          <w:lang w:val="en-CA"/>
+        </w:rPr>
+        <w:t xml:space="preserve"> and plants did not respond significantly (</w:t>
+      </w:r>
+      <w:r>
+        <w:rPr>
+          <w:rFonts w:ascii="Times New Roman" w:hAnsi="Times New Roman" w:cs="Times New Roman"/>
+          <w:highlight w:val="yellow"/>
+          <w:lang w:val="en-CA"/>
+        </w:rPr>
+        <w:t xml:space="preserve">Fig </w:t>
+      </w:r>
+      <w:r>
+        <w:rPr>
+          <w:rFonts w:ascii="Times New Roman" w:hAnsi="Times New Roman" w:cs="Times New Roman"/>
+          <w:highlight w:val="yellow"/>
+          <w:lang w:val="en-CA"/>
+        </w:rPr>
+        <w:t>3</w:t>
+      </w:r>
+      <w:r>
+        <w:rPr>
+          <w:rFonts w:ascii="Times New Roman" w:hAnsi="Times New Roman" w:cs="Times New Roman"/>
+          <w:lang w:val="en-CA"/>
+        </w:rPr>
+        <w:t xml:space="preserve">). </w:t>
+      </w:r>
+      <w:r>
+        <w:rPr>
+          <w:rFonts w:ascii="Times New Roman" w:hAnsi="Times New Roman" w:cs="Times New Roman"/>
+          <w:lang w:val="en-CA"/>
+        </w:rPr>
+        <w:t>Algae (</w:t>
+      </w:r>
+      <w:r>
+        <w:rPr>
+          <w:rFonts w:ascii="Times New Roman" w:hAnsi="Times New Roman" w:cs="Times New Roman"/>
+        </w:rPr>
+        <w:t>0.</w:t>
+      </w:r>
+      <w:r>
+        <w:rPr>
+          <w:rFonts w:ascii="Times New Roman" w:hAnsi="Times New Roman" w:cs="Times New Roman"/>
+        </w:rPr>
+        <w:t>45</w:t>
+      </w:r>
+      <w:r>
+        <w:rPr>
+          <w:rFonts w:ascii="Times New Roman" w:hAnsi="Times New Roman" w:cs="Times New Roman"/>
+        </w:rPr>
+        <w:t xml:space="preserve"> </w:t>
+      </w:r>
+      <w:r>
+        <w:rPr>
+          <w:rFonts w:ascii="Times New Roman" w:hAnsi="Times New Roman" w:cs="Times New Roman"/>
+          <w:lang w:val="en-CA"/>
+        </w:rPr>
+        <w:t>±</w:t>
+      </w:r>
+      <w:r>
+        <w:rPr>
+          <w:rFonts w:ascii="Times New Roman" w:hAnsi="Times New Roman" w:cs="Times New Roman"/>
+          <w:lang w:val="en-CA"/>
+        </w:rPr>
+        <w:t xml:space="preserve"> </w:t>
+      </w:r>
+      <w:r>
+        <w:rPr>
+          <w:rFonts w:ascii="Times New Roman" w:hAnsi="Times New Roman" w:cs="Times New Roman"/>
+        </w:rPr>
+        <w:t>0.1</w:t>
+      </w:r>
+      <w:r>
+        <w:rPr>
+          <w:rFonts w:ascii="Times New Roman" w:hAnsi="Times New Roman" w:cs="Times New Roman"/>
+        </w:rPr>
+        <w:t xml:space="preserve">6; </w:t>
+      </w:r>
+      <w:r>
+        <w:rPr>
+          <w:rFonts w:ascii="Times New Roman" w:hAnsi="Times New Roman" w:cs="Times New Roman"/>
+        </w:rPr>
+        <w:t>28</w:t>
+      </w:r>
+      <w:r>
+        <w:rPr>
+          <w:rFonts w:ascii="Times New Roman" w:hAnsi="Times New Roman" w:cs="Times New Roman"/>
+        </w:rPr>
+        <w:t>0</w:t>
+      </w:r>
+      <w:r>
+        <w:rPr>
+          <w:rFonts w:ascii="Times New Roman" w:hAnsi="Times New Roman" w:cs="Times New Roman"/>
+        </w:rPr>
+        <w:t>% increase</w:t>
+      </w:r>
+      <w:r>
+        <w:rPr>
+          <w:rFonts w:ascii="Times New Roman" w:hAnsi="Times New Roman" w:cs="Times New Roman"/>
+        </w:rPr>
+        <w:t xml:space="preserve">) </w:t>
+      </w:r>
+      <w:r>
+        <w:rPr>
+          <w:rFonts w:ascii="Times New Roman" w:hAnsi="Times New Roman" w:cs="Times New Roman"/>
+          <w:lang w:val="en-CA"/>
+        </w:rPr>
+        <w:t>and corals (</w:t>
+      </w:r>
+      <w:r>
+        <w:rPr>
+          <w:rFonts w:ascii="Times New Roman" w:hAnsi="Times New Roman" w:cs="Times New Roman"/>
+          <w:lang w:val="en-CA"/>
+        </w:rPr>
+        <w:t>0.</w:t>
+      </w:r>
+      <w:r>
+        <w:rPr>
+          <w:rFonts w:ascii="Times New Roman" w:hAnsi="Times New Roman" w:cs="Times New Roman"/>
+          <w:lang w:val="en-CA"/>
+        </w:rPr>
+        <w:t>3</w:t>
+      </w:r>
+      <w:r>
+        <w:rPr>
+          <w:rFonts w:ascii="Times New Roman" w:hAnsi="Times New Roman" w:cs="Times New Roman"/>
+          <w:lang w:val="en-CA"/>
+        </w:rPr>
+        <w:t>7</w:t>
+      </w:r>
+      <w:r>
+        <w:rPr>
+          <w:rFonts w:ascii="Times New Roman" w:hAnsi="Times New Roman" w:cs="Times New Roman"/>
+          <w:lang w:val="en-CA"/>
+        </w:rPr>
+        <w:t xml:space="preserve"> </w:t>
+      </w:r>
+      <w:r>
+        <w:rPr>
+          <w:rFonts w:ascii="Times New Roman" w:hAnsi="Times New Roman" w:cs="Times New Roman"/>
+          <w:lang w:val="en-CA"/>
+        </w:rPr>
+        <w:t>±</w:t>
+      </w:r>
+      <w:r>
+        <w:rPr>
+          <w:rFonts w:ascii="Times New Roman" w:hAnsi="Times New Roman" w:cs="Times New Roman"/>
+          <w:lang w:val="en-CA"/>
+        </w:rPr>
+        <w:t xml:space="preserve"> </w:t>
+      </w:r>
+      <w:r>
+        <w:rPr>
+          <w:rFonts w:ascii="Times New Roman" w:hAnsi="Times New Roman" w:cs="Times New Roman"/>
+          <w:lang w:val="en-CA"/>
+        </w:rPr>
+        <w:t>0.2</w:t>
+      </w:r>
+      <w:r>
+        <w:rPr>
+          <w:rFonts w:ascii="Times New Roman" w:hAnsi="Times New Roman" w:cs="Times New Roman"/>
+          <w:lang w:val="en-CA"/>
+        </w:rPr>
+        <w:t>1</w:t>
+      </w:r>
+      <w:r>
+        <w:rPr>
+          <w:rFonts w:ascii="Times New Roman" w:hAnsi="Times New Roman" w:cs="Times New Roman"/>
           <w:lang w:val="en-CA"/>
         </w:rPr>
         <w:t>; 2</w:t>
@@ -21945,21 +21929,77 @@
           <w:rFonts w:ascii="Times New Roman" w:hAnsi="Times New Roman" w:cs="Times New Roman"/>
           <w:lang w:val="en-CA"/>
         </w:rPr>
-        <w:t>08</w:t>
-      </w:r>
-      <w:r>
-        <w:rPr>
-          <w:rFonts w:ascii="Times New Roman" w:hAnsi="Times New Roman" w:cs="Times New Roman"/>
-          <w:lang w:val="en-CA"/>
-        </w:rPr>
-        <w:t>%)</w:t>
-      </w:r>
-      <w:r>
-        <w:rPr>
-          <w:rFonts w:ascii="Times New Roman" w:hAnsi="Times New Roman" w:cs="Times New Roman"/>
-          <w:lang w:val="en-CA"/>
-        </w:rPr>
-        <w:t xml:space="preserve">, stocked consumers (0.82 </w:t>
+        <w:t>34</w:t>
+      </w:r>
+      <w:r>
+        <w:rPr>
+          <w:rFonts w:ascii="Times New Roman" w:hAnsi="Times New Roman" w:cs="Times New Roman"/>
+          <w:lang w:val="en-CA"/>
+        </w:rPr>
+        <w:t>%</w:t>
+      </w:r>
+      <w:r>
+        <w:rPr>
+          <w:rFonts w:ascii="Times New Roman" w:hAnsi="Times New Roman" w:cs="Times New Roman"/>
+          <w:lang w:val="en-CA"/>
+        </w:rPr>
+        <w:t xml:space="preserve">) </w:t>
+      </w:r>
+      <w:r>
+        <w:rPr>
+          <w:rFonts w:ascii="Times New Roman" w:hAnsi="Times New Roman" w:cs="Times New Roman"/>
+          <w:lang w:val="en-CA"/>
+        </w:rPr>
+        <w:t>showed the largest response</w:t>
+      </w:r>
+      <w:r>
+        <w:rPr>
+          <w:rFonts w:ascii="Times New Roman" w:hAnsi="Times New Roman" w:cs="Times New Roman"/>
+          <w:lang w:val="en-CA"/>
+        </w:rPr>
+        <w:t>s</w:t>
+      </w:r>
+      <w:r>
+        <w:rPr>
+          <w:rFonts w:ascii="Times New Roman" w:hAnsi="Times New Roman" w:cs="Times New Roman"/>
+          <w:lang w:val="en-CA"/>
+        </w:rPr>
+        <w:t xml:space="preserve"> to animal-provisioned nutrients.</w:t>
+      </w:r>
+      <w:r>
+        <w:rPr>
+          <w:rFonts w:ascii="Times New Roman" w:hAnsi="Times New Roman" w:cs="Times New Roman"/>
+          <w:lang w:val="en-CA"/>
+        </w:rPr>
+        <w:t xml:space="preserve"> </w:t>
+      </w:r>
+      <w:r>
+        <w:rPr>
+          <w:rFonts w:ascii="Times New Roman" w:hAnsi="Times New Roman" w:cs="Times New Roman"/>
+          <w:lang w:val="en-CA"/>
+        </w:rPr>
+        <w:t>Phytoplankton (</w:t>
+      </w:r>
+      <w:r>
+        <w:rPr>
+          <w:rFonts w:ascii="Times New Roman" w:hAnsi="Times New Roman" w:cs="Times New Roman"/>
+          <w:lang w:val="en-CA"/>
+        </w:rPr>
+        <w:t>0.0</w:t>
+      </w:r>
+      <w:r>
+        <w:rPr>
+          <w:rFonts w:ascii="Times New Roman" w:hAnsi="Times New Roman" w:cs="Times New Roman"/>
+          <w:lang w:val="en-CA"/>
+        </w:rPr>
+        <w:t>9</w:t>
+      </w:r>
+      <w:r>
+        <w:rPr>
+          <w:rFonts w:ascii="Times New Roman" w:hAnsi="Times New Roman" w:cs="Times New Roman"/>
+          <w:lang w:val="en-CA"/>
+        </w:rPr>
+        <w:t xml:space="preserve"> </w:t>
       </w:r>
       <w:r>
         <w:rPr>
@@ -21971,60 +22011,77 @@
       <w:r>
         <w:rPr>
           <w:rFonts w:ascii="Times New Roman" w:hAnsi="Times New Roman" w:cs="Times New Roman"/>
+          <w:lang w:val="en-CA"/>
         </w:rPr>
         <w:t xml:space="preserve"> </w:t>
       </w:r>
       <w:r>
         <w:rPr>
           <w:rFonts w:ascii="Times New Roman" w:hAnsi="Times New Roman" w:cs="Times New Roman"/>
+          <w:lang w:val="en-CA"/>
         </w:rPr>
         <w:t>0.2</w:t>
       </w:r>
       <w:r>
         <w:rPr>
           <w:rFonts w:ascii="Times New Roman" w:hAnsi="Times New Roman" w:cs="Times New Roman"/>
-        </w:rPr>
-        <w:t>2; 66</w:t>
-      </w:r>
-      <w:r>
-        <w:rPr>
-          <w:rFonts w:ascii="Times New Roman" w:hAnsi="Times New Roman" w:cs="Times New Roman"/>
-        </w:rPr>
-        <w:t>4</w:t>
-      </w:r>
-      <w:r>
-        <w:rPr>
-          <w:rFonts w:ascii="Times New Roman" w:hAnsi="Times New Roman" w:cs="Times New Roman"/>
-        </w:rPr>
-        <w:t>%)</w:t>
-      </w:r>
-      <w:r>
-        <w:rPr>
-          <w:rFonts w:ascii="Times New Roman" w:hAnsi="Times New Roman" w:cs="Times New Roman"/>
-        </w:rPr>
-        <w:t xml:space="preserve"> or mesocosms (</w:t>
-      </w:r>
-      <w:r>
-        <w:rPr>
-          <w:rFonts w:ascii="Times New Roman" w:hAnsi="Times New Roman" w:cs="Times New Roman"/>
+          <w:lang w:val="en-CA"/>
+        </w:rPr>
+        <w:t>3</w:t>
+      </w:r>
+      <w:r>
+        <w:rPr>
+          <w:rFonts w:ascii="Times New Roman" w:hAnsi="Times New Roman" w:cs="Times New Roman"/>
+          <w:lang w:val="en-CA"/>
+        </w:rPr>
+        <w:t xml:space="preserve">; </w:t>
+      </w:r>
+      <w:r>
+        <w:rPr>
+          <w:rFonts w:ascii="Times New Roman" w:hAnsi="Times New Roman" w:cs="Times New Roman"/>
+          <w:lang w:val="en-CA"/>
+        </w:rPr>
+        <w:t>12</w:t>
+      </w:r>
+      <w:r>
+        <w:rPr>
+          <w:rFonts w:ascii="Times New Roman" w:hAnsi="Times New Roman" w:cs="Times New Roman"/>
+          <w:lang w:val="en-CA"/>
+        </w:rPr>
+        <w:t>3</w:t>
+      </w:r>
+      <w:r>
+        <w:rPr>
+          <w:rFonts w:ascii="Times New Roman" w:hAnsi="Times New Roman" w:cs="Times New Roman"/>
+          <w:lang w:val="en-CA"/>
+        </w:rPr>
+        <w:t>%</w:t>
+      </w:r>
+      <w:r>
+        <w:rPr>
+          <w:rFonts w:ascii="Times New Roman" w:hAnsi="Times New Roman" w:cs="Times New Roman"/>
+          <w:lang w:val="en-CA"/>
+        </w:rPr>
+        <w:t>) and vascular plants (</w:t>
+      </w:r>
+      <w:r>
+        <w:rPr>
+          <w:rFonts w:ascii="Times New Roman" w:hAnsi="Times New Roman" w:cs="Times New Roman"/>
+          <w:lang w:val="en-CA"/>
         </w:rPr>
         <w:t>0.</w:t>
       </w:r>
       <w:r>
         <w:rPr>
           <w:rFonts w:ascii="Times New Roman" w:hAnsi="Times New Roman" w:cs="Times New Roman"/>
-        </w:rPr>
-        <w:t>5</w:t>
-      </w:r>
-      <w:r>
-        <w:rPr>
-          <w:rFonts w:ascii="Times New Roman" w:hAnsi="Times New Roman" w:cs="Times New Roman"/>
-        </w:rPr>
-        <w:t>8</w:t>
-      </w:r>
-      <w:r>
-        <w:rPr>
-          <w:rFonts w:ascii="Times New Roman" w:hAnsi="Times New Roman" w:cs="Times New Roman"/>
+          <w:lang w:val="en-CA"/>
+        </w:rPr>
+        <w:t>11</w:t>
+      </w:r>
+      <w:r>
+        <w:rPr>
+          <w:rFonts w:ascii="Times New Roman" w:hAnsi="Times New Roman" w:cs="Times New Roman"/>
+          <w:lang w:val="en-CA"/>
         </w:rPr>
         <w:t xml:space="preserve"> </w:t>
       </w:r>
@@ -22054,404 +22111,21 @@
           <w:rFonts w:ascii="Times New Roman" w:hAnsi="Times New Roman" w:cs="Times New Roman"/>
           <w:lang w:val="en-CA"/>
         </w:rPr>
-        <w:t>2</w:t>
-      </w:r>
-      <w:r>
-        <w:rPr>
-          <w:rFonts w:ascii="Times New Roman" w:hAnsi="Times New Roman" w:cs="Times New Roman"/>
-          <w:lang w:val="en-CA"/>
-        </w:rPr>
-        <w:t xml:space="preserve">0; </w:t>
-      </w:r>
-      <w:r>
-        <w:rPr>
-          <w:rFonts w:ascii="Times New Roman" w:hAnsi="Times New Roman" w:cs="Times New Roman"/>
-          <w:lang w:val="en-CA"/>
-        </w:rPr>
-        <w:t>3</w:t>
-      </w:r>
-      <w:r>
-        <w:rPr>
-          <w:rFonts w:ascii="Times New Roman" w:hAnsi="Times New Roman" w:cs="Times New Roman"/>
-          <w:lang w:val="en-CA"/>
-        </w:rPr>
-        <w:t>76</w:t>
-      </w:r>
-      <w:r>
-        <w:rPr>
-          <w:rFonts w:ascii="Times New Roman" w:hAnsi="Times New Roman" w:cs="Times New Roman"/>
-          <w:lang w:val="en-CA"/>
-        </w:rPr>
-        <w:t>%)</w:t>
-      </w:r>
-      <w:r>
-        <w:rPr>
-          <w:rFonts w:ascii="Times New Roman" w:hAnsi="Times New Roman" w:cs="Times New Roman"/>
-        </w:rPr>
-        <w:t>. However, there was a larger effect of provisioning on primary productivity in field experiments stocked consumers and producers (</w:t>
-      </w:r>
-      <w:r>
-        <w:rPr>
-          <w:rFonts w:ascii="Times New Roman" w:hAnsi="Times New Roman" w:cs="Times New Roman"/>
-        </w:rPr>
-        <w:t>1.</w:t>
-      </w:r>
-      <w:r>
-        <w:rPr>
-          <w:rFonts w:ascii="Times New Roman" w:hAnsi="Times New Roman" w:cs="Times New Roman"/>
-        </w:rPr>
-        <w:t>1</w:t>
-      </w:r>
-      <w:r>
-        <w:rPr>
-          <w:rFonts w:ascii="Times New Roman" w:hAnsi="Times New Roman" w:cs="Times New Roman"/>
-        </w:rPr>
-        <w:t xml:space="preserve">1 </w:t>
-      </w:r>
-      <w:r>
-        <w:rPr>
-          <w:rFonts w:ascii="Times New Roman" w:hAnsi="Times New Roman" w:cs="Times New Roman"/>
-          <w:lang w:val="en-CA"/>
-        </w:rPr>
-        <w:t>±</w:t>
-      </w:r>
-      <w:r>
-        <w:rPr>
-          <w:rFonts w:ascii="Times New Roman" w:hAnsi="Times New Roman" w:cs="Times New Roman"/>
-        </w:rPr>
-        <w:t xml:space="preserve"> </w:t>
-      </w:r>
-      <w:r>
-        <w:rPr>
-          <w:rFonts w:ascii="Times New Roman" w:hAnsi="Times New Roman" w:cs="Times New Roman"/>
-        </w:rPr>
-        <w:t>0.3</w:t>
-      </w:r>
-      <w:r>
-        <w:rPr>
-          <w:rFonts w:ascii="Times New Roman" w:hAnsi="Times New Roman" w:cs="Times New Roman"/>
-        </w:rPr>
-        <w:t>2</w:t>
-      </w:r>
-      <w:r>
-        <w:rPr>
-          <w:rFonts w:ascii="Times New Roman" w:hAnsi="Times New Roman" w:cs="Times New Roman"/>
-        </w:rPr>
-        <w:t>, 1</w:t>
-      </w:r>
-      <w:r>
-        <w:rPr>
-          <w:rFonts w:ascii="Times New Roman" w:hAnsi="Times New Roman" w:cs="Times New Roman"/>
-        </w:rPr>
-        <w:t>274</w:t>
-      </w:r>
-      <w:r>
-        <w:rPr>
-          <w:rFonts w:ascii="Times New Roman" w:hAnsi="Times New Roman" w:cs="Times New Roman"/>
-        </w:rPr>
-        <w:t>%;</w:t>
-      </w:r>
-      <w:r>
-        <w:rPr>
-          <w:rFonts w:ascii="Times New Roman" w:hAnsi="Times New Roman" w:cs="Times New Roman"/>
-          <w:lang w:val="en-CA"/>
-        </w:rPr>
-        <w:t xml:space="preserve"> </w:t>
-      </w:r>
-      <w:r>
-        <w:rPr>
-          <w:rFonts w:ascii="Times New Roman" w:hAnsi="Times New Roman" w:cs="Times New Roman"/>
-          <w:highlight w:val="yellow"/>
-          <w:lang w:val="en-CA"/>
-        </w:rPr>
-        <w:t xml:space="preserve">Fig. </w:t>
-      </w:r>
-      <w:r>
-        <w:rPr>
-          <w:rFonts w:ascii="Times New Roman" w:hAnsi="Times New Roman" w:cs="Times New Roman"/>
-          <w:highlight w:val="yellow"/>
-          <w:lang w:val="en-CA"/>
-        </w:rPr>
-        <w:t>3</w:t>
-      </w:r>
-      <w:r>
-        <w:rPr>
-          <w:rFonts w:ascii="Times New Roman" w:hAnsi="Times New Roman" w:cs="Times New Roman"/>
-          <w:lang w:val="en-CA"/>
-        </w:rPr>
-        <w:t>). For primary producer taxa algae responded significantly positively to provisioning (</w:t>
-      </w:r>
-      <w:r>
-        <w:rPr>
-          <w:rFonts w:ascii="Times New Roman" w:hAnsi="Times New Roman" w:cs="Times New Roman"/>
-        </w:rPr>
-        <w:t>no overlap of 95% CI with zero)</w:t>
-      </w:r>
-      <w:r>
-        <w:rPr>
-          <w:rFonts w:ascii="Times New Roman" w:hAnsi="Times New Roman" w:cs="Times New Roman"/>
-          <w:lang w:val="en-CA"/>
-        </w:rPr>
-        <w:t xml:space="preserve">, but </w:t>
-      </w:r>
-      <w:r>
-        <w:rPr>
-          <w:rFonts w:ascii="Times New Roman" w:hAnsi="Times New Roman" w:cs="Times New Roman"/>
-          <w:lang w:val="en-CA"/>
-        </w:rPr>
-        <w:t xml:space="preserve">coral, </w:t>
-      </w:r>
-      <w:r>
-        <w:rPr>
-          <w:rFonts w:ascii="Times New Roman" w:hAnsi="Times New Roman" w:cs="Times New Roman"/>
-          <w:lang w:val="en-CA"/>
-        </w:rPr>
-        <w:t>phytoplankton</w:t>
-      </w:r>
-      <w:r>
-        <w:rPr>
-          <w:rFonts w:ascii="Times New Roman" w:hAnsi="Times New Roman" w:cs="Times New Roman"/>
-          <w:lang w:val="en-CA"/>
-        </w:rPr>
-        <w:t>,</w:t>
-      </w:r>
-      <w:r>
-        <w:rPr>
-          <w:rFonts w:ascii="Times New Roman" w:hAnsi="Times New Roman" w:cs="Times New Roman"/>
-          <w:lang w:val="en-CA"/>
-        </w:rPr>
-        <w:t xml:space="preserve"> and plants did not respond significantly (</w:t>
-      </w:r>
-      <w:r>
-        <w:rPr>
-          <w:rFonts w:ascii="Times New Roman" w:hAnsi="Times New Roman" w:cs="Times New Roman"/>
-          <w:highlight w:val="yellow"/>
-          <w:lang w:val="en-CA"/>
-        </w:rPr>
-        <w:t xml:space="preserve">Fig </w:t>
-      </w:r>
-      <w:r>
-        <w:rPr>
-          <w:rFonts w:ascii="Times New Roman" w:hAnsi="Times New Roman" w:cs="Times New Roman"/>
-          <w:highlight w:val="yellow"/>
-          <w:lang w:val="en-CA"/>
-        </w:rPr>
-        <w:t>3</w:t>
-      </w:r>
-      <w:r>
-        <w:rPr>
-          <w:rFonts w:ascii="Times New Roman" w:hAnsi="Times New Roman" w:cs="Times New Roman"/>
-          <w:lang w:val="en-CA"/>
-        </w:rPr>
-        <w:t xml:space="preserve">). </w:t>
-      </w:r>
-      <w:r>
-        <w:rPr>
-          <w:rFonts w:ascii="Times New Roman" w:hAnsi="Times New Roman" w:cs="Times New Roman"/>
-          <w:lang w:val="en-CA"/>
-        </w:rPr>
-        <w:t>Algae (</w:t>
-      </w:r>
-      <w:r>
-        <w:rPr>
-          <w:rFonts w:ascii="Times New Roman" w:hAnsi="Times New Roman" w:cs="Times New Roman"/>
-        </w:rPr>
-        <w:t>0.</w:t>
-      </w:r>
-      <w:r>
-        <w:rPr>
-          <w:rFonts w:ascii="Times New Roman" w:hAnsi="Times New Roman" w:cs="Times New Roman"/>
-        </w:rPr>
-        <w:t>45</w:t>
-      </w:r>
-      <w:r>
-        <w:rPr>
-          <w:rFonts w:ascii="Times New Roman" w:hAnsi="Times New Roman" w:cs="Times New Roman"/>
-        </w:rPr>
-        <w:t xml:space="preserve"> </w:t>
-      </w:r>
-      <w:r>
-        <w:rPr>
-          <w:rFonts w:ascii="Times New Roman" w:hAnsi="Times New Roman" w:cs="Times New Roman"/>
-          <w:lang w:val="en-CA"/>
-        </w:rPr>
-        <w:t>±</w:t>
-      </w:r>
-      <w:r>
-        <w:rPr>
-          <w:rFonts w:ascii="Times New Roman" w:hAnsi="Times New Roman" w:cs="Times New Roman"/>
-          <w:lang w:val="en-CA"/>
-        </w:rPr>
-        <w:t xml:space="preserve"> </w:t>
-      </w:r>
-      <w:r>
-        <w:rPr>
-          <w:rFonts w:ascii="Times New Roman" w:hAnsi="Times New Roman" w:cs="Times New Roman"/>
-        </w:rPr>
-        <w:t>0.1</w:t>
-      </w:r>
-      <w:r>
-        <w:rPr>
-          <w:rFonts w:ascii="Times New Roman" w:hAnsi="Times New Roman" w:cs="Times New Roman"/>
-        </w:rPr>
-        <w:t xml:space="preserve">6; </w:t>
-      </w:r>
-      <w:r>
-        <w:rPr>
-          <w:rFonts w:ascii="Times New Roman" w:hAnsi="Times New Roman" w:cs="Times New Roman"/>
-        </w:rPr>
-        <w:t>28</w:t>
-      </w:r>
-      <w:r>
-        <w:rPr>
-          <w:rFonts w:ascii="Times New Roman" w:hAnsi="Times New Roman" w:cs="Times New Roman"/>
-        </w:rPr>
-        <w:t>0</w:t>
-      </w:r>
-      <w:r>
-        <w:rPr>
-          <w:rFonts w:ascii="Times New Roman" w:hAnsi="Times New Roman" w:cs="Times New Roman"/>
-        </w:rPr>
-        <w:t>% increase</w:t>
-      </w:r>
-      <w:r>
-        <w:rPr>
-          <w:rFonts w:ascii="Times New Roman" w:hAnsi="Times New Roman" w:cs="Times New Roman"/>
-        </w:rPr>
-        <w:t xml:space="preserve">) </w:t>
-      </w:r>
-      <w:r>
-        <w:rPr>
-          <w:rFonts w:ascii="Times New Roman" w:hAnsi="Times New Roman" w:cs="Times New Roman"/>
-          <w:lang w:val="en-CA"/>
-        </w:rPr>
-        <w:t>and corals (</w:t>
-      </w:r>
-      <w:r>
-        <w:rPr>
-          <w:rFonts w:ascii="Times New Roman" w:hAnsi="Times New Roman" w:cs="Times New Roman"/>
-          <w:lang w:val="en-CA"/>
-        </w:rPr>
-        <w:t>0.</w:t>
-      </w:r>
-      <w:r>
-        <w:rPr>
-          <w:rFonts w:ascii="Times New Roman" w:hAnsi="Times New Roman" w:cs="Times New Roman"/>
-          <w:lang w:val="en-CA"/>
-        </w:rPr>
-        <w:t>3</w:t>
-      </w:r>
-      <w:r>
-        <w:rPr>
-          <w:rFonts w:ascii="Times New Roman" w:hAnsi="Times New Roman" w:cs="Times New Roman"/>
-          <w:lang w:val="en-CA"/>
-        </w:rPr>
-        <w:t>7</w:t>
-      </w:r>
-      <w:r>
-        <w:rPr>
-          <w:rFonts w:ascii="Times New Roman" w:hAnsi="Times New Roman" w:cs="Times New Roman"/>
-          <w:lang w:val="en-CA"/>
-        </w:rPr>
-        <w:t xml:space="preserve"> </w:t>
-      </w:r>
-      <w:r>
-        <w:rPr>
-          <w:rFonts w:ascii="Times New Roman" w:hAnsi="Times New Roman" w:cs="Times New Roman"/>
-          <w:lang w:val="en-CA"/>
-        </w:rPr>
-        <w:t>±</w:t>
-      </w:r>
-      <w:r>
-        <w:rPr>
-          <w:rFonts w:ascii="Times New Roman" w:hAnsi="Times New Roman" w:cs="Times New Roman"/>
-          <w:lang w:val="en-CA"/>
-        </w:rPr>
-        <w:t xml:space="preserve"> </w:t>
-      </w:r>
-      <w:r>
-        <w:rPr>
-          <w:rFonts w:ascii="Times New Roman" w:hAnsi="Times New Roman" w:cs="Times New Roman"/>
-          <w:lang w:val="en-CA"/>
-        </w:rPr>
-        <w:t>0.2</w:t>
-      </w:r>
-      <w:r>
-        <w:rPr>
-          <w:rFonts w:ascii="Times New Roman" w:hAnsi="Times New Roman" w:cs="Times New Roman"/>
-          <w:lang w:val="en-CA"/>
-        </w:rPr>
-        <w:t>1</w:t>
-      </w:r>
-      <w:r>
-        <w:rPr>
-          <w:rFonts w:ascii="Times New Roman" w:hAnsi="Times New Roman" w:cs="Times New Roman"/>
-          <w:lang w:val="en-CA"/>
-        </w:rPr>
-        <w:t>; 2</w:t>
-      </w:r>
-      <w:r>
-        <w:rPr>
-          <w:rFonts w:ascii="Times New Roman" w:hAnsi="Times New Roman" w:cs="Times New Roman"/>
-          <w:lang w:val="en-CA"/>
-        </w:rPr>
-        <w:t>34</w:t>
-      </w:r>
-      <w:r>
-        <w:rPr>
-          <w:rFonts w:ascii="Times New Roman" w:hAnsi="Times New Roman" w:cs="Times New Roman"/>
-          <w:lang w:val="en-CA"/>
-        </w:rPr>
-        <w:t>%</w:t>
-      </w:r>
-      <w:r>
-        <w:rPr>
-          <w:rFonts w:ascii="Times New Roman" w:hAnsi="Times New Roman" w:cs="Times New Roman"/>
-          <w:lang w:val="en-CA"/>
-        </w:rPr>
-        <w:t xml:space="preserve">) </w:t>
-      </w:r>
-      <w:r>
-        <w:rPr>
-          <w:rFonts w:ascii="Times New Roman" w:hAnsi="Times New Roman" w:cs="Times New Roman"/>
-          <w:lang w:val="en-CA"/>
-        </w:rPr>
-        <w:t>showed the largest response</w:t>
-      </w:r>
-      <w:r>
-        <w:rPr>
-          <w:rFonts w:ascii="Times New Roman" w:hAnsi="Times New Roman" w:cs="Times New Roman"/>
-          <w:lang w:val="en-CA"/>
-        </w:rPr>
-        <w:t>s</w:t>
-      </w:r>
-      <w:r>
-        <w:rPr>
-          <w:rFonts w:ascii="Times New Roman" w:hAnsi="Times New Roman" w:cs="Times New Roman"/>
-          <w:lang w:val="en-CA"/>
-        </w:rPr>
-        <w:t xml:space="preserve"> to animal-provisioned nutrients.</w:t>
-      </w:r>
-      <w:r>
-        <w:rPr>
-          <w:rFonts w:ascii="Times New Roman" w:hAnsi="Times New Roman" w:cs="Times New Roman"/>
-          <w:lang w:val="en-CA"/>
-        </w:rPr>
-        <w:t xml:space="preserve"> </w:t>
-      </w:r>
-      <w:r>
-        <w:rPr>
-          <w:rFonts w:ascii="Times New Roman" w:hAnsi="Times New Roman" w:cs="Times New Roman"/>
-          <w:lang w:val="en-CA"/>
-        </w:rPr>
-        <w:t>Phytoplankton (</w:t>
-      </w:r>
-      <w:r>
-        <w:rPr>
-          <w:rFonts w:ascii="Times New Roman" w:hAnsi="Times New Roman" w:cs="Times New Roman"/>
-          <w:lang w:val="en-CA"/>
-        </w:rPr>
-        <w:t>0.0</w:t>
+        <w:t>19</w:t>
+      </w:r>
+      <w:r>
+        <w:rPr>
+          <w:rFonts w:ascii="Times New Roman" w:hAnsi="Times New Roman" w:cs="Times New Roman"/>
+          <w:lang w:val="en-CA"/>
+        </w:rPr>
+        <w:t xml:space="preserve">; </w:t>
+      </w:r>
+      <w:r>
+        <w:rPr>
+          <w:rFonts w:ascii="Times New Roman" w:hAnsi="Times New Roman" w:cs="Times New Roman"/>
+          <w:lang w:val="en-CA"/>
+        </w:rPr>
+        <w:t>12</w:t>
       </w:r>
       <w:r>
         <w:rPr>
@@ -22459,125 +22133,6 @@
           <w:lang w:val="en-CA"/>
         </w:rPr>
         <w:t>9</w:t>
-      </w:r>
-      <w:r>
-        <w:rPr>
-          <w:rFonts w:ascii="Times New Roman" w:hAnsi="Times New Roman" w:cs="Times New Roman"/>
-          <w:lang w:val="en-CA"/>
-        </w:rPr>
-        <w:t xml:space="preserve"> </w:t>
-      </w:r>
-      <w:r>
-        <w:rPr>
-          <w:rFonts w:ascii="Times New Roman" w:hAnsi="Times New Roman" w:cs="Times New Roman"/>
-          <w:lang w:val="en-CA"/>
-        </w:rPr>
-        <w:t>±</w:t>
-      </w:r>
-      <w:r>
-        <w:rPr>
-          <w:rFonts w:ascii="Times New Roman" w:hAnsi="Times New Roman" w:cs="Times New Roman"/>
-          <w:lang w:val="en-CA"/>
-        </w:rPr>
-        <w:t xml:space="preserve"> </w:t>
-      </w:r>
-      <w:r>
-        <w:rPr>
-          <w:rFonts w:ascii="Times New Roman" w:hAnsi="Times New Roman" w:cs="Times New Roman"/>
-          <w:lang w:val="en-CA"/>
-        </w:rPr>
-        <w:t>0.2</w:t>
-      </w:r>
-      <w:r>
-        <w:rPr>
-          <w:rFonts w:ascii="Times New Roman" w:hAnsi="Times New Roman" w:cs="Times New Roman"/>
-          <w:lang w:val="en-CA"/>
-        </w:rPr>
-        <w:t>3</w:t>
-      </w:r>
-      <w:r>
-        <w:rPr>
-          <w:rFonts w:ascii="Times New Roman" w:hAnsi="Times New Roman" w:cs="Times New Roman"/>
-          <w:lang w:val="en-CA"/>
-        </w:rPr>
-        <w:t xml:space="preserve">; </w:t>
-      </w:r>
-      <w:r>
-        <w:rPr>
-          <w:rFonts w:ascii="Times New Roman" w:hAnsi="Times New Roman" w:cs="Times New Roman"/>
-          <w:lang w:val="en-CA"/>
-        </w:rPr>
-        <w:t>122</w:t>
-      </w:r>
-      <w:r>
-        <w:rPr>
-          <w:rFonts w:ascii="Times New Roman" w:hAnsi="Times New Roman" w:cs="Times New Roman"/>
-          <w:lang w:val="en-CA"/>
-        </w:rPr>
-        <w:t>%</w:t>
-      </w:r>
-      <w:r>
-        <w:rPr>
-          <w:rFonts w:ascii="Times New Roman" w:hAnsi="Times New Roman" w:cs="Times New Roman"/>
-          <w:lang w:val="en-CA"/>
-        </w:rPr>
-        <w:t>) and vascular plants (</w:t>
-      </w:r>
-      <w:r>
-        <w:rPr>
-          <w:rFonts w:ascii="Times New Roman" w:hAnsi="Times New Roman" w:cs="Times New Roman"/>
-          <w:lang w:val="en-CA"/>
-        </w:rPr>
-        <w:t>0.</w:t>
-      </w:r>
-      <w:r>
-        <w:rPr>
-          <w:rFonts w:ascii="Times New Roman" w:hAnsi="Times New Roman" w:cs="Times New Roman"/>
-          <w:lang w:val="en-CA"/>
-        </w:rPr>
-        <w:t>11</w:t>
-      </w:r>
-      <w:r>
-        <w:rPr>
-          <w:rFonts w:ascii="Times New Roman" w:hAnsi="Times New Roman" w:cs="Times New Roman"/>
-          <w:lang w:val="en-CA"/>
-        </w:rPr>
-        <w:t xml:space="preserve"> </w:t>
-      </w:r>
-      <w:r>
-        <w:rPr>
-          <w:rFonts w:ascii="Times New Roman" w:hAnsi="Times New Roman" w:cs="Times New Roman"/>
-          <w:lang w:val="en-CA"/>
-        </w:rPr>
-        <w:t>±</w:t>
-      </w:r>
-      <w:r>
-        <w:rPr>
-          <w:rFonts w:ascii="Times New Roman" w:hAnsi="Times New Roman" w:cs="Times New Roman"/>
-          <w:lang w:val="en-CA"/>
-        </w:rPr>
-        <w:t xml:space="preserve"> </w:t>
-      </w:r>
-      <w:r>
-        <w:rPr>
-          <w:rFonts w:ascii="Times New Roman" w:hAnsi="Times New Roman" w:cs="Times New Roman"/>
-          <w:lang w:val="en-CA"/>
-        </w:rPr>
-        <w:t>0.</w:t>
-      </w:r>
-      <w:r>
-        <w:rPr>
-          <w:rFonts w:ascii="Times New Roman" w:hAnsi="Times New Roman" w:cs="Times New Roman"/>
-          <w:lang w:val="en-CA"/>
-        </w:rPr>
-        <w:t xml:space="preserve">20; </w:t>
-      </w:r>
-      <w:r>
-        <w:rPr>
-          <w:rFonts w:ascii="Times New Roman" w:hAnsi="Times New Roman" w:cs="Times New Roman"/>
-          <w:lang w:val="en-CA"/>
-        </w:rPr>
-        <w:t>128</w:t>
       </w:r>
       <w:r>
         <w:rPr>
@@ -22643,12 +22198,11 @@
           <w:rFonts w:ascii="Times New Roman" w:hAnsi="Times New Roman" w:cs="Times New Roman"/>
           <w:noProof/>
         </w:rPr>
-        <w:lastRenderedPageBreak/>
         <w:drawing>
-          <wp:inline distT="0" distB="0" distL="0" distR="0" wp14:anchorId="2063B8A2" wp14:editId="2CAEECC7">
+          <wp:inline distT="0" distB="0" distL="0" distR="0" wp14:anchorId="122D1271" wp14:editId="7EA3B3A4">
             <wp:extent cx="5943600" cy="3343275"/>
             <wp:effectExtent l="0" t="0" r="0" b="0"/>
-            <wp:docPr id="1" name="Picture 1"/>
+            <wp:docPr id="6" name="Picture 6"/>
             <wp:cNvGraphicFramePr>
               <a:graphicFrameLocks xmlns:a="http://schemas.openxmlformats.org/drawingml/2006/main" noChangeAspect="1"/>
             </wp:cNvGraphicFramePr>
@@ -22656,7 +22210,7 @@
               <a:graphicData uri="http://schemas.openxmlformats.org/drawingml/2006/picture">
                 <pic:pic xmlns:pic="http://schemas.openxmlformats.org/drawingml/2006/picture">
                   <pic:nvPicPr>
-                    <pic:cNvPr id="1" name="bn_effect_size_mod3.png"/>
+                    <pic:cNvPr id="6" name="bn_effect_size_mod3.png"/>
                     <pic:cNvPicPr/>
                   </pic:nvPicPr>
                   <pic:blipFill>
@@ -22719,21 +22273,7 @@
         <w:rPr>
           <w:rFonts w:ascii="Times New Roman" w:hAnsi="Times New Roman" w:cs="Times New Roman"/>
         </w:rPr>
-        <w:t xml:space="preserve"> Effect of background nutrients, experimental design, and primary producer group on primary producers. Effect sizes shown in log-transformed ratios of means and as back-transformed ratios of means. An effect size of 0 on the log scale or 1 on the ratio scale means the primary producer grew the same with and without nutrient addition. Effect sizes to the right of the dotted line indicate positive responses to provisioning, and effect sizes to the left indicate negative responses. Field experiments were split based on whether the researchers set the density of the primary producer (PP stocked), consumer (animals stocked), both, or neither (</w:t>
-      </w:r>
-      <w:proofErr w:type="spellStart"/>
-      <w:r>
-        <w:rPr>
-          <w:rFonts w:ascii="Times New Roman" w:hAnsi="Times New Roman" w:cs="Times New Roman"/>
-        </w:rPr>
-        <w:t>unstocked</w:t>
-      </w:r>
-      <w:proofErr w:type="spellEnd"/>
-      <w:r>
-        <w:rPr>
-          <w:rFonts w:ascii="Times New Roman" w:hAnsi="Times New Roman" w:cs="Times New Roman"/>
-        </w:rPr>
-        <w:t xml:space="preserve">). Plants include seagrasses and mangroves, phytoplankton include micro algae, coral includes measurements of both corals and coral endosymbionts, and algae includes fleshy and crustose algae. Effect sizes are </w:t>
+        <w:t xml:space="preserve"> Effect of background nutrients, experimental design, and primary producer group on primary producers. Effect sizes shown in log-transformed ratios of means and as back-transformed ratios of means. An effect size of 0 on the log scale or 1 on the ratio scale means the primary producer grew the same with and without nutrient addition. Effect sizes to the right of the dotted line indicate positive responses to provisioning, and effect sizes to the left indicate negative responses. Field experiments were split based on whether the researchers set the density of the primary producer (PP stocked), consumer (animals stocked), both, or neither (unstocked). Plants include seagrasses and mangroves, phytoplankton include micro algae, coral includes measurements of both corals and coral endosymbionts, and algae includes fleshy and crustose algae. Effect sizes are </w:t>
       </w:r>
       <w:r>
         <w:rPr>
@@ -22776,73 +22316,11 @@
           <w:rFonts w:ascii="Times New Roman" w:hAnsi="Times New Roman" w:cs="Times New Roman"/>
         </w:rPr>
       </w:pPr>
-    </w:p>
-    <w:p>
-      <w:pPr>
-        <w:spacing w:line="360" w:lineRule="auto"/>
-        <w:rPr>
-          <w:rFonts w:ascii="Times New Roman" w:hAnsi="Times New Roman" w:cs="Times New Roman"/>
-        </w:rPr>
-      </w:pPr>
-    </w:p>
-    <w:p>
-      <w:pPr>
-        <w:spacing w:line="360" w:lineRule="auto"/>
-        <w:rPr>
-          <w:rFonts w:ascii="Times New Roman" w:hAnsi="Times New Roman" w:cs="Times New Roman"/>
-        </w:rPr>
-      </w:pPr>
-    </w:p>
-    <w:p>
-      <w:pPr>
-        <w:spacing w:line="360" w:lineRule="auto"/>
-        <w:rPr>
-          <w:rFonts w:ascii="Times New Roman" w:hAnsi="Times New Roman" w:cs="Times New Roman"/>
-        </w:rPr>
-      </w:pPr>
-    </w:p>
-    <w:p>
-      <w:pPr>
-        <w:spacing w:line="360" w:lineRule="auto"/>
-        <w:rPr>
-          <w:rFonts w:ascii="Times New Roman" w:hAnsi="Times New Roman" w:cs="Times New Roman"/>
-        </w:rPr>
-      </w:pPr>
-    </w:p>
-    <w:p>
-      <w:pPr>
-        <w:spacing w:line="360" w:lineRule="auto"/>
-        <w:rPr>
-          <w:rFonts w:ascii="Times New Roman" w:hAnsi="Times New Roman" w:cs="Times New Roman"/>
-        </w:rPr>
-      </w:pPr>
-    </w:p>
-    <w:p>
-      <w:pPr>
-        <w:spacing w:line="360" w:lineRule="auto"/>
-        <w:rPr>
-          <w:rFonts w:ascii="Times New Roman" w:hAnsi="Times New Roman" w:cs="Times New Roman"/>
-        </w:rPr>
-      </w:pPr>
-      <w:commentRangeStart w:id="15"/>
-      <w:r>
-        <w:rPr>
-          <w:rFonts w:ascii="Times New Roman" w:hAnsi="Times New Roman" w:cs="Times New Roman"/>
-        </w:rPr>
-        <w:t xml:space="preserve">Table S6: </w:t>
-      </w:r>
-      <w:commentRangeEnd w:id="15"/>
-      <w:r>
-        <w:rPr>
-          <w:rStyle w:val="CommentReference"/>
-        </w:rPr>
-        <w:commentReference w:id="15"/>
-      </w:r>
-      <w:r>
-        <w:rPr>
-          <w:rFonts w:ascii="Times New Roman" w:hAnsi="Times New Roman" w:cs="Times New Roman"/>
-        </w:rPr>
-        <w:t>Model output for background nutrients model</w:t>
+      <w:r>
+        <w:rPr>
+          <w:rFonts w:ascii="Times New Roman" w:hAnsi="Times New Roman" w:cs="Times New Roman"/>
+        </w:rPr>
+        <w:t>Table S6: Model output for background nutrients model</w:t>
       </w:r>
     </w:p>
     <w:tbl>
@@ -22945,14 +22423,12 @@
                 <w:rFonts w:ascii="Times New Roman" w:hAnsi="Times New Roman" w:cs="Times New Roman"/>
               </w:rPr>
             </w:pPr>
-            <w:proofErr w:type="spellStart"/>
             <w:r>
               <w:rPr>
                 <w:rFonts w:ascii="Times New Roman" w:hAnsi="Times New Roman" w:cs="Times New Roman"/>
               </w:rPr>
               <w:t>df</w:t>
             </w:r>
-            <w:proofErr w:type="spellEnd"/>
           </w:p>
         </w:tc>
         <w:tc>
@@ -23012,7 +22488,13 @@
               <w:rPr>
                 <w:rFonts w:ascii="Times New Roman" w:hAnsi="Times New Roman" w:cs="Times New Roman"/>
               </w:rPr>
-              <w:t>0.4542</w:t>
+              <w:t>0.4</w:t>
+            </w:r>
+            <w:r>
+              <w:rPr>
+                <w:rFonts w:ascii="Times New Roman" w:hAnsi="Times New Roman" w:cs="Times New Roman"/>
+              </w:rPr>
+              <w:t>5</w:t>
             </w:r>
           </w:p>
         </w:tc>
@@ -23032,7 +22514,13 @@
               <w:rPr>
                 <w:rFonts w:ascii="Times New Roman" w:hAnsi="Times New Roman" w:cs="Times New Roman"/>
               </w:rPr>
-              <w:t>0.1599</w:t>
+              <w:t>0.1</w:t>
+            </w:r>
+            <w:r>
+              <w:rPr>
+                <w:rFonts w:ascii="Times New Roman" w:hAnsi="Times New Roman" w:cs="Times New Roman"/>
+              </w:rPr>
+              <w:t>6</w:t>
             </w:r>
           </w:p>
         </w:tc>
@@ -23052,7 +22540,13 @@
               <w:rPr>
                 <w:rFonts w:ascii="Times New Roman" w:hAnsi="Times New Roman" w:cs="Times New Roman"/>
               </w:rPr>
-              <w:t>2.8399</w:t>
+              <w:t>2.</w:t>
+            </w:r>
+            <w:r>
+              <w:rPr>
+                <w:rFonts w:ascii="Times New Roman" w:hAnsi="Times New Roman" w:cs="Times New Roman"/>
+              </w:rPr>
+              <w:t>75</w:t>
             </w:r>
           </w:p>
         </w:tc>
@@ -23098,7 +22592,13 @@
               <w:rPr>
                 <w:rFonts w:ascii="Times New Roman" w:hAnsi="Times New Roman" w:cs="Times New Roman"/>
               </w:rPr>
-              <w:t>0.0051</w:t>
+              <w:t>0.00</w:t>
+            </w:r>
+            <w:r>
+              <w:rPr>
+                <w:rFonts w:ascii="Times New Roman" w:hAnsi="Times New Roman" w:cs="Times New Roman"/>
+              </w:rPr>
+              <w:t>66</w:t>
             </w:r>
           </w:p>
         </w:tc>
@@ -23115,14 +22615,12 @@
                 <w:rFonts w:ascii="Times New Roman" w:hAnsi="Times New Roman" w:cs="Times New Roman"/>
               </w:rPr>
             </w:pPr>
-            <w:proofErr w:type="spellStart"/>
             <w:r>
               <w:rPr>
                 <w:rFonts w:ascii="Times New Roman" w:hAnsi="Times New Roman" w:cs="Times New Roman"/>
               </w:rPr>
               <w:t>Nut_stand</w:t>
             </w:r>
-            <w:proofErr w:type="spellEnd"/>
           </w:p>
         </w:tc>
         <w:tc>
@@ -23141,7 +22639,13 @@
               <w:rPr>
                 <w:rFonts w:ascii="Times New Roman" w:hAnsi="Times New Roman" w:cs="Times New Roman"/>
               </w:rPr>
-              <w:t>0.0983</w:t>
+              <w:t>0.</w:t>
+            </w:r>
+            <w:r>
+              <w:rPr>
+                <w:rFonts w:ascii="Times New Roman" w:hAnsi="Times New Roman" w:cs="Times New Roman"/>
+              </w:rPr>
+              <w:t>11</w:t>
             </w:r>
           </w:p>
         </w:tc>
@@ -23161,7 +22665,13 @@
               <w:rPr>
                 <w:rFonts w:ascii="Times New Roman" w:hAnsi="Times New Roman" w:cs="Times New Roman"/>
               </w:rPr>
-              <w:t>0.0725</w:t>
+              <w:t>0.07</w:t>
+            </w:r>
+            <w:r>
+              <w:rPr>
+                <w:rFonts w:ascii="Times New Roman" w:hAnsi="Times New Roman" w:cs="Times New Roman"/>
+              </w:rPr>
+              <w:t>5</w:t>
             </w:r>
           </w:p>
         </w:tc>
@@ -23181,7 +22691,13 @@
               <w:rPr>
                 <w:rFonts w:ascii="Times New Roman" w:hAnsi="Times New Roman" w:cs="Times New Roman"/>
               </w:rPr>
-              <w:t>1.3553</w:t>
+              <w:t>1</w:t>
+            </w:r>
+            <w:r>
+              <w:rPr>
+                <w:rFonts w:ascii="Times New Roman" w:hAnsi="Times New Roman" w:cs="Times New Roman"/>
+              </w:rPr>
+              <w:t>.41</w:t>
             </w:r>
           </w:p>
         </w:tc>
@@ -23221,7 +22737,13 @@
               <w:rPr>
                 <w:rFonts w:ascii="Times New Roman" w:hAnsi="Times New Roman" w:cs="Times New Roman"/>
               </w:rPr>
-              <w:t>0.1771</w:t>
+              <w:t>0.1</w:t>
+            </w:r>
+            <w:r>
+              <w:rPr>
+                <w:rFonts w:ascii="Times New Roman" w:hAnsi="Times New Roman" w:cs="Times New Roman"/>
+              </w:rPr>
+              <w:t>6</w:t>
             </w:r>
           </w:p>
         </w:tc>
@@ -23242,6 +22764,7 @@
               <w:rPr>
                 <w:rFonts w:ascii="Times New Roman" w:hAnsi="Times New Roman" w:cs="Times New Roman"/>
               </w:rPr>
+              <w:lastRenderedPageBreak/>
               <w:t>Natural2</w:t>
             </w:r>
           </w:p>
@@ -23262,7 +22785,13 @@
               <w:rPr>
                 <w:rFonts w:ascii="Times New Roman" w:hAnsi="Times New Roman" w:cs="Times New Roman"/>
               </w:rPr>
-              <w:t>-0.0884</w:t>
+              <w:t>-0.</w:t>
+            </w:r>
+            <w:r>
+              <w:rPr>
+                <w:rFonts w:ascii="Times New Roman" w:hAnsi="Times New Roman" w:cs="Times New Roman"/>
+              </w:rPr>
+              <w:t>13</w:t>
             </w:r>
           </w:p>
         </w:tc>
@@ -23282,13 +22811,13 @@
               <w:rPr>
                 <w:rFonts w:ascii="Times New Roman" w:hAnsi="Times New Roman" w:cs="Times New Roman"/>
               </w:rPr>
-              <w:t>0.22</w:t>
-            </w:r>
-            <w:r>
-              <w:rPr>
-                <w:rFonts w:ascii="Times New Roman" w:hAnsi="Times New Roman" w:cs="Times New Roman"/>
-              </w:rPr>
-              <w:t>66</w:t>
+              <w:t>0.2</w:t>
+            </w:r>
+            <w:r>
+              <w:rPr>
+                <w:rFonts w:ascii="Times New Roman" w:hAnsi="Times New Roman" w:cs="Times New Roman"/>
+              </w:rPr>
+              <w:t>4</w:t>
             </w:r>
           </w:p>
         </w:tc>
@@ -23314,7 +22843,7 @@
               <w:rPr>
                 <w:rFonts w:ascii="Times New Roman" w:hAnsi="Times New Roman" w:cs="Times New Roman"/>
               </w:rPr>
-              <w:t>3899</w:t>
+              <w:t>55</w:t>
             </w:r>
           </w:p>
         </w:tc>
@@ -23354,7 +22883,13 @@
               <w:rPr>
                 <w:rFonts w:ascii="Times New Roman" w:hAnsi="Times New Roman" w:cs="Times New Roman"/>
               </w:rPr>
-              <w:t>0.6971</w:t>
+              <w:t>0.</w:t>
+            </w:r>
+            <w:r>
+              <w:rPr>
+                <w:rFonts w:ascii="Times New Roman" w:hAnsi="Times New Roman" w:cs="Times New Roman"/>
+              </w:rPr>
+              <w:t>58</w:t>
             </w:r>
           </w:p>
         </w:tc>
@@ -23395,7 +22930,13 @@
               <w:rPr>
                 <w:rFonts w:ascii="Times New Roman" w:hAnsi="Times New Roman" w:cs="Times New Roman"/>
               </w:rPr>
-              <w:t>0.3691</w:t>
+              <w:t>0.3</w:t>
+            </w:r>
+            <w:r>
+              <w:rPr>
+                <w:rFonts w:ascii="Times New Roman" w:hAnsi="Times New Roman" w:cs="Times New Roman"/>
+              </w:rPr>
+              <w:t>7</w:t>
             </w:r>
           </w:p>
         </w:tc>
@@ -23415,13 +22956,13 @@
               <w:rPr>
                 <w:rFonts w:ascii="Times New Roman" w:hAnsi="Times New Roman" w:cs="Times New Roman"/>
               </w:rPr>
-              <w:t>0.21</w:t>
-            </w:r>
-            <w:r>
-              <w:rPr>
-                <w:rFonts w:ascii="Times New Roman" w:hAnsi="Times New Roman" w:cs="Times New Roman"/>
-              </w:rPr>
-              <w:t>92</w:t>
+              <w:t>0.2</w:t>
+            </w:r>
+            <w:r>
+              <w:rPr>
+                <w:rFonts w:ascii="Times New Roman" w:hAnsi="Times New Roman" w:cs="Times New Roman"/>
+              </w:rPr>
+              <w:t>2</w:t>
             </w:r>
           </w:p>
         </w:tc>
@@ -23441,7 +22982,13 @@
               <w:rPr>
                 <w:rFonts w:ascii="Times New Roman" w:hAnsi="Times New Roman" w:cs="Times New Roman"/>
               </w:rPr>
-              <w:t>1.6833</w:t>
+              <w:t>1.6</w:t>
+            </w:r>
+            <w:r>
+              <w:rPr>
+                <w:rFonts w:ascii="Times New Roman" w:hAnsi="Times New Roman" w:cs="Times New Roman"/>
+              </w:rPr>
+              <w:t>7</w:t>
             </w:r>
           </w:p>
         </w:tc>
@@ -23481,7 +23028,7 @@
               <w:rPr>
                 <w:rFonts w:ascii="Times New Roman" w:hAnsi="Times New Roman" w:cs="Times New Roman"/>
               </w:rPr>
-              <w:t>0.0941</w:t>
+              <w:t>0.09</w:t>
             </w:r>
           </w:p>
         </w:tc>
@@ -23522,7 +23069,7 @@
               <w:rPr>
                 <w:rFonts w:ascii="Times New Roman" w:hAnsi="Times New Roman" w:cs="Times New Roman"/>
               </w:rPr>
-              <w:t>0.6605</w:t>
+              <w:t>0.66</w:t>
             </w:r>
           </w:p>
         </w:tc>
@@ -23542,13 +23089,13 @@
               <w:rPr>
                 <w:rFonts w:ascii="Times New Roman" w:hAnsi="Times New Roman" w:cs="Times New Roman"/>
               </w:rPr>
-              <w:t>0.311</w:t>
-            </w:r>
-            <w:r>
-              <w:rPr>
-                <w:rFonts w:ascii="Times New Roman" w:hAnsi="Times New Roman" w:cs="Times New Roman"/>
-              </w:rPr>
-              <w:t>1</w:t>
+              <w:t>0.3</w:t>
+            </w:r>
+            <w:r>
+              <w:rPr>
+                <w:rFonts w:ascii="Times New Roman" w:hAnsi="Times New Roman" w:cs="Times New Roman"/>
+              </w:rPr>
+              <w:t>2</w:t>
             </w:r>
           </w:p>
         </w:tc>
@@ -23568,7 +23115,13 @@
               <w:rPr>
                 <w:rFonts w:ascii="Times New Roman" w:hAnsi="Times New Roman" w:cs="Times New Roman"/>
               </w:rPr>
-              <w:t>2.1233</w:t>
+              <w:t>2.</w:t>
+            </w:r>
+            <w:r>
+              <w:rPr>
+                <w:rFonts w:ascii="Times New Roman" w:hAnsi="Times New Roman" w:cs="Times New Roman"/>
+              </w:rPr>
+              <w:t>081</w:t>
             </w:r>
           </w:p>
         </w:tc>
@@ -23608,7 +23161,13 @@
               <w:rPr>
                 <w:rFonts w:ascii="Times New Roman" w:hAnsi="Times New Roman" w:cs="Times New Roman"/>
               </w:rPr>
-              <w:t>0.0352</w:t>
+              <w:t>0.03</w:t>
+            </w:r>
+            <w:r>
+              <w:rPr>
+                <w:rFonts w:ascii="Times New Roman" w:hAnsi="Times New Roman" w:cs="Times New Roman"/>
+              </w:rPr>
+              <w:t>9</w:t>
             </w:r>
           </w:p>
         </w:tc>
@@ -23649,7 +23208,13 @@
               <w:rPr>
                 <w:rFonts w:ascii="Times New Roman" w:hAnsi="Times New Roman" w:cs="Times New Roman"/>
               </w:rPr>
-              <w:t>0.0909</w:t>
+              <w:t>0.</w:t>
+            </w:r>
+            <w:r>
+              <w:rPr>
+                <w:rFonts w:ascii="Times New Roman" w:hAnsi="Times New Roman" w:cs="Times New Roman"/>
+              </w:rPr>
+              <w:t>13</w:t>
             </w:r>
           </w:p>
         </w:tc>
@@ -23669,7 +23234,7 @@
               <w:rPr>
                 <w:rFonts w:ascii="Times New Roman" w:hAnsi="Times New Roman" w:cs="Times New Roman"/>
               </w:rPr>
-              <w:t>0.2046</w:t>
+              <w:t>0.20</w:t>
             </w:r>
           </w:p>
         </w:tc>
@@ -23689,7 +23254,13 @@
               <w:rPr>
                 <w:rFonts w:ascii="Times New Roman" w:hAnsi="Times New Roman" w:cs="Times New Roman"/>
               </w:rPr>
-              <w:t>0.4440</w:t>
+              <w:t>0.</w:t>
+            </w:r>
+            <w:r>
+              <w:rPr>
+                <w:rFonts w:ascii="Times New Roman" w:hAnsi="Times New Roman" w:cs="Times New Roman"/>
+              </w:rPr>
+              <w:t>62</w:t>
             </w:r>
           </w:p>
         </w:tc>
@@ -23735,7 +23306,13 @@
               <w:rPr>
                 <w:rFonts w:ascii="Times New Roman" w:hAnsi="Times New Roman" w:cs="Times New Roman"/>
               </w:rPr>
-              <w:t>0.6576</w:t>
+              <w:t>0.</w:t>
+            </w:r>
+            <w:r>
+              <w:rPr>
+                <w:rFonts w:ascii="Times New Roman" w:hAnsi="Times New Roman" w:cs="Times New Roman"/>
+              </w:rPr>
+              <w:t>54</w:t>
             </w:r>
           </w:p>
         </w:tc>
@@ -23752,14 +23329,12 @@
                 <w:rFonts w:ascii="Times New Roman" w:hAnsi="Times New Roman" w:cs="Times New Roman"/>
               </w:rPr>
             </w:pPr>
-            <w:proofErr w:type="spellStart"/>
             <w:r>
               <w:rPr>
                 <w:rFonts w:ascii="Times New Roman" w:hAnsi="Times New Roman" w:cs="Times New Roman"/>
               </w:rPr>
               <w:t>pp_groupCoral</w:t>
             </w:r>
-            <w:proofErr w:type="spellEnd"/>
           </w:p>
         </w:tc>
         <w:tc>
@@ -23787,7 +23362,13 @@
               <w:rPr>
                 <w:rFonts w:ascii="Times New Roman" w:hAnsi="Times New Roman" w:cs="Times New Roman"/>
               </w:rPr>
-              <w:t>0.1168</w:t>
+              <w:t>0.</w:t>
+            </w:r>
+            <w:r>
+              <w:rPr>
+                <w:rFonts w:ascii="Times New Roman" w:hAnsi="Times New Roman" w:cs="Times New Roman"/>
+              </w:rPr>
+              <w:t>079</w:t>
             </w:r>
           </w:p>
         </w:tc>
@@ -23807,7 +23388,13 @@
               <w:rPr>
                 <w:rFonts w:ascii="Times New Roman" w:hAnsi="Times New Roman" w:cs="Times New Roman"/>
               </w:rPr>
-              <w:t>0.1975</w:t>
+              <w:t>0.</w:t>
+            </w:r>
+            <w:r>
+              <w:rPr>
+                <w:rFonts w:ascii="Times New Roman" w:hAnsi="Times New Roman" w:cs="Times New Roman"/>
+              </w:rPr>
+              <w:t>21</w:t>
             </w:r>
           </w:p>
         </w:tc>
@@ -23827,7 +23414,13 @@
               <w:rPr>
                 <w:rFonts w:ascii="Times New Roman" w:hAnsi="Times New Roman" w:cs="Times New Roman"/>
               </w:rPr>
-              <w:t>-0.5914</w:t>
+              <w:t>-0.</w:t>
+            </w:r>
+            <w:r>
+              <w:rPr>
+                <w:rFonts w:ascii="Times New Roman" w:hAnsi="Times New Roman" w:cs="Times New Roman"/>
+              </w:rPr>
+              <w:t>39</w:t>
             </w:r>
           </w:p>
         </w:tc>
@@ -23873,7 +23466,13 @@
               <w:rPr>
                 <w:rFonts w:ascii="Times New Roman" w:hAnsi="Times New Roman" w:cs="Times New Roman"/>
               </w:rPr>
-              <w:t>0.5551</w:t>
+              <w:t>0.</w:t>
+            </w:r>
+            <w:r>
+              <w:rPr>
+                <w:rFonts w:ascii="Times New Roman" w:hAnsi="Times New Roman" w:cs="Times New Roman"/>
+              </w:rPr>
+              <w:t>70</w:t>
             </w:r>
           </w:p>
         </w:tc>
@@ -23890,7 +23489,6 @@
                 <w:rFonts w:ascii="Times New Roman" w:hAnsi="Times New Roman" w:cs="Times New Roman"/>
               </w:rPr>
             </w:pPr>
-            <w:proofErr w:type="spellStart"/>
             <w:r>
               <w:rPr>
                 <w:rFonts w:ascii="Times New Roman" w:hAnsi="Times New Roman" w:cs="Times New Roman"/>
@@ -23901,14 +23499,7 @@
               <w:rPr>
                 <w:rFonts w:ascii="Times New Roman" w:hAnsi="Times New Roman" w:cs="Times New Roman"/>
               </w:rPr>
-              <w:t>groupPhytoplankton</w:t>
-            </w:r>
-            <w:proofErr w:type="spellEnd"/>
-            <w:r>
-              <w:rPr>
-                <w:rFonts w:ascii="Times New Roman" w:hAnsi="Times New Roman" w:cs="Times New Roman"/>
-              </w:rPr>
-              <w:t xml:space="preserve"> </w:t>
+              <w:t xml:space="preserve">groupPhytoplankton </w:t>
             </w:r>
           </w:p>
         </w:tc>
@@ -23937,7 +23528,7 @@
               <w:rPr>
                 <w:rFonts w:ascii="Times New Roman" w:hAnsi="Times New Roman" w:cs="Times New Roman"/>
               </w:rPr>
-              <w:t>0.3669</w:t>
+              <w:t>0.36</w:t>
             </w:r>
           </w:p>
         </w:tc>
@@ -23963,7 +23554,7 @@
               <w:rPr>
                 <w:rFonts w:ascii="Times New Roman" w:hAnsi="Times New Roman" w:cs="Times New Roman"/>
               </w:rPr>
-              <w:t>265</w:t>
+              <w:t>3</w:t>
             </w:r>
           </w:p>
         </w:tc>
@@ -23989,7 +23580,13 @@
               <w:rPr>
                 <w:rFonts w:ascii="Times New Roman" w:hAnsi="Times New Roman" w:cs="Times New Roman"/>
               </w:rPr>
-              <w:t>1.6195</w:t>
+              <w:t>1.</w:t>
+            </w:r>
+            <w:r>
+              <w:rPr>
+                <w:rFonts w:ascii="Times New Roman" w:hAnsi="Times New Roman" w:cs="Times New Roman"/>
+              </w:rPr>
+              <w:t>56</w:t>
             </w:r>
           </w:p>
         </w:tc>
@@ -24035,7 +23632,13 @@
               <w:rPr>
                 <w:rFonts w:ascii="Times New Roman" w:hAnsi="Times New Roman" w:cs="Times New Roman"/>
               </w:rPr>
-              <w:t>0.1072</w:t>
+              <w:t>0.1</w:t>
+            </w:r>
+            <w:r>
+              <w:rPr>
+                <w:rFonts w:ascii="Times New Roman" w:hAnsi="Times New Roman" w:cs="Times New Roman"/>
+              </w:rPr>
+              <w:t>2</w:t>
             </w:r>
           </w:p>
         </w:tc>
@@ -24052,7 +23655,6 @@
                 <w:rFonts w:ascii="Times New Roman" w:hAnsi="Times New Roman" w:cs="Times New Roman"/>
               </w:rPr>
             </w:pPr>
-            <w:proofErr w:type="spellStart"/>
             <w:r>
               <w:rPr>
                 <w:rFonts w:ascii="Times New Roman" w:hAnsi="Times New Roman" w:cs="Times New Roman"/>
@@ -24065,7 +23667,6 @@
               </w:rPr>
               <w:t>groupPlants</w:t>
             </w:r>
-            <w:proofErr w:type="spellEnd"/>
           </w:p>
         </w:tc>
         <w:tc>
@@ -24084,7 +23685,7 @@
               <w:rPr>
                 <w:rFonts w:ascii="Times New Roman" w:hAnsi="Times New Roman" w:cs="Times New Roman"/>
               </w:rPr>
-              <w:t>-0.3467</w:t>
+              <w:t>-0.34</w:t>
             </w:r>
           </w:p>
         </w:tc>
@@ -24106,12 +23707,6 @@
               </w:rPr>
               <w:t>0.19</w:t>
             </w:r>
-            <w:r>
-              <w:rPr>
-                <w:rFonts w:ascii="Times New Roman" w:hAnsi="Times New Roman" w:cs="Times New Roman"/>
-              </w:rPr>
-              <w:t>06</w:t>
-            </w:r>
           </w:p>
         </w:tc>
         <w:tc>
@@ -24136,7 +23731,13 @@
               <w:rPr>
                 <w:rFonts w:ascii="Times New Roman" w:hAnsi="Times New Roman" w:cs="Times New Roman"/>
               </w:rPr>
-              <w:t>1.8193</w:t>
+              <w:t>1.</w:t>
+            </w:r>
+            <w:r>
+              <w:rPr>
+                <w:rFonts w:ascii="Times New Roman" w:hAnsi="Times New Roman" w:cs="Times New Roman"/>
+              </w:rPr>
+              <w:t>75</w:t>
             </w:r>
           </w:p>
         </w:tc>
@@ -24182,7 +23783,13 @@
               <w:rPr>
                 <w:rFonts w:ascii="Times New Roman" w:hAnsi="Times New Roman" w:cs="Times New Roman"/>
               </w:rPr>
-              <w:t>0.0706</w:t>
+              <w:t>0.0</w:t>
+            </w:r>
+            <w:r>
+              <w:rPr>
+                <w:rFonts w:ascii="Times New Roman" w:hAnsi="Times New Roman" w:cs="Times New Roman"/>
+              </w:rPr>
+              <w:t>82</w:t>
             </w:r>
           </w:p>
         </w:tc>
@@ -24201,14 +23808,6 @@
         <w:spacing w:line="360" w:lineRule="auto"/>
         <w:rPr>
           <w:rFonts w:ascii="Times New Roman" w:hAnsi="Times New Roman" w:cs="Times New Roman"/>
-        </w:rPr>
-      </w:pPr>
-    </w:p>
-    <w:p>
-      <w:pPr>
-        <w:spacing w:line="360" w:lineRule="auto"/>
-        <w:rPr>
-          <w:rFonts w:ascii="Times New Roman" w:hAnsi="Times New Roman" w:cs="Times New Roman"/>
           <w:i/>
         </w:rPr>
       </w:pPr>
@@ -24419,11 +24018,65 @@
         <w:rPr>
           <w:rFonts w:ascii="Times New Roman" w:hAnsi="Times New Roman" w:cs="Times New Roman"/>
         </w:rPr>
-        <w:t>0.8</w:t>
-      </w:r>
-      <w:r>
-        <w:rPr>
-          <w:rFonts w:ascii="Times New Roman" w:hAnsi="Times New Roman" w:cs="Times New Roman"/>
+        <w:t>0.</w:t>
+      </w:r>
+      <w:r>
+        <w:rPr>
+          <w:rFonts w:ascii="Times New Roman" w:hAnsi="Times New Roman" w:cs="Times New Roman"/>
+        </w:rPr>
+        <w:t>77</w:t>
+      </w:r>
+      <w:r>
+        <w:rPr>
+          <w:rFonts w:ascii="Times New Roman" w:hAnsi="Times New Roman" w:cs="Times New Roman"/>
+        </w:rPr>
+        <w:t>;</w:t>
+      </w:r>
+      <w:r>
+        <w:rPr>
+          <w:rFonts w:ascii="Times New Roman" w:hAnsi="Times New Roman" w:cs="Times New Roman"/>
+        </w:rPr>
+        <w:t xml:space="preserve"> </w:t>
+      </w:r>
+      <w:r>
+        <w:rPr>
+          <w:rFonts w:ascii="Times New Roman" w:hAnsi="Times New Roman" w:cs="Times New Roman"/>
+          <w:highlight w:val="yellow"/>
+        </w:rPr>
+        <w:t xml:space="preserve">Fig. </w:t>
+      </w:r>
+      <w:r>
+        <w:rPr>
+          <w:rFonts w:ascii="Times New Roman" w:hAnsi="Times New Roman" w:cs="Times New Roman"/>
+          <w:highlight w:val="yellow"/>
+        </w:rPr>
+        <w:t>S</w:t>
+      </w:r>
+      <w:r>
+        <w:rPr>
+          <w:rFonts w:ascii="Times New Roman" w:hAnsi="Times New Roman" w:cs="Times New Roman"/>
+          <w:highlight w:val="yellow"/>
+        </w:rPr>
+        <w:t>3</w:t>
+      </w:r>
+      <w:r>
+        <w:rPr>
+          <w:rFonts w:ascii="Times New Roman" w:hAnsi="Times New Roman" w:cs="Times New Roman"/>
+          <w:highlight w:val="yellow"/>
+        </w:rPr>
+        <w:t xml:space="preserve">, Table </w:t>
+      </w:r>
+      <w:r>
+        <w:rPr>
+          <w:rFonts w:ascii="Times New Roman" w:hAnsi="Times New Roman" w:cs="Times New Roman"/>
+          <w:highlight w:val="yellow"/>
+        </w:rPr>
+        <w:t>S</w:t>
+      </w:r>
+      <w:r>
+        <w:rPr>
+          <w:rFonts w:ascii="Times New Roman" w:hAnsi="Times New Roman" w:cs="Times New Roman"/>
+          <w:highlight w:val="yellow"/>
         </w:rPr>
         <w:t>7</w:t>
       </w:r>
@@ -24431,168 +24084,121 @@
         <w:rPr>
           <w:rFonts w:ascii="Times New Roman" w:hAnsi="Times New Roman" w:cs="Times New Roman"/>
         </w:rPr>
-        <w:t>;</w:t>
-      </w:r>
-      <w:r>
-        <w:rPr>
-          <w:rFonts w:ascii="Times New Roman" w:hAnsi="Times New Roman" w:cs="Times New Roman"/>
+        <w:t>)</w:t>
+      </w:r>
+      <w:r>
+        <w:rPr>
+          <w:rFonts w:ascii="Times New Roman" w:hAnsi="Times New Roman" w:cs="Times New Roman"/>
+          <w:lang w:val="en-CA"/>
+        </w:rPr>
+        <w:t xml:space="preserve">. There was </w:t>
+      </w:r>
+      <w:r>
+        <w:rPr>
+          <w:rFonts w:ascii="Times New Roman" w:hAnsi="Times New Roman" w:cs="Times New Roman"/>
+          <w:lang w:val="en-CA"/>
+        </w:rPr>
+        <w:t>no</w:t>
+      </w:r>
+      <w:r>
+        <w:rPr>
+          <w:rFonts w:ascii="Times New Roman" w:hAnsi="Times New Roman" w:cs="Times New Roman"/>
+          <w:lang w:val="en-CA"/>
         </w:rPr>
         <w:t xml:space="preserve"> </w:t>
       </w:r>
       <w:r>
         <w:rPr>
           <w:rFonts w:ascii="Times New Roman" w:hAnsi="Times New Roman" w:cs="Times New Roman"/>
-          <w:highlight w:val="yellow"/>
-        </w:rPr>
-        <w:t xml:space="preserve">Fig. </w:t>
-      </w:r>
-      <w:r>
-        <w:rPr>
-          <w:rFonts w:ascii="Times New Roman" w:hAnsi="Times New Roman" w:cs="Times New Roman"/>
-          <w:highlight w:val="yellow"/>
-        </w:rPr>
-        <w:t>S</w:t>
-      </w:r>
-      <w:r>
-        <w:rPr>
-          <w:rFonts w:ascii="Times New Roman" w:hAnsi="Times New Roman" w:cs="Times New Roman"/>
-          <w:highlight w:val="yellow"/>
+          <w:lang w:val="en-CA"/>
+        </w:rPr>
+        <w:t>evidence of differences between subgroups</w:t>
+      </w:r>
+      <w:r>
+        <w:rPr>
+          <w:rFonts w:ascii="Times New Roman" w:hAnsi="Times New Roman" w:cs="Times New Roman"/>
+          <w:lang w:val="en-CA"/>
+        </w:rPr>
+        <w:t xml:space="preserve"> </w:t>
+      </w:r>
+      <w:r>
+        <w:rPr>
+          <w:rFonts w:ascii="Times New Roman" w:hAnsi="Times New Roman" w:cs="Times New Roman"/>
+          <w:lang w:val="en-CA"/>
+        </w:rPr>
+        <w:t>(</w:t>
+      </w:r>
+      <w:r>
+        <w:rPr>
+          <w:rFonts w:ascii="Times New Roman" w:hAnsi="Times New Roman" w:cs="Times New Roman"/>
+          <w:lang w:val="en-CA"/>
+        </w:rPr>
+        <w:t>F</w:t>
+      </w:r>
+      <w:r>
+        <w:rPr>
+          <w:rFonts w:ascii="Times New Roman" w:hAnsi="Times New Roman" w:cs="Times New Roman"/>
+          <w:vertAlign w:val="subscript"/>
+          <w:lang w:val="en-CA"/>
+        </w:rPr>
+        <w:t>8, 1</w:t>
+      </w:r>
+      <w:r>
+        <w:rPr>
+          <w:rFonts w:ascii="Times New Roman" w:hAnsi="Times New Roman" w:cs="Times New Roman"/>
+          <w:vertAlign w:val="subscript"/>
+          <w:lang w:val="en-CA"/>
+        </w:rPr>
+        <w:t>71</w:t>
+      </w:r>
+      <w:r>
+        <w:rPr>
+          <w:rFonts w:ascii="Times New Roman" w:hAnsi="Times New Roman" w:cs="Times New Roman"/>
+          <w:lang w:val="en-CA"/>
+        </w:rPr>
+        <w:t xml:space="preserve"> = 1.</w:t>
+      </w:r>
+      <w:r>
+        <w:rPr>
+          <w:rFonts w:ascii="Times New Roman" w:hAnsi="Times New Roman" w:cs="Times New Roman"/>
+          <w:lang w:val="en-CA"/>
+        </w:rPr>
+        <w:t>19</w:t>
+      </w:r>
+      <w:r>
+        <w:rPr>
+          <w:rFonts w:ascii="Times New Roman" w:hAnsi="Times New Roman" w:cs="Times New Roman"/>
+          <w:lang w:val="en-CA"/>
+        </w:rPr>
+        <w:t>, p</w:t>
+      </w:r>
+      <w:r>
+        <w:rPr>
+          <w:rFonts w:ascii="Times New Roman" w:hAnsi="Times New Roman" w:cs="Times New Roman"/>
+          <w:lang w:val="en-CA"/>
+        </w:rPr>
+        <w:t xml:space="preserve"> </w:t>
+      </w:r>
+      <w:r>
+        <w:rPr>
+          <w:rFonts w:ascii="Times New Roman" w:hAnsi="Times New Roman" w:cs="Times New Roman"/>
+          <w:lang w:val="en-CA"/>
+        </w:rPr>
+        <w:t>= 0.</w:t>
+      </w:r>
+      <w:r>
+        <w:rPr>
+          <w:rFonts w:ascii="Times New Roman" w:hAnsi="Times New Roman" w:cs="Times New Roman"/>
+          <w:lang w:val="en-CA"/>
         </w:rPr>
         <w:t>3</w:t>
       </w:r>
       <w:r>
         <w:rPr>
           <w:rFonts w:ascii="Times New Roman" w:hAnsi="Times New Roman" w:cs="Times New Roman"/>
-          <w:highlight w:val="yellow"/>
-        </w:rPr>
-        <w:t xml:space="preserve">, Table </w:t>
-      </w:r>
-      <w:r>
-        <w:rPr>
-          <w:rFonts w:ascii="Times New Roman" w:hAnsi="Times New Roman" w:cs="Times New Roman"/>
-          <w:highlight w:val="yellow"/>
-        </w:rPr>
-        <w:t>S</w:t>
-      </w:r>
-      <w:r>
-        <w:rPr>
-          <w:rFonts w:ascii="Times New Roman" w:hAnsi="Times New Roman" w:cs="Times New Roman"/>
-          <w:highlight w:val="yellow"/>
-        </w:rPr>
-        <w:t>7</w:t>
-      </w:r>
-      <w:r>
-        <w:rPr>
-          <w:rFonts w:ascii="Times New Roman" w:hAnsi="Times New Roman" w:cs="Times New Roman"/>
-        </w:rPr>
-        <w:t>)</w:t>
-      </w:r>
-      <w:r>
-        <w:rPr>
-          <w:rFonts w:ascii="Times New Roman" w:hAnsi="Times New Roman" w:cs="Times New Roman"/>
-          <w:lang w:val="en-CA"/>
-        </w:rPr>
-        <w:t xml:space="preserve">. There was </w:t>
-      </w:r>
-      <w:r>
-        <w:rPr>
-          <w:rFonts w:ascii="Times New Roman" w:hAnsi="Times New Roman" w:cs="Times New Roman"/>
-          <w:lang w:val="en-CA"/>
-        </w:rPr>
-        <w:t>no</w:t>
-      </w:r>
-      <w:r>
-        <w:rPr>
-          <w:rFonts w:ascii="Times New Roman" w:hAnsi="Times New Roman" w:cs="Times New Roman"/>
-          <w:lang w:val="en-CA"/>
-        </w:rPr>
-        <w:t xml:space="preserve"> </w:t>
-      </w:r>
-      <w:r>
-        <w:rPr>
-          <w:rFonts w:ascii="Times New Roman" w:hAnsi="Times New Roman" w:cs="Times New Roman"/>
-          <w:lang w:val="en-CA"/>
-        </w:rPr>
-        <w:t>evidence of differences between subgroups</w:t>
-      </w:r>
-      <w:r>
-        <w:rPr>
-          <w:rFonts w:ascii="Times New Roman" w:hAnsi="Times New Roman" w:cs="Times New Roman"/>
-          <w:lang w:val="en-CA"/>
-        </w:rPr>
-        <w:t xml:space="preserve"> </w:t>
-      </w:r>
-      <w:r>
-        <w:rPr>
-          <w:rFonts w:ascii="Times New Roman" w:hAnsi="Times New Roman" w:cs="Times New Roman"/>
-          <w:lang w:val="en-CA"/>
-        </w:rPr>
-        <w:t>(</w:t>
-      </w:r>
-      <w:r>
-        <w:rPr>
-          <w:rFonts w:ascii="Times New Roman" w:hAnsi="Times New Roman" w:cs="Times New Roman"/>
-          <w:lang w:val="en-CA"/>
-        </w:rPr>
-        <w:t>F</w:t>
-      </w:r>
-      <w:r>
-        <w:rPr>
-          <w:rFonts w:ascii="Times New Roman" w:hAnsi="Times New Roman" w:cs="Times New Roman"/>
-          <w:vertAlign w:val="subscript"/>
-          <w:lang w:val="en-CA"/>
-        </w:rPr>
-        <w:t>8, 1</w:t>
-      </w:r>
-      <w:r>
-        <w:rPr>
-          <w:rFonts w:ascii="Times New Roman" w:hAnsi="Times New Roman" w:cs="Times New Roman"/>
-          <w:vertAlign w:val="subscript"/>
-          <w:lang w:val="en-CA"/>
-        </w:rPr>
-        <w:t>71</w:t>
-      </w:r>
-      <w:r>
-        <w:rPr>
-          <w:rFonts w:ascii="Times New Roman" w:hAnsi="Times New Roman" w:cs="Times New Roman"/>
-          <w:lang w:val="en-CA"/>
-        </w:rPr>
-        <w:t xml:space="preserve"> = 1.</w:t>
-      </w:r>
-      <w:r>
-        <w:rPr>
-          <w:rFonts w:ascii="Times New Roman" w:hAnsi="Times New Roman" w:cs="Times New Roman"/>
-          <w:lang w:val="en-CA"/>
-        </w:rPr>
-        <w:t>19</w:t>
-      </w:r>
-      <w:r>
-        <w:rPr>
-          <w:rFonts w:ascii="Times New Roman" w:hAnsi="Times New Roman" w:cs="Times New Roman"/>
-          <w:lang w:val="en-CA"/>
-        </w:rPr>
-        <w:t>, p</w:t>
-      </w:r>
-      <w:r>
-        <w:rPr>
-          <w:rFonts w:ascii="Times New Roman" w:hAnsi="Times New Roman" w:cs="Times New Roman"/>
-          <w:lang w:val="en-CA"/>
-        </w:rPr>
-        <w:t xml:space="preserve"> </w:t>
-      </w:r>
-      <w:r>
-        <w:rPr>
-          <w:rFonts w:ascii="Times New Roman" w:hAnsi="Times New Roman" w:cs="Times New Roman"/>
-          <w:lang w:val="en-CA"/>
-        </w:rPr>
-        <w:t>= 0.</w:t>
-      </w:r>
-      <w:r>
-        <w:rPr>
-          <w:rFonts w:ascii="Times New Roman" w:hAnsi="Times New Roman" w:cs="Times New Roman"/>
-          <w:lang w:val="en-CA"/>
-        </w:rPr>
-        <w:t>30</w:t>
+          <w:lang w:val="en-CA"/>
+        </w:rPr>
+        <w:t>1</w:t>
       </w:r>
       <w:r>
         <w:rPr>
@@ -24766,7 +24372,7 @@
         <w:rPr>
           <w:rFonts w:ascii="Times New Roman" w:hAnsi="Times New Roman" w:cs="Times New Roman"/>
         </w:rPr>
-        <w:t>19</w:t>
+        <w:t>24</w:t>
       </w:r>
       <w:r>
         <w:rPr>
@@ -24936,7 +24542,7 @@
         <w:rPr>
           <w:rFonts w:ascii="Times New Roman" w:hAnsi="Times New Roman" w:cs="Times New Roman"/>
         </w:rPr>
-        <w:t>31</w:t>
+        <w:t>26</w:t>
       </w:r>
       <w:r>
         <w:rPr>
@@ -24960,7 +24566,13 @@
         <w:rPr>
           <w:rFonts w:ascii="Times New Roman" w:hAnsi="Times New Roman" w:cs="Times New Roman"/>
         </w:rPr>
-        <w:t>24</w:t>
+        <w:t>2</w:t>
+      </w:r>
+      <w:r>
+        <w:rPr>
+          <w:rFonts w:ascii="Times New Roman" w:hAnsi="Times New Roman" w:cs="Times New Roman"/>
+        </w:rPr>
+        <w:t>7</w:t>
       </w:r>
       <w:r>
         <w:rPr>
@@ -25014,13 +24626,25 @@
         <w:rPr>
           <w:rFonts w:ascii="Times New Roman" w:hAnsi="Times New Roman" w:cs="Times New Roman"/>
         </w:rPr>
-        <w:t xml:space="preserve"> = 3006.</w:t>
-      </w:r>
-      <w:r>
-        <w:rPr>
-          <w:rFonts w:ascii="Times New Roman" w:hAnsi="Times New Roman" w:cs="Times New Roman"/>
-        </w:rPr>
-        <w:t>87</w:t>
+        <w:t xml:space="preserve"> = 30</w:t>
+      </w:r>
+      <w:r>
+        <w:rPr>
+          <w:rFonts w:ascii="Times New Roman" w:hAnsi="Times New Roman" w:cs="Times New Roman"/>
+        </w:rPr>
+        <w:t>13</w:t>
+      </w:r>
+      <w:r>
+        <w:rPr>
+          <w:rFonts w:ascii="Times New Roman" w:hAnsi="Times New Roman" w:cs="Times New Roman"/>
+        </w:rPr>
+        <w:t>.</w:t>
+      </w:r>
+      <w:r>
+        <w:rPr>
+          <w:rFonts w:ascii="Times New Roman" w:hAnsi="Times New Roman" w:cs="Times New Roman"/>
+        </w:rPr>
+        <w:t>21</w:t>
       </w:r>
       <w:r>
         <w:rPr>
@@ -25272,10 +24896,10 @@
         </w:rPr>
         <w:lastRenderedPageBreak/>
         <w:drawing>
-          <wp:inline distT="0" distB="0" distL="0" distR="0" wp14:anchorId="740D34BE" wp14:editId="39AD5F8D">
+          <wp:inline distT="0" distB="0" distL="0" distR="0" wp14:anchorId="0C749B0D" wp14:editId="571AA8A2">
             <wp:extent cx="5943600" cy="3343275"/>
             <wp:effectExtent l="0" t="0" r="0" b="0"/>
-            <wp:docPr id="2" name="Picture 2"/>
+            <wp:docPr id="8" name="Picture 8"/>
             <wp:cNvGraphicFramePr>
               <a:graphicFrameLocks xmlns:a="http://schemas.openxmlformats.org/drawingml/2006/main" noChangeAspect="1"/>
             </wp:cNvGraphicFramePr>
@@ -25283,7 +24907,7 @@
               <a:graphicData uri="http://schemas.openxmlformats.org/drawingml/2006/picture">
                 <pic:pic xmlns:pic="http://schemas.openxmlformats.org/drawingml/2006/picture">
                   <pic:nvPicPr>
-                    <pic:cNvPr id="2" name="lat_effect_size_mod2.png"/>
+                    <pic:cNvPr id="8" name="lat_effect_size_mod2.png"/>
                     <pic:cNvPicPr/>
                   </pic:nvPicPr>
                   <pic:blipFill>
@@ -25343,27 +24967,11 @@
           <w:rFonts w:ascii="Times New Roman" w:hAnsi="Times New Roman" w:cs="Times New Roman"/>
         </w:rPr>
       </w:pPr>
-      <w:commentRangeStart w:id="16"/>
-      <w:r>
-        <w:rPr>
-          <w:rFonts w:ascii="Times New Roman" w:hAnsi="Times New Roman" w:cs="Times New Roman"/>
-          <w:highlight w:val="yellow"/>
-        </w:rPr>
-        <w:t xml:space="preserve">Table </w:t>
-      </w:r>
-      <w:r>
-        <w:rPr>
-          <w:rFonts w:ascii="Times New Roman" w:hAnsi="Times New Roman" w:cs="Times New Roman"/>
-          <w:highlight w:val="yellow"/>
-        </w:rPr>
-        <w:t>S7</w:t>
-      </w:r>
-      <w:commentRangeEnd w:id="16"/>
-      <w:r>
-        <w:rPr>
-          <w:rStyle w:val="CommentReference"/>
-        </w:rPr>
-        <w:commentReference w:id="16"/>
+      <w:r>
+        <w:rPr>
+          <w:rFonts w:ascii="Times New Roman" w:hAnsi="Times New Roman" w:cs="Times New Roman"/>
+        </w:rPr>
+        <w:t>Table S7</w:t>
       </w:r>
       <w:r>
         <w:rPr>
@@ -25472,14 +25080,12 @@
                 <w:rFonts w:ascii="Times New Roman" w:hAnsi="Times New Roman" w:cs="Times New Roman"/>
               </w:rPr>
             </w:pPr>
-            <w:proofErr w:type="spellStart"/>
             <w:r>
               <w:rPr>
                 <w:rFonts w:ascii="Times New Roman" w:hAnsi="Times New Roman" w:cs="Times New Roman"/>
               </w:rPr>
               <w:t>df</w:t>
             </w:r>
-            <w:proofErr w:type="spellEnd"/>
           </w:p>
         </w:tc>
         <w:tc>
@@ -25539,7 +25145,7 @@
               <w:rPr>
                 <w:rFonts w:ascii="Times New Roman" w:hAnsi="Times New Roman" w:cs="Times New Roman"/>
               </w:rPr>
-              <w:t>0.5126</w:t>
+              <w:t>0.51</w:t>
             </w:r>
           </w:p>
         </w:tc>
@@ -25559,7 +25165,13 @@
               <w:rPr>
                 <w:rFonts w:ascii="Times New Roman" w:hAnsi="Times New Roman" w:cs="Times New Roman"/>
               </w:rPr>
-              <w:t>0.1547</w:t>
+              <w:t>0.1</w:t>
+            </w:r>
+            <w:r>
+              <w:rPr>
+                <w:rFonts w:ascii="Times New Roman" w:hAnsi="Times New Roman" w:cs="Times New Roman"/>
+              </w:rPr>
+              <w:t>6</w:t>
             </w:r>
           </w:p>
         </w:tc>
@@ -25579,7 +25191,13 @@
               <w:rPr>
                 <w:rFonts w:ascii="Times New Roman" w:hAnsi="Times New Roman" w:cs="Times New Roman"/>
               </w:rPr>
-              <w:t>3.3137</w:t>
+              <w:t>3.</w:t>
+            </w:r>
+            <w:r>
+              <w:rPr>
+                <w:rFonts w:ascii="Times New Roman" w:hAnsi="Times New Roman" w:cs="Times New Roman"/>
+              </w:rPr>
+              <w:t>24</w:t>
             </w:r>
           </w:p>
         </w:tc>
@@ -25619,7 +25237,13 @@
               <w:rPr>
                 <w:rFonts w:ascii="Times New Roman" w:hAnsi="Times New Roman" w:cs="Times New Roman"/>
               </w:rPr>
-              <w:t>0.0011</w:t>
+              <w:t>0.001</w:t>
+            </w:r>
+            <w:r>
+              <w:rPr>
+                <w:rFonts w:ascii="Times New Roman" w:hAnsi="Times New Roman" w:cs="Times New Roman"/>
+              </w:rPr>
+              <w:t>5</w:t>
             </w:r>
           </w:p>
         </w:tc>
@@ -25636,14 +25260,12 @@
                 <w:rFonts w:ascii="Times New Roman" w:hAnsi="Times New Roman" w:cs="Times New Roman"/>
               </w:rPr>
             </w:pPr>
-            <w:proofErr w:type="spellStart"/>
             <w:r>
               <w:rPr>
                 <w:rFonts w:ascii="Times New Roman" w:hAnsi="Times New Roman" w:cs="Times New Roman"/>
               </w:rPr>
               <w:t>Lat_stand</w:t>
             </w:r>
-            <w:proofErr w:type="spellEnd"/>
           </w:p>
         </w:tc>
         <w:tc>
@@ -25662,7 +25284,13 @@
               <w:rPr>
                 <w:rFonts w:ascii="Times New Roman" w:hAnsi="Times New Roman" w:cs="Times New Roman"/>
               </w:rPr>
-              <w:t>-0.0156</w:t>
+              <w:t>-0.01</w:t>
+            </w:r>
+            <w:r>
+              <w:rPr>
+                <w:rFonts w:ascii="Times New Roman" w:hAnsi="Times New Roman" w:cs="Times New Roman"/>
+              </w:rPr>
+              <w:t>2</w:t>
             </w:r>
           </w:p>
         </w:tc>
@@ -25688,7 +25316,7 @@
               <w:rPr>
                 <w:rFonts w:ascii="Times New Roman" w:hAnsi="Times New Roman" w:cs="Times New Roman"/>
               </w:rPr>
-              <w:t>50</w:t>
+              <w:t>7</w:t>
             </w:r>
           </w:p>
         </w:tc>
@@ -25708,7 +25336,13 @@
               <w:rPr>
                 <w:rFonts w:ascii="Times New Roman" w:hAnsi="Times New Roman" w:cs="Times New Roman"/>
               </w:rPr>
-              <w:t>-0.2074</w:t>
+              <w:t>-0.</w:t>
+            </w:r>
+            <w:r>
+              <w:rPr>
+                <w:rFonts w:ascii="Times New Roman" w:hAnsi="Times New Roman" w:cs="Times New Roman"/>
+              </w:rPr>
+              <w:t>15</w:t>
             </w:r>
           </w:p>
         </w:tc>
@@ -25748,7 +25382,13 @@
               <w:rPr>
                 <w:rFonts w:ascii="Times New Roman" w:hAnsi="Times New Roman" w:cs="Times New Roman"/>
               </w:rPr>
-              <w:t>0.8359</w:t>
+              <w:t>0.8</w:t>
+            </w:r>
+            <w:r>
+              <w:rPr>
+                <w:rFonts w:ascii="Times New Roman" w:hAnsi="Times New Roman" w:cs="Times New Roman"/>
+              </w:rPr>
+              <w:t>8</w:t>
             </w:r>
           </w:p>
         </w:tc>
@@ -25795,7 +25435,13 @@
               <w:rPr>
                 <w:rFonts w:ascii="Times New Roman" w:hAnsi="Times New Roman" w:cs="Times New Roman"/>
               </w:rPr>
-              <w:t>0.0751</w:t>
+              <w:t>0.</w:t>
+            </w:r>
+            <w:r>
+              <w:rPr>
+                <w:rFonts w:ascii="Times New Roman" w:hAnsi="Times New Roman" w:cs="Times New Roman"/>
+              </w:rPr>
+              <w:t>11</w:t>
             </w:r>
           </w:p>
         </w:tc>
@@ -25815,7 +25461,13 @@
               <w:rPr>
                 <w:rFonts w:ascii="Times New Roman" w:hAnsi="Times New Roman" w:cs="Times New Roman"/>
               </w:rPr>
-              <w:t>0.2264</w:t>
+              <w:t>0.2</w:t>
+            </w:r>
+            <w:r>
+              <w:rPr>
+                <w:rFonts w:ascii="Times New Roman" w:hAnsi="Times New Roman" w:cs="Times New Roman"/>
+              </w:rPr>
+              <w:t>4</w:t>
             </w:r>
           </w:p>
         </w:tc>
@@ -25841,7 +25493,13 @@
               <w:rPr>
                 <w:rFonts w:ascii="Times New Roman" w:hAnsi="Times New Roman" w:cs="Times New Roman"/>
               </w:rPr>
-              <w:t>0.3318</w:t>
+              <w:t>0.</w:t>
+            </w:r>
+            <w:r>
+              <w:rPr>
+                <w:rFonts w:ascii="Times New Roman" w:hAnsi="Times New Roman" w:cs="Times New Roman"/>
+              </w:rPr>
+              <w:t>46</w:t>
             </w:r>
           </w:p>
         </w:tc>
@@ -25881,7 +25539,13 @@
               <w:rPr>
                 <w:rFonts w:ascii="Times New Roman" w:hAnsi="Times New Roman" w:cs="Times New Roman"/>
               </w:rPr>
-              <w:t>0.7405</w:t>
+              <w:t>0.</w:t>
+            </w:r>
+            <w:r>
+              <w:rPr>
+                <w:rFonts w:ascii="Times New Roman" w:hAnsi="Times New Roman" w:cs="Times New Roman"/>
+              </w:rPr>
+              <w:t>64</w:t>
             </w:r>
           </w:p>
         </w:tc>
@@ -25922,7 +25586,13 @@
               <w:rPr>
                 <w:rFonts w:ascii="Times New Roman" w:hAnsi="Times New Roman" w:cs="Times New Roman"/>
               </w:rPr>
-              <w:t>0.2667</w:t>
+              <w:t>0.2</w:t>
+            </w:r>
+            <w:r>
+              <w:rPr>
+                <w:rFonts w:ascii="Times New Roman" w:hAnsi="Times New Roman" w:cs="Times New Roman"/>
+              </w:rPr>
+              <w:t>7</w:t>
             </w:r>
           </w:p>
         </w:tc>
@@ -25942,7 +25612,13 @@
               <w:rPr>
                 <w:rFonts w:ascii="Times New Roman" w:hAnsi="Times New Roman" w:cs="Times New Roman"/>
               </w:rPr>
-              <w:t>0.2125</w:t>
+              <w:t>0.2</w:t>
+            </w:r>
+            <w:r>
+              <w:rPr>
+                <w:rFonts w:ascii="Times New Roman" w:hAnsi="Times New Roman" w:cs="Times New Roman"/>
+              </w:rPr>
+              <w:t>2</w:t>
             </w:r>
           </w:p>
         </w:tc>
@@ -25962,7 +25638,13 @@
               <w:rPr>
                 <w:rFonts w:ascii="Times New Roman" w:hAnsi="Times New Roman" w:cs="Times New Roman"/>
               </w:rPr>
-              <w:t>1.2552</w:t>
+              <w:t>1.2</w:t>
+            </w:r>
+            <w:r>
+              <w:rPr>
+                <w:rFonts w:ascii="Times New Roman" w:hAnsi="Times New Roman" w:cs="Times New Roman"/>
+              </w:rPr>
+              <w:t>4</w:t>
             </w:r>
           </w:p>
         </w:tc>
@@ -26002,7 +25684,13 @@
               <w:rPr>
                 <w:rFonts w:ascii="Times New Roman" w:hAnsi="Times New Roman" w:cs="Times New Roman"/>
               </w:rPr>
-              <w:t>0.2111</w:t>
+              <w:t>0.2</w:t>
+            </w:r>
+            <w:r>
+              <w:rPr>
+                <w:rFonts w:ascii="Times New Roman" w:hAnsi="Times New Roman" w:cs="Times New Roman"/>
+              </w:rPr>
+              <w:t>2</w:t>
             </w:r>
           </w:p>
         </w:tc>
@@ -26043,7 +25731,7 @@
               <w:rPr>
                 <w:rFonts w:ascii="Times New Roman" w:hAnsi="Times New Roman" w:cs="Times New Roman"/>
               </w:rPr>
-              <w:t>0.6122</w:t>
+              <w:t>0.61</w:t>
             </w:r>
           </w:p>
         </w:tc>
@@ -26069,7 +25757,13 @@
               <w:rPr>
                 <w:rFonts w:ascii="Times New Roman" w:hAnsi="Times New Roman" w:cs="Times New Roman"/>
               </w:rPr>
-              <w:t>3103</w:t>
+              <w:t>3</w:t>
+            </w:r>
+            <w:r>
+              <w:rPr>
+                <w:rFonts w:ascii="Times New Roman" w:hAnsi="Times New Roman" w:cs="Times New Roman"/>
+              </w:rPr>
+              <w:t>2</w:t>
             </w:r>
           </w:p>
         </w:tc>
@@ -26089,7 +25783,13 @@
               <w:rPr>
                 <w:rFonts w:ascii="Times New Roman" w:hAnsi="Times New Roman" w:cs="Times New Roman"/>
               </w:rPr>
-              <w:t>1.9728</w:t>
+              <w:t>1.9</w:t>
+            </w:r>
+            <w:r>
+              <w:rPr>
+                <w:rFonts w:ascii="Times New Roman" w:hAnsi="Times New Roman" w:cs="Times New Roman"/>
+              </w:rPr>
+              <w:t>3</w:t>
             </w:r>
           </w:p>
         </w:tc>
@@ -26129,7 +25829,13 @@
               <w:rPr>
                 <w:rFonts w:ascii="Times New Roman" w:hAnsi="Times New Roman" w:cs="Times New Roman"/>
               </w:rPr>
-              <w:t>0.0501</w:t>
+              <w:t>0.05</w:t>
+            </w:r>
+            <w:r>
+              <w:rPr>
+                <w:rFonts w:ascii="Times New Roman" w:hAnsi="Times New Roman" w:cs="Times New Roman"/>
+              </w:rPr>
+              <w:t>5</w:t>
             </w:r>
           </w:p>
         </w:tc>
@@ -26170,7 +25876,7 @@
               <w:rPr>
                 <w:rFonts w:ascii="Times New Roman" w:hAnsi="Times New Roman" w:cs="Times New Roman"/>
               </w:rPr>
-              <w:t>0.1135</w:t>
+              <w:t>0.11</w:t>
             </w:r>
           </w:p>
         </w:tc>
@@ -26190,7 +25896,13 @@
               <w:rPr>
                 <w:rFonts w:ascii="Times New Roman" w:hAnsi="Times New Roman" w:cs="Times New Roman"/>
               </w:rPr>
-              <w:t>0.1980</w:t>
+              <w:t>0.</w:t>
+            </w:r>
+            <w:r>
+              <w:rPr>
+                <w:rFonts w:ascii="Times New Roman" w:hAnsi="Times New Roman" w:cs="Times New Roman"/>
+              </w:rPr>
+              <w:t>21</w:t>
             </w:r>
           </w:p>
         </w:tc>
@@ -26210,7 +25922,13 @@
               <w:rPr>
                 <w:rFonts w:ascii="Times New Roman" w:hAnsi="Times New Roman" w:cs="Times New Roman"/>
               </w:rPr>
-              <w:t>0.5733</w:t>
+              <w:t>0.5</w:t>
+            </w:r>
+            <w:r>
+              <w:rPr>
+                <w:rFonts w:ascii="Times New Roman" w:hAnsi="Times New Roman" w:cs="Times New Roman"/>
+              </w:rPr>
+              <w:t>4</w:t>
             </w:r>
           </w:p>
         </w:tc>
@@ -26250,7 +25968,13 @@
               <w:rPr>
                 <w:rFonts w:ascii="Times New Roman" w:hAnsi="Times New Roman" w:cs="Times New Roman"/>
               </w:rPr>
-              <w:t>0.5672</w:t>
+              <w:t>0.5</w:t>
+            </w:r>
+            <w:r>
+              <w:rPr>
+                <w:rFonts w:ascii="Times New Roman" w:hAnsi="Times New Roman" w:cs="Times New Roman"/>
+              </w:rPr>
+              <w:t>9</w:t>
             </w:r>
           </w:p>
         </w:tc>
@@ -26267,14 +25991,12 @@
                 <w:rFonts w:ascii="Times New Roman" w:hAnsi="Times New Roman" w:cs="Times New Roman"/>
               </w:rPr>
             </w:pPr>
-            <w:proofErr w:type="spellStart"/>
             <w:r>
               <w:rPr>
                 <w:rFonts w:ascii="Times New Roman" w:hAnsi="Times New Roman" w:cs="Times New Roman"/>
               </w:rPr>
               <w:t>pp_groupCoral</w:t>
             </w:r>
-            <w:proofErr w:type="spellEnd"/>
           </w:p>
         </w:tc>
         <w:tc>
@@ -26293,7 +26015,13 @@
               <w:rPr>
                 <w:rFonts w:ascii="Times New Roman" w:hAnsi="Times New Roman" w:cs="Times New Roman"/>
               </w:rPr>
-              <w:t>-0.2395</w:t>
+              <w:t>-0.2</w:t>
+            </w:r>
+            <w:r>
+              <w:rPr>
+                <w:rFonts w:ascii="Times New Roman" w:hAnsi="Times New Roman" w:cs="Times New Roman"/>
+              </w:rPr>
+              <w:t>1</w:t>
             </w:r>
           </w:p>
         </w:tc>
@@ -26313,7 +26041,13 @@
               <w:rPr>
                 <w:rFonts w:ascii="Times New Roman" w:hAnsi="Times New Roman" w:cs="Times New Roman"/>
               </w:rPr>
-              <w:t>0.1971</w:t>
+              <w:t>0.</w:t>
+            </w:r>
+            <w:r>
+              <w:rPr>
+                <w:rFonts w:ascii="Times New Roman" w:hAnsi="Times New Roman" w:cs="Times New Roman"/>
+              </w:rPr>
+              <w:t>21</w:t>
             </w:r>
           </w:p>
         </w:tc>
@@ -26339,7 +26073,13 @@
               <w:rPr>
                 <w:rFonts w:ascii="Times New Roman" w:hAnsi="Times New Roman" w:cs="Times New Roman"/>
               </w:rPr>
-              <w:t>1.2151</w:t>
+              <w:t>1.</w:t>
+            </w:r>
+            <w:r>
+              <w:rPr>
+                <w:rFonts w:ascii="Times New Roman" w:hAnsi="Times New Roman" w:cs="Times New Roman"/>
+              </w:rPr>
+              <w:t>024</w:t>
             </w:r>
           </w:p>
         </w:tc>
@@ -26379,7 +26119,13 @@
               <w:rPr>
                 <w:rFonts w:ascii="Times New Roman" w:hAnsi="Times New Roman" w:cs="Times New Roman"/>
               </w:rPr>
-              <w:t>0.2260</w:t>
+              <w:t>0.</w:t>
+            </w:r>
+            <w:r>
+              <w:rPr>
+                <w:rFonts w:ascii="Times New Roman" w:hAnsi="Times New Roman" w:cs="Times New Roman"/>
+              </w:rPr>
+              <w:t>31</w:t>
             </w:r>
           </w:p>
         </w:tc>
@@ -26396,7 +26142,6 @@
                 <w:rFonts w:ascii="Times New Roman" w:hAnsi="Times New Roman" w:cs="Times New Roman"/>
               </w:rPr>
             </w:pPr>
-            <w:proofErr w:type="spellStart"/>
             <w:r>
               <w:rPr>
                 <w:rFonts w:ascii="Times New Roman" w:hAnsi="Times New Roman" w:cs="Times New Roman"/>
@@ -26407,14 +26152,7 @@
               <w:rPr>
                 <w:rFonts w:ascii="Times New Roman" w:hAnsi="Times New Roman" w:cs="Times New Roman"/>
               </w:rPr>
-              <w:t>groupPhytoplankton</w:t>
-            </w:r>
-            <w:proofErr w:type="spellEnd"/>
-            <w:r>
-              <w:rPr>
-                <w:rFonts w:ascii="Times New Roman" w:hAnsi="Times New Roman" w:cs="Times New Roman"/>
-              </w:rPr>
-              <w:t xml:space="preserve"> </w:t>
+              <w:t xml:space="preserve">groupPhytoplankton </w:t>
             </w:r>
           </w:p>
         </w:tc>
@@ -26440,7 +26178,7 @@
               <w:rPr>
                 <w:rFonts w:ascii="Times New Roman" w:hAnsi="Times New Roman" w:cs="Times New Roman"/>
               </w:rPr>
-              <w:t>0.3803</w:t>
+              <w:t>0.38</w:t>
             </w:r>
           </w:p>
         </w:tc>
@@ -26460,7 +26198,13 @@
               <w:rPr>
                 <w:rFonts w:ascii="Times New Roman" w:hAnsi="Times New Roman" w:cs="Times New Roman"/>
               </w:rPr>
-              <w:t>0.2254</w:t>
+              <w:t>0.2</w:t>
+            </w:r>
+            <w:r>
+              <w:rPr>
+                <w:rFonts w:ascii="Times New Roman" w:hAnsi="Times New Roman" w:cs="Times New Roman"/>
+              </w:rPr>
+              <w:t>3</w:t>
             </w:r>
           </w:p>
         </w:tc>
@@ -26489,7 +26233,13 @@
               <w:rPr>
                 <w:rFonts w:ascii="Times New Roman" w:hAnsi="Times New Roman" w:cs="Times New Roman"/>
               </w:rPr>
-              <w:t>1.6867</w:t>
+              <w:t>1.6</w:t>
+            </w:r>
+            <w:r>
+              <w:rPr>
+                <w:rFonts w:ascii="Times New Roman" w:hAnsi="Times New Roman" w:cs="Times New Roman"/>
+              </w:rPr>
+              <w:t>3</w:t>
             </w:r>
           </w:p>
         </w:tc>
@@ -26529,7 +26279,13 @@
               <w:rPr>
                 <w:rFonts w:ascii="Times New Roman" w:hAnsi="Times New Roman" w:cs="Times New Roman"/>
               </w:rPr>
-              <w:t>0.0935</w:t>
+              <w:t>0.</w:t>
+            </w:r>
+            <w:r>
+              <w:rPr>
+                <w:rFonts w:ascii="Times New Roman" w:hAnsi="Times New Roman" w:cs="Times New Roman"/>
+              </w:rPr>
+              <w:t>10</w:t>
             </w:r>
           </w:p>
         </w:tc>
@@ -26546,7 +26302,6 @@
                 <w:rFonts w:ascii="Times New Roman" w:hAnsi="Times New Roman" w:cs="Times New Roman"/>
               </w:rPr>
             </w:pPr>
-            <w:proofErr w:type="spellStart"/>
             <w:r>
               <w:rPr>
                 <w:rFonts w:ascii="Times New Roman" w:hAnsi="Times New Roman" w:cs="Times New Roman"/>
@@ -26559,7 +26314,6 @@
               </w:rPr>
               <w:t>groupPlants</w:t>
             </w:r>
-            <w:proofErr w:type="spellEnd"/>
           </w:p>
         </w:tc>
         <w:tc>
@@ -26584,7 +26338,7 @@
               <w:rPr>
                 <w:rFonts w:ascii="Times New Roman" w:hAnsi="Times New Roman" w:cs="Times New Roman"/>
               </w:rPr>
-              <w:t>0.3673</w:t>
+              <w:t>0.36</w:t>
             </w:r>
           </w:p>
         </w:tc>
@@ -26610,7 +26364,13 @@
               <w:rPr>
                 <w:rFonts w:ascii="Times New Roman" w:hAnsi="Times New Roman" w:cs="Times New Roman"/>
               </w:rPr>
-              <w:t>1897</w:t>
+              <w:t>1</w:t>
+            </w:r>
+            <w:r>
+              <w:rPr>
+                <w:rFonts w:ascii="Times New Roman" w:hAnsi="Times New Roman" w:cs="Times New Roman"/>
+              </w:rPr>
+              <w:t>9</w:t>
             </w:r>
           </w:p>
         </w:tc>
@@ -26636,7 +26396,13 @@
               <w:rPr>
                 <w:rFonts w:ascii="Times New Roman" w:hAnsi="Times New Roman" w:cs="Times New Roman"/>
               </w:rPr>
-              <w:t>1.9363</w:t>
+              <w:t>1.</w:t>
+            </w:r>
+            <w:r>
+              <w:rPr>
+                <w:rFonts w:ascii="Times New Roman" w:hAnsi="Times New Roman" w:cs="Times New Roman"/>
+              </w:rPr>
+              <w:t>89</w:t>
             </w:r>
           </w:p>
         </w:tc>
@@ -26676,7 +26442,13 @@
               <w:rPr>
                 <w:rFonts w:ascii="Times New Roman" w:hAnsi="Times New Roman" w:cs="Times New Roman"/>
               </w:rPr>
-              <w:t>0.0545</w:t>
+              <w:t>0.0</w:t>
+            </w:r>
+            <w:r>
+              <w:rPr>
+                <w:rFonts w:ascii="Times New Roman" w:hAnsi="Times New Roman" w:cs="Times New Roman"/>
+              </w:rPr>
+              <w:t>61</w:t>
             </w:r>
           </w:p>
         </w:tc>
@@ -26699,16 +26471,15 @@
       </w:pPr>
       <w:r>
         <w:rPr>
-          <w:rFonts w:ascii="AppleSystemUIFont" w:hAnsi="AppleSystemUIFont" w:cs="AppleSystemUIFont"/>
+          <w:rFonts w:ascii="Times New Roman" w:hAnsi="Times New Roman" w:cs="Times New Roman"/>
           <w:noProof/>
-          <w:color w:val="353535"/>
         </w:rPr>
         <w:lastRenderedPageBreak/>
         <w:drawing>
-          <wp:inline distT="0" distB="0" distL="0" distR="0" wp14:anchorId="19443EA0" wp14:editId="6A2331CD">
+          <wp:inline distT="0" distB="0" distL="0" distR="0" wp14:anchorId="7FB30BCC" wp14:editId="13F96308">
             <wp:extent cx="5943600" cy="3343275"/>
             <wp:effectExtent l="0" t="0" r="0" b="0"/>
-            <wp:docPr id="3" name="Picture 3"/>
+            <wp:docPr id="9" name="Picture 9"/>
             <wp:cNvGraphicFramePr>
               <a:graphicFrameLocks xmlns:a="http://schemas.openxmlformats.org/drawingml/2006/main" noChangeAspect="1"/>
             </wp:cNvGraphicFramePr>
@@ -26716,7 +26487,7 @@
               <a:graphicData uri="http://schemas.openxmlformats.org/drawingml/2006/picture">
                 <pic:pic xmlns:pic="http://schemas.openxmlformats.org/drawingml/2006/picture">
                   <pic:nvPicPr>
-                    <pic:cNvPr id="3" name="temp_effect_size_mod2.png"/>
+                    <pic:cNvPr id="9" name="temp_effect_size_mod2.png"/>
                     <pic:cNvPicPr/>
                   </pic:nvPicPr>
                   <pic:blipFill>
@@ -26768,6 +26539,8 @@
           <w:rFonts w:ascii="Times New Roman" w:hAnsi="Times New Roman" w:cs="Times New Roman"/>
         </w:rPr>
       </w:pPr>
+      <w:bookmarkStart w:id="10" w:name="_GoBack"/>
+      <w:bookmarkEnd w:id="10"/>
     </w:p>
     <w:p>
       <w:pPr>
@@ -26776,39 +26549,17 @@
           <w:rFonts w:ascii="Times New Roman" w:hAnsi="Times New Roman" w:cs="Times New Roman"/>
         </w:rPr>
       </w:pPr>
-      <w:commentRangeStart w:id="17"/>
-      <w:r>
-        <w:rPr>
-          <w:rFonts w:ascii="Times New Roman" w:hAnsi="Times New Roman" w:cs="Times New Roman"/>
-          <w:highlight w:val="yellow"/>
-        </w:rPr>
-        <w:t xml:space="preserve">Table </w:t>
-      </w:r>
-      <w:r>
-        <w:rPr>
-          <w:rFonts w:ascii="Times New Roman" w:hAnsi="Times New Roman" w:cs="Times New Roman"/>
-          <w:highlight w:val="yellow"/>
-        </w:rPr>
-        <w:t>S8</w:t>
-      </w:r>
-      <w:r>
-        <w:rPr>
-          <w:rFonts w:ascii="Times New Roman" w:hAnsi="Times New Roman" w:cs="Times New Roman"/>
-        </w:rPr>
-        <w:t xml:space="preserve">. </w:t>
-      </w:r>
-      <w:commentRangeEnd w:id="17"/>
-      <w:r>
-        <w:rPr>
-          <w:rStyle w:val="CommentReference"/>
-        </w:rPr>
-        <w:commentReference w:id="17"/>
-      </w:r>
-      <w:r>
-        <w:rPr>
-          <w:rFonts w:ascii="Times New Roman" w:hAnsi="Times New Roman" w:cs="Times New Roman"/>
-        </w:rPr>
-        <w:t>Model output for temperature model</w:t>
+      <w:r>
+        <w:rPr>
+          <w:rFonts w:ascii="Times New Roman" w:hAnsi="Times New Roman" w:cs="Times New Roman"/>
+        </w:rPr>
+        <w:t>Table S8</w:t>
+      </w:r>
+      <w:r>
+        <w:rPr>
+          <w:rFonts w:ascii="Times New Roman" w:hAnsi="Times New Roman" w:cs="Times New Roman"/>
+        </w:rPr>
+        <w:t>. Model output for temperature model</w:t>
       </w:r>
     </w:p>
     <w:tbl>
@@ -26907,14 +26658,12 @@
                 <w:rFonts w:ascii="Times New Roman" w:hAnsi="Times New Roman" w:cs="Times New Roman"/>
               </w:rPr>
             </w:pPr>
-            <w:proofErr w:type="spellStart"/>
             <w:r>
               <w:rPr>
                 <w:rFonts w:ascii="Times New Roman" w:hAnsi="Times New Roman" w:cs="Times New Roman"/>
               </w:rPr>
               <w:t>df</w:t>
             </w:r>
-            <w:proofErr w:type="spellEnd"/>
           </w:p>
         </w:tc>
         <w:tc>
@@ -26973,7 +26722,13 @@
               <w:rPr>
                 <w:rFonts w:ascii="Times New Roman" w:hAnsi="Times New Roman" w:cs="Times New Roman"/>
               </w:rPr>
-              <w:t>0.4898</w:t>
+              <w:t>0.4</w:t>
+            </w:r>
+            <w:r>
+              <w:rPr>
+                <w:rFonts w:ascii="Times New Roman" w:hAnsi="Times New Roman" w:cs="Times New Roman"/>
+              </w:rPr>
+              <w:t>9</w:t>
             </w:r>
           </w:p>
         </w:tc>
@@ -26993,7 +26748,13 @@
               <w:rPr>
                 <w:rFonts w:ascii="Times New Roman" w:hAnsi="Times New Roman" w:cs="Times New Roman"/>
               </w:rPr>
-              <w:t>0.1551</w:t>
+              <w:t>0.1</w:t>
+            </w:r>
+            <w:r>
+              <w:rPr>
+                <w:rFonts w:ascii="Times New Roman" w:hAnsi="Times New Roman" w:cs="Times New Roman"/>
+              </w:rPr>
+              <w:t>6</w:t>
             </w:r>
           </w:p>
         </w:tc>
@@ -27013,7 +26774,13 @@
               <w:rPr>
                 <w:rFonts w:ascii="Times New Roman" w:hAnsi="Times New Roman" w:cs="Times New Roman"/>
               </w:rPr>
-              <w:t>3.1577</w:t>
+              <w:t>3.</w:t>
+            </w:r>
+            <w:r>
+              <w:rPr>
+                <w:rFonts w:ascii="Times New Roman" w:hAnsi="Times New Roman" w:cs="Times New Roman"/>
+              </w:rPr>
+              <w:t>09</w:t>
             </w:r>
           </w:p>
         </w:tc>
@@ -27053,7 +26820,13 @@
               <w:rPr>
                 <w:rFonts w:ascii="Times New Roman" w:hAnsi="Times New Roman" w:cs="Times New Roman"/>
               </w:rPr>
-              <w:t>0.0019</w:t>
+              <w:t>0.00</w:t>
+            </w:r>
+            <w:r>
+              <w:rPr>
+                <w:rFonts w:ascii="Times New Roman" w:hAnsi="Times New Roman" w:cs="Times New Roman"/>
+              </w:rPr>
+              <w:t>24</w:t>
             </w:r>
           </w:p>
         </w:tc>
@@ -27070,14 +26843,12 @@
                 <w:rFonts w:ascii="Times New Roman" w:hAnsi="Times New Roman" w:cs="Times New Roman"/>
               </w:rPr>
             </w:pPr>
-            <w:proofErr w:type="spellStart"/>
             <w:r>
               <w:rPr>
                 <w:rFonts w:ascii="Times New Roman" w:hAnsi="Times New Roman" w:cs="Times New Roman"/>
               </w:rPr>
               <w:t>temp_stand</w:t>
             </w:r>
-            <w:proofErr w:type="spellEnd"/>
           </w:p>
         </w:tc>
         <w:tc>
@@ -27102,7 +26873,13 @@
               <w:rPr>
                 <w:rFonts w:ascii="Times New Roman" w:hAnsi="Times New Roman" w:cs="Times New Roman"/>
               </w:rPr>
-              <w:t>0.0493</w:t>
+              <w:t>0.0</w:t>
+            </w:r>
+            <w:r>
+              <w:rPr>
+                <w:rFonts w:ascii="Times New Roman" w:hAnsi="Times New Roman" w:cs="Times New Roman"/>
+              </w:rPr>
+              <w:t>51</w:t>
             </w:r>
           </w:p>
         </w:tc>
@@ -27122,7 +26899,13 @@
               <w:rPr>
                 <w:rFonts w:ascii="Times New Roman" w:hAnsi="Times New Roman" w:cs="Times New Roman"/>
               </w:rPr>
-              <w:t>0.0697</w:t>
+              <w:t>0.0</w:t>
+            </w:r>
+            <w:r>
+              <w:rPr>
+                <w:rFonts w:ascii="Times New Roman" w:hAnsi="Times New Roman" w:cs="Times New Roman"/>
+              </w:rPr>
+              <w:t>71</w:t>
             </w:r>
           </w:p>
         </w:tc>
@@ -27148,7 +26931,13 @@
               <w:rPr>
                 <w:rFonts w:ascii="Times New Roman" w:hAnsi="Times New Roman" w:cs="Times New Roman"/>
               </w:rPr>
-              <w:t>0.7072</w:t>
+              <w:t>0.7</w:t>
+            </w:r>
+            <w:r>
+              <w:rPr>
+                <w:rFonts w:ascii="Times New Roman" w:hAnsi="Times New Roman" w:cs="Times New Roman"/>
+              </w:rPr>
+              <w:t>2</w:t>
             </w:r>
           </w:p>
         </w:tc>
@@ -27188,7 +26977,7 @@
               <w:rPr>
                 <w:rFonts w:ascii="Times New Roman" w:hAnsi="Times New Roman" w:cs="Times New Roman"/>
               </w:rPr>
-              <w:t>0.4804</w:t>
+              <w:t>0.48</w:t>
             </w:r>
           </w:p>
         </w:tc>
@@ -27235,7 +27024,13 @@
               <w:rPr>
                 <w:rFonts w:ascii="Times New Roman" w:hAnsi="Times New Roman" w:cs="Times New Roman"/>
               </w:rPr>
-              <w:t>0.0673</w:t>
+              <w:t>0.</w:t>
+            </w:r>
+            <w:r>
+              <w:rPr>
+                <w:rFonts w:ascii="Times New Roman" w:hAnsi="Times New Roman" w:cs="Times New Roman"/>
+              </w:rPr>
+              <w:t>10</w:t>
             </w:r>
           </w:p>
         </w:tc>
@@ -27255,7 +27050,13 @@
               <w:rPr>
                 <w:rFonts w:ascii="Times New Roman" w:hAnsi="Times New Roman" w:cs="Times New Roman"/>
               </w:rPr>
-              <w:t>0.2259</w:t>
+              <w:t>0.2</w:t>
+            </w:r>
+            <w:r>
+              <w:rPr>
+                <w:rFonts w:ascii="Times New Roman" w:hAnsi="Times New Roman" w:cs="Times New Roman"/>
+              </w:rPr>
+              <w:t>3</w:t>
             </w:r>
           </w:p>
         </w:tc>
@@ -27281,7 +27082,13 @@
               <w:rPr>
                 <w:rFonts w:ascii="Times New Roman" w:hAnsi="Times New Roman" w:cs="Times New Roman"/>
               </w:rPr>
-              <w:t>0.2979</w:t>
+              <w:t>0.</w:t>
+            </w:r>
+            <w:r>
+              <w:rPr>
+                <w:rFonts w:ascii="Times New Roman" w:hAnsi="Times New Roman" w:cs="Times New Roman"/>
+              </w:rPr>
+              <w:t>43</w:t>
             </w:r>
           </w:p>
         </w:tc>
@@ -27321,7 +27128,13 @@
               <w:rPr>
                 <w:rFonts w:ascii="Times New Roman" w:hAnsi="Times New Roman" w:cs="Times New Roman"/>
               </w:rPr>
-              <w:t>0.7661</w:t>
+              <w:t>0.</w:t>
+            </w:r>
+            <w:r>
+              <w:rPr>
+                <w:rFonts w:ascii="Times New Roman" w:hAnsi="Times New Roman" w:cs="Times New Roman"/>
+              </w:rPr>
+              <w:t>67</w:t>
             </w:r>
           </w:p>
         </w:tc>
@@ -27362,7 +27175,13 @@
               <w:rPr>
                 <w:rFonts w:ascii="Times New Roman" w:hAnsi="Times New Roman" w:cs="Times New Roman"/>
               </w:rPr>
-              <w:t>0.3069</w:t>
+              <w:t>0.3</w:t>
+            </w:r>
+            <w:r>
+              <w:rPr>
+                <w:rFonts w:ascii="Times New Roman" w:hAnsi="Times New Roman" w:cs="Times New Roman"/>
+              </w:rPr>
+              <w:t>1</w:t>
             </w:r>
           </w:p>
         </w:tc>
@@ -27382,7 +27201,13 @@
               <w:rPr>
                 <w:rFonts w:ascii="Times New Roman" w:hAnsi="Times New Roman" w:cs="Times New Roman"/>
               </w:rPr>
-              <w:t>0.2088</w:t>
+              <w:t>0.2</w:t>
+            </w:r>
+            <w:r>
+              <w:rPr>
+                <w:rFonts w:ascii="Times New Roman" w:hAnsi="Times New Roman" w:cs="Times New Roman"/>
+              </w:rPr>
+              <w:t>1</w:t>
             </w:r>
           </w:p>
         </w:tc>
@@ -27402,7 +27227,13 @@
               <w:rPr>
                 <w:rFonts w:ascii="Times New Roman" w:hAnsi="Times New Roman" w:cs="Times New Roman"/>
               </w:rPr>
-              <w:t>1.4701</w:t>
+              <w:t>1.4</w:t>
+            </w:r>
+            <w:r>
+              <w:rPr>
+                <w:rFonts w:ascii="Times New Roman" w:hAnsi="Times New Roman" w:cs="Times New Roman"/>
+              </w:rPr>
+              <w:t>4</w:t>
             </w:r>
           </w:p>
         </w:tc>
@@ -27442,7 +27273,13 @@
               <w:rPr>
                 <w:rFonts w:ascii="Times New Roman" w:hAnsi="Times New Roman" w:cs="Times New Roman"/>
               </w:rPr>
-              <w:t>0.1434</w:t>
+              <w:t>0.1</w:t>
+            </w:r>
+            <w:r>
+              <w:rPr>
+                <w:rFonts w:ascii="Times New Roman" w:hAnsi="Times New Roman" w:cs="Times New Roman"/>
+              </w:rPr>
+              <w:t>5</w:t>
             </w:r>
           </w:p>
         </w:tc>
@@ -27483,7 +27320,13 @@
               <w:rPr>
                 <w:rFonts w:ascii="Times New Roman" w:hAnsi="Times New Roman" w:cs="Times New Roman"/>
               </w:rPr>
-              <w:t>0.6428</w:t>
+              <w:t>0.6</w:t>
+            </w:r>
+            <w:r>
+              <w:rPr>
+                <w:rFonts w:ascii="Times New Roman" w:hAnsi="Times New Roman" w:cs="Times New Roman"/>
+              </w:rPr>
+              <w:t>4</w:t>
             </w:r>
           </w:p>
         </w:tc>
@@ -27503,7 +27346,7 @@
               <w:rPr>
                 <w:rFonts w:ascii="Times New Roman" w:hAnsi="Times New Roman" w:cs="Times New Roman"/>
               </w:rPr>
-              <w:t>0.3101</w:t>
+              <w:t>0.31</w:t>
             </w:r>
           </w:p>
         </w:tc>
@@ -27523,7 +27366,19 @@
               <w:rPr>
                 <w:rFonts w:ascii="Times New Roman" w:hAnsi="Times New Roman" w:cs="Times New Roman"/>
               </w:rPr>
-              <w:t>2.0731</w:t>
+              <w:t>2.0</w:t>
+            </w:r>
+            <w:r>
+              <w:rPr>
+                <w:rFonts w:ascii="Times New Roman" w:hAnsi="Times New Roman" w:cs="Times New Roman"/>
+              </w:rPr>
+              <w:t>2</w:t>
+            </w:r>
+            <w:r>
+              <w:rPr>
+                <w:rFonts w:ascii="Times New Roman" w:hAnsi="Times New Roman" w:cs="Times New Roman"/>
+              </w:rPr>
+              <w:t>7</w:t>
             </w:r>
           </w:p>
         </w:tc>
@@ -27563,7 +27418,13 @@
               <w:rPr>
                 <w:rFonts w:ascii="Times New Roman" w:hAnsi="Times New Roman" w:cs="Times New Roman"/>
               </w:rPr>
-              <w:t>0.0397</w:t>
+              <w:t>0.0</w:t>
+            </w:r>
+            <w:r>
+              <w:rPr>
+                <w:rFonts w:ascii="Times New Roman" w:hAnsi="Times New Roman" w:cs="Times New Roman"/>
+              </w:rPr>
+              <w:t>44</w:t>
             </w:r>
           </w:p>
         </w:tc>
@@ -27604,7 +27465,7 @@
               <w:rPr>
                 <w:rFonts w:ascii="Times New Roman" w:hAnsi="Times New Roman" w:cs="Times New Roman"/>
               </w:rPr>
-              <w:t>0.1082</w:t>
+              <w:t>0.10</w:t>
             </w:r>
           </w:p>
         </w:tc>
@@ -27624,7 +27485,13 @@
               <w:rPr>
                 <w:rFonts w:ascii="Times New Roman" w:hAnsi="Times New Roman" w:cs="Times New Roman"/>
               </w:rPr>
-              <w:t>0.1968</w:t>
+              <w:t>0.</w:t>
+            </w:r>
+            <w:r>
+              <w:rPr>
+                <w:rFonts w:ascii="Times New Roman" w:hAnsi="Times New Roman" w:cs="Times New Roman"/>
+              </w:rPr>
+              <w:t>20</w:t>
             </w:r>
           </w:p>
         </w:tc>
@@ -27644,7 +27511,13 @@
               <w:rPr>
                 <w:rFonts w:ascii="Times New Roman" w:hAnsi="Times New Roman" w:cs="Times New Roman"/>
               </w:rPr>
-              <w:t>0.5497</w:t>
+              <w:t>0.5</w:t>
+            </w:r>
+            <w:r>
+              <w:rPr>
+                <w:rFonts w:ascii="Times New Roman" w:hAnsi="Times New Roman" w:cs="Times New Roman"/>
+              </w:rPr>
+              <w:t>1</w:t>
             </w:r>
           </w:p>
         </w:tc>
@@ -27684,7 +27557,13 @@
               <w:rPr>
                 <w:rFonts w:ascii="Times New Roman" w:hAnsi="Times New Roman" w:cs="Times New Roman"/>
               </w:rPr>
-              <w:t>0.5833</w:t>
+              <w:t>0.</w:t>
+            </w:r>
+            <w:r>
+              <w:rPr>
+                <w:rFonts w:ascii="Times New Roman" w:hAnsi="Times New Roman" w:cs="Times New Roman"/>
+              </w:rPr>
+              <w:t>61</w:t>
             </w:r>
           </w:p>
         </w:tc>
@@ -27701,14 +27580,12 @@
                 <w:rFonts w:ascii="Times New Roman" w:hAnsi="Times New Roman" w:cs="Times New Roman"/>
               </w:rPr>
             </w:pPr>
-            <w:proofErr w:type="spellStart"/>
             <w:r>
               <w:rPr>
                 <w:rFonts w:ascii="Times New Roman" w:hAnsi="Times New Roman" w:cs="Times New Roman"/>
               </w:rPr>
               <w:t>pp_groupCoral</w:t>
             </w:r>
-            <w:proofErr w:type="spellEnd"/>
           </w:p>
         </w:tc>
         <w:tc>
@@ -27733,7 +27610,13 @@
               <w:rPr>
                 <w:rFonts w:ascii="Times New Roman" w:hAnsi="Times New Roman" w:cs="Times New Roman"/>
               </w:rPr>
-              <w:t>0.1725</w:t>
+              <w:t>0.1</w:t>
+            </w:r>
+            <w:r>
+              <w:rPr>
+                <w:rFonts w:ascii="Times New Roman" w:hAnsi="Times New Roman" w:cs="Times New Roman"/>
+              </w:rPr>
+              <w:t>5</w:t>
             </w:r>
           </w:p>
         </w:tc>
@@ -27753,7 +27636,13 @@
               <w:rPr>
                 <w:rFonts w:ascii="Times New Roman" w:hAnsi="Times New Roman" w:cs="Times New Roman"/>
               </w:rPr>
-              <w:t>0.1937</w:t>
+              <w:t>0.</w:t>
+            </w:r>
+            <w:r>
+              <w:rPr>
+                <w:rFonts w:ascii="Times New Roman" w:hAnsi="Times New Roman" w:cs="Times New Roman"/>
+              </w:rPr>
+              <w:t>20</w:t>
             </w:r>
           </w:p>
         </w:tc>
@@ -27773,7 +27662,13 @@
               <w:rPr>
                 <w:rFonts w:ascii="Times New Roman" w:hAnsi="Times New Roman" w:cs="Times New Roman"/>
               </w:rPr>
-              <w:t>-0.8907</w:t>
+              <w:t>-0.</w:t>
+            </w:r>
+            <w:r>
+              <w:rPr>
+                <w:rFonts w:ascii="Times New Roman" w:hAnsi="Times New Roman" w:cs="Times New Roman"/>
+              </w:rPr>
+              <w:t>72</w:t>
             </w:r>
           </w:p>
         </w:tc>
@@ -27813,7 +27708,13 @@
               <w:rPr>
                 <w:rFonts w:ascii="Times New Roman" w:hAnsi="Times New Roman" w:cs="Times New Roman"/>
               </w:rPr>
-              <w:t>0.3743</w:t>
+              <w:t>0.</w:t>
+            </w:r>
+            <w:r>
+              <w:rPr>
+                <w:rFonts w:ascii="Times New Roman" w:hAnsi="Times New Roman" w:cs="Times New Roman"/>
+              </w:rPr>
+              <w:t>47</w:t>
             </w:r>
           </w:p>
         </w:tc>
@@ -27830,7 +27731,6 @@
                 <w:rFonts w:ascii="Times New Roman" w:hAnsi="Times New Roman" w:cs="Times New Roman"/>
               </w:rPr>
             </w:pPr>
-            <w:proofErr w:type="spellStart"/>
             <w:r>
               <w:rPr>
                 <w:rFonts w:ascii="Times New Roman" w:hAnsi="Times New Roman" w:cs="Times New Roman"/>
@@ -27843,7 +27743,6 @@
               </w:rPr>
               <w:t>groupPhytoplankton</w:t>
             </w:r>
-            <w:proofErr w:type="spellEnd"/>
           </w:p>
         </w:tc>
         <w:tc>
@@ -27868,7 +27767,13 @@
               <w:rPr>
                 <w:rFonts w:ascii="Times New Roman" w:hAnsi="Times New Roman" w:cs="Times New Roman"/>
               </w:rPr>
-              <w:t>0.3836</w:t>
+              <w:t>0.3</w:t>
+            </w:r>
+            <w:r>
+              <w:rPr>
+                <w:rFonts w:ascii="Times New Roman" w:hAnsi="Times New Roman" w:cs="Times New Roman"/>
+              </w:rPr>
+              <w:t>8</w:t>
             </w:r>
           </w:p>
         </w:tc>
@@ -27888,7 +27793,13 @@
               <w:rPr>
                 <w:rFonts w:ascii="Times New Roman" w:hAnsi="Times New Roman" w:cs="Times New Roman"/>
               </w:rPr>
-              <w:t>0.2228</w:t>
+              <w:t>0.2</w:t>
+            </w:r>
+            <w:r>
+              <w:rPr>
+                <w:rFonts w:ascii="Times New Roman" w:hAnsi="Times New Roman" w:cs="Times New Roman"/>
+              </w:rPr>
+              <w:t>3</w:t>
             </w:r>
           </w:p>
         </w:tc>
@@ -27908,7 +27819,13 @@
               <w:rPr>
                 <w:rFonts w:ascii="Times New Roman" w:hAnsi="Times New Roman" w:cs="Times New Roman"/>
               </w:rPr>
-              <w:t>-1.7212</w:t>
+              <w:t>-1.</w:t>
+            </w:r>
+            <w:r>
+              <w:rPr>
+                <w:rFonts w:ascii="Times New Roman" w:hAnsi="Times New Roman" w:cs="Times New Roman"/>
+              </w:rPr>
+              <w:t>66</w:t>
             </w:r>
           </w:p>
         </w:tc>
@@ -27948,7 +27865,13 @@
               <w:rPr>
                 <w:rFonts w:ascii="Times New Roman" w:hAnsi="Times New Roman" w:cs="Times New Roman"/>
               </w:rPr>
-              <w:t>0.0870</w:t>
+              <w:t>0.0</w:t>
+            </w:r>
+            <w:r>
+              <w:rPr>
+                <w:rFonts w:ascii="Times New Roman" w:hAnsi="Times New Roman" w:cs="Times New Roman"/>
+              </w:rPr>
+              <w:t>98</w:t>
             </w:r>
           </w:p>
         </w:tc>
@@ -27965,7 +27888,6 @@
                 <w:rFonts w:ascii="Times New Roman" w:hAnsi="Times New Roman" w:cs="Times New Roman"/>
               </w:rPr>
             </w:pPr>
-            <w:proofErr w:type="spellStart"/>
             <w:r>
               <w:rPr>
                 <w:rFonts w:ascii="Times New Roman" w:hAnsi="Times New Roman" w:cs="Times New Roman"/>
@@ -27978,7 +27900,6 @@
               </w:rPr>
               <w:t>groupPlants</w:t>
             </w:r>
-            <w:proofErr w:type="spellEnd"/>
           </w:p>
         </w:tc>
         <w:tc>
@@ -28003,7 +27924,7 @@
               <w:rPr>
                 <w:rFonts w:ascii="Times New Roman" w:hAnsi="Times New Roman" w:cs="Times New Roman"/>
               </w:rPr>
-              <w:t>0.3699</w:t>
+              <w:t>0.36</w:t>
             </w:r>
           </w:p>
         </w:tc>
@@ -28023,7 +27944,13 @@
               <w:rPr>
                 <w:rFonts w:ascii="Times New Roman" w:hAnsi="Times New Roman" w:cs="Times New Roman"/>
               </w:rPr>
-              <w:t>0.1884</w:t>
+              <w:t>0.1</w:t>
+            </w:r>
+            <w:r>
+              <w:rPr>
+                <w:rFonts w:ascii="Times New Roman" w:hAnsi="Times New Roman" w:cs="Times New Roman"/>
+              </w:rPr>
+              <w:t>9</w:t>
             </w:r>
           </w:p>
         </w:tc>
@@ -28043,7 +27970,13 @@
               <w:rPr>
                 <w:rFonts w:ascii="Times New Roman" w:hAnsi="Times New Roman" w:cs="Times New Roman"/>
               </w:rPr>
-              <w:t>-1.9630</w:t>
+              <w:t>-1.9</w:t>
+            </w:r>
+            <w:r>
+              <w:rPr>
+                <w:rFonts w:ascii="Times New Roman" w:hAnsi="Times New Roman" w:cs="Times New Roman"/>
+              </w:rPr>
+              <w:t>0</w:t>
             </w:r>
           </w:p>
         </w:tc>
@@ -28083,7 +28016,13 @@
               <w:rPr>
                 <w:rFonts w:ascii="Times New Roman" w:hAnsi="Times New Roman" w:cs="Times New Roman"/>
               </w:rPr>
-              <w:t>0.0513</w:t>
+              <w:t>0.05</w:t>
+            </w:r>
+            <w:r>
+              <w:rPr>
+                <w:rFonts w:ascii="Times New Roman" w:hAnsi="Times New Roman" w:cs="Times New Roman"/>
+              </w:rPr>
+              <w:t>9</w:t>
             </w:r>
           </w:p>
         </w:tc>
@@ -28125,7 +28064,7 @@
       <w:pPr>
         <w:spacing w:line="360" w:lineRule="auto"/>
         <w:rPr>
-          <w:ins w:id="18" w:author="Em Lim" w:date="2023-03-22T21:39:00Z"/>
+          <w:ins w:id="11" w:author="Em Lim" w:date="2023-03-22T21:39:00Z"/>
           <w:rFonts w:ascii="Times New Roman" w:hAnsi="Times New Roman" w:cs="Times New Roman"/>
         </w:rPr>
       </w:pPr>
@@ -28327,27 +28266,7 @@
         <w:rPr>
           <w:rFonts w:ascii="Times New Roman" w:hAnsi="Times New Roman" w:cs="Times New Roman"/>
         </w:rPr>
-        <w:t xml:space="preserve">Species from nutrient rich places might be better able to </w:t>
-      </w:r>
-      <w:r>
-        <w:rPr>
-          <w:rFonts w:ascii="Times New Roman" w:hAnsi="Times New Roman" w:cs="Times New Roman"/>
-        </w:rPr>
-        <w:t>uptake and utilize nutrient additions (</w:t>
-      </w:r>
-      <w:proofErr w:type="spellStart"/>
-      <w:r>
-        <w:rPr>
-          <w:rFonts w:ascii="Times New Roman" w:hAnsi="Times New Roman" w:cs="Times New Roman"/>
-        </w:rPr>
-        <w:t>Zalamea</w:t>
-      </w:r>
-      <w:proofErr w:type="spellEnd"/>
-      <w:r>
-        <w:rPr>
-          <w:rFonts w:ascii="Times New Roman" w:hAnsi="Times New Roman" w:cs="Times New Roman"/>
-        </w:rPr>
-        <w:t xml:space="preserve"> et al 2016)</w:t>
+        <w:t>Species from nutrient rich places might be better able to uptake and utilize nutrient additions (Zalamea et al 2016)</w:t>
       </w:r>
     </w:p>
     <w:p>
@@ -28366,13 +28285,7 @@
         <w:rPr>
           <w:rFonts w:ascii="Times New Roman" w:hAnsi="Times New Roman" w:cs="Times New Roman"/>
         </w:rPr>
-        <w:t xml:space="preserve">Finer scale </w:t>
-      </w:r>
-      <w:r>
-        <w:rPr>
-          <w:rFonts w:ascii="Times New Roman" w:hAnsi="Times New Roman" w:cs="Times New Roman"/>
-        </w:rPr>
-        <w:t>variation than conventional wisdom thought</w:t>
+        <w:t>Finer scale variation than conventional wisdom thought</w:t>
       </w:r>
     </w:p>
     <w:p>
@@ -28391,28 +28304,8 @@
         <w:rPr>
           <w:rFonts w:ascii="Times New Roman" w:hAnsi="Times New Roman" w:cs="Times New Roman"/>
         </w:rPr>
-        <w:t>Tidepools, temporal variation causes prov</w:t>
-      </w:r>
-      <w:r>
-        <w:rPr>
-          <w:rFonts w:ascii="Times New Roman" w:hAnsi="Times New Roman" w:cs="Times New Roman"/>
-        </w:rPr>
-        <w:t>isioning vs need mismatches</w:t>
-      </w:r>
-      <w:r>
-        <w:rPr>
-          <w:rFonts w:ascii="Times New Roman" w:hAnsi="Times New Roman" w:cs="Times New Roman"/>
-        </w:rPr>
-        <w:t xml:space="preserve">, </w:t>
-      </w:r>
-      <w:proofErr w:type="spellStart"/>
-      <w:r>
-        <w:rPr>
-          <w:rFonts w:ascii="Times New Roman" w:hAnsi="Times New Roman" w:cs="Times New Roman"/>
-        </w:rPr>
-        <w:t>etc</w:t>
-      </w:r>
-      <w:proofErr w:type="spellEnd"/>
+        <w:t>Tidepools, temporal variation causes provisioning vs need mismatches, etc</w:t>
+      </w:r>
     </w:p>
     <w:p>
       <w:pPr>
@@ -28449,22 +28342,8 @@
         <w:rPr>
           <w:rFonts w:ascii="Times New Roman" w:hAnsi="Times New Roman" w:cs="Times New Roman"/>
         </w:rPr>
-        <w:t>Why conventional wisdom might be</w:t>
-      </w:r>
-      <w:r>
-        <w:rPr>
-          <w:rFonts w:ascii="Times New Roman" w:hAnsi="Times New Roman" w:cs="Times New Roman"/>
-        </w:rPr>
-        <w:t xml:space="preserve"> right-</w:t>
-      </w:r>
-      <w:proofErr w:type="spellStart"/>
-      <w:r>
-        <w:rPr>
-          <w:rFonts w:ascii="Times New Roman" w:hAnsi="Times New Roman" w:cs="Times New Roman"/>
-        </w:rPr>
-        <w:t>ish</w:t>
-      </w:r>
-      <w:proofErr w:type="spellEnd"/>
+        <w:t>Why conventional wisdom might be right-ish</w:t>
+      </w:r>
     </w:p>
     <w:p>
       <w:pPr>
@@ -28484,39 +28363,17 @@
         </w:rPr>
         <w:t xml:space="preserve">cite </w:t>
       </w:r>
-      <w:proofErr w:type="spellStart"/>
-      <w:r>
-        <w:rPr>
-          <w:rFonts w:ascii="Times New Roman" w:hAnsi="Times New Roman" w:cs="Times New Roman"/>
-        </w:rPr>
-        <w:t>Vitousek</w:t>
-      </w:r>
-      <w:proofErr w:type="spellEnd"/>
-      <w:r>
-        <w:rPr>
-          <w:rFonts w:ascii="Times New Roman" w:hAnsi="Times New Roman" w:cs="Times New Roman"/>
-        </w:rPr>
-        <w:t xml:space="preserve"> et al. (2010)</w:t>
-      </w:r>
-      <w:r>
-        <w:rPr>
-          <w:rFonts w:ascii="Times New Roman" w:hAnsi="Times New Roman" w:cs="Times New Roman"/>
-        </w:rPr>
-        <w:t xml:space="preserve"> who distinguished between limiting nutrients (adding = growth) and ultimate </w:t>
-      </w:r>
-      <w:proofErr w:type="spellStart"/>
-      <w:r>
-        <w:rPr>
-          <w:rFonts w:ascii="Times New Roman" w:hAnsi="Times New Roman" w:cs="Times New Roman"/>
-        </w:rPr>
-        <w:t>nutients</w:t>
-      </w:r>
-      <w:proofErr w:type="spellEnd"/>
-      <w:r>
-        <w:rPr>
-          <w:rFonts w:ascii="Times New Roman" w:hAnsi="Times New Roman" w:cs="Times New Roman"/>
-        </w:rPr>
-        <w:t xml:space="preserve"> (adding transforms environments)</w:t>
+      <w:r>
+        <w:rPr>
+          <w:rFonts w:ascii="Times New Roman" w:hAnsi="Times New Roman" w:cs="Times New Roman"/>
+        </w:rPr>
+        <w:t>Vitousek et al. (2010)</w:t>
+      </w:r>
+      <w:r>
+        <w:rPr>
+          <w:rFonts w:ascii="Times New Roman" w:hAnsi="Times New Roman" w:cs="Times New Roman"/>
+        </w:rPr>
+        <w:t xml:space="preserve"> who distinguished between limiting nutrients (adding = growth) and ultimate nutients (adding transforms environments)</w:t>
       </w:r>
     </w:p>
     <w:p>
@@ -28535,13 +28392,7 @@
         <w:rPr>
           <w:rFonts w:ascii="Times New Roman" w:hAnsi="Times New Roman" w:cs="Times New Roman"/>
         </w:rPr>
-        <w:t>Maybe we don’t see lar</w:t>
-      </w:r>
-      <w:r>
-        <w:rPr>
-          <w:rFonts w:ascii="Times New Roman" w:hAnsi="Times New Roman" w:cs="Times New Roman"/>
-        </w:rPr>
-        <w:t>ger effect sizes in tropical places, but without animal pee in tropics there would be no ecosystems. In temperate areas they’d probably still survive on nitrates? But maybe not…</w:t>
+        <w:t>Maybe we don’t see larger effect sizes in tropical places, but without animal pee in tropics there would be no ecosystems. In temperate areas they’d probably still survive on nitrates? But maybe not…</w:t>
       </w:r>
     </w:p>
     <w:p>
@@ -28584,7 +28435,76 @@
           <w:rFonts w:ascii="Times New Roman" w:hAnsi="Times New Roman" w:cs="Times New Roman"/>
           <w:b/>
         </w:rPr>
-        <w:t>SUPPLEMENT</w:t>
+        <w:t>SUPPLEMEN</w:t>
+      </w:r>
+      <w:r>
+        <w:rPr>
+          <w:rFonts w:ascii="Times New Roman" w:hAnsi="Times New Roman" w:cs="Times New Roman"/>
+          <w:b/>
+        </w:rPr>
+        <w:t>T</w:t>
+      </w:r>
+    </w:p>
+    <w:p>
+      <w:pPr>
+        <w:spacing w:line="360" w:lineRule="auto"/>
+        <w:rPr>
+          <w:rFonts w:ascii="Times New Roman" w:hAnsi="Times New Roman" w:cs="Times New Roman"/>
+          <w:u w:val="single"/>
+        </w:rPr>
+      </w:pPr>
+      <w:r>
+        <w:rPr>
+          <w:rFonts w:ascii="Times New Roman" w:hAnsi="Times New Roman" w:cs="Times New Roman"/>
+          <w:u w:val="single"/>
+        </w:rPr>
+        <w:t>Full search string</w:t>
+      </w:r>
+    </w:p>
+    <w:p>
+      <w:pPr>
+        <w:spacing w:line="360" w:lineRule="auto"/>
+        <w:rPr>
+          <w:rFonts w:ascii="Times New Roman" w:hAnsi="Times New Roman" w:cs="Times New Roman"/>
+        </w:rPr>
+      </w:pPr>
+      <w:r>
+        <w:rPr>
+          <w:rFonts w:ascii="Times New Roman" w:hAnsi="Times New Roman" w:cs="Times New Roman"/>
+          <w:lang w:val="en-CA"/>
+        </w:rPr>
+        <w:t xml:space="preserve"> </w:t>
+      </w:r>
+      <w:r>
+        <w:rPr>
+          <w:rFonts w:ascii="Times New Roman" w:hAnsi="Times New Roman" w:cs="Times New Roman"/>
+        </w:rPr>
+        <w:t>(ammon* OR nitrog* OR phosph* OR nutrient</w:t>
+      </w:r>
+      <w:r>
+        <w:rPr>
+          <w:rFonts w:ascii="Times New Roman" w:hAnsi="Times New Roman" w:cs="Times New Roman"/>
+        </w:rPr>
+        <w:t>*</w:t>
+      </w:r>
+      <w:r>
+        <w:rPr>
+          <w:rFonts w:ascii="Times New Roman" w:hAnsi="Times New Roman" w:cs="Times New Roman"/>
+        </w:rPr>
+        <w:t xml:space="preserve">) AND (excret* OR egest* OR mutual* OR symbio* OR subsid* OR consumer-mediat*) AND (coral* OR kelp* OR alga* OR macroalgae OR microalgae OR phytoplankton OR zooxanthell* OR primary prod* OR seagrass* OR sea grass* OR seaweed* OR mangrove*) AND (reef OR subtidal OR intertidal OR coast* OR </w:t>
+      </w:r>
+      <w:r>
+        <w:rPr>
+          <w:rFonts w:ascii="Times New Roman" w:hAnsi="Times New Roman" w:cs="Times New Roman"/>
+        </w:rPr>
+        <w:lastRenderedPageBreak/>
+        <w:t>marine OR benthic OR coral OR kelp) AND (grow* OR grew OR biomass OR abundance OR weight)</w:t>
+      </w:r>
+      <w:r>
+        <w:rPr>
+          <w:rFonts w:ascii="Times New Roman" w:hAnsi="Times New Roman" w:cs="Times New Roman"/>
+        </w:rPr>
+        <w:t>.</w:t>
       </w:r>
     </w:p>
     <w:p>
@@ -28608,420 +28528,6 @@
           <w:rFonts w:ascii="Times New Roman" w:hAnsi="Times New Roman" w:cs="Times New Roman"/>
           <w:u w:val="single"/>
         </w:rPr>
-        <w:t>Full search string</w:t>
-      </w:r>
-    </w:p>
-    <w:p>
-      <w:pPr>
-        <w:spacing w:line="360" w:lineRule="auto"/>
-        <w:rPr>
-          <w:rFonts w:ascii="Times New Roman" w:hAnsi="Times New Roman" w:cs="Times New Roman"/>
-        </w:rPr>
-      </w:pPr>
-      <w:r>
-        <w:rPr>
-          <w:rFonts w:ascii="Times New Roman" w:hAnsi="Times New Roman" w:cs="Times New Roman"/>
-          <w:lang w:val="en-CA"/>
-        </w:rPr>
-        <w:t xml:space="preserve"> </w:t>
-      </w:r>
-      <w:r>
-        <w:rPr>
-          <w:rFonts w:ascii="Times New Roman" w:hAnsi="Times New Roman" w:cs="Times New Roman"/>
-        </w:rPr>
-        <w:t>(</w:t>
-      </w:r>
-      <w:proofErr w:type="spellStart"/>
-      <w:r>
-        <w:rPr>
-          <w:rFonts w:ascii="Times New Roman" w:hAnsi="Times New Roman" w:cs="Times New Roman"/>
-        </w:rPr>
-        <w:t>ammon</w:t>
-      </w:r>
-      <w:proofErr w:type="spellEnd"/>
-      <w:r>
-        <w:rPr>
-          <w:rFonts w:ascii="Times New Roman" w:hAnsi="Times New Roman" w:cs="Times New Roman"/>
-        </w:rPr>
-        <w:t xml:space="preserve">* OR </w:t>
-      </w:r>
-      <w:proofErr w:type="spellStart"/>
-      <w:r>
-        <w:rPr>
-          <w:rFonts w:ascii="Times New Roman" w:hAnsi="Times New Roman" w:cs="Times New Roman"/>
-        </w:rPr>
-        <w:t>nitrog</w:t>
-      </w:r>
-      <w:proofErr w:type="spellEnd"/>
-      <w:r>
-        <w:rPr>
-          <w:rFonts w:ascii="Times New Roman" w:hAnsi="Times New Roman" w:cs="Times New Roman"/>
-        </w:rPr>
-        <w:t xml:space="preserve">* OR </w:t>
-      </w:r>
-      <w:proofErr w:type="spellStart"/>
-      <w:r>
-        <w:rPr>
-          <w:rFonts w:ascii="Times New Roman" w:hAnsi="Times New Roman" w:cs="Times New Roman"/>
-        </w:rPr>
-        <w:t>phosph</w:t>
-      </w:r>
-      <w:proofErr w:type="spellEnd"/>
-      <w:r>
-        <w:rPr>
-          <w:rFonts w:ascii="Times New Roman" w:hAnsi="Times New Roman" w:cs="Times New Roman"/>
-        </w:rPr>
-        <w:t>* OR nutrient</w:t>
-      </w:r>
-      <w:r>
-        <w:rPr>
-          <w:rFonts w:ascii="Times New Roman" w:hAnsi="Times New Roman" w:cs="Times New Roman"/>
-        </w:rPr>
-        <w:t>*</w:t>
-      </w:r>
-      <w:r>
-        <w:rPr>
-          <w:rFonts w:ascii="Times New Roman" w:hAnsi="Times New Roman" w:cs="Times New Roman"/>
-        </w:rPr>
-        <w:t>) AND (</w:t>
-      </w:r>
-      <w:proofErr w:type="spellStart"/>
-      <w:r>
-        <w:rPr>
-          <w:rFonts w:ascii="Times New Roman" w:hAnsi="Times New Roman" w:cs="Times New Roman"/>
-        </w:rPr>
-        <w:t>excret</w:t>
-      </w:r>
-      <w:proofErr w:type="spellEnd"/>
-      <w:r>
-        <w:rPr>
-          <w:rFonts w:ascii="Times New Roman" w:hAnsi="Times New Roman" w:cs="Times New Roman"/>
-        </w:rPr>
-        <w:t xml:space="preserve">* OR egest* OR mutual* OR </w:t>
-      </w:r>
-      <w:proofErr w:type="spellStart"/>
-      <w:r>
-        <w:rPr>
-          <w:rFonts w:ascii="Times New Roman" w:hAnsi="Times New Roman" w:cs="Times New Roman"/>
-        </w:rPr>
-        <w:t>symbio</w:t>
-      </w:r>
-      <w:proofErr w:type="spellEnd"/>
-      <w:r>
-        <w:rPr>
-          <w:rFonts w:ascii="Times New Roman" w:hAnsi="Times New Roman" w:cs="Times New Roman"/>
-        </w:rPr>
-        <w:t>* OR subsid* OR consumer-</w:t>
-      </w:r>
-      <w:proofErr w:type="spellStart"/>
-      <w:r>
-        <w:rPr>
-          <w:rFonts w:ascii="Times New Roman" w:hAnsi="Times New Roman" w:cs="Times New Roman"/>
-        </w:rPr>
-        <w:t>mediat</w:t>
-      </w:r>
-      <w:proofErr w:type="spellEnd"/>
-      <w:r>
-        <w:rPr>
-          <w:rFonts w:ascii="Times New Roman" w:hAnsi="Times New Roman" w:cs="Times New Roman"/>
-        </w:rPr>
-        <w:t xml:space="preserve">*) AND (coral* OR kelp* OR alga* OR macroalgae OR microalgae OR phytoplankton OR </w:t>
-      </w:r>
-      <w:proofErr w:type="spellStart"/>
-      <w:r>
-        <w:rPr>
-          <w:rFonts w:ascii="Times New Roman" w:hAnsi="Times New Roman" w:cs="Times New Roman"/>
-        </w:rPr>
-        <w:t>zooxanthell</w:t>
-      </w:r>
-      <w:proofErr w:type="spellEnd"/>
-      <w:r>
-        <w:rPr>
-          <w:rFonts w:ascii="Times New Roman" w:hAnsi="Times New Roman" w:cs="Times New Roman"/>
-        </w:rPr>
-        <w:t xml:space="preserve">* OR primary prod* OR seagrass* OR sea grass* OR seaweed* OR mangrove*) AND (reef OR subtidal OR intertidal OR coast* OR </w:t>
-      </w:r>
-      <w:r>
-        <w:rPr>
-          <w:rFonts w:ascii="Times New Roman" w:hAnsi="Times New Roman" w:cs="Times New Roman"/>
-        </w:rPr>
-        <w:lastRenderedPageBreak/>
-        <w:t>marine OR benthic OR coral OR kelp) AND (grow* OR grew OR biomass OR abundance OR weight)</w:t>
-      </w:r>
-      <w:r>
-        <w:rPr>
-          <w:rFonts w:ascii="Times New Roman" w:hAnsi="Times New Roman" w:cs="Times New Roman"/>
-        </w:rPr>
-        <w:t>.</w:t>
-      </w:r>
-    </w:p>
-    <w:p>
-      <w:pPr>
-        <w:spacing w:line="360" w:lineRule="auto"/>
-        <w:rPr>
-          <w:rFonts w:ascii="Times New Roman" w:hAnsi="Times New Roman" w:cs="Times New Roman"/>
-        </w:rPr>
-      </w:pPr>
-    </w:p>
-    <w:p>
-      <w:pPr>
-        <w:spacing w:line="360" w:lineRule="auto"/>
-        <w:rPr>
-          <w:rFonts w:ascii="Times New Roman" w:hAnsi="Times New Roman" w:cs="Times New Roman"/>
-        </w:rPr>
-      </w:pPr>
-    </w:p>
-    <w:p>
-      <w:pPr>
-        <w:spacing w:line="360" w:lineRule="auto"/>
-        <w:rPr>
-          <w:rFonts w:ascii="Times New Roman" w:hAnsi="Times New Roman" w:cs="Times New Roman"/>
-        </w:rPr>
-      </w:pPr>
-    </w:p>
-    <w:p>
-      <w:pPr>
-        <w:autoSpaceDE w:val="0"/>
-        <w:autoSpaceDN w:val="0"/>
-        <w:adjustRightInd w:val="0"/>
-        <w:rPr>
-          <w:rFonts w:ascii="AppleSystemUIFont" w:hAnsi="AppleSystemUIFont" w:cs="AppleSystemUIFont"/>
-          <w:color w:val="353535"/>
-        </w:rPr>
-      </w:pPr>
-      <w:r>
-        <w:rPr>
-          <w:rFonts w:ascii="AppleSystemUIFont" w:hAnsi="AppleSystemUIFont" w:cs="AppleSystemUIFont"/>
-          <w:color w:val="353535"/>
-        </w:rPr>
-        <w:t>Funnel plot:</w:t>
-      </w:r>
-      <w:r>
-        <w:rPr>
-          <w:rFonts w:ascii="AppleSystemUIFont" w:hAnsi="AppleSystemUIFont" w:cs="AppleSystemUIFont"/>
-          <w:noProof/>
-          <w:color w:val="353535"/>
-        </w:rPr>
-        <w:t xml:space="preserve"> </w:t>
-      </w:r>
-    </w:p>
-    <w:p>
-      <w:pPr>
-        <w:autoSpaceDE w:val="0"/>
-        <w:autoSpaceDN w:val="0"/>
-        <w:adjustRightInd w:val="0"/>
-        <w:rPr>
-          <w:rFonts w:ascii="AppleSystemUIFont" w:hAnsi="AppleSystemUIFont" w:cs="AppleSystemUIFont"/>
-          <w:color w:val="353535"/>
-        </w:rPr>
-      </w:pPr>
-    </w:p>
-    <w:p>
-      <w:pPr>
-        <w:autoSpaceDE w:val="0"/>
-        <w:autoSpaceDN w:val="0"/>
-        <w:adjustRightInd w:val="0"/>
-        <w:rPr>
-          <w:rFonts w:ascii="AppleSystemUIFont" w:hAnsi="AppleSystemUIFont" w:cs="AppleSystemUIFont"/>
-          <w:color w:val="353535"/>
-        </w:rPr>
-      </w:pPr>
-      <w:r>
-        <w:rPr>
-          <w:rFonts w:ascii="AppleSystemUIFont" w:hAnsi="AppleSystemUIFont" w:cs="AppleSystemUIFont"/>
-          <w:color w:val="353535"/>
-        </w:rPr>
-        <w:t xml:space="preserve">Not really the pattern we expect if there’s bias, but also not the pattern we expect to see if everything is perfect. </w:t>
-      </w:r>
-    </w:p>
-    <w:p>
-      <w:pPr>
-        <w:autoSpaceDE w:val="0"/>
-        <w:autoSpaceDN w:val="0"/>
-        <w:adjustRightInd w:val="0"/>
-        <w:rPr>
-          <w:rFonts w:ascii="AppleSystemUIFont" w:hAnsi="AppleSystemUIFont" w:cs="AppleSystemUIFont"/>
-          <w:color w:val="353535"/>
-        </w:rPr>
-      </w:pPr>
-    </w:p>
-    <w:p>
-      <w:pPr>
-        <w:autoSpaceDE w:val="0"/>
-        <w:autoSpaceDN w:val="0"/>
-        <w:adjustRightInd w:val="0"/>
-        <w:rPr>
-          <w:rFonts w:ascii="AppleSystemUIFont" w:hAnsi="AppleSystemUIFont" w:cs="AppleSystemUIFont"/>
-          <w:color w:val="353535"/>
-        </w:rPr>
-      </w:pPr>
-      <w:r>
-        <w:rPr>
-          <w:rFonts w:ascii="AppleSystemUIFont" w:hAnsi="AppleSystemUIFont" w:cs="AppleSystemUIFont"/>
-          <w:color w:val="353535"/>
-        </w:rPr>
-        <w:t>There’s a bit of a right skew in the points, and the whole thing is super top heavy.</w:t>
-      </w:r>
-    </w:p>
-    <w:p>
-      <w:pPr>
-        <w:autoSpaceDE w:val="0"/>
-        <w:autoSpaceDN w:val="0"/>
-        <w:adjustRightInd w:val="0"/>
-        <w:rPr>
-          <w:rFonts w:ascii="AppleSystemUIFont" w:hAnsi="AppleSystemUIFont" w:cs="AppleSystemUIFont"/>
-          <w:color w:val="353535"/>
-        </w:rPr>
-      </w:pPr>
-    </w:p>
-    <w:p>
-      <w:pPr>
-        <w:autoSpaceDE w:val="0"/>
-        <w:autoSpaceDN w:val="0"/>
-        <w:adjustRightInd w:val="0"/>
-        <w:rPr>
-          <w:rFonts w:ascii="AppleSystemUIFont" w:hAnsi="AppleSystemUIFont" w:cs="AppleSystemUIFont"/>
-          <w:color w:val="353535"/>
-        </w:rPr>
-      </w:pPr>
-      <w:r>
-        <w:rPr>
-          <w:rFonts w:ascii="AppleSystemUIFont" w:hAnsi="AppleSystemUIFont" w:cs="AppleSystemUIFont"/>
-          <w:color w:val="353535"/>
-        </w:rPr>
-        <w:t xml:space="preserve">Isa says she has NEVER seen a funnel plot like this. ugh. </w:t>
-      </w:r>
-    </w:p>
-    <w:p>
-      <w:pPr>
-        <w:autoSpaceDE w:val="0"/>
-        <w:autoSpaceDN w:val="0"/>
-        <w:adjustRightInd w:val="0"/>
-        <w:rPr>
-          <w:rFonts w:ascii="AppleSystemUIFont" w:hAnsi="AppleSystemUIFont" w:cs="AppleSystemUIFont"/>
-          <w:color w:val="353535"/>
-        </w:rPr>
-      </w:pPr>
-    </w:p>
-    <w:p>
-      <w:pPr>
-        <w:autoSpaceDE w:val="0"/>
-        <w:autoSpaceDN w:val="0"/>
-        <w:adjustRightInd w:val="0"/>
-        <w:rPr>
-          <w:rFonts w:ascii="AppleSystemUIFont" w:hAnsi="AppleSystemUIFont" w:cs="AppleSystemUIFont"/>
-          <w:color w:val="353535"/>
-        </w:rPr>
-      </w:pPr>
-      <w:r>
-        <w:rPr>
-          <w:rFonts w:ascii="AppleSystemUIFont" w:hAnsi="AppleSystemUIFont" w:cs="AppleSystemUIFont"/>
-          <w:color w:val="353535"/>
-        </w:rPr>
-        <w:t xml:space="preserve">Very few studies with massive error. Maybe there’s a bias against highly variable studies? Most studies have a similar level of error. SO maybe they have similar-is sample sizes and variance??? At the end of the day what’s important is the symmetry around the 0 value at the top. </w:t>
-      </w:r>
-      <w:proofErr w:type="spellStart"/>
-      <w:r>
-        <w:rPr>
-          <w:rFonts w:ascii="AppleSystemUIFont" w:hAnsi="AppleSystemUIFont" w:cs="AppleSystemUIFont"/>
-          <w:color w:val="353535"/>
-        </w:rPr>
-        <w:t>THere’s</w:t>
-      </w:r>
-      <w:proofErr w:type="spellEnd"/>
-      <w:r>
-        <w:rPr>
-          <w:rFonts w:ascii="AppleSystemUIFont" w:hAnsi="AppleSystemUIFont" w:cs="AppleSystemUIFont"/>
-          <w:color w:val="353535"/>
-        </w:rPr>
-        <w:t xml:space="preserve"> a little bit of a right skew, but it’s mostly even. If we show </w:t>
-      </w:r>
-      <w:proofErr w:type="gramStart"/>
-      <w:r>
-        <w:rPr>
-          <w:rFonts w:ascii="AppleSystemUIFont" w:hAnsi="AppleSystemUIFont" w:cs="AppleSystemUIFont"/>
-          <w:color w:val="353535"/>
-        </w:rPr>
-        <w:t>this</w:t>
-      </w:r>
-      <w:proofErr w:type="gramEnd"/>
-      <w:r>
-        <w:rPr>
-          <w:rFonts w:ascii="AppleSystemUIFont" w:hAnsi="AppleSystemUIFont" w:cs="AppleSystemUIFont"/>
-          <w:color w:val="353535"/>
-        </w:rPr>
-        <w:t xml:space="preserve"> we need to have an explanation for why it’s not showing a typical shape but we still think it’s ok to proceed. </w:t>
-      </w:r>
-    </w:p>
-    <w:p>
-      <w:pPr>
-        <w:autoSpaceDE w:val="0"/>
-        <w:autoSpaceDN w:val="0"/>
-        <w:adjustRightInd w:val="0"/>
-        <w:rPr>
-          <w:rFonts w:ascii="AppleSystemUIFont" w:hAnsi="AppleSystemUIFont" w:cs="AppleSystemUIFont"/>
-          <w:color w:val="353535"/>
-        </w:rPr>
-      </w:pPr>
-    </w:p>
-    <w:p>
-      <w:pPr>
-        <w:autoSpaceDE w:val="0"/>
-        <w:autoSpaceDN w:val="0"/>
-        <w:adjustRightInd w:val="0"/>
-        <w:rPr>
-          <w:rFonts w:ascii="AppleSystemUIFont" w:hAnsi="AppleSystemUIFont" w:cs="AppleSystemUIFont"/>
-          <w:color w:val="353535"/>
-        </w:rPr>
-      </w:pPr>
-      <w:r>
-        <w:rPr>
-          <w:rFonts w:ascii="AppleSystemUIFont" w:hAnsi="AppleSystemUIFont" w:cs="AppleSystemUIFont"/>
-          <w:color w:val="353535"/>
-        </w:rPr>
-        <w:t>Maybe post the plot on twitter and see what folks say.</w:t>
-      </w:r>
-    </w:p>
-    <w:p>
-      <w:pPr>
-        <w:autoSpaceDE w:val="0"/>
-        <w:autoSpaceDN w:val="0"/>
-        <w:adjustRightInd w:val="0"/>
-        <w:rPr>
-          <w:rFonts w:ascii="AppleSystemUIFont" w:hAnsi="AppleSystemUIFont" w:cs="AppleSystemUIFont"/>
-          <w:color w:val="353535"/>
-        </w:rPr>
-      </w:pPr>
-    </w:p>
-    <w:p>
-      <w:pPr>
-        <w:spacing w:line="360" w:lineRule="auto"/>
-        <w:rPr>
-          <w:rFonts w:ascii="Times New Roman" w:hAnsi="Times New Roman" w:cs="Times New Roman"/>
-        </w:rPr>
-      </w:pPr>
-    </w:p>
-    <w:p>
-      <w:pPr>
-        <w:spacing w:line="360" w:lineRule="auto"/>
-        <w:rPr>
-          <w:rFonts w:ascii="Times New Roman" w:hAnsi="Times New Roman" w:cs="Times New Roman"/>
-        </w:rPr>
-      </w:pPr>
-    </w:p>
-    <w:p>
-      <w:pPr>
-        <w:spacing w:line="360" w:lineRule="auto"/>
-        <w:rPr>
-          <w:rFonts w:ascii="Times New Roman" w:hAnsi="Times New Roman" w:cs="Times New Roman"/>
-          <w:u w:val="single"/>
-        </w:rPr>
-      </w:pPr>
-      <w:r>
-        <w:rPr>
-          <w:rFonts w:ascii="Times New Roman" w:hAnsi="Times New Roman" w:cs="Times New Roman"/>
-          <w:u w:val="single"/>
-        </w:rPr>
         <w:t>References</w:t>
       </w:r>
     </w:p>
@@ -29130,7 +28636,6 @@
         <w:rPr>
           <w:rFonts w:ascii="Calibri"/>
         </w:rPr>
-        <w:lastRenderedPageBreak/>
         <w:t>Brzezinksi, M., Reed, D., Harrer, S., Rassweiler, A., Melack, J., Goodridge, B., Dugan, J., 2013. Multiple sources and forms of nitrogen sustain year-round kelp growth on the inner continental shelf of the Santa Barbara Channel. oceanog 26, 114–123. https://doi.org/10.5670/oceanog.2013.53</w:t>
       </w:r>
     </w:p>
@@ -29215,7 +28720,14 @@
         <w:rPr>
           <w:rFonts w:ascii="Calibri"/>
         </w:rPr>
-        <w:t>Hillman, K., Walker, D.I., Larkum, A.W.D., McComb, A.J., 1989. Productivity and nutrient limitation, in: Larkum, A.W.D., McComb, A.J., Shephard, S.A. (Eds.), Biology of Seagrasses : A Treatise on the Biology of Seagrasses with Special Reference to the Australian Region. Elsevier Science Pub., Amsterdam, The Netherlands, pp. 635–685.</w:t>
+        <w:t xml:space="preserve">Hillman, K., Walker, D.I., Larkum, A.W.D., McComb, A.J., 1989. Productivity and nutrient limitation, in: Larkum, A.W.D., McComb, A.J., Shephard, S.A. (Eds.), Biology of </w:t>
+      </w:r>
+      <w:r>
+        <w:rPr>
+          <w:rFonts w:ascii="Calibri"/>
+        </w:rPr>
+        <w:lastRenderedPageBreak/>
+        <w:t>Seagrasses : A Treatise on the Biology of Seagrasses with Special Reference to the Australian Region. Elsevier Science Pub., Amsterdam, The Netherlands, pp. 635–685.</w:t>
       </w:r>
     </w:p>
     <w:p>
@@ -29313,7 +28825,6 @@
         <w:rPr>
           <w:rFonts w:ascii="Calibri"/>
         </w:rPr>
-        <w:lastRenderedPageBreak/>
         <w:t>Pfister, C.A., Altabet, M.A., Post, D., 2014. Animal regeneration and microbial retention of nitrogen along coastal rocky shores. Ecology 95, 2803–2814. https://doi.org/10.1890/13-1825.1</w:t>
       </w:r>
     </w:p>
@@ -29426,6 +28937,7 @@
         <w:rPr>
           <w:rFonts w:ascii="Calibri"/>
         </w:rPr>
+        <w:lastRenderedPageBreak/>
         <w:t xml:space="preserve">Viechtbauer, W., 2010. Conducting Meta-Analyses in </w:t>
       </w:r>
       <w:r>
@@ -29508,7 +29020,7 @@
 
 <file path=word/comments.xml><?xml version="1.0" encoding="utf-8"?>
 <w:comments xmlns:wpc="http://schemas.microsoft.com/office/word/2010/wordprocessingCanvas" xmlns:cx="http://schemas.microsoft.com/office/drawing/2014/chartex" xmlns:cx1="http://schemas.microsoft.com/office/drawing/2015/9/8/chartex" xmlns:cx2="http://schemas.microsoft.com/office/drawing/2015/10/21/chartex" xmlns:cx3="http://schemas.microsoft.com/office/drawing/2016/5/9/chartex" xmlns:cx4="http://schemas.microsoft.com/office/drawing/2016/5/10/chartex" xmlns:cx5="http://schemas.microsoft.com/office/drawing/2016/5/11/chartex" xmlns:cx6="http://schemas.microsoft.com/office/drawing/2016/5/12/chartex" xmlns:cx7="http://schemas.microsoft.com/office/drawing/2016/5/13/chartex" xmlns:cx8="http://schemas.microsoft.com/office/drawing/2016/5/14/chartex" xmlns:mc="http://schemas.openxmlformats.org/markup-compatibility/2006" xmlns:aink="http://schemas.microsoft.com/office/drawing/2016/ink" xmlns:am3d="http://schemas.microsoft.com/office/drawing/2017/model3d" xmlns:o="urn:schemas-microsoft-com:office:office" xmlns:r="http://schemas.openxmlformats.org/officeDocument/2006/relationships" xmlns:m="http://schemas.openxmlformats.org/officeDocument/2006/math" xmlns:v="urn:schemas-microsoft-com:vml" xmlns:wp14="http://schemas.microsoft.com/office/word/2010/wordprocessingDrawing" xmlns:wp="http://schemas.openxmlformats.org/drawingml/2006/wordprocessingDrawing" xmlns:w10="urn:schemas-microsoft-com:office:word" xmlns:w="http://schemas.openxmlformats.org/wordprocessingml/2006/main" xmlns:w14="http://schemas.microsoft.com/office/word/2010/wordml" xmlns:w15="http://schemas.microsoft.com/office/word/2012/wordml" xmlns:w16cid="http://schemas.microsoft.com/office/word/2016/wordml/cid" xmlns:w16se="http://schemas.microsoft.com/office/word/2015/wordml/symex" xmlns:wpg="http://schemas.microsoft.com/office/word/2010/wordprocessingGroup" xmlns:wpi="http://schemas.microsoft.com/office/word/2010/wordprocessingInk" xmlns:wne="http://schemas.microsoft.com/office/word/2006/wordml" xmlns:wps="http://schemas.microsoft.com/office/word/2010/wordprocessingShape" mc:Ignorable="w14 w15 w16se w16cid wp14">
-  <w:comment w:id="4" w:author="Isabelle Cote" w:date="2023-02-23T13:32:00Z" w:initials="IC">
+  <w:comment w:id="0" w:author="Isabelle Cote" w:date="2023-02-23T13:32:00Z" w:initials="IC">
     <w:p>
       <w:pPr>
         <w:pStyle w:val="CommentText"/>
@@ -29520,15 +29032,7 @@
         <w:annotationRef/>
       </w:r>
       <w:r>
-        <w:t xml:space="preserve">Terrestrial </w:t>
-      </w:r>
-      <w:proofErr w:type="spellStart"/>
-      <w:r>
-        <w:t>eg</w:t>
-      </w:r>
-      <w:proofErr w:type="spellEnd"/>
-      <w:r>
-        <w:t xml:space="preserve">: Turner et al 2019 Nature </w:t>
+        <w:t xml:space="preserve">Terrestrial eg: Turner et al 2019 Nature </w:t>
       </w:r>
       <w:r>
         <w:rPr>
@@ -29541,7 +29045,7 @@
       </w:r>
     </w:p>
   </w:comment>
-  <w:comment w:id="5" w:author="Em Lim" w:date="2022-12-07T09:53:00Z" w:initials="EL">
+  <w:comment w:id="1" w:author="Em Lim" w:date="2022-12-07T09:53:00Z" w:initials="EL">
     <w:p>
       <w:pPr>
         <w:pStyle w:val="CommentText"/>
@@ -29557,7 +29061,7 @@
       </w:r>
     </w:p>
   </w:comment>
-  <w:comment w:id="6" w:author="Isabelle Cote" w:date="2023-02-23T14:11:00Z" w:initials="IC">
+  <w:comment w:id="2" w:author="Isabelle Cote" w:date="2023-02-23T14:11:00Z" w:initials="IC">
     <w:p>
       <w:pPr>
         <w:pStyle w:val="CommentText"/>
@@ -29573,7 +29077,7 @@
       </w:r>
     </w:p>
   </w:comment>
-  <w:comment w:id="7" w:author="Em Lim" w:date="2023-03-15T17:00:00Z" w:initials="EL">
+  <w:comment w:id="3" w:author="Em Lim" w:date="2023-03-15T17:00:00Z" w:initials="EL">
     <w:p>
       <w:pPr>
         <w:pStyle w:val="CommentText"/>
@@ -29585,19 +29089,44 @@
         <w:annotationRef/>
       </w:r>
       <w:r>
-        <w:t xml:space="preserve">The full list is growth, percent cover, photosynthesis, density, biomass, </w:t>
-      </w:r>
-      <w:proofErr w:type="spellStart"/>
-      <w:r>
-        <w:t>chl</w:t>
-      </w:r>
-      <w:proofErr w:type="spellEnd"/>
-      <w:r>
-        <w:t xml:space="preserve"> a, abundance, length, tissue protein, area, dry weight, and width.</w:t>
+        <w:t>The full list is growth, percent cover, photosynthesis, density, biomass, chl a, abundance, length, tissue protein, area, dry weight, and width.</w:t>
       </w:r>
     </w:p>
   </w:comment>
-  <w:comment w:id="13" w:author="Em Lim" w:date="2023-03-22T22:25:00Z" w:initials="EL">
+  <w:comment w:id="5" w:author="Em Lim" w:date="2023-03-31T22:33:00Z" w:initials="EL">
+    <w:p>
+      <w:pPr>
+        <w:autoSpaceDE w:val="0"/>
+        <w:autoSpaceDN w:val="0"/>
+        <w:adjustRightInd w:val="0"/>
+        <w:rPr>
+          <w:rFonts w:ascii="AppleSystemUIFont" w:hAnsi="AppleSystemUIFont" w:cs="AppleSystemUIFont"/>
+          <w:color w:val="353535"/>
+        </w:rPr>
+      </w:pPr>
+      <w:r>
+        <w:rPr>
+          <w:rStyle w:val="CommentReference"/>
+        </w:rPr>
+        <w:annotationRef/>
+      </w:r>
+      <w:r>
+        <w:rPr>
+          <w:rFonts w:ascii="AppleSystemUIFont" w:hAnsi="AppleSystemUIFont" w:cs="AppleSystemUIFont"/>
+          <w:color w:val="353535"/>
+        </w:rPr>
+        <w:t xml:space="preserve">Not really the pattern we expect if there’s bias, but also not the pattern we expect to see if everything is perfect. There’s a bit of a right skew in the points, and the whole thing is super top heavy. Very few studies with massive error. Maybe there’s a bias against highly variable studies? Most studies have a similar level of error. SO maybe they have similar-is sample sizes and variance??? At the end of the day what’s important is the symmetry around the 0 value at the top. THere’s a little bit of a right skew, but it’s mostly even. If we show </w:t>
+      </w:r>
+      <w:r>
+        <w:rPr>
+          <w:rFonts w:ascii="AppleSystemUIFont" w:hAnsi="AppleSystemUIFont" w:cs="AppleSystemUIFont"/>
+          <w:color w:val="353535"/>
+        </w:rPr>
+        <w:t xml:space="preserve">this we need to have an explanation for why it’s not showing a typical shape but we still think it’s ok to proceed. </w:t>
+      </w:r>
+    </w:p>
+  </w:comment>
+  <w:comment w:id="9" w:author="Em Lim" w:date="2023-03-02T14:54:00Z" w:initials="EL">
     <w:p>
       <w:pPr>
         <w:pStyle w:val="CommentText"/>
@@ -29609,84 +29138,10 @@
         <w:annotationRef/>
       </w:r>
       <w:r>
-        <w:t>Could change the fill type for black and white printing (open shapes, hashed, filled)</w:t>
-      </w:r>
-    </w:p>
-  </w:comment>
-  <w:comment w:id="14" w:author="Em Lim" w:date="2023-03-02T14:54:00Z" w:initials="EL">
-    <w:p>
-      <w:pPr>
-        <w:pStyle w:val="CommentText"/>
-      </w:pPr>
-      <w:r>
-        <w:rPr>
-          <w:rStyle w:val="CommentReference"/>
-        </w:rPr>
-        <w:annotationRef/>
-      </w:r>
-      <w:r>
         <w:t xml:space="preserve">State that this effect size is the effect at a </w:t>
       </w:r>
-      <w:proofErr w:type="gramStart"/>
-      <w:r>
-        <w:t>mean background nutrients</w:t>
-      </w:r>
-      <w:proofErr w:type="gramEnd"/>
-      <w:r>
-        <w:t xml:space="preserve"> + algae + unmanipulated </w:t>
-      </w:r>
-      <w:proofErr w:type="spellStart"/>
-      <w:r>
-        <w:t>experiemnt</w:t>
-      </w:r>
-      <w:proofErr w:type="spellEnd"/>
-    </w:p>
-  </w:comment>
-  <w:comment w:id="15" w:author="Em Lim" w:date="2023-03-30T15:55:00Z" w:initials="EL">
-    <w:p>
-      <w:pPr>
-        <w:pStyle w:val="CommentText"/>
-      </w:pPr>
-      <w:r>
-        <w:rPr>
-          <w:rStyle w:val="CommentReference"/>
-        </w:rPr>
-        <w:annotationRef/>
-      </w:r>
-      <w:r>
-        <w:t>Not updated</w:t>
-      </w:r>
-    </w:p>
-  </w:comment>
-  <w:comment w:id="16" w:author="Em Lim" w:date="2023-03-30T15:55:00Z" w:initials="EL">
-    <w:p>
-      <w:pPr>
-        <w:pStyle w:val="CommentText"/>
-      </w:pPr>
-      <w:r>
-        <w:rPr>
-          <w:rStyle w:val="CommentReference"/>
-        </w:rPr>
-        <w:annotationRef/>
-      </w:r>
-      <w:r>
-        <w:t>Not updated</w:t>
-      </w:r>
-    </w:p>
-  </w:comment>
-  <w:comment w:id="17" w:author="Em Lim" w:date="2023-03-30T15:55:00Z" w:initials="EL">
-    <w:p>
-      <w:pPr>
-        <w:pStyle w:val="CommentText"/>
-      </w:pPr>
-      <w:r>
-        <w:rPr>
-          <w:rStyle w:val="CommentReference"/>
-        </w:rPr>
-        <w:annotationRef/>
-      </w:r>
-      <w:r>
-        <w:t>Not updated</w:t>
+      <w:r>
+        <w:t>mean background nutrients + algae + unmanipulated experiemnt</w:t>
       </w:r>
     </w:p>
   </w:comment>
@@ -29699,11 +29154,8 @@
   <w15:commentEx w15:paraId="5FBB00DD" w15:done="0"/>
   <w15:commentEx w15:paraId="7AFEE86C" w15:done="0"/>
   <w15:commentEx w15:paraId="49783A2B" w15:done="0"/>
-  <w15:commentEx w15:paraId="3C0D5D7D" w15:done="0"/>
+  <w15:commentEx w15:paraId="32706354" w15:done="0"/>
   <w15:commentEx w15:paraId="03DE76E2" w15:done="0"/>
-  <w15:commentEx w15:paraId="02A29EAE" w15:done="0"/>
-  <w15:commentEx w15:paraId="10254551" w15:done="0"/>
-  <w15:commentEx w15:paraId="00E0EAD4" w15:done="0"/>
 </w15:commentsEx>
 </file>
 
@@ -29745,11 +29197,8 @@
   <w16cid:commentId w16cid:paraId="5FBB00DD" w16cid:durableId="273AE123"/>
   <w16cid:commentId w16cid:paraId="7AFEE86C" w16cid:durableId="27A1F27B"/>
   <w16cid:commentId w16cid:paraId="49783A2B" w16cid:durableId="27BC7836"/>
-  <w16cid:commentId w16cid:paraId="3C0D5D7D" w16cid:durableId="27C5FECD"/>
+  <w16cid:commentId w16cid:paraId="32706354" w16cid:durableId="27D1DE22"/>
   <w16cid:commentId w16cid:paraId="03DE76E2" w16cid:durableId="27AB3743"/>
-  <w16cid:commentId w16cid:paraId="02A29EAE" w16cid:durableId="27D02F8B"/>
-  <w16cid:commentId w16cid:paraId="10254551" w16cid:durableId="27D02F7D"/>
-  <w16cid:commentId w16cid:paraId="00E0EAD4" w16cid:durableId="27D02F83"/>
 </w16cid:commentsIds>
 </file>
 
@@ -31266,7 +30715,7 @@
 </file>
 
 <file path=customXml/itemProps1.xml><?xml version="1.0" encoding="utf-8"?>
-<ds:datastoreItem xmlns:ds="http://schemas.openxmlformats.org/officeDocument/2006/customXml" ds:itemID="{4C7FD207-9EF3-0B47-9CD6-717254D98F9B}">
+<ds:datastoreItem xmlns:ds="http://schemas.openxmlformats.org/officeDocument/2006/customXml" ds:itemID="{5F3ADC60-A81C-3E4D-8D14-DE7195FD1F83}">
   <ds:schemaRefs>
     <ds:schemaRef ds:uri="http://schemas.openxmlformats.org/officeDocument/2006/bibliography"/>
   </ds:schemaRefs>

--- a/Publication docs/Lim_meta_analysis IMC_EGL.docx
+++ b/Publication docs/Lim_meta_analysis IMC_EGL.docx
@@ -72,11 +72,19 @@
           <w:vertAlign w:val="superscript"/>
         </w:rPr>
       </w:pPr>
-      <w:r>
-        <w:rPr>
-          <w:rFonts w:ascii="Times New Roman" w:hAnsi="Times New Roman" w:cs="Times New Roman"/>
-        </w:rPr>
-        <w:t>Em G Lim</w:t>
+      <w:proofErr w:type="spellStart"/>
+      <w:r>
+        <w:rPr>
+          <w:rFonts w:ascii="Times New Roman" w:hAnsi="Times New Roman" w:cs="Times New Roman"/>
+        </w:rPr>
+        <w:t>Em</w:t>
+      </w:r>
+      <w:proofErr w:type="spellEnd"/>
+      <w:r>
+        <w:rPr>
+          <w:rFonts w:ascii="Times New Roman" w:hAnsi="Times New Roman" w:cs="Times New Roman"/>
+        </w:rPr>
+        <w:t xml:space="preserve"> G Lim</w:t>
       </w:r>
       <w:r>
         <w:rPr>
@@ -177,7 +185,39 @@
           <w:rFonts w:ascii="Times New Roman" w:hAnsi="Times New Roman" w:cs="Times New Roman"/>
           <w:lang w:val="en-CA"/>
         </w:rPr>
-        <w:t xml:space="preserve">Corresponding author: Em Lim (ORCiD: </w:t>
+        <w:t xml:space="preserve">Corresponding author: </w:t>
+      </w:r>
+      <w:proofErr w:type="spellStart"/>
+      <w:r>
+        <w:rPr>
+          <w:rFonts w:ascii="Times New Roman" w:hAnsi="Times New Roman" w:cs="Times New Roman"/>
+          <w:lang w:val="en-CA"/>
+        </w:rPr>
+        <w:t>Em</w:t>
+      </w:r>
+      <w:proofErr w:type="spellEnd"/>
+      <w:r>
+        <w:rPr>
+          <w:rFonts w:ascii="Times New Roman" w:hAnsi="Times New Roman" w:cs="Times New Roman"/>
+          <w:lang w:val="en-CA"/>
+        </w:rPr>
+        <w:t xml:space="preserve"> Lim (</w:t>
+      </w:r>
+      <w:proofErr w:type="spellStart"/>
+      <w:r>
+        <w:rPr>
+          <w:rFonts w:ascii="Times New Roman" w:hAnsi="Times New Roman" w:cs="Times New Roman"/>
+          <w:lang w:val="en-CA"/>
+        </w:rPr>
+        <w:t>ORCiD</w:t>
+      </w:r>
+      <w:proofErr w:type="spellEnd"/>
+      <w:r>
+        <w:rPr>
+          <w:rFonts w:ascii="Times New Roman" w:hAnsi="Times New Roman" w:cs="Times New Roman"/>
+          <w:lang w:val="en-CA"/>
+        </w:rPr>
+        <w:t xml:space="preserve">: </w:t>
       </w:r>
       <w:r>
         <w:rPr>
@@ -486,7 +526,23 @@
           <w:rFonts w:ascii="Times New Roman" w:hAnsi="Times New Roman" w:cs="Times New Roman"/>
           <w:lang w:val="en-CA"/>
         </w:rPr>
-        <w:t xml:space="preserve">We identified 41 suitable studies, from which we calculated effect sizes as response ratios of productivity of provisioned vs unprovisioned systems. </w:t>
+        <w:t xml:space="preserve">We identified 41 suitable studies, from which we calculated effect sizes as response ratios of productivity of provisioned vs </w:t>
+      </w:r>
+      <w:proofErr w:type="spellStart"/>
+      <w:r>
+        <w:rPr>
+          <w:rFonts w:ascii="Times New Roman" w:hAnsi="Times New Roman" w:cs="Times New Roman"/>
+          <w:lang w:val="en-CA"/>
+        </w:rPr>
+        <w:t>unprovisioned</w:t>
+      </w:r>
+      <w:proofErr w:type="spellEnd"/>
+      <w:r>
+        <w:rPr>
+          <w:rFonts w:ascii="Times New Roman" w:hAnsi="Times New Roman" w:cs="Times New Roman"/>
+          <w:lang w:val="en-CA"/>
+        </w:rPr>
+        <w:t xml:space="preserve"> systems. </w:t>
       </w:r>
       <w:r>
         <w:rPr>
@@ -1325,7 +1381,22 @@
           <w:rFonts w:ascii="Times New Roman" w:hAnsi="Times New Roman" w:cs="Times New Roman"/>
           <w:lang w:val="en-CA"/>
         </w:rPr>
-        <w:t>s is important</w:t>
+        <w:t xml:space="preserve">s is </w:t>
+      </w:r>
+      <w:commentRangeStart w:id="1"/>
+      <w:r>
+        <w:rPr>
+          <w:rFonts w:ascii="Times New Roman" w:hAnsi="Times New Roman" w:cs="Times New Roman"/>
+          <w:lang w:val="en-CA"/>
+        </w:rPr>
+        <w:t>important</w:t>
+      </w:r>
+      <w:commentRangeEnd w:id="1"/>
+      <w:r>
+        <w:rPr>
+          <w:rStyle w:val="CommentReference"/>
+        </w:rPr>
+        <w:commentReference w:id="1"/>
       </w:r>
       <w:r>
         <w:rPr>
@@ -1954,6 +2025,7 @@
         </w:rPr>
         <w:t>y</w:t>
       </w:r>
+      <w:commentRangeStart w:id="2"/>
       <w:r>
         <w:rPr>
           <w:rFonts w:ascii="Times New Roman" w:hAnsi="Times New Roman" w:cs="Times New Roman"/>
@@ -2031,6 +2103,13 @@
           <w:lang w:val="en-CA"/>
         </w:rPr>
         <w:t>.</w:t>
+      </w:r>
+      <w:commentRangeEnd w:id="2"/>
+      <w:r>
+        <w:rPr>
+          <w:rStyle w:val="CommentReference"/>
+        </w:rPr>
+        <w:commentReference w:id="2"/>
       </w:r>
       <w:r>
         <w:rPr>
@@ -2461,7 +2540,22 @@
           <w:rFonts w:ascii="Times New Roman" w:hAnsi="Times New Roman" w:cs="Times New Roman"/>
           <w:lang w:val="en-CA"/>
         </w:rPr>
-        <w:t xml:space="preserve">Exogenous nitrogen sources can profoundly affect marine primary productivity </w:t>
+        <w:t xml:space="preserve">Exogenous nitrogen sources can profoundly affect marine primary </w:t>
+      </w:r>
+      <w:commentRangeStart w:id="3"/>
+      <w:r>
+        <w:rPr>
+          <w:rFonts w:ascii="Times New Roman" w:hAnsi="Times New Roman" w:cs="Times New Roman"/>
+          <w:lang w:val="en-CA"/>
+        </w:rPr>
+        <w:t xml:space="preserve">productivity </w:t>
+      </w:r>
+      <w:commentRangeEnd w:id="3"/>
+      <w:r>
+        <w:rPr>
+          <w:rStyle w:val="CommentReference"/>
+        </w:rPr>
+        <w:commentReference w:id="3"/>
       </w:r>
       <w:r>
         <w:rPr>
@@ -2565,7 +2659,16 @@
           <w:rFonts w:ascii="Times New Roman" w:hAnsi="Times New Roman" w:cs="Times New Roman"/>
           <w:lang w:val="en-CA"/>
         </w:rPr>
-        <w:t xml:space="preserve"> of nitrogen that drives the productivity of temperate marine</w:t>
+        <w:t xml:space="preserve"> of nitrogen that driv</w:t>
+      </w:r>
+      <w:bookmarkStart w:id="4" w:name="_GoBack"/>
+      <w:bookmarkEnd w:id="4"/>
+      <w:r>
+        <w:rPr>
+          <w:rFonts w:ascii="Times New Roman" w:hAnsi="Times New Roman" w:cs="Times New Roman"/>
+          <w:lang w:val="en-CA"/>
+        </w:rPr>
+        <w:t>es the productivity of temperate marine</w:t>
       </w:r>
       <w:r>
         <w:rPr>
@@ -2722,7 +2825,29 @@
           <w:rFonts w:ascii="Times New Roman" w:hAnsi="Times New Roman" w:cs="Times New Roman"/>
           <w:lang w:val="en-CA"/>
         </w:rPr>
-        <w:t>which requires metabolic conversion by plants and algae before use</w:t>
+        <w:t xml:space="preserve">which requires </w:t>
+      </w:r>
+      <w:commentRangeStart w:id="5"/>
+      <w:r>
+        <w:rPr>
+          <w:rFonts w:ascii="Times New Roman" w:hAnsi="Times New Roman" w:cs="Times New Roman"/>
+          <w:lang w:val="en-CA"/>
+        </w:rPr>
+        <w:t xml:space="preserve">metabolic conversion </w:t>
+      </w:r>
+      <w:commentRangeEnd w:id="5"/>
+      <w:r>
+        <w:rPr>
+          <w:rStyle w:val="CommentReference"/>
+        </w:rPr>
+        <w:commentReference w:id="5"/>
+      </w:r>
+      <w:r>
+        <w:rPr>
+          <w:rFonts w:ascii="Times New Roman" w:hAnsi="Times New Roman" w:cs="Times New Roman"/>
+          <w:lang w:val="en-CA"/>
+        </w:rPr>
+        <w:t>by plants and algae before use</w:t>
       </w:r>
       <w:r>
         <w:rPr>
@@ -2787,7 +2912,7 @@
         </w:rPr>
         <w:t>s</w:t>
       </w:r>
-      <w:commentRangeStart w:id="1"/>
+      <w:commentRangeStart w:id="6"/>
       <w:r>
         <w:rPr>
           <w:rFonts w:ascii="Times New Roman" w:hAnsi="Times New Roman" w:cs="Times New Roman"/>
@@ -2796,12 +2921,12 @@
         </w:rPr>
         <w:t xml:space="preserve">ome </w:t>
       </w:r>
-      <w:commentRangeEnd w:id="1"/>
+      <w:commentRangeEnd w:id="6"/>
       <w:r>
         <w:rPr>
           <w:rStyle w:val="CommentReference"/>
         </w:rPr>
-        <w:commentReference w:id="1"/>
+        <w:commentReference w:id="6"/>
       </w:r>
       <w:r>
         <w:rPr>
@@ -3266,7 +3391,7 @@
         </w:rPr>
         <w:t xml:space="preserve"> external nutrient </w:t>
       </w:r>
-      <w:commentRangeStart w:id="2"/>
+      <w:commentRangeStart w:id="7"/>
       <w:r>
         <w:rPr>
           <w:rFonts w:ascii="Times New Roman" w:hAnsi="Times New Roman" w:cs="Times New Roman"/>
@@ -3274,12 +3399,12 @@
         </w:rPr>
         <w:t>input</w:t>
       </w:r>
-      <w:commentRangeEnd w:id="2"/>
+      <w:commentRangeEnd w:id="7"/>
       <w:r>
         <w:rPr>
           <w:rStyle w:val="CommentReference"/>
         </w:rPr>
-        <w:commentReference w:id="2"/>
+        <w:commentReference w:id="7"/>
       </w:r>
       <w:r>
         <w:rPr>
@@ -4782,19 +4907,35 @@
         </w:rPr>
         <w:t xml:space="preserve">(using </w:t>
       </w:r>
+      <w:proofErr w:type="spellStart"/>
       <w:proofErr w:type="gramStart"/>
       <w:r>
         <w:rPr>
           <w:rFonts w:ascii="Times New Roman" w:hAnsi="Times New Roman" w:cs="Times New Roman"/>
         </w:rPr>
-        <w:t>revtools::</w:t>
-      </w:r>
+        <w:t>revtools</w:t>
+      </w:r>
+      <w:proofErr w:type="spellEnd"/>
+      <w:r>
+        <w:rPr>
+          <w:rFonts w:ascii="Times New Roman" w:hAnsi="Times New Roman" w:cs="Times New Roman"/>
+        </w:rPr>
+        <w:t>::</w:t>
+      </w:r>
+      <w:proofErr w:type="spellStart"/>
       <w:proofErr w:type="gramEnd"/>
       <w:r>
         <w:rPr>
           <w:rFonts w:ascii="Times New Roman" w:hAnsi="Times New Roman" w:cs="Times New Roman"/>
         </w:rPr>
-        <w:t xml:space="preserve">find_duplicates() in R), </w:t>
+        <w:t>find_duplicates</w:t>
+      </w:r>
+      <w:proofErr w:type="spellEnd"/>
+      <w:r>
+        <w:rPr>
+          <w:rFonts w:ascii="Times New Roman" w:hAnsi="Times New Roman" w:cs="Times New Roman"/>
+        </w:rPr>
+        <w:t xml:space="preserve">() in R), </w:t>
       </w:r>
       <w:r>
         <w:rPr>
@@ -4988,7 +5129,7 @@
         </w:rPr>
         <w:t xml:space="preserve"> in terms of </w:t>
       </w:r>
-      <w:commentRangeStart w:id="3"/>
+      <w:commentRangeStart w:id="8"/>
       <w:r>
         <w:rPr>
           <w:rFonts w:ascii="Times New Roman" w:hAnsi="Times New Roman" w:cs="Times New Roman"/>
@@ -5001,21 +5142,30 @@
           <w:rFonts w:ascii="Times New Roman" w:hAnsi="Times New Roman" w:cs="Times New Roman"/>
           <w:highlight w:val="yellow"/>
         </w:rPr>
-        <w:t>, etc</w:t>
-      </w:r>
+        <w:t xml:space="preserve">, </w:t>
+      </w:r>
+      <w:proofErr w:type="spellStart"/>
       <w:r>
         <w:rPr>
           <w:rFonts w:ascii="Times New Roman" w:hAnsi="Times New Roman" w:cs="Times New Roman"/>
           <w:highlight w:val="yellow"/>
         </w:rPr>
+        <w:t>etc</w:t>
+      </w:r>
+      <w:proofErr w:type="spellEnd"/>
+      <w:r>
+        <w:rPr>
+          <w:rFonts w:ascii="Times New Roman" w:hAnsi="Times New Roman" w:cs="Times New Roman"/>
+          <w:highlight w:val="yellow"/>
+        </w:rPr>
         <w:t xml:space="preserve"> </w:t>
       </w:r>
-      <w:commentRangeEnd w:id="3"/>
+      <w:commentRangeEnd w:id="8"/>
       <w:r>
         <w:rPr>
           <w:rStyle w:val="CommentReference"/>
         </w:rPr>
-        <w:commentReference w:id="3"/>
+        <w:commentReference w:id="8"/>
       </w:r>
       <w:r>
         <w:rPr>
@@ -5127,7 +5277,21 @@
         <w:rPr>
           <w:rFonts w:ascii="Times New Roman" w:hAnsi="Times New Roman" w:cs="Times New Roman"/>
         </w:rPr>
-        <w:t xml:space="preserve"> mean, standard deviation, and sample size for both the unprovisioned control and the provisioned treatment</w:t>
+        <w:t xml:space="preserve"> mean, standard deviation, and sample size for both the </w:t>
+      </w:r>
+      <w:proofErr w:type="spellStart"/>
+      <w:r>
+        <w:rPr>
+          <w:rFonts w:ascii="Times New Roman" w:hAnsi="Times New Roman" w:cs="Times New Roman"/>
+        </w:rPr>
+        <w:t>unprovisioned</w:t>
+      </w:r>
+      <w:proofErr w:type="spellEnd"/>
+      <w:r>
+        <w:rPr>
+          <w:rFonts w:ascii="Times New Roman" w:hAnsi="Times New Roman" w:cs="Times New Roman"/>
+        </w:rPr>
+        <w:t xml:space="preserve"> control and the provisioned treatment</w:t>
       </w:r>
       <w:r>
         <w:rPr>
@@ -5211,7 +5375,21 @@
         <w:rPr>
           <w:rFonts w:ascii="Times New Roman" w:hAnsi="Times New Roman" w:cs="Times New Roman"/>
         </w:rPr>
-        <w:t xml:space="preserve">When instantaneous measurements (e.g. oxygen production) were made at multiple time points we included all time points. When data were only available in graph form, we used the program WebPlotDigitizer </w:t>
+        <w:t xml:space="preserve">When instantaneous measurements (e.g. oxygen production) were made at multiple time points we included all time points. When data were only available in graph form, we used the program </w:t>
+      </w:r>
+      <w:proofErr w:type="spellStart"/>
+      <w:r>
+        <w:rPr>
+          <w:rFonts w:ascii="Times New Roman" w:hAnsi="Times New Roman" w:cs="Times New Roman"/>
+        </w:rPr>
+        <w:t>WebPlotDigitizer</w:t>
+      </w:r>
+      <w:proofErr w:type="spellEnd"/>
+      <w:r>
+        <w:rPr>
+          <w:rFonts w:ascii="Times New Roman" w:hAnsi="Times New Roman" w:cs="Times New Roman"/>
+        </w:rPr>
+        <w:t xml:space="preserve"> </w:t>
       </w:r>
       <w:r>
         <w:rPr>
@@ -5820,19 +5998,35 @@
         </w:rPr>
         <w:t xml:space="preserve">using the R function </w:t>
       </w:r>
+      <w:proofErr w:type="spellStart"/>
       <w:proofErr w:type="gramStart"/>
       <w:r>
         <w:rPr>
           <w:rFonts w:ascii="Times New Roman" w:hAnsi="Times New Roman" w:cs="Times New Roman"/>
         </w:rPr>
-        <w:t>metafor::</w:t>
-      </w:r>
+        <w:t>metafor</w:t>
+      </w:r>
+      <w:proofErr w:type="spellEnd"/>
+      <w:r>
+        <w:rPr>
+          <w:rFonts w:ascii="Times New Roman" w:hAnsi="Times New Roman" w:cs="Times New Roman"/>
+        </w:rPr>
+        <w:t>::</w:t>
+      </w:r>
+      <w:proofErr w:type="spellStart"/>
       <w:proofErr w:type="gramEnd"/>
       <w:r>
         <w:rPr>
           <w:rFonts w:ascii="Times New Roman" w:hAnsi="Times New Roman" w:cs="Times New Roman"/>
         </w:rPr>
-        <w:t>escalc, which computes effect size as the log of the treatment</w:t>
+        <w:t>escalc</w:t>
+      </w:r>
+      <w:proofErr w:type="spellEnd"/>
+      <w:r>
+        <w:rPr>
+          <w:rFonts w:ascii="Times New Roman" w:hAnsi="Times New Roman" w:cs="Times New Roman"/>
+        </w:rPr>
+        <w:t>, which computes effect size as the log of the treatment</w:t>
       </w:r>
       <w:r>
         <w:rPr>
@@ -5877,12 +6071,20 @@
         </w:rPr>
         <w:t>metaphor::</w:t>
       </w:r>
+      <w:proofErr w:type="spellStart"/>
       <w:proofErr w:type="gramEnd"/>
       <w:r>
         <w:rPr>
           <w:rFonts w:ascii="Times New Roman" w:hAnsi="Times New Roman" w:cs="Times New Roman"/>
         </w:rPr>
-        <w:t xml:space="preserve">vif), with VIF values of </w:t>
+        <w:t>vif</w:t>
+      </w:r>
+      <w:proofErr w:type="spellEnd"/>
+      <w:r>
+        <w:rPr>
+          <w:rFonts w:ascii="Times New Roman" w:hAnsi="Times New Roman" w:cs="Times New Roman"/>
+        </w:rPr>
+        <w:t xml:space="preserve">), with VIF values of </w:t>
       </w:r>
       <w:r>
         <w:rPr>
@@ -6046,12 +6248,20 @@
         </w:rPr>
         <w:t xml:space="preserve"> (</w:t>
       </w:r>
+      <w:proofErr w:type="spellStart"/>
       <w:proofErr w:type="gramStart"/>
       <w:r>
         <w:rPr>
           <w:rFonts w:ascii="Times New Roman" w:hAnsi="Times New Roman" w:cs="Times New Roman"/>
         </w:rPr>
-        <w:t>metafor::</w:t>
+        <w:t>metafor</w:t>
+      </w:r>
+      <w:proofErr w:type="spellEnd"/>
+      <w:r>
+        <w:rPr>
+          <w:rFonts w:ascii="Times New Roman" w:hAnsi="Times New Roman" w:cs="Times New Roman"/>
+        </w:rPr>
+        <w:t>::</w:t>
       </w:r>
       <w:proofErr w:type="gramEnd"/>
       <w:r>
@@ -6187,11 +6397,19 @@
         </w:rPr>
         <w:t>random = ~ 1 | paper /</w:t>
       </w:r>
-      <w:r>
-        <w:rPr>
-          <w:rFonts w:ascii="Times New Roman" w:hAnsi="Times New Roman" w:cs="Times New Roman"/>
-        </w:rPr>
-        <w:t>individual_effect_size)</w:t>
+      <w:proofErr w:type="spellStart"/>
+      <w:r>
+        <w:rPr>
+          <w:rFonts w:ascii="Times New Roman" w:hAnsi="Times New Roman" w:cs="Times New Roman"/>
+        </w:rPr>
+        <w:t>individual_effect_size</w:t>
+      </w:r>
+      <w:proofErr w:type="spellEnd"/>
+      <w:r>
+        <w:rPr>
+          <w:rFonts w:ascii="Times New Roman" w:hAnsi="Times New Roman" w:cs="Times New Roman"/>
+        </w:rPr>
+        <w:t>)</w:t>
       </w:r>
       <w:r>
         <w:rPr>
@@ -6464,7 +6682,7 @@
       <w:pPr>
         <w:spacing w:line="360" w:lineRule="auto"/>
         <w:rPr>
-          <w:ins w:id="4" w:author="Em Lim" w:date="2023-03-23T11:22:00Z"/>
+          <w:ins w:id="9" w:author="Em Lim" w:date="2023-03-23T11:22:00Z"/>
           <w:rFonts w:ascii="Times New Roman" w:hAnsi="Times New Roman" w:cs="Times New Roman"/>
         </w:rPr>
       </w:pPr>
@@ -6752,19 +6970,19 @@
           <w:rFonts w:ascii="Times New Roman" w:hAnsi="Times New Roman" w:cs="Times New Roman"/>
         </w:rPr>
       </w:pPr>
-      <w:commentRangeStart w:id="5"/>
+      <w:commentRangeStart w:id="10"/>
       <w:r>
         <w:rPr>
           <w:rFonts w:ascii="Times New Roman" w:hAnsi="Times New Roman" w:cs="Times New Roman"/>
         </w:rPr>
         <w:t>Fig. S1</w:t>
       </w:r>
-      <w:commentRangeEnd w:id="5"/>
+      <w:commentRangeEnd w:id="10"/>
       <w:r>
         <w:rPr>
           <w:rStyle w:val="CommentReference"/>
         </w:rPr>
-        <w:commentReference w:id="5"/>
+        <w:commentReference w:id="10"/>
       </w:r>
       <w:r>
         <w:rPr>
@@ -6772,7 +6990,7 @@
         </w:rPr>
         <w:t xml:space="preserve">. Funnel plot for the model including background nutrients. </w:t>
       </w:r>
-      <w:ins w:id="6" w:author="Isabelle Cote" w:date="2023-02-23T15:37:00Z">
+      <w:ins w:id="11" w:author="Isabelle Cote" w:date="2023-02-23T15:37:00Z">
         <w:r>
           <w:rPr>
             <w:rFonts w:ascii="Times New Roman" w:hAnsi="Times New Roman" w:cs="Times New Roman"/>
@@ -6780,7 +6998,7 @@
           <w:t>What is residual value here? Effect size??</w:t>
         </w:r>
       </w:ins>
-      <w:ins w:id="7" w:author="Isabelle Cote" w:date="2023-02-23T15:45:00Z">
+      <w:ins w:id="12" w:author="Isabelle Cote" w:date="2023-02-23T15:45:00Z">
         <w:r>
           <w:rPr>
             <w:rFonts w:ascii="Times New Roman" w:hAnsi="Times New Roman" w:cs="Times New Roman"/>
@@ -7131,11 +7349,19 @@
         </w:rPr>
         <w:t xml:space="preserve">). </w:t>
       </w:r>
-      <w:r>
-        <w:rPr>
-          <w:rFonts w:ascii="Times New Roman" w:hAnsi="Times New Roman" w:cs="Times New Roman"/>
-        </w:rPr>
-        <w:t xml:space="preserve">Unstocked field experiments </w:t>
+      <w:proofErr w:type="spellStart"/>
+      <w:r>
+        <w:rPr>
+          <w:rFonts w:ascii="Times New Roman" w:hAnsi="Times New Roman" w:cs="Times New Roman"/>
+        </w:rPr>
+        <w:t>Unstocked</w:t>
+      </w:r>
+      <w:proofErr w:type="spellEnd"/>
+      <w:r>
+        <w:rPr>
+          <w:rFonts w:ascii="Times New Roman" w:hAnsi="Times New Roman" w:cs="Times New Roman"/>
+        </w:rPr>
+        <w:t xml:space="preserve"> field experiments </w:t>
       </w:r>
       <w:r>
         <w:rPr>
@@ -7143,11 +7369,19 @@
         </w:rPr>
         <w:t>(</w:t>
       </w:r>
-      <w:r>
-        <w:rPr>
-          <w:rFonts w:ascii="Times New Roman" w:hAnsi="Times New Roman" w:cs="Times New Roman"/>
-        </w:rPr>
-        <w:t xml:space="preserve">i.e, </w:t>
+      <w:proofErr w:type="spellStart"/>
+      <w:r>
+        <w:rPr>
+          <w:rFonts w:ascii="Times New Roman" w:hAnsi="Times New Roman" w:cs="Times New Roman"/>
+        </w:rPr>
+        <w:t>i.e</w:t>
+      </w:r>
+      <w:proofErr w:type="spellEnd"/>
+      <w:r>
+        <w:rPr>
+          <w:rFonts w:ascii="Times New Roman" w:hAnsi="Times New Roman" w:cs="Times New Roman"/>
+        </w:rPr>
+        <w:t xml:space="preserve">, </w:t>
       </w:r>
       <w:r>
         <w:rPr>
@@ -7611,7 +7845,7 @@
       <w:pPr>
         <w:spacing w:line="360" w:lineRule="auto"/>
         <w:rPr>
-          <w:ins w:id="8" w:author="Em Lim" w:date="2023-03-23T11:02:00Z"/>
+          <w:ins w:id="13" w:author="Em Lim" w:date="2023-03-23T11:02:00Z"/>
           <w:rFonts w:ascii="Times New Roman" w:hAnsi="Times New Roman" w:cs="Times New Roman"/>
         </w:rPr>
       </w:pPr>
@@ -7932,6 +8166,7 @@
                 <w:lang w:val="en-CA"/>
               </w:rPr>
             </w:pPr>
+            <w:proofErr w:type="spellStart"/>
             <w:r>
               <w:rPr>
                 <w:rFonts w:ascii="Lucida Grande" w:eastAsia="Times New Roman" w:hAnsi="Lucida Grande" w:cs="Lucida Grande"/>
@@ -7941,6 +8176,7 @@
               </w:rPr>
               <w:t>Anadyomenaceae</w:t>
             </w:r>
+            <w:proofErr w:type="spellEnd"/>
           </w:p>
         </w:tc>
         <w:tc>
@@ -7960,6 +8196,7 @@
                 <w:lang w:val="en-CA"/>
               </w:rPr>
             </w:pPr>
+            <w:proofErr w:type="spellStart"/>
             <w:r>
               <w:rPr>
                 <w:rFonts w:ascii="Lucida Grande" w:eastAsia="Times New Roman" w:hAnsi="Lucida Grande" w:cs="Lucida Grande"/>
@@ -7969,6 +8206,7 @@
               </w:rPr>
               <w:t>Microdictyon</w:t>
             </w:r>
+            <w:proofErr w:type="spellEnd"/>
           </w:p>
         </w:tc>
         <w:tc>
@@ -7988,6 +8226,7 @@
                 <w:lang w:val="en-CA"/>
               </w:rPr>
             </w:pPr>
+            <w:proofErr w:type="spellStart"/>
             <w:r>
               <w:rPr>
                 <w:rFonts w:ascii="Lucida Grande" w:eastAsia="Times New Roman" w:hAnsi="Lucida Grande" w:cs="Lucida Grande"/>
@@ -7997,6 +8236,7 @@
               </w:rPr>
               <w:t>marinum</w:t>
             </w:r>
+            <w:proofErr w:type="spellEnd"/>
           </w:p>
         </w:tc>
         <w:tc>
@@ -8078,6 +8318,7 @@
                 <w:lang w:val="en-CA"/>
               </w:rPr>
             </w:pPr>
+            <w:proofErr w:type="spellStart"/>
             <w:r>
               <w:rPr>
                 <w:rFonts w:ascii="Lucida Grande" w:eastAsia="Times New Roman" w:hAnsi="Lucida Grande" w:cs="Lucida Grande"/>
@@ -8087,6 +8328,7 @@
               </w:rPr>
               <w:t>Bangiaceae</w:t>
             </w:r>
+            <w:proofErr w:type="spellEnd"/>
           </w:p>
         </w:tc>
         <w:tc>
@@ -8106,6 +8348,7 @@
                 <w:lang w:val="en-CA"/>
               </w:rPr>
             </w:pPr>
+            <w:proofErr w:type="spellStart"/>
             <w:r>
               <w:rPr>
                 <w:rFonts w:ascii="Lucida Grande" w:eastAsia="Times New Roman" w:hAnsi="Lucida Grande" w:cs="Lucida Grande"/>
@@ -8115,6 +8358,7 @@
               </w:rPr>
               <w:t>Porphyra</w:t>
             </w:r>
+            <w:proofErr w:type="spellEnd"/>
           </w:p>
         </w:tc>
         <w:tc>
@@ -8134,6 +8378,7 @@
                 <w:lang w:val="en-CA"/>
               </w:rPr>
             </w:pPr>
+            <w:proofErr w:type="spellStart"/>
             <w:r>
               <w:rPr>
                 <w:rFonts w:ascii="Lucida Grande" w:eastAsia="Times New Roman" w:hAnsi="Lucida Grande" w:cs="Lucida Grande"/>
@@ -8143,6 +8388,7 @@
               </w:rPr>
               <w:t>perforata</w:t>
             </w:r>
+            <w:proofErr w:type="spellEnd"/>
           </w:p>
         </w:tc>
         <w:tc>
@@ -8224,6 +8470,7 @@
                 <w:lang w:val="en-CA"/>
               </w:rPr>
             </w:pPr>
+            <w:proofErr w:type="spellStart"/>
             <w:r>
               <w:rPr>
                 <w:rFonts w:ascii="Lucida Grande" w:eastAsia="Times New Roman" w:hAnsi="Lucida Grande" w:cs="Lucida Grande"/>
@@ -8233,6 +8480,7 @@
               </w:rPr>
               <w:t>Dictyotaceae</w:t>
             </w:r>
+            <w:proofErr w:type="spellEnd"/>
           </w:p>
         </w:tc>
         <w:tc>
@@ -8252,6 +8500,7 @@
                 <w:lang w:val="en-CA"/>
               </w:rPr>
             </w:pPr>
+            <w:proofErr w:type="spellStart"/>
             <w:r>
               <w:rPr>
                 <w:rFonts w:ascii="Lucida Grande" w:eastAsia="Times New Roman" w:hAnsi="Lucida Grande" w:cs="Lucida Grande"/>
@@ -8261,6 +8510,7 @@
               </w:rPr>
               <w:t>Dictyota</w:t>
             </w:r>
+            <w:proofErr w:type="spellEnd"/>
           </w:p>
         </w:tc>
         <w:tc>
@@ -8370,6 +8620,7 @@
                 <w:lang w:val="en-CA"/>
               </w:rPr>
             </w:pPr>
+            <w:proofErr w:type="spellStart"/>
             <w:r>
               <w:rPr>
                 <w:rFonts w:ascii="Lucida Grande" w:eastAsia="Times New Roman" w:hAnsi="Lucida Grande" w:cs="Lucida Grande"/>
@@ -8379,6 +8630,7 @@
               </w:rPr>
               <w:t>Ectocarpaceae</w:t>
             </w:r>
+            <w:proofErr w:type="spellEnd"/>
           </w:p>
         </w:tc>
         <w:tc>
@@ -8398,6 +8650,7 @@
                 <w:lang w:val="en-CA"/>
               </w:rPr>
             </w:pPr>
+            <w:proofErr w:type="spellStart"/>
             <w:r>
               <w:rPr>
                 <w:rFonts w:ascii="Lucida Grande" w:eastAsia="Times New Roman" w:hAnsi="Lucida Grande" w:cs="Lucida Grande"/>
@@ -8407,6 +8660,7 @@
               </w:rPr>
               <w:t>Ectocarpus</w:t>
             </w:r>
+            <w:proofErr w:type="spellEnd"/>
           </w:p>
         </w:tc>
         <w:tc>
@@ -8426,6 +8680,7 @@
                 <w:lang w:val="en-CA"/>
               </w:rPr>
             </w:pPr>
+            <w:proofErr w:type="spellStart"/>
             <w:r>
               <w:rPr>
                 <w:rFonts w:ascii="Lucida Grande" w:eastAsia="Times New Roman" w:hAnsi="Lucida Grande" w:cs="Lucida Grande"/>
@@ -8435,6 +8690,7 @@
               </w:rPr>
               <w:t>siliculosus</w:t>
             </w:r>
+            <w:proofErr w:type="spellEnd"/>
           </w:p>
         </w:tc>
         <w:tc>
@@ -8516,6 +8772,7 @@
                 <w:lang w:val="en-CA"/>
               </w:rPr>
             </w:pPr>
+            <w:proofErr w:type="spellStart"/>
             <w:r>
               <w:rPr>
                 <w:rFonts w:ascii="Lucida Grande" w:eastAsia="Times New Roman" w:hAnsi="Lucida Grande" w:cs="Lucida Grande"/>
@@ -8525,6 +8782,7 @@
               </w:rPr>
               <w:t>Endocladiaceae</w:t>
             </w:r>
+            <w:proofErr w:type="spellEnd"/>
           </w:p>
         </w:tc>
         <w:tc>
@@ -8544,6 +8802,7 @@
                 <w:lang w:val="en-CA"/>
               </w:rPr>
             </w:pPr>
+            <w:proofErr w:type="spellStart"/>
             <w:r>
               <w:rPr>
                 <w:rFonts w:ascii="Lucida Grande" w:eastAsia="Times New Roman" w:hAnsi="Lucida Grande" w:cs="Lucida Grande"/>
@@ -8553,6 +8812,7 @@
               </w:rPr>
               <w:t>Endocladia</w:t>
             </w:r>
+            <w:proofErr w:type="spellEnd"/>
           </w:p>
         </w:tc>
         <w:tc>
@@ -8572,6 +8832,7 @@
                 <w:lang w:val="en-CA"/>
               </w:rPr>
             </w:pPr>
+            <w:proofErr w:type="spellStart"/>
             <w:r>
               <w:rPr>
                 <w:rFonts w:ascii="Lucida Grande" w:eastAsia="Times New Roman" w:hAnsi="Lucida Grande" w:cs="Lucida Grande"/>
@@ -8581,6 +8842,7 @@
               </w:rPr>
               <w:t>muricata</w:t>
             </w:r>
+            <w:proofErr w:type="spellEnd"/>
           </w:p>
         </w:tc>
         <w:tc>
@@ -8662,6 +8924,7 @@
                 <w:lang w:val="en-CA"/>
               </w:rPr>
             </w:pPr>
+            <w:proofErr w:type="spellStart"/>
             <w:r>
               <w:rPr>
                 <w:rFonts w:ascii="Lucida Grande" w:eastAsia="Times New Roman" w:hAnsi="Lucida Grande" w:cs="Lucida Grande"/>
@@ -8671,6 +8934,7 @@
               </w:rPr>
               <w:t>Fucaceae</w:t>
             </w:r>
+            <w:proofErr w:type="spellEnd"/>
           </w:p>
         </w:tc>
         <w:tc>
@@ -8690,6 +8954,7 @@
                 <w:lang w:val="en-CA"/>
               </w:rPr>
             </w:pPr>
+            <w:proofErr w:type="spellStart"/>
             <w:r>
               <w:rPr>
                 <w:rFonts w:ascii="Lucida Grande" w:eastAsia="Times New Roman" w:hAnsi="Lucida Grande" w:cs="Lucida Grande"/>
@@ -8699,6 +8964,7 @@
               </w:rPr>
               <w:t>Pelvetiopsis</w:t>
             </w:r>
+            <w:proofErr w:type="spellEnd"/>
           </w:p>
         </w:tc>
         <w:tc>
@@ -8718,6 +8984,7 @@
                 <w:lang w:val="en-CA"/>
               </w:rPr>
             </w:pPr>
+            <w:proofErr w:type="spellStart"/>
             <w:r>
               <w:rPr>
                 <w:rFonts w:ascii="Lucida Grande" w:eastAsia="Times New Roman" w:hAnsi="Lucida Grande" w:cs="Lucida Grande"/>
@@ -8727,6 +8994,7 @@
               </w:rPr>
               <w:t>limitata</w:t>
             </w:r>
+            <w:proofErr w:type="spellEnd"/>
           </w:p>
         </w:tc>
         <w:tc>
@@ -8808,6 +9076,7 @@
                 <w:lang w:val="en-CA"/>
               </w:rPr>
             </w:pPr>
+            <w:proofErr w:type="spellStart"/>
             <w:r>
               <w:rPr>
                 <w:rFonts w:ascii="Lucida Grande" w:eastAsia="Times New Roman" w:hAnsi="Lucida Grande" w:cs="Lucida Grande"/>
@@ -8817,6 +9086,7 @@
               </w:rPr>
               <w:t>Halymeniaceae</w:t>
             </w:r>
+            <w:proofErr w:type="spellEnd"/>
           </w:p>
         </w:tc>
         <w:tc>
@@ -8836,6 +9106,7 @@
                 <w:lang w:val="en-CA"/>
               </w:rPr>
             </w:pPr>
+            <w:proofErr w:type="spellStart"/>
             <w:r>
               <w:rPr>
                 <w:rFonts w:ascii="Lucida Grande" w:eastAsia="Times New Roman" w:hAnsi="Lucida Grande" w:cs="Lucida Grande"/>
@@ -8845,6 +9116,7 @@
               </w:rPr>
               <w:t>Prionitis</w:t>
             </w:r>
+            <w:proofErr w:type="spellEnd"/>
           </w:p>
         </w:tc>
         <w:tc>
@@ -8864,6 +9136,7 @@
                 <w:lang w:val="en-CA"/>
               </w:rPr>
             </w:pPr>
+            <w:proofErr w:type="spellStart"/>
             <w:r>
               <w:rPr>
                 <w:rFonts w:ascii="Lucida Grande" w:eastAsia="Times New Roman" w:hAnsi="Lucida Grande" w:cs="Lucida Grande"/>
@@ -8873,6 +9146,7 @@
               </w:rPr>
               <w:t>lanceolata</w:t>
             </w:r>
+            <w:proofErr w:type="spellEnd"/>
           </w:p>
         </w:tc>
         <w:tc>
@@ -8954,6 +9228,7 @@
                 <w:lang w:val="en-CA"/>
               </w:rPr>
             </w:pPr>
+            <w:proofErr w:type="spellStart"/>
             <w:r>
               <w:rPr>
                 <w:rFonts w:ascii="Lucida Grande" w:eastAsia="Times New Roman" w:hAnsi="Lucida Grande" w:cs="Lucida Grande"/>
@@ -8963,6 +9238,7 @@
               </w:rPr>
               <w:t>Laminariaceae</w:t>
             </w:r>
+            <w:proofErr w:type="spellEnd"/>
           </w:p>
         </w:tc>
         <w:tc>
@@ -8982,6 +9258,7 @@
                 <w:lang w:val="en-CA"/>
               </w:rPr>
             </w:pPr>
+            <w:proofErr w:type="spellStart"/>
             <w:r>
               <w:rPr>
                 <w:rFonts w:ascii="Lucida Grande" w:eastAsia="Times New Roman" w:hAnsi="Lucida Grande" w:cs="Lucida Grande"/>
@@ -8991,6 +9268,7 @@
               </w:rPr>
               <w:t>Macrocystis</w:t>
             </w:r>
+            <w:proofErr w:type="spellEnd"/>
           </w:p>
         </w:tc>
         <w:tc>
@@ -9010,6 +9288,7 @@
                 <w:lang w:val="en-CA"/>
               </w:rPr>
             </w:pPr>
+            <w:proofErr w:type="spellStart"/>
             <w:r>
               <w:rPr>
                 <w:rFonts w:ascii="Lucida Grande" w:eastAsia="Times New Roman" w:hAnsi="Lucida Grande" w:cs="Lucida Grande"/>
@@ -9019,6 +9298,7 @@
               </w:rPr>
               <w:t>pyrifera</w:t>
             </w:r>
+            <w:proofErr w:type="spellEnd"/>
           </w:p>
         </w:tc>
         <w:tc>
@@ -9100,6 +9380,7 @@
                 <w:lang w:val="en-CA"/>
               </w:rPr>
             </w:pPr>
+            <w:proofErr w:type="spellStart"/>
             <w:r>
               <w:rPr>
                 <w:rFonts w:ascii="Lucida Grande" w:eastAsia="Times New Roman" w:hAnsi="Lucida Grande" w:cs="Lucida Grande"/>
@@ -9109,6 +9390,7 @@
               </w:rPr>
               <w:t>Phyllophoraceae</w:t>
             </w:r>
+            <w:proofErr w:type="spellEnd"/>
           </w:p>
         </w:tc>
         <w:tc>
@@ -9128,6 +9410,7 @@
                 <w:lang w:val="en-CA"/>
               </w:rPr>
             </w:pPr>
+            <w:proofErr w:type="spellStart"/>
             <w:r>
               <w:rPr>
                 <w:rFonts w:ascii="Lucida Grande" w:eastAsia="Times New Roman" w:hAnsi="Lucida Grande" w:cs="Lucida Grande"/>
@@ -9137,6 +9420,7 @@
               </w:rPr>
               <w:t>Mastocarpus</w:t>
             </w:r>
+            <w:proofErr w:type="spellEnd"/>
           </w:p>
         </w:tc>
         <w:tc>
@@ -9156,6 +9440,7 @@
                 <w:lang w:val="en-CA"/>
               </w:rPr>
             </w:pPr>
+            <w:proofErr w:type="spellStart"/>
             <w:r>
               <w:rPr>
                 <w:rFonts w:ascii="Lucida Grande" w:eastAsia="Times New Roman" w:hAnsi="Lucida Grande" w:cs="Lucida Grande"/>
@@ -9165,6 +9450,7 @@
               </w:rPr>
               <w:t>papillatus</w:t>
             </w:r>
+            <w:proofErr w:type="spellEnd"/>
           </w:p>
         </w:tc>
         <w:tc>
@@ -9246,6 +9532,7 @@
                 <w:lang w:val="en-CA"/>
               </w:rPr>
             </w:pPr>
+            <w:proofErr w:type="spellStart"/>
             <w:r>
               <w:rPr>
                 <w:rFonts w:ascii="Lucida Grande" w:eastAsia="Times New Roman" w:hAnsi="Lucida Grande" w:cs="Lucida Grande"/>
@@ -9255,6 +9542,7 @@
               </w:rPr>
               <w:t>Rhodomelaceae</w:t>
             </w:r>
+            <w:proofErr w:type="spellEnd"/>
           </w:p>
         </w:tc>
         <w:tc>
@@ -9274,6 +9562,7 @@
                 <w:lang w:val="en-CA"/>
               </w:rPr>
             </w:pPr>
+            <w:proofErr w:type="spellStart"/>
             <w:r>
               <w:rPr>
                 <w:rFonts w:ascii="Lucida Grande" w:eastAsia="Times New Roman" w:hAnsi="Lucida Grande" w:cs="Lucida Grande"/>
@@ -9283,6 +9572,7 @@
               </w:rPr>
               <w:t>Odonthalia</w:t>
             </w:r>
+            <w:proofErr w:type="spellEnd"/>
           </w:p>
         </w:tc>
         <w:tc>
@@ -9302,6 +9592,7 @@
                 <w:lang w:val="en-CA"/>
               </w:rPr>
             </w:pPr>
+            <w:proofErr w:type="spellStart"/>
             <w:r>
               <w:rPr>
                 <w:rFonts w:ascii="Lucida Grande" w:eastAsia="Times New Roman" w:hAnsi="Lucida Grande" w:cs="Lucida Grande"/>
@@ -9311,6 +9602,7 @@
               </w:rPr>
               <w:t>floccosa</w:t>
             </w:r>
+            <w:proofErr w:type="spellEnd"/>
           </w:p>
         </w:tc>
         <w:tc>
@@ -9550,6 +9842,7 @@
                 <w:lang w:val="en-CA"/>
               </w:rPr>
             </w:pPr>
+            <w:proofErr w:type="spellStart"/>
             <w:r>
               <w:rPr>
                 <w:rFonts w:ascii="Lucida Grande" w:eastAsia="Times New Roman" w:hAnsi="Lucida Grande" w:cs="Lucida Grande"/>
@@ -9559,6 +9852,7 @@
               </w:rPr>
               <w:t>Acroporidae</w:t>
             </w:r>
+            <w:proofErr w:type="spellEnd"/>
           </w:p>
         </w:tc>
         <w:tc>
@@ -9606,6 +9900,7 @@
                 <w:lang w:val="en-CA"/>
               </w:rPr>
             </w:pPr>
+            <w:proofErr w:type="spellStart"/>
             <w:r>
               <w:rPr>
                 <w:rFonts w:ascii="Lucida Grande" w:eastAsia="Times New Roman" w:hAnsi="Lucida Grande" w:cs="Lucida Grande"/>
@@ -9615,6 +9910,7 @@
               </w:rPr>
               <w:t>cervicornis</w:t>
             </w:r>
+            <w:proofErr w:type="spellEnd"/>
           </w:p>
         </w:tc>
         <w:tc>
@@ -9696,6 +9992,7 @@
                 <w:lang w:val="en-CA"/>
               </w:rPr>
             </w:pPr>
+            <w:proofErr w:type="spellStart"/>
             <w:r>
               <w:rPr>
                 <w:rFonts w:ascii="Lucida Grande" w:eastAsia="Times New Roman" w:hAnsi="Lucida Grande" w:cs="Lucida Grande"/>
@@ -9705,6 +10002,7 @@
               </w:rPr>
               <w:t>Acroporidae</w:t>
             </w:r>
+            <w:proofErr w:type="spellEnd"/>
           </w:p>
         </w:tc>
         <w:tc>
@@ -9752,6 +10050,7 @@
                 <w:lang w:val="en-CA"/>
               </w:rPr>
             </w:pPr>
+            <w:proofErr w:type="spellStart"/>
             <w:r>
               <w:rPr>
                 <w:rFonts w:ascii="Lucida Grande" w:eastAsia="Times New Roman" w:hAnsi="Lucida Grande" w:cs="Lucida Grande"/>
@@ -9761,6 +10060,7 @@
               </w:rPr>
               <w:t>formosa</w:t>
             </w:r>
+            <w:proofErr w:type="spellEnd"/>
           </w:p>
         </w:tc>
         <w:tc>
@@ -9842,6 +10142,7 @@
                 <w:lang w:val="en-CA"/>
               </w:rPr>
             </w:pPr>
+            <w:proofErr w:type="spellStart"/>
             <w:r>
               <w:rPr>
                 <w:rFonts w:ascii="Lucida Grande" w:eastAsia="Times New Roman" w:hAnsi="Lucida Grande" w:cs="Lucida Grande"/>
@@ -9851,6 +10152,7 @@
               </w:rPr>
               <w:t>Acroporidae</w:t>
             </w:r>
+            <w:proofErr w:type="spellEnd"/>
           </w:p>
         </w:tc>
         <w:tc>
@@ -9898,6 +10200,7 @@
                 <w:lang w:val="en-CA"/>
               </w:rPr>
             </w:pPr>
+            <w:proofErr w:type="spellStart"/>
             <w:r>
               <w:rPr>
                 <w:rFonts w:ascii="Lucida Grande" w:eastAsia="Times New Roman" w:hAnsi="Lucida Grande" w:cs="Lucida Grande"/>
@@ -9907,6 +10210,7 @@
               </w:rPr>
               <w:t>palmata</w:t>
             </w:r>
+            <w:proofErr w:type="spellEnd"/>
           </w:p>
         </w:tc>
         <w:tc>
@@ -9988,6 +10292,7 @@
                 <w:lang w:val="en-CA"/>
               </w:rPr>
             </w:pPr>
+            <w:proofErr w:type="spellStart"/>
             <w:r>
               <w:rPr>
                 <w:rFonts w:ascii="Lucida Grande" w:eastAsia="Times New Roman" w:hAnsi="Lucida Grande" w:cs="Lucida Grande"/>
@@ -9997,6 +10302,7 @@
               </w:rPr>
               <w:t>Acroporidae</w:t>
             </w:r>
+            <w:proofErr w:type="spellEnd"/>
           </w:p>
         </w:tc>
         <w:tc>
@@ -10044,6 +10350,7 @@
                 <w:lang w:val="en-CA"/>
               </w:rPr>
             </w:pPr>
+            <w:proofErr w:type="spellStart"/>
             <w:r>
               <w:rPr>
                 <w:rFonts w:ascii="Lucida Grande" w:eastAsia="Times New Roman" w:hAnsi="Lucida Grande" w:cs="Lucida Grande"/>
@@ -10053,6 +10360,7 @@
               </w:rPr>
               <w:t>furcata</w:t>
             </w:r>
+            <w:proofErr w:type="spellEnd"/>
           </w:p>
         </w:tc>
         <w:tc>
@@ -10134,6 +10442,7 @@
                 <w:lang w:val="en-CA"/>
               </w:rPr>
             </w:pPr>
+            <w:proofErr w:type="spellStart"/>
             <w:r>
               <w:rPr>
                 <w:rFonts w:ascii="Lucida Grande" w:eastAsia="Times New Roman" w:hAnsi="Lucida Grande" w:cs="Lucida Grande"/>
@@ -10143,6 +10452,7 @@
               </w:rPr>
               <w:t>Actiniidae</w:t>
             </w:r>
+            <w:proofErr w:type="spellEnd"/>
           </w:p>
         </w:tc>
         <w:tc>
@@ -10162,6 +10472,7 @@
                 <w:lang w:val="en-CA"/>
               </w:rPr>
             </w:pPr>
+            <w:proofErr w:type="spellStart"/>
             <w:r>
               <w:rPr>
                 <w:rFonts w:ascii="Lucida Grande" w:eastAsia="Times New Roman" w:hAnsi="Lucida Grande" w:cs="Lucida Grande"/>
@@ -10171,6 +10482,7 @@
               </w:rPr>
               <w:t>Entacmaea</w:t>
             </w:r>
+            <w:proofErr w:type="spellEnd"/>
           </w:p>
         </w:tc>
         <w:tc>
@@ -10190,6 +10502,7 @@
                 <w:lang w:val="en-CA"/>
               </w:rPr>
             </w:pPr>
+            <w:proofErr w:type="spellStart"/>
             <w:r>
               <w:rPr>
                 <w:rFonts w:ascii="Lucida Grande" w:eastAsia="Times New Roman" w:hAnsi="Lucida Grande" w:cs="Lucida Grande"/>
@@ -10199,6 +10512,7 @@
               </w:rPr>
               <w:t>quadricolor</w:t>
             </w:r>
+            <w:proofErr w:type="spellEnd"/>
           </w:p>
         </w:tc>
         <w:tc>
@@ -10280,6 +10594,7 @@
                 <w:lang w:val="en-CA"/>
               </w:rPr>
             </w:pPr>
+            <w:proofErr w:type="spellStart"/>
             <w:r>
               <w:rPr>
                 <w:rFonts w:ascii="Lucida Grande" w:eastAsia="Times New Roman" w:hAnsi="Lucida Grande" w:cs="Lucida Grande"/>
@@ -10289,6 +10604,7 @@
               </w:rPr>
               <w:t>Pocilloporidae</w:t>
             </w:r>
+            <w:proofErr w:type="spellEnd"/>
           </w:p>
         </w:tc>
         <w:tc>
@@ -10308,6 +10624,7 @@
                 <w:lang w:val="en-CA"/>
               </w:rPr>
             </w:pPr>
+            <w:proofErr w:type="spellStart"/>
             <w:r>
               <w:rPr>
                 <w:rFonts w:ascii="Lucida Grande" w:eastAsia="Times New Roman" w:hAnsi="Lucida Grande" w:cs="Lucida Grande"/>
@@ -10317,6 +10634,7 @@
               </w:rPr>
               <w:t>Pocillopora</w:t>
             </w:r>
+            <w:proofErr w:type="spellEnd"/>
           </w:p>
         </w:tc>
         <w:tc>
@@ -10336,6 +10654,7 @@
                 <w:lang w:val="en-CA"/>
               </w:rPr>
             </w:pPr>
+            <w:proofErr w:type="spellStart"/>
             <w:r>
               <w:rPr>
                 <w:rFonts w:ascii="Lucida Grande" w:eastAsia="Times New Roman" w:hAnsi="Lucida Grande" w:cs="Lucida Grande"/>
@@ -10345,6 +10664,7 @@
               </w:rPr>
               <w:t>damicornis</w:t>
             </w:r>
+            <w:proofErr w:type="spellEnd"/>
           </w:p>
         </w:tc>
         <w:tc>
@@ -10426,6 +10746,7 @@
                 <w:lang w:val="en-CA"/>
               </w:rPr>
             </w:pPr>
+            <w:proofErr w:type="spellStart"/>
             <w:r>
               <w:rPr>
                 <w:rFonts w:ascii="Lucida Grande" w:eastAsia="Times New Roman" w:hAnsi="Lucida Grande" w:cs="Lucida Grande"/>
@@ -10435,6 +10756,7 @@
               </w:rPr>
               <w:t>Pocilloporidae</w:t>
             </w:r>
+            <w:proofErr w:type="spellEnd"/>
           </w:p>
         </w:tc>
         <w:tc>
@@ -10454,6 +10776,7 @@
                 <w:lang w:val="en-CA"/>
               </w:rPr>
             </w:pPr>
+            <w:proofErr w:type="spellStart"/>
             <w:r>
               <w:rPr>
                 <w:rFonts w:ascii="Lucida Grande" w:eastAsia="Times New Roman" w:hAnsi="Lucida Grande" w:cs="Lucida Grande"/>
@@ -10463,6 +10786,7 @@
               </w:rPr>
               <w:t>Pocillopora</w:t>
             </w:r>
+            <w:proofErr w:type="spellEnd"/>
           </w:p>
         </w:tc>
         <w:tc>
@@ -10482,6 +10806,7 @@
                 <w:lang w:val="en-CA"/>
               </w:rPr>
             </w:pPr>
+            <w:proofErr w:type="spellStart"/>
             <w:r>
               <w:rPr>
                 <w:rFonts w:ascii="Lucida Grande" w:eastAsia="Times New Roman" w:hAnsi="Lucida Grande" w:cs="Lucida Grande"/>
@@ -10491,6 +10816,7 @@
               </w:rPr>
               <w:t>damicornus</w:t>
             </w:r>
+            <w:proofErr w:type="spellEnd"/>
           </w:p>
         </w:tc>
         <w:tc>
@@ -10572,6 +10898,7 @@
                 <w:lang w:val="en-CA"/>
               </w:rPr>
             </w:pPr>
+            <w:proofErr w:type="spellStart"/>
             <w:r>
               <w:rPr>
                 <w:rFonts w:ascii="Lucida Grande" w:eastAsia="Times New Roman" w:hAnsi="Lucida Grande" w:cs="Lucida Grande"/>
@@ -10581,6 +10908,7 @@
               </w:rPr>
               <w:t>Pocilloporidae</w:t>
             </w:r>
+            <w:proofErr w:type="spellEnd"/>
           </w:p>
         </w:tc>
         <w:tc>
@@ -10600,6 +10928,7 @@
                 <w:lang w:val="en-CA"/>
               </w:rPr>
             </w:pPr>
+            <w:proofErr w:type="spellStart"/>
             <w:r>
               <w:rPr>
                 <w:rFonts w:ascii="Lucida Grande" w:eastAsia="Times New Roman" w:hAnsi="Lucida Grande" w:cs="Lucida Grande"/>
@@ -10609,6 +10938,7 @@
               </w:rPr>
               <w:t>Pocillopora</w:t>
             </w:r>
+            <w:proofErr w:type="spellEnd"/>
           </w:p>
         </w:tc>
         <w:tc>
@@ -10628,6 +10958,7 @@
                 <w:lang w:val="en-CA"/>
               </w:rPr>
             </w:pPr>
+            <w:proofErr w:type="spellStart"/>
             <w:r>
               <w:rPr>
                 <w:rFonts w:ascii="Lucida Grande" w:eastAsia="Times New Roman" w:hAnsi="Lucida Grande" w:cs="Lucida Grande"/>
@@ -10637,6 +10968,7 @@
               </w:rPr>
               <w:t>eydouxi</w:t>
             </w:r>
+            <w:proofErr w:type="spellEnd"/>
           </w:p>
         </w:tc>
         <w:tc>
@@ -10718,6 +11050,7 @@
                 <w:lang w:val="en-CA"/>
               </w:rPr>
             </w:pPr>
+            <w:proofErr w:type="spellStart"/>
             <w:r>
               <w:rPr>
                 <w:rFonts w:ascii="Lucida Grande" w:eastAsia="Times New Roman" w:hAnsi="Lucida Grande" w:cs="Lucida Grande"/>
@@ -10727,6 +11060,7 @@
               </w:rPr>
               <w:t>Poritidae</w:t>
             </w:r>
+            <w:proofErr w:type="spellEnd"/>
           </w:p>
         </w:tc>
         <w:tc>
@@ -10774,6 +11108,7 @@
                 <w:lang w:val="en-CA"/>
               </w:rPr>
             </w:pPr>
+            <w:proofErr w:type="spellStart"/>
             <w:r>
               <w:rPr>
                 <w:rFonts w:ascii="Lucida Grande" w:eastAsia="Times New Roman" w:hAnsi="Lucida Grande" w:cs="Lucida Grande"/>
@@ -10783,6 +11118,7 @@
               </w:rPr>
               <w:t>furcata</w:t>
             </w:r>
+            <w:proofErr w:type="spellEnd"/>
           </w:p>
         </w:tc>
         <w:tc>
@@ -10864,6 +11200,7 @@
                 <w:lang w:val="en-CA"/>
               </w:rPr>
             </w:pPr>
+            <w:proofErr w:type="spellStart"/>
             <w:r>
               <w:rPr>
                 <w:rFonts w:ascii="Lucida Grande" w:eastAsia="Times New Roman" w:hAnsi="Lucida Grande" w:cs="Lucida Grande"/>
@@ -10873,6 +11210,7 @@
               </w:rPr>
               <w:t>Poritidae</w:t>
             </w:r>
+            <w:proofErr w:type="spellEnd"/>
           </w:p>
         </w:tc>
         <w:tc>
@@ -10920,6 +11258,7 @@
                 <w:lang w:val="en-CA"/>
               </w:rPr>
             </w:pPr>
+            <w:proofErr w:type="spellStart"/>
             <w:r>
               <w:rPr>
                 <w:rFonts w:ascii="Lucida Grande" w:eastAsia="Times New Roman" w:hAnsi="Lucida Grande" w:cs="Lucida Grande"/>
@@ -10929,6 +11268,7 @@
               </w:rPr>
               <w:t>porites</w:t>
             </w:r>
+            <w:proofErr w:type="spellEnd"/>
           </w:p>
         </w:tc>
         <w:tc>
@@ -11010,6 +11350,7 @@
                 <w:lang w:val="en-CA"/>
               </w:rPr>
             </w:pPr>
+            <w:proofErr w:type="spellStart"/>
             <w:r>
               <w:rPr>
                 <w:rFonts w:ascii="Lucida Grande" w:eastAsia="Times New Roman" w:hAnsi="Lucida Grande" w:cs="Lucida Grande"/>
@@ -11019,6 +11360,7 @@
               </w:rPr>
               <w:t>Siderastreidae</w:t>
             </w:r>
+            <w:proofErr w:type="spellEnd"/>
           </w:p>
         </w:tc>
         <w:tc>
@@ -11038,6 +11380,7 @@
                 <w:lang w:val="en-CA"/>
               </w:rPr>
             </w:pPr>
+            <w:proofErr w:type="spellStart"/>
             <w:r>
               <w:rPr>
                 <w:rFonts w:ascii="Lucida Grande" w:eastAsia="Times New Roman" w:hAnsi="Lucida Grande" w:cs="Lucida Grande"/>
@@ -11047,6 +11390,7 @@
               </w:rPr>
               <w:t>Siderastrea</w:t>
             </w:r>
+            <w:proofErr w:type="spellEnd"/>
           </w:p>
         </w:tc>
         <w:tc>
@@ -11156,6 +11500,7 @@
                 <w:lang w:val="en-CA"/>
               </w:rPr>
             </w:pPr>
+            <w:proofErr w:type="spellStart"/>
             <w:r>
               <w:rPr>
                 <w:rFonts w:ascii="Lucida Grande" w:eastAsia="Times New Roman" w:hAnsi="Lucida Grande" w:cs="Lucida Grande"/>
@@ -11165,6 +11510,7 @@
               </w:rPr>
               <w:t>Symbiodiniaceae</w:t>
             </w:r>
+            <w:proofErr w:type="spellEnd"/>
           </w:p>
         </w:tc>
         <w:tc>
@@ -11184,6 +11530,7 @@
                 <w:lang w:val="en-CA"/>
               </w:rPr>
             </w:pPr>
+            <w:proofErr w:type="spellStart"/>
             <w:r>
               <w:rPr>
                 <w:rFonts w:ascii="Lucida Grande" w:eastAsia="Times New Roman" w:hAnsi="Lucida Grande" w:cs="Lucida Grande"/>
@@ -11193,6 +11540,7 @@
               </w:rPr>
               <w:t>Symbiodinium</w:t>
             </w:r>
+            <w:proofErr w:type="spellEnd"/>
           </w:p>
         </w:tc>
         <w:tc>
@@ -11469,6 +11817,7 @@
                 <w:lang w:val="en-CA"/>
               </w:rPr>
             </w:pPr>
+            <w:proofErr w:type="spellStart"/>
             <w:r>
               <w:rPr>
                 <w:rFonts w:ascii="Lucida Grande" w:eastAsia="Times New Roman" w:hAnsi="Lucida Grande" w:cs="Lucida Grande"/>
@@ -11478,6 +11827,7 @@
               </w:rPr>
               <w:t>Bacillariaceae</w:t>
             </w:r>
+            <w:proofErr w:type="spellEnd"/>
           </w:p>
         </w:tc>
         <w:tc>
@@ -11497,6 +11847,7 @@
                 <w:lang w:val="en-CA"/>
               </w:rPr>
             </w:pPr>
+            <w:proofErr w:type="spellStart"/>
             <w:r>
               <w:rPr>
                 <w:rFonts w:ascii="Lucida Grande" w:eastAsia="Times New Roman" w:hAnsi="Lucida Grande" w:cs="Lucida Grande"/>
@@ -11506,6 +11857,7 @@
               </w:rPr>
               <w:t>Nitzschia</w:t>
             </w:r>
+            <w:proofErr w:type="spellEnd"/>
           </w:p>
         </w:tc>
         <w:tc>
@@ -11525,6 +11877,7 @@
                 <w:lang w:val="en-CA"/>
               </w:rPr>
             </w:pPr>
+            <w:proofErr w:type="spellStart"/>
             <w:r>
               <w:rPr>
                 <w:rFonts w:ascii="Lucida Grande" w:eastAsia="Times New Roman" w:hAnsi="Lucida Grande" w:cs="Lucida Grande"/>
@@ -11534,6 +11887,7 @@
               </w:rPr>
               <w:t>acicularis</w:t>
             </w:r>
+            <w:proofErr w:type="spellEnd"/>
           </w:p>
         </w:tc>
         <w:tc>
@@ -11615,6 +11969,7 @@
                 <w:lang w:val="en-CA"/>
               </w:rPr>
             </w:pPr>
+            <w:proofErr w:type="spellStart"/>
             <w:r>
               <w:rPr>
                 <w:rFonts w:ascii="Lucida Grande" w:eastAsia="Times New Roman" w:hAnsi="Lucida Grande" w:cs="Lucida Grande"/>
@@ -11624,6 +11979,7 @@
               </w:rPr>
               <w:t>Bacillariaceae</w:t>
             </w:r>
+            <w:proofErr w:type="spellEnd"/>
           </w:p>
         </w:tc>
         <w:tc>
@@ -11643,6 +11999,7 @@
                 <w:lang w:val="en-CA"/>
               </w:rPr>
             </w:pPr>
+            <w:proofErr w:type="spellStart"/>
             <w:r>
               <w:rPr>
                 <w:rFonts w:ascii="Lucida Grande" w:eastAsia="Times New Roman" w:hAnsi="Lucida Grande" w:cs="Lucida Grande"/>
@@ -11652,6 +12009,7 @@
               </w:rPr>
               <w:t>Nitzschia</w:t>
             </w:r>
+            <w:proofErr w:type="spellEnd"/>
           </w:p>
         </w:tc>
         <w:tc>
@@ -11671,6 +12029,7 @@
                 <w:lang w:val="en-CA"/>
               </w:rPr>
             </w:pPr>
+            <w:proofErr w:type="spellStart"/>
             <w:r>
               <w:rPr>
                 <w:rFonts w:ascii="Lucida Grande" w:eastAsia="Times New Roman" w:hAnsi="Lucida Grande" w:cs="Lucida Grande"/>
@@ -11680,6 +12039,7 @@
               </w:rPr>
               <w:t>closterium</w:t>
             </w:r>
+            <w:proofErr w:type="spellEnd"/>
           </w:p>
         </w:tc>
         <w:tc>
@@ -11761,6 +12121,7 @@
                 <w:lang w:val="en-CA"/>
               </w:rPr>
             </w:pPr>
+            <w:proofErr w:type="spellStart"/>
             <w:r>
               <w:rPr>
                 <w:rFonts w:ascii="Lucida Grande" w:eastAsia="Times New Roman" w:hAnsi="Lucida Grande" w:cs="Lucida Grande"/>
@@ -11770,6 +12131,7 @@
               </w:rPr>
               <w:t>Bacillariaceae</w:t>
             </w:r>
+            <w:proofErr w:type="spellEnd"/>
           </w:p>
         </w:tc>
         <w:tc>
@@ -11789,6 +12151,7 @@
                 <w:lang w:val="en-CA"/>
               </w:rPr>
             </w:pPr>
+            <w:proofErr w:type="spellStart"/>
             <w:r>
               <w:rPr>
                 <w:rFonts w:ascii="Lucida Grande" w:eastAsia="Times New Roman" w:hAnsi="Lucida Grande" w:cs="Lucida Grande"/>
@@ -11798,6 +12161,7 @@
               </w:rPr>
               <w:t>Nitzschia</w:t>
             </w:r>
+            <w:proofErr w:type="spellEnd"/>
           </w:p>
         </w:tc>
         <w:tc>
@@ -11817,6 +12181,7 @@
                 <w:lang w:val="en-CA"/>
               </w:rPr>
             </w:pPr>
+            <w:proofErr w:type="spellStart"/>
             <w:r>
               <w:rPr>
                 <w:rFonts w:ascii="Lucida Grande" w:eastAsia="Times New Roman" w:hAnsi="Lucida Grande" w:cs="Lucida Grande"/>
@@ -11826,6 +12191,7 @@
               </w:rPr>
               <w:t>gandersheimiensis</w:t>
             </w:r>
+            <w:proofErr w:type="spellEnd"/>
           </w:p>
         </w:tc>
         <w:tc>
@@ -11907,6 +12273,7 @@
                 <w:lang w:val="en-CA"/>
               </w:rPr>
             </w:pPr>
+            <w:proofErr w:type="spellStart"/>
             <w:r>
               <w:rPr>
                 <w:rFonts w:ascii="Lucida Grande" w:eastAsia="Times New Roman" w:hAnsi="Lucida Grande" w:cs="Lucida Grande"/>
@@ -11916,6 +12283,7 @@
               </w:rPr>
               <w:t>Brachidiniaceae</w:t>
             </w:r>
+            <w:proofErr w:type="spellEnd"/>
           </w:p>
         </w:tc>
         <w:tc>
@@ -11935,6 +12303,7 @@
                 <w:lang w:val="en-CA"/>
               </w:rPr>
             </w:pPr>
+            <w:proofErr w:type="spellStart"/>
             <w:r>
               <w:rPr>
                 <w:rFonts w:ascii="Lucida Grande" w:eastAsia="Times New Roman" w:hAnsi="Lucida Grande" w:cs="Lucida Grande"/>
@@ -11944,6 +12313,7 @@
               </w:rPr>
               <w:t>Karenia</w:t>
             </w:r>
+            <w:proofErr w:type="spellEnd"/>
           </w:p>
         </w:tc>
         <w:tc>
@@ -11963,6 +12333,7 @@
                 <w:lang w:val="en-CA"/>
               </w:rPr>
             </w:pPr>
+            <w:proofErr w:type="spellStart"/>
             <w:r>
               <w:rPr>
                 <w:rFonts w:ascii="Lucida Grande" w:eastAsia="Times New Roman" w:hAnsi="Lucida Grande" w:cs="Lucida Grande"/>
@@ -11972,6 +12343,7 @@
               </w:rPr>
               <w:t>mikimotoi</w:t>
             </w:r>
+            <w:proofErr w:type="spellEnd"/>
           </w:p>
         </w:tc>
         <w:tc>
@@ -12053,6 +12425,7 @@
                 <w:lang w:val="en-CA"/>
               </w:rPr>
             </w:pPr>
+            <w:proofErr w:type="spellStart"/>
             <w:r>
               <w:rPr>
                 <w:rFonts w:ascii="Lucida Grande" w:eastAsia="Times New Roman" w:hAnsi="Lucida Grande" w:cs="Lucida Grande"/>
@@ -12062,6 +12435,7 @@
               </w:rPr>
               <w:t>Catenulaceae</w:t>
             </w:r>
+            <w:proofErr w:type="spellEnd"/>
           </w:p>
         </w:tc>
         <w:tc>
@@ -12109,6 +12483,7 @@
                 <w:lang w:val="en-CA"/>
               </w:rPr>
             </w:pPr>
+            <w:proofErr w:type="spellStart"/>
             <w:r>
               <w:rPr>
                 <w:rFonts w:ascii="Lucida Grande" w:eastAsia="Times New Roman" w:hAnsi="Lucida Grande" w:cs="Lucida Grande"/>
@@ -12118,6 +12493,7 @@
               </w:rPr>
               <w:t>sp</w:t>
             </w:r>
+            <w:proofErr w:type="spellEnd"/>
           </w:p>
         </w:tc>
         <w:tc>
@@ -12199,6 +12575,7 @@
                 <w:lang w:val="en-CA"/>
               </w:rPr>
             </w:pPr>
+            <w:proofErr w:type="spellStart"/>
             <w:r>
               <w:rPr>
                 <w:rFonts w:ascii="Lucida Grande" w:eastAsia="Times New Roman" w:hAnsi="Lucida Grande" w:cs="Lucida Grande"/>
@@ -12208,6 +12585,7 @@
               </w:rPr>
               <w:t>Chaetocerotaceae</w:t>
             </w:r>
+            <w:proofErr w:type="spellEnd"/>
           </w:p>
         </w:tc>
         <w:tc>
@@ -12227,6 +12605,7 @@
                 <w:lang w:val="en-CA"/>
               </w:rPr>
             </w:pPr>
+            <w:proofErr w:type="spellStart"/>
             <w:r>
               <w:rPr>
                 <w:rFonts w:ascii="Lucida Grande" w:eastAsia="Times New Roman" w:hAnsi="Lucida Grande" w:cs="Lucida Grande"/>
@@ -12236,6 +12615,7 @@
               </w:rPr>
               <w:t>Chaetoceros</w:t>
             </w:r>
+            <w:proofErr w:type="spellEnd"/>
           </w:p>
         </w:tc>
         <w:tc>
@@ -12255,6 +12635,7 @@
                 <w:lang w:val="en-CA"/>
               </w:rPr>
             </w:pPr>
+            <w:proofErr w:type="spellStart"/>
             <w:r>
               <w:rPr>
                 <w:rFonts w:ascii="Lucida Grande" w:eastAsia="Times New Roman" w:hAnsi="Lucida Grande" w:cs="Lucida Grande"/>
@@ -12264,6 +12645,7 @@
               </w:rPr>
               <w:t>gracilis</w:t>
             </w:r>
+            <w:proofErr w:type="spellEnd"/>
           </w:p>
         </w:tc>
         <w:tc>
@@ -12345,6 +12727,7 @@
                 <w:lang w:val="en-CA"/>
               </w:rPr>
             </w:pPr>
+            <w:proofErr w:type="spellStart"/>
             <w:r>
               <w:rPr>
                 <w:rFonts w:ascii="Lucida Grande" w:eastAsia="Times New Roman" w:hAnsi="Lucida Grande" w:cs="Lucida Grande"/>
@@ -12354,6 +12737,7 @@
               </w:rPr>
               <w:t>Chaetocerotaceae</w:t>
             </w:r>
+            <w:proofErr w:type="spellEnd"/>
           </w:p>
         </w:tc>
         <w:tc>
@@ -12373,6 +12757,7 @@
                 <w:lang w:val="en-CA"/>
               </w:rPr>
             </w:pPr>
+            <w:proofErr w:type="spellStart"/>
             <w:r>
               <w:rPr>
                 <w:rFonts w:ascii="Lucida Grande" w:eastAsia="Times New Roman" w:hAnsi="Lucida Grande" w:cs="Lucida Grande"/>
@@ -12382,6 +12767,7 @@
               </w:rPr>
               <w:t>Chaetoceros</w:t>
             </w:r>
+            <w:proofErr w:type="spellEnd"/>
           </w:p>
         </w:tc>
         <w:tc>
@@ -12401,6 +12787,7 @@
                 <w:lang w:val="en-CA"/>
               </w:rPr>
             </w:pPr>
+            <w:proofErr w:type="spellStart"/>
             <w:r>
               <w:rPr>
                 <w:rFonts w:ascii="Lucida Grande" w:eastAsia="Times New Roman" w:hAnsi="Lucida Grande" w:cs="Lucida Grande"/>
@@ -12410,6 +12797,7 @@
               </w:rPr>
               <w:t>sp</w:t>
             </w:r>
+            <w:proofErr w:type="spellEnd"/>
           </w:p>
         </w:tc>
         <w:tc>
@@ -12491,6 +12879,7 @@
                 <w:lang w:val="en-CA"/>
               </w:rPr>
             </w:pPr>
+            <w:proofErr w:type="spellStart"/>
             <w:r>
               <w:rPr>
                 <w:rFonts w:ascii="Lucida Grande" w:eastAsia="Times New Roman" w:hAnsi="Lucida Grande" w:cs="Lucida Grande"/>
@@ -12500,6 +12889,7 @@
               </w:rPr>
               <w:t>Chattonellaceae</w:t>
             </w:r>
+            <w:proofErr w:type="spellEnd"/>
           </w:p>
         </w:tc>
         <w:tc>
@@ -12519,6 +12909,7 @@
                 <w:lang w:val="en-CA"/>
               </w:rPr>
             </w:pPr>
+            <w:proofErr w:type="spellStart"/>
             <w:r>
               <w:rPr>
                 <w:rFonts w:ascii="Lucida Grande" w:eastAsia="Times New Roman" w:hAnsi="Lucida Grande" w:cs="Lucida Grande"/>
@@ -12528,6 +12919,7 @@
               </w:rPr>
               <w:t>Heterosigma</w:t>
             </w:r>
+            <w:proofErr w:type="spellEnd"/>
           </w:p>
         </w:tc>
         <w:tc>
@@ -12547,6 +12939,7 @@
                 <w:lang w:val="en-CA"/>
               </w:rPr>
             </w:pPr>
+            <w:proofErr w:type="spellStart"/>
             <w:r>
               <w:rPr>
                 <w:rFonts w:ascii="Lucida Grande" w:eastAsia="Times New Roman" w:hAnsi="Lucida Grande" w:cs="Lucida Grande"/>
@@ -12556,6 +12949,7 @@
               </w:rPr>
               <w:t>akashiwo</w:t>
             </w:r>
+            <w:proofErr w:type="spellEnd"/>
           </w:p>
         </w:tc>
         <w:tc>
@@ -12637,6 +13031,7 @@
                 <w:lang w:val="en-CA"/>
               </w:rPr>
             </w:pPr>
+            <w:proofErr w:type="spellStart"/>
             <w:r>
               <w:rPr>
                 <w:rFonts w:ascii="Lucida Grande" w:eastAsia="Times New Roman" w:hAnsi="Lucida Grande" w:cs="Lucida Grande"/>
@@ -12646,6 +13041,7 @@
               </w:rPr>
               <w:t>Chlorodendraceae</w:t>
             </w:r>
+            <w:proofErr w:type="spellEnd"/>
           </w:p>
         </w:tc>
         <w:tc>
@@ -12665,6 +13061,7 @@
                 <w:lang w:val="en-CA"/>
               </w:rPr>
             </w:pPr>
+            <w:proofErr w:type="spellStart"/>
             <w:r>
               <w:rPr>
                 <w:rFonts w:ascii="Lucida Grande" w:eastAsia="Times New Roman" w:hAnsi="Lucida Grande" w:cs="Lucida Grande"/>
@@ -12674,6 +13071,7 @@
               </w:rPr>
               <w:t>Tetraselmis</w:t>
             </w:r>
+            <w:proofErr w:type="spellEnd"/>
           </w:p>
         </w:tc>
         <w:tc>
@@ -12693,6 +13091,7 @@
                 <w:lang w:val="en-CA"/>
               </w:rPr>
             </w:pPr>
+            <w:proofErr w:type="spellStart"/>
             <w:r>
               <w:rPr>
                 <w:rFonts w:ascii="Lucida Grande" w:eastAsia="Times New Roman" w:hAnsi="Lucida Grande" w:cs="Lucida Grande"/>
@@ -12702,6 +13101,7 @@
               </w:rPr>
               <w:t>suecica</w:t>
             </w:r>
+            <w:proofErr w:type="spellEnd"/>
           </w:p>
         </w:tc>
         <w:tc>
@@ -12784,6 +13184,7 @@
                 <w:lang w:val="en-CA"/>
               </w:rPr>
             </w:pPr>
+            <w:proofErr w:type="spellStart"/>
             <w:r>
               <w:rPr>
                 <w:rFonts w:ascii="Lucida Grande" w:eastAsia="Times New Roman" w:hAnsi="Lucida Grande" w:cs="Lucida Grande"/>
@@ -12793,6 +13194,7 @@
               </w:rPr>
               <w:t>Entomoneidaceae</w:t>
             </w:r>
+            <w:proofErr w:type="spellEnd"/>
           </w:p>
         </w:tc>
         <w:tc>
@@ -12812,6 +13214,7 @@
                 <w:lang w:val="en-CA"/>
               </w:rPr>
             </w:pPr>
+            <w:proofErr w:type="spellStart"/>
             <w:r>
               <w:rPr>
                 <w:rFonts w:ascii="Lucida Grande" w:eastAsia="Times New Roman" w:hAnsi="Lucida Grande" w:cs="Lucida Grande"/>
@@ -12821,6 +13224,7 @@
               </w:rPr>
               <w:t>Entomoneis</w:t>
             </w:r>
+            <w:proofErr w:type="spellEnd"/>
           </w:p>
         </w:tc>
         <w:tc>
@@ -12840,6 +13244,7 @@
                 <w:lang w:val="en-CA"/>
               </w:rPr>
             </w:pPr>
+            <w:proofErr w:type="spellStart"/>
             <w:r>
               <w:rPr>
                 <w:rFonts w:ascii="Lucida Grande" w:eastAsia="Times New Roman" w:hAnsi="Lucida Grande" w:cs="Lucida Grande"/>
@@ -12849,6 +13254,7 @@
               </w:rPr>
               <w:t>alata</w:t>
             </w:r>
+            <w:proofErr w:type="spellEnd"/>
           </w:p>
         </w:tc>
         <w:tc>
@@ -12930,6 +13336,7 @@
                 <w:lang w:val="en-CA"/>
               </w:rPr>
             </w:pPr>
+            <w:proofErr w:type="spellStart"/>
             <w:r>
               <w:rPr>
                 <w:rFonts w:ascii="Lucida Grande" w:eastAsia="Times New Roman" w:hAnsi="Lucida Grande" w:cs="Lucida Grande"/>
@@ -12939,6 +13346,7 @@
               </w:rPr>
               <w:t>Naviculaceae</w:t>
             </w:r>
+            <w:proofErr w:type="spellEnd"/>
           </w:p>
         </w:tc>
         <w:tc>
@@ -12958,6 +13366,7 @@
                 <w:lang w:val="en-CA"/>
               </w:rPr>
             </w:pPr>
+            <w:proofErr w:type="spellStart"/>
             <w:r>
               <w:rPr>
                 <w:rFonts w:ascii="Lucida Grande" w:eastAsia="Times New Roman" w:hAnsi="Lucida Grande" w:cs="Lucida Grande"/>
@@ -12967,6 +13376,7 @@
               </w:rPr>
               <w:t>Haslea</w:t>
             </w:r>
+            <w:proofErr w:type="spellEnd"/>
           </w:p>
         </w:tc>
         <w:tc>
@@ -12986,6 +13396,7 @@
                 <w:lang w:val="en-CA"/>
               </w:rPr>
             </w:pPr>
+            <w:proofErr w:type="spellStart"/>
             <w:r>
               <w:rPr>
                 <w:rFonts w:ascii="Lucida Grande" w:eastAsia="Times New Roman" w:hAnsi="Lucida Grande" w:cs="Lucida Grande"/>
@@ -12995,6 +13406,7 @@
               </w:rPr>
               <w:t>ostrearia</w:t>
             </w:r>
+            <w:proofErr w:type="spellEnd"/>
           </w:p>
         </w:tc>
         <w:tc>
@@ -13076,6 +13488,7 @@
                 <w:lang w:val="en-CA"/>
               </w:rPr>
             </w:pPr>
+            <w:proofErr w:type="spellStart"/>
             <w:r>
               <w:rPr>
                 <w:rFonts w:ascii="Lucida Grande" w:eastAsia="Times New Roman" w:hAnsi="Lucida Grande" w:cs="Lucida Grande"/>
@@ -13085,6 +13498,7 @@
               </w:rPr>
               <w:t>Ostreopsidaceae</w:t>
             </w:r>
+            <w:proofErr w:type="spellEnd"/>
           </w:p>
         </w:tc>
         <w:tc>
@@ -13104,6 +13518,7 @@
                 <w:lang w:val="en-CA"/>
               </w:rPr>
             </w:pPr>
+            <w:proofErr w:type="spellStart"/>
             <w:r>
               <w:rPr>
                 <w:rFonts w:ascii="Lucida Grande" w:eastAsia="Times New Roman" w:hAnsi="Lucida Grande" w:cs="Lucida Grande"/>
@@ -13113,6 +13528,7 @@
               </w:rPr>
               <w:t>Alexandrium</w:t>
             </w:r>
+            <w:proofErr w:type="spellEnd"/>
           </w:p>
         </w:tc>
         <w:tc>
@@ -13132,6 +13548,7 @@
                 <w:lang w:val="en-CA"/>
               </w:rPr>
             </w:pPr>
+            <w:proofErr w:type="spellStart"/>
             <w:r>
               <w:rPr>
                 <w:rFonts w:ascii="Lucida Grande" w:eastAsia="Times New Roman" w:hAnsi="Lucida Grande" w:cs="Lucida Grande"/>
@@ -13141,6 +13558,7 @@
               </w:rPr>
               <w:t>catenella</w:t>
             </w:r>
+            <w:proofErr w:type="spellEnd"/>
           </w:p>
         </w:tc>
         <w:tc>
@@ -13222,6 +13640,7 @@
                 <w:lang w:val="en-CA"/>
               </w:rPr>
             </w:pPr>
+            <w:proofErr w:type="spellStart"/>
             <w:r>
               <w:rPr>
                 <w:rFonts w:ascii="Lucida Grande" w:eastAsia="Times New Roman" w:hAnsi="Lucida Grande" w:cs="Lucida Grande"/>
@@ -13231,6 +13650,7 @@
               </w:rPr>
               <w:t>Ostreopsidaceae</w:t>
             </w:r>
+            <w:proofErr w:type="spellEnd"/>
           </w:p>
         </w:tc>
         <w:tc>
@@ -13250,6 +13670,7 @@
                 <w:lang w:val="en-CA"/>
               </w:rPr>
             </w:pPr>
+            <w:proofErr w:type="spellStart"/>
             <w:r>
               <w:rPr>
                 <w:rFonts w:ascii="Lucida Grande" w:eastAsia="Times New Roman" w:hAnsi="Lucida Grande" w:cs="Lucida Grande"/>
@@ -13259,6 +13680,7 @@
               </w:rPr>
               <w:t>Alexandrium</w:t>
             </w:r>
+            <w:proofErr w:type="spellEnd"/>
           </w:p>
         </w:tc>
         <w:tc>
@@ -13278,6 +13700,7 @@
                 <w:lang w:val="en-CA"/>
               </w:rPr>
             </w:pPr>
+            <w:proofErr w:type="spellStart"/>
             <w:r>
               <w:rPr>
                 <w:rFonts w:ascii="Lucida Grande" w:eastAsia="Times New Roman" w:hAnsi="Lucida Grande" w:cs="Lucida Grande"/>
@@ -13287,6 +13710,7 @@
               </w:rPr>
               <w:t>minutum</w:t>
             </w:r>
+            <w:proofErr w:type="spellEnd"/>
           </w:p>
         </w:tc>
         <w:tc>
@@ -13368,6 +13792,7 @@
                 <w:lang w:val="en-CA"/>
               </w:rPr>
             </w:pPr>
+            <w:proofErr w:type="spellStart"/>
             <w:r>
               <w:rPr>
                 <w:rFonts w:ascii="Lucida Grande" w:eastAsia="Times New Roman" w:hAnsi="Lucida Grande" w:cs="Lucida Grande"/>
@@ -13377,6 +13802,7 @@
               </w:rPr>
               <w:t>Skeletonemataceae</w:t>
             </w:r>
+            <w:proofErr w:type="spellEnd"/>
           </w:p>
         </w:tc>
         <w:tc>
@@ -13396,6 +13822,7 @@
                 <w:lang w:val="en-CA"/>
               </w:rPr>
             </w:pPr>
+            <w:proofErr w:type="spellStart"/>
             <w:r>
               <w:rPr>
                 <w:rFonts w:ascii="Lucida Grande" w:eastAsia="Times New Roman" w:hAnsi="Lucida Grande" w:cs="Lucida Grande"/>
@@ -13405,6 +13832,7 @@
               </w:rPr>
               <w:t>Skeletonema</w:t>
             </w:r>
+            <w:proofErr w:type="spellEnd"/>
           </w:p>
         </w:tc>
         <w:tc>
@@ -13424,6 +13852,7 @@
                 <w:lang w:val="en-CA"/>
               </w:rPr>
             </w:pPr>
+            <w:proofErr w:type="spellStart"/>
             <w:r>
               <w:rPr>
                 <w:rFonts w:ascii="Lucida Grande" w:eastAsia="Times New Roman" w:hAnsi="Lucida Grande" w:cs="Lucida Grande"/>
@@ -13433,6 +13862,7 @@
               </w:rPr>
               <w:t>costatum</w:t>
             </w:r>
+            <w:proofErr w:type="spellEnd"/>
           </w:p>
         </w:tc>
         <w:tc>
@@ -13672,6 +14102,7 @@
                 <w:lang w:val="en-CA"/>
               </w:rPr>
             </w:pPr>
+            <w:proofErr w:type="spellStart"/>
             <w:r>
               <w:rPr>
                 <w:rFonts w:ascii="Lucida Grande" w:eastAsia="Times New Roman" w:hAnsi="Lucida Grande" w:cs="Lucida Grande"/>
@@ -13681,6 +14112,7 @@
               </w:rPr>
               <w:t>Hydrocharitaceae</w:t>
             </w:r>
+            <w:proofErr w:type="spellEnd"/>
           </w:p>
         </w:tc>
         <w:tc>
@@ -13700,6 +14132,7 @@
                 <w:lang w:val="en-CA"/>
               </w:rPr>
             </w:pPr>
+            <w:proofErr w:type="spellStart"/>
             <w:r>
               <w:rPr>
                 <w:rFonts w:ascii="Lucida Grande" w:eastAsia="Times New Roman" w:hAnsi="Lucida Grande" w:cs="Lucida Grande"/>
@@ -13709,6 +14142,7 @@
               </w:rPr>
               <w:t>Thalassia</w:t>
             </w:r>
+            <w:proofErr w:type="spellEnd"/>
           </w:p>
         </w:tc>
         <w:tc>
@@ -13728,6 +14162,7 @@
                 <w:lang w:val="en-CA"/>
               </w:rPr>
             </w:pPr>
+            <w:proofErr w:type="spellStart"/>
             <w:r>
               <w:rPr>
                 <w:rFonts w:ascii="Lucida Grande" w:eastAsia="Times New Roman" w:hAnsi="Lucida Grande" w:cs="Lucida Grande"/>
@@ -13737,6 +14172,7 @@
               </w:rPr>
               <w:t>testudinum</w:t>
             </w:r>
+            <w:proofErr w:type="spellEnd"/>
           </w:p>
         </w:tc>
         <w:tc>
@@ -13818,6 +14254,7 @@
                 <w:lang w:val="en-CA"/>
               </w:rPr>
             </w:pPr>
+            <w:proofErr w:type="spellStart"/>
             <w:r>
               <w:rPr>
                 <w:rFonts w:ascii="Lucida Grande" w:eastAsia="Times New Roman" w:hAnsi="Lucida Grande" w:cs="Lucida Grande"/>
@@ -13827,6 +14264,7 @@
               </w:rPr>
               <w:t>Poaceae</w:t>
             </w:r>
+            <w:proofErr w:type="spellEnd"/>
           </w:p>
         </w:tc>
         <w:tc>
@@ -13964,6 +14402,7 @@
                 <w:lang w:val="en-CA"/>
               </w:rPr>
             </w:pPr>
+            <w:proofErr w:type="spellStart"/>
             <w:r>
               <w:rPr>
                 <w:rFonts w:ascii="Lucida Grande" w:eastAsia="Times New Roman" w:hAnsi="Lucida Grande" w:cs="Lucida Grande"/>
@@ -13973,6 +14412,7 @@
               </w:rPr>
               <w:t>Rhizophoraceae</w:t>
             </w:r>
+            <w:proofErr w:type="spellEnd"/>
           </w:p>
         </w:tc>
         <w:tc>
@@ -13992,6 +14432,7 @@
                 <w:lang w:val="en-CA"/>
               </w:rPr>
             </w:pPr>
+            <w:proofErr w:type="spellStart"/>
             <w:r>
               <w:rPr>
                 <w:rFonts w:ascii="Lucida Grande" w:eastAsia="Times New Roman" w:hAnsi="Lucida Grande" w:cs="Lucida Grande"/>
@@ -14001,6 +14442,7 @@
               </w:rPr>
               <w:t>Rhizophora</w:t>
             </w:r>
+            <w:proofErr w:type="spellEnd"/>
           </w:p>
         </w:tc>
         <w:tc>
@@ -14110,6 +14552,7 @@
                 <w:lang w:val="en-CA"/>
               </w:rPr>
             </w:pPr>
+            <w:proofErr w:type="spellStart"/>
             <w:r>
               <w:rPr>
                 <w:rFonts w:ascii="Lucida Grande" w:eastAsia="Times New Roman" w:hAnsi="Lucida Grande" w:cs="Lucida Grande"/>
@@ -14119,6 +14562,7 @@
               </w:rPr>
               <w:t>Zosteraceae</w:t>
             </w:r>
+            <w:proofErr w:type="spellEnd"/>
           </w:p>
         </w:tc>
         <w:tc>
@@ -14138,6 +14582,7 @@
                 <w:lang w:val="en-CA"/>
               </w:rPr>
             </w:pPr>
+            <w:proofErr w:type="spellStart"/>
             <w:r>
               <w:rPr>
                 <w:rFonts w:ascii="Lucida Grande" w:eastAsia="Times New Roman" w:hAnsi="Lucida Grande" w:cs="Lucida Grande"/>
@@ -14147,6 +14592,7 @@
               </w:rPr>
               <w:t>Zostera</w:t>
             </w:r>
+            <w:proofErr w:type="spellEnd"/>
           </w:p>
         </w:tc>
         <w:tc>
@@ -15168,13 +15614,23 @@
                 <w:lang w:val="en-CA"/>
               </w:rPr>
             </w:pPr>
+            <w:proofErr w:type="spellStart"/>
             <w:r>
               <w:rPr>
                 <w:rFonts w:ascii="Lucida Grande" w:hAnsi="Lucida Grande" w:cs="Lucida Grande"/>
                 <w:sz w:val="22"/>
                 <w:szCs w:val="22"/>
               </w:rPr>
-              <w:t>Chl a</w:t>
+              <w:t>Chl</w:t>
+            </w:r>
+            <w:proofErr w:type="spellEnd"/>
+            <w:r>
+              <w:rPr>
+                <w:rFonts w:ascii="Lucida Grande" w:hAnsi="Lucida Grande" w:cs="Lucida Grande"/>
+                <w:sz w:val="22"/>
+                <w:szCs w:val="22"/>
+              </w:rPr>
+              <w:t xml:space="preserve"> a</w:t>
             </w:r>
           </w:p>
         </w:tc>
@@ -16153,6 +16609,7 @@
                 <w:lang w:val="en-CA"/>
               </w:rPr>
             </w:pPr>
+            <w:proofErr w:type="spellStart"/>
             <w:r>
               <w:rPr>
                 <w:rFonts w:ascii="Lucida Grande" w:eastAsia="Times New Roman" w:hAnsi="Lucida Grande" w:cs="Lucida Grande"/>
@@ -16162,6 +16619,7 @@
               </w:rPr>
               <w:t>Haemulidae</w:t>
             </w:r>
+            <w:proofErr w:type="spellEnd"/>
           </w:p>
         </w:tc>
         <w:tc>
@@ -16181,6 +16639,7 @@
                 <w:lang w:val="en-CA"/>
               </w:rPr>
             </w:pPr>
+            <w:proofErr w:type="spellStart"/>
             <w:r>
               <w:rPr>
                 <w:rFonts w:ascii="Lucida Grande" w:eastAsia="Times New Roman" w:hAnsi="Lucida Grande" w:cs="Lucida Grande"/>
@@ -16190,6 +16649,7 @@
               </w:rPr>
               <w:t>Haemulon</w:t>
             </w:r>
+            <w:proofErr w:type="spellEnd"/>
           </w:p>
         </w:tc>
         <w:tc>
@@ -16299,6 +16759,7 @@
                 <w:lang w:val="en-CA"/>
               </w:rPr>
             </w:pPr>
+            <w:proofErr w:type="spellStart"/>
             <w:r>
               <w:rPr>
                 <w:rFonts w:ascii="Lucida Grande" w:eastAsia="Times New Roman" w:hAnsi="Lucida Grande" w:cs="Lucida Grande"/>
@@ -16308,6 +16769,7 @@
               </w:rPr>
               <w:t>Haemulidae</w:t>
             </w:r>
+            <w:proofErr w:type="spellEnd"/>
           </w:p>
         </w:tc>
         <w:tc>
@@ -16453,6 +16915,7 @@
                 <w:lang w:val="en-CA"/>
               </w:rPr>
             </w:pPr>
+            <w:proofErr w:type="spellStart"/>
             <w:r>
               <w:rPr>
                 <w:rFonts w:ascii="Lucida Grande" w:eastAsia="Times New Roman" w:hAnsi="Lucida Grande" w:cs="Lucida Grande"/>
@@ -16462,6 +16925,7 @@
               </w:rPr>
               <w:t>Moronidae</w:t>
             </w:r>
+            <w:proofErr w:type="spellEnd"/>
           </w:p>
         </w:tc>
         <w:tc>
@@ -16481,6 +16945,7 @@
                 <w:lang w:val="en-CA"/>
               </w:rPr>
             </w:pPr>
+            <w:proofErr w:type="spellStart"/>
             <w:r>
               <w:rPr>
                 <w:rFonts w:ascii="Lucida Grande" w:eastAsia="Times New Roman" w:hAnsi="Lucida Grande" w:cs="Lucida Grande"/>
@@ -16490,6 +16955,7 @@
               </w:rPr>
               <w:t>Dicentrarchus</w:t>
             </w:r>
+            <w:proofErr w:type="spellEnd"/>
           </w:p>
         </w:tc>
         <w:tc>
@@ -16509,6 +16975,7 @@
                 <w:lang w:val="en-CA"/>
               </w:rPr>
             </w:pPr>
+            <w:proofErr w:type="spellStart"/>
             <w:r>
               <w:rPr>
                 <w:rFonts w:ascii="Lucida Grande" w:eastAsia="Times New Roman" w:hAnsi="Lucida Grande" w:cs="Lucida Grande"/>
@@ -16518,6 +16985,7 @@
               </w:rPr>
               <w:t>labrax</w:t>
             </w:r>
+            <w:proofErr w:type="spellEnd"/>
           </w:p>
         </w:tc>
         <w:tc>
@@ -16599,6 +17067,7 @@
                 <w:lang w:val="en-CA"/>
               </w:rPr>
             </w:pPr>
+            <w:proofErr w:type="spellStart"/>
             <w:r>
               <w:rPr>
                 <w:rFonts w:ascii="Lucida Grande" w:eastAsia="Times New Roman" w:hAnsi="Lucida Grande" w:cs="Lucida Grande"/>
@@ -16608,6 +17077,7 @@
               </w:rPr>
               <w:t>Pomacentridae</w:t>
             </w:r>
+            <w:proofErr w:type="spellEnd"/>
           </w:p>
         </w:tc>
         <w:tc>
@@ -16627,6 +17097,7 @@
                 <w:lang w:val="en-CA"/>
               </w:rPr>
             </w:pPr>
+            <w:proofErr w:type="spellStart"/>
             <w:r>
               <w:rPr>
                 <w:rFonts w:ascii="Lucida Grande" w:eastAsia="Times New Roman" w:hAnsi="Lucida Grande" w:cs="Lucida Grande"/>
@@ -16636,6 +17107,7 @@
               </w:rPr>
               <w:t>Amphiprion</w:t>
             </w:r>
+            <w:proofErr w:type="spellEnd"/>
           </w:p>
         </w:tc>
         <w:tc>
@@ -16655,6 +17127,7 @@
                 <w:lang w:val="en-CA"/>
               </w:rPr>
             </w:pPr>
+            <w:proofErr w:type="spellStart"/>
             <w:r>
               <w:rPr>
                 <w:rFonts w:ascii="Lucida Grande" w:eastAsia="Times New Roman" w:hAnsi="Lucida Grande" w:cs="Lucida Grande"/>
@@ -16664,6 +17137,7 @@
               </w:rPr>
               <w:t>bicinctus</w:t>
             </w:r>
+            <w:proofErr w:type="spellEnd"/>
           </w:p>
         </w:tc>
         <w:tc>
@@ -16745,6 +17219,7 @@
                 <w:lang w:val="en-CA"/>
               </w:rPr>
             </w:pPr>
+            <w:proofErr w:type="spellStart"/>
             <w:r>
               <w:rPr>
                 <w:rFonts w:ascii="Lucida Grande" w:eastAsia="Times New Roman" w:hAnsi="Lucida Grande" w:cs="Lucida Grande"/>
@@ -16754,6 +17229,7 @@
               </w:rPr>
               <w:t>Pomacentridae</w:t>
             </w:r>
+            <w:proofErr w:type="spellEnd"/>
           </w:p>
         </w:tc>
         <w:tc>
@@ -16773,6 +17249,7 @@
                 <w:lang w:val="en-CA"/>
               </w:rPr>
             </w:pPr>
+            <w:proofErr w:type="spellStart"/>
             <w:r>
               <w:rPr>
                 <w:rFonts w:ascii="Lucida Grande" w:eastAsia="Times New Roman" w:hAnsi="Lucida Grande" w:cs="Lucida Grande"/>
@@ -16782,6 +17259,7 @@
               </w:rPr>
               <w:t>Dascyllus</w:t>
             </w:r>
+            <w:proofErr w:type="spellEnd"/>
           </w:p>
         </w:tc>
         <w:tc>
@@ -16801,6 +17279,7 @@
                 <w:lang w:val="en-CA"/>
               </w:rPr>
             </w:pPr>
+            <w:proofErr w:type="spellStart"/>
             <w:r>
               <w:rPr>
                 <w:rFonts w:ascii="Lucida Grande" w:eastAsia="Times New Roman" w:hAnsi="Lucida Grande" w:cs="Lucida Grande"/>
@@ -16810,6 +17289,7 @@
               </w:rPr>
               <w:t>aruanus</w:t>
             </w:r>
+            <w:proofErr w:type="spellEnd"/>
           </w:p>
         </w:tc>
         <w:tc>
@@ -16891,6 +17371,7 @@
                 <w:lang w:val="en-CA"/>
               </w:rPr>
             </w:pPr>
+            <w:proofErr w:type="spellStart"/>
             <w:r>
               <w:rPr>
                 <w:rFonts w:ascii="Lucida Grande" w:eastAsia="Times New Roman" w:hAnsi="Lucida Grande" w:cs="Lucida Grande"/>
@@ -16900,6 +17381,7 @@
               </w:rPr>
               <w:t>Pomacentridae</w:t>
             </w:r>
+            <w:proofErr w:type="spellEnd"/>
           </w:p>
         </w:tc>
         <w:tc>
@@ -17101,6 +17583,7 @@
                 <w:lang w:val="en-CA"/>
               </w:rPr>
             </w:pPr>
+            <w:proofErr w:type="spellStart"/>
             <w:r>
               <w:rPr>
                 <w:rFonts w:ascii="Lucida Grande" w:eastAsia="Times New Roman" w:hAnsi="Lucida Grande" w:cs="Lucida Grande"/>
@@ -17110,6 +17593,7 @@
               </w:rPr>
               <w:t>salar</w:t>
             </w:r>
+            <w:proofErr w:type="spellEnd"/>
           </w:p>
         </w:tc>
         <w:tc>
@@ -17349,6 +17833,7 @@
                 <w:lang w:val="en-CA"/>
               </w:rPr>
             </w:pPr>
+            <w:proofErr w:type="spellStart"/>
             <w:r>
               <w:rPr>
                 <w:rFonts w:ascii="Lucida Grande" w:eastAsia="Times New Roman" w:hAnsi="Lucida Grande" w:cs="Lucida Grande"/>
@@ -17358,6 +17843,7 @@
               </w:rPr>
               <w:t>Holothuriidae</w:t>
             </w:r>
+            <w:proofErr w:type="spellEnd"/>
           </w:p>
         </w:tc>
         <w:tc>
@@ -17377,6 +17863,7 @@
                 <w:lang w:val="en-CA"/>
               </w:rPr>
             </w:pPr>
+            <w:proofErr w:type="spellStart"/>
             <w:r>
               <w:rPr>
                 <w:rFonts w:ascii="Lucida Grande" w:eastAsia="Times New Roman" w:hAnsi="Lucida Grande" w:cs="Lucida Grande"/>
@@ -17386,6 +17873,7 @@
               </w:rPr>
               <w:t>Holothuria</w:t>
             </w:r>
+            <w:proofErr w:type="spellEnd"/>
           </w:p>
         </w:tc>
         <w:tc>
@@ -17405,6 +17893,7 @@
                 <w:lang w:val="en-CA"/>
               </w:rPr>
             </w:pPr>
+            <w:proofErr w:type="spellStart"/>
             <w:r>
               <w:rPr>
                 <w:rFonts w:ascii="Lucida Grande" w:eastAsia="Times New Roman" w:hAnsi="Lucida Grande" w:cs="Lucida Grande"/>
@@ -17414,6 +17903,7 @@
               </w:rPr>
               <w:t>atra</w:t>
             </w:r>
+            <w:proofErr w:type="spellEnd"/>
           </w:p>
         </w:tc>
         <w:tc>
@@ -17653,6 +18143,7 @@
                 <w:lang w:val="en-CA"/>
               </w:rPr>
             </w:pPr>
+            <w:proofErr w:type="spellStart"/>
             <w:r>
               <w:rPr>
                 <w:rFonts w:ascii="Lucida Grande" w:eastAsia="Times New Roman" w:hAnsi="Lucida Grande" w:cs="Lucida Grande"/>
@@ -17662,6 +18153,7 @@
               </w:rPr>
               <w:t>Calyptraeidae</w:t>
             </w:r>
+            <w:proofErr w:type="spellEnd"/>
           </w:p>
         </w:tc>
         <w:tc>
@@ -17681,6 +18173,7 @@
                 <w:lang w:val="en-CA"/>
               </w:rPr>
             </w:pPr>
+            <w:proofErr w:type="spellStart"/>
             <w:r>
               <w:rPr>
                 <w:rFonts w:ascii="Lucida Grande" w:eastAsia="Times New Roman" w:hAnsi="Lucida Grande" w:cs="Lucida Grande"/>
@@ -17690,6 +18183,7 @@
               </w:rPr>
               <w:t>Crepidula</w:t>
             </w:r>
+            <w:proofErr w:type="spellEnd"/>
           </w:p>
         </w:tc>
         <w:tc>
@@ -17709,6 +18203,7 @@
                 <w:lang w:val="en-CA"/>
               </w:rPr>
             </w:pPr>
+            <w:proofErr w:type="spellStart"/>
             <w:r>
               <w:rPr>
                 <w:rFonts w:ascii="Lucida Grande" w:eastAsia="Times New Roman" w:hAnsi="Lucida Grande" w:cs="Lucida Grande"/>
@@ -17718,6 +18213,7 @@
               </w:rPr>
               <w:t>fornicata</w:t>
             </w:r>
+            <w:proofErr w:type="spellEnd"/>
           </w:p>
         </w:tc>
         <w:tc>
@@ -17799,6 +18295,7 @@
                 <w:lang w:val="en-CA"/>
               </w:rPr>
             </w:pPr>
+            <w:proofErr w:type="spellStart"/>
             <w:r>
               <w:rPr>
                 <w:rFonts w:ascii="Lucida Grande" w:eastAsia="Times New Roman" w:hAnsi="Lucida Grande" w:cs="Lucida Grande"/>
@@ -17808,6 +18305,7 @@
               </w:rPr>
               <w:t>Mytilidae</w:t>
             </w:r>
+            <w:proofErr w:type="spellEnd"/>
           </w:p>
         </w:tc>
         <w:tc>
@@ -17827,6 +18325,7 @@
                 <w:lang w:val="en-CA"/>
               </w:rPr>
             </w:pPr>
+            <w:proofErr w:type="spellStart"/>
             <w:r>
               <w:rPr>
                 <w:rFonts w:ascii="Lucida Grande" w:eastAsia="Times New Roman" w:hAnsi="Lucida Grande" w:cs="Lucida Grande"/>
@@ -17836,6 +18335,7 @@
               </w:rPr>
               <w:t>Geukensia</w:t>
             </w:r>
+            <w:proofErr w:type="spellEnd"/>
           </w:p>
         </w:tc>
         <w:tc>
@@ -17855,6 +18355,7 @@
                 <w:lang w:val="en-CA"/>
               </w:rPr>
             </w:pPr>
+            <w:proofErr w:type="spellStart"/>
             <w:r>
               <w:rPr>
                 <w:rFonts w:ascii="Lucida Grande" w:eastAsia="Times New Roman" w:hAnsi="Lucida Grande" w:cs="Lucida Grande"/>
@@ -17864,6 +18365,7 @@
               </w:rPr>
               <w:t>demissa</w:t>
             </w:r>
+            <w:proofErr w:type="spellEnd"/>
           </w:p>
         </w:tc>
         <w:tc>
@@ -17945,6 +18447,7 @@
                 <w:lang w:val="en-CA"/>
               </w:rPr>
             </w:pPr>
+            <w:proofErr w:type="spellStart"/>
             <w:r>
               <w:rPr>
                 <w:rFonts w:ascii="Lucida Grande" w:eastAsia="Times New Roman" w:hAnsi="Lucida Grande" w:cs="Lucida Grande"/>
@@ -17954,6 +18457,7 @@
               </w:rPr>
               <w:t>Mytilidae</w:t>
             </w:r>
+            <w:proofErr w:type="spellEnd"/>
           </w:p>
         </w:tc>
         <w:tc>
@@ -17973,6 +18477,7 @@
                 <w:lang w:val="en-CA"/>
               </w:rPr>
             </w:pPr>
+            <w:proofErr w:type="spellStart"/>
             <w:r>
               <w:rPr>
                 <w:rFonts w:ascii="Lucida Grande" w:eastAsia="Times New Roman" w:hAnsi="Lucida Grande" w:cs="Lucida Grande"/>
@@ -17982,6 +18487,7 @@
               </w:rPr>
               <w:t>Modiolus</w:t>
             </w:r>
+            <w:proofErr w:type="spellEnd"/>
           </w:p>
         </w:tc>
         <w:tc>
@@ -18001,6 +18507,7 @@
                 <w:lang w:val="en-CA"/>
               </w:rPr>
             </w:pPr>
+            <w:proofErr w:type="spellStart"/>
             <w:r>
               <w:rPr>
                 <w:rFonts w:ascii="Lucida Grande" w:eastAsia="Times New Roman" w:hAnsi="Lucida Grande" w:cs="Lucida Grande"/>
@@ -18010,6 +18517,7 @@
               </w:rPr>
               <w:t>americanus</w:t>
             </w:r>
+            <w:proofErr w:type="spellEnd"/>
           </w:p>
         </w:tc>
         <w:tc>
@@ -18091,6 +18599,7 @@
                 <w:lang w:val="en-CA"/>
               </w:rPr>
             </w:pPr>
+            <w:proofErr w:type="spellStart"/>
             <w:r>
               <w:rPr>
                 <w:rFonts w:ascii="Lucida Grande" w:eastAsia="Times New Roman" w:hAnsi="Lucida Grande" w:cs="Lucida Grande"/>
@@ -18100,6 +18609,7 @@
               </w:rPr>
               <w:t>Mytilidae</w:t>
             </w:r>
+            <w:proofErr w:type="spellEnd"/>
           </w:p>
         </w:tc>
         <w:tc>
@@ -18119,6 +18629,7 @@
                 <w:lang w:val="en-CA"/>
               </w:rPr>
             </w:pPr>
+            <w:proofErr w:type="spellStart"/>
             <w:r>
               <w:rPr>
                 <w:rFonts w:ascii="Lucida Grande" w:eastAsia="Times New Roman" w:hAnsi="Lucida Grande" w:cs="Lucida Grande"/>
@@ -18128,6 +18639,7 @@
               </w:rPr>
               <w:t>Mytilus</w:t>
             </w:r>
+            <w:proofErr w:type="spellEnd"/>
           </w:p>
         </w:tc>
         <w:tc>
@@ -18147,6 +18659,7 @@
                 <w:lang w:val="en-CA"/>
               </w:rPr>
             </w:pPr>
+            <w:proofErr w:type="spellStart"/>
             <w:r>
               <w:rPr>
                 <w:rFonts w:ascii="Lucida Grande" w:eastAsia="Times New Roman" w:hAnsi="Lucida Grande" w:cs="Lucida Grande"/>
@@ -18156,6 +18669,7 @@
               </w:rPr>
               <w:t>californianus</w:t>
             </w:r>
+            <w:proofErr w:type="spellEnd"/>
           </w:p>
         </w:tc>
         <w:tc>
@@ -18237,6 +18751,7 @@
                 <w:lang w:val="en-CA"/>
               </w:rPr>
             </w:pPr>
+            <w:proofErr w:type="spellStart"/>
             <w:r>
               <w:rPr>
                 <w:rFonts w:ascii="Lucida Grande" w:eastAsia="Times New Roman" w:hAnsi="Lucida Grande" w:cs="Lucida Grande"/>
@@ -18246,6 +18761,7 @@
               </w:rPr>
               <w:t>Mytilidae</w:t>
             </w:r>
+            <w:proofErr w:type="spellEnd"/>
           </w:p>
         </w:tc>
         <w:tc>
@@ -18265,6 +18781,7 @@
                 <w:lang w:val="en-CA"/>
               </w:rPr>
             </w:pPr>
+            <w:proofErr w:type="spellStart"/>
             <w:r>
               <w:rPr>
                 <w:rFonts w:ascii="Lucida Grande" w:eastAsia="Times New Roman" w:hAnsi="Lucida Grande" w:cs="Lucida Grande"/>
@@ -18274,6 +18791,7 @@
               </w:rPr>
               <w:t>Mytilus</w:t>
             </w:r>
+            <w:proofErr w:type="spellEnd"/>
           </w:p>
         </w:tc>
         <w:tc>
@@ -18383,6 +18901,7 @@
                 <w:lang w:val="en-CA"/>
               </w:rPr>
             </w:pPr>
+            <w:proofErr w:type="spellStart"/>
             <w:r>
               <w:rPr>
                 <w:rFonts w:ascii="Lucida Grande" w:eastAsia="Times New Roman" w:hAnsi="Lucida Grande" w:cs="Lucida Grande"/>
@@ -18392,6 +18911,7 @@
               </w:rPr>
               <w:t>Mytilidae</w:t>
             </w:r>
+            <w:proofErr w:type="spellEnd"/>
           </w:p>
         </w:tc>
         <w:tc>
@@ -18411,6 +18931,7 @@
                 <w:lang w:val="en-CA"/>
               </w:rPr>
             </w:pPr>
+            <w:proofErr w:type="spellStart"/>
             <w:r>
               <w:rPr>
                 <w:rFonts w:ascii="Lucida Grande" w:eastAsia="Times New Roman" w:hAnsi="Lucida Grande" w:cs="Lucida Grande"/>
@@ -18420,6 +18941,7 @@
               </w:rPr>
               <w:t>Mytilus</w:t>
             </w:r>
+            <w:proofErr w:type="spellEnd"/>
           </w:p>
         </w:tc>
         <w:tc>
@@ -18529,6 +19051,7 @@
                 <w:lang w:val="en-CA"/>
               </w:rPr>
             </w:pPr>
+            <w:proofErr w:type="spellStart"/>
             <w:r>
               <w:rPr>
                 <w:rFonts w:ascii="Lucida Grande" w:eastAsia="Times New Roman" w:hAnsi="Lucida Grande" w:cs="Lucida Grande"/>
@@ -18538,6 +19061,7 @@
               </w:rPr>
               <w:t>Ostreidae</w:t>
             </w:r>
+            <w:proofErr w:type="spellEnd"/>
           </w:p>
         </w:tc>
         <w:tc>
@@ -18557,6 +19081,7 @@
                 <w:lang w:val="en-CA"/>
               </w:rPr>
             </w:pPr>
+            <w:proofErr w:type="spellStart"/>
             <w:r>
               <w:rPr>
                 <w:rFonts w:ascii="Lucida Grande" w:eastAsia="Times New Roman" w:hAnsi="Lucida Grande" w:cs="Lucida Grande"/>
@@ -18566,6 +19091,7 @@
               </w:rPr>
               <w:t>Magallana</w:t>
             </w:r>
+            <w:proofErr w:type="spellEnd"/>
           </w:p>
         </w:tc>
         <w:tc>
@@ -18585,6 +19111,7 @@
                 <w:lang w:val="en-CA"/>
               </w:rPr>
             </w:pPr>
+            <w:proofErr w:type="spellStart"/>
             <w:r>
               <w:rPr>
                 <w:rFonts w:ascii="Lucida Grande" w:eastAsia="Times New Roman" w:hAnsi="Lucida Grande" w:cs="Lucida Grande"/>
@@ -18594,6 +19121,7 @@
               </w:rPr>
               <w:t>gigas</w:t>
             </w:r>
+            <w:proofErr w:type="spellEnd"/>
           </w:p>
         </w:tc>
         <w:tc>
@@ -18675,6 +19203,7 @@
                 <w:lang w:val="en-CA"/>
               </w:rPr>
             </w:pPr>
+            <w:proofErr w:type="spellStart"/>
             <w:r>
               <w:rPr>
                 <w:rFonts w:ascii="Lucida Grande" w:eastAsia="Times New Roman" w:hAnsi="Lucida Grande" w:cs="Lucida Grande"/>
@@ -18684,6 +19213,7 @@
               </w:rPr>
               <w:t>Veneridae</w:t>
             </w:r>
+            <w:proofErr w:type="spellEnd"/>
           </w:p>
         </w:tc>
         <w:tc>
@@ -18703,6 +19233,7 @@
                 <w:lang w:val="en-CA"/>
               </w:rPr>
             </w:pPr>
+            <w:proofErr w:type="spellStart"/>
             <w:r>
               <w:rPr>
                 <w:rFonts w:ascii="Lucida Grande" w:eastAsia="Times New Roman" w:hAnsi="Lucida Grande" w:cs="Lucida Grande"/>
@@ -18712,6 +19243,7 @@
               </w:rPr>
               <w:t>Mercenaria</w:t>
             </w:r>
+            <w:proofErr w:type="spellEnd"/>
           </w:p>
         </w:tc>
         <w:tc>
@@ -18731,6 +19263,7 @@
                 <w:lang w:val="en-CA"/>
               </w:rPr>
             </w:pPr>
+            <w:proofErr w:type="spellStart"/>
             <w:r>
               <w:rPr>
                 <w:rFonts w:ascii="Lucida Grande" w:eastAsia="Times New Roman" w:hAnsi="Lucida Grande" w:cs="Lucida Grande"/>
@@ -18740,6 +19273,7 @@
               </w:rPr>
               <w:t>mercenaria</w:t>
             </w:r>
+            <w:proofErr w:type="spellEnd"/>
           </w:p>
         </w:tc>
         <w:tc>
@@ -18821,6 +19355,7 @@
                 <w:lang w:val="en-CA"/>
               </w:rPr>
             </w:pPr>
+            <w:proofErr w:type="spellStart"/>
             <w:r>
               <w:rPr>
                 <w:rFonts w:ascii="Lucida Grande" w:eastAsia="Times New Roman" w:hAnsi="Lucida Grande" w:cs="Lucida Grande"/>
@@ -18830,6 +19365,7 @@
               </w:rPr>
               <w:t>Campanulariidae</w:t>
             </w:r>
+            <w:proofErr w:type="spellEnd"/>
           </w:p>
         </w:tc>
         <w:tc>
@@ -18877,6 +19413,7 @@
                 <w:lang w:val="en-CA"/>
               </w:rPr>
             </w:pPr>
+            <w:proofErr w:type="spellStart"/>
             <w:r>
               <w:rPr>
                 <w:rFonts w:ascii="Lucida Grande" w:eastAsia="Times New Roman" w:hAnsi="Lucida Grande" w:cs="Lucida Grande"/>
@@ -18886,6 +19423,7 @@
               </w:rPr>
               <w:t>geniculata</w:t>
             </w:r>
+            <w:proofErr w:type="spellEnd"/>
           </w:p>
         </w:tc>
         <w:tc>
@@ -18967,6 +19505,7 @@
                 <w:lang w:val="en-CA"/>
               </w:rPr>
             </w:pPr>
+            <w:proofErr w:type="spellStart"/>
             <w:r>
               <w:rPr>
                 <w:rFonts w:ascii="Lucida Grande" w:eastAsia="Times New Roman" w:hAnsi="Lucida Grande" w:cs="Lucida Grande"/>
@@ -18976,6 +19515,7 @@
               </w:rPr>
               <w:t>Catostylidae</w:t>
             </w:r>
+            <w:proofErr w:type="spellEnd"/>
           </w:p>
         </w:tc>
         <w:tc>
@@ -18995,6 +19535,7 @@
                 <w:lang w:val="en-CA"/>
               </w:rPr>
             </w:pPr>
+            <w:proofErr w:type="spellStart"/>
             <w:r>
               <w:rPr>
                 <w:rFonts w:ascii="Lucida Grande" w:eastAsia="Times New Roman" w:hAnsi="Lucida Grande" w:cs="Lucida Grande"/>
@@ -19004,6 +19545,7 @@
               </w:rPr>
               <w:t>Catostylus</w:t>
             </w:r>
+            <w:proofErr w:type="spellEnd"/>
           </w:p>
         </w:tc>
         <w:tc>
@@ -19023,6 +19565,7 @@
                 <w:lang w:val="en-CA"/>
               </w:rPr>
             </w:pPr>
+            <w:proofErr w:type="spellStart"/>
             <w:r>
               <w:rPr>
                 <w:rFonts w:ascii="Lucida Grande" w:eastAsia="Times New Roman" w:hAnsi="Lucida Grande" w:cs="Lucida Grande"/>
@@ -19032,6 +19575,7 @@
               </w:rPr>
               <w:t>mosaicus</w:t>
             </w:r>
+            <w:proofErr w:type="spellEnd"/>
           </w:p>
         </w:tc>
         <w:tc>
@@ -19113,6 +19657,7 @@
                 <w:lang w:val="en-CA"/>
               </w:rPr>
             </w:pPr>
+            <w:proofErr w:type="spellStart"/>
             <w:r>
               <w:rPr>
                 <w:rFonts w:ascii="Lucida Grande" w:eastAsia="Times New Roman" w:hAnsi="Lucida Grande" w:cs="Lucida Grande"/>
@@ -19122,6 +19667,7 @@
               </w:rPr>
               <w:t>Aplysinidae</w:t>
             </w:r>
+            <w:proofErr w:type="spellEnd"/>
           </w:p>
         </w:tc>
         <w:tc>
@@ -19141,6 +19687,7 @@
                 <w:lang w:val="en-CA"/>
               </w:rPr>
             </w:pPr>
+            <w:proofErr w:type="spellStart"/>
             <w:r>
               <w:rPr>
                 <w:rFonts w:ascii="Lucida Grande" w:eastAsia="Times New Roman" w:hAnsi="Lucida Grande" w:cs="Lucida Grande"/>
@@ -19150,6 +19697,7 @@
               </w:rPr>
               <w:t>Aplysina</w:t>
             </w:r>
+            <w:proofErr w:type="spellEnd"/>
           </w:p>
         </w:tc>
         <w:tc>
@@ -19169,6 +19717,7 @@
                 <w:lang w:val="en-CA"/>
               </w:rPr>
             </w:pPr>
+            <w:proofErr w:type="spellStart"/>
             <w:r>
               <w:rPr>
                 <w:rFonts w:ascii="Lucida Grande" w:eastAsia="Times New Roman" w:hAnsi="Lucida Grande" w:cs="Lucida Grande"/>
@@ -19178,6 +19727,7 @@
               </w:rPr>
               <w:t>cauliformis</w:t>
             </w:r>
+            <w:proofErr w:type="spellEnd"/>
           </w:p>
         </w:tc>
         <w:tc>
@@ -19259,6 +19809,7 @@
                 <w:lang w:val="en-CA"/>
               </w:rPr>
             </w:pPr>
+            <w:proofErr w:type="spellStart"/>
             <w:r>
               <w:rPr>
                 <w:rFonts w:ascii="Lucida Grande" w:eastAsia="Times New Roman" w:hAnsi="Lucida Grande" w:cs="Lucida Grande"/>
@@ -19268,6 +19819,7 @@
               </w:rPr>
               <w:t>Chalinidae</w:t>
             </w:r>
+            <w:proofErr w:type="spellEnd"/>
           </w:p>
         </w:tc>
         <w:tc>
@@ -19287,6 +19839,7 @@
                 <w:lang w:val="en-CA"/>
               </w:rPr>
             </w:pPr>
+            <w:proofErr w:type="spellStart"/>
             <w:r>
               <w:rPr>
                 <w:rFonts w:ascii="Lucida Grande" w:eastAsia="Times New Roman" w:hAnsi="Lucida Grande" w:cs="Lucida Grande"/>
@@ -19296,6 +19849,7 @@
               </w:rPr>
               <w:t>Haliclona</w:t>
             </w:r>
+            <w:proofErr w:type="spellEnd"/>
           </w:p>
         </w:tc>
         <w:tc>
@@ -19315,6 +19869,7 @@
                 <w:lang w:val="en-CA"/>
               </w:rPr>
             </w:pPr>
+            <w:proofErr w:type="spellStart"/>
             <w:r>
               <w:rPr>
                 <w:rFonts w:ascii="Lucida Grande" w:eastAsia="Times New Roman" w:hAnsi="Lucida Grande" w:cs="Lucida Grande"/>
@@ -19324,6 +19879,7 @@
               </w:rPr>
               <w:t>implexiformis</w:t>
             </w:r>
+            <w:proofErr w:type="spellEnd"/>
           </w:p>
         </w:tc>
         <w:tc>
@@ -19405,6 +19961,7 @@
                 <w:lang w:val="en-CA"/>
               </w:rPr>
             </w:pPr>
+            <w:proofErr w:type="spellStart"/>
             <w:r>
               <w:rPr>
                 <w:rFonts w:ascii="Lucida Grande" w:eastAsia="Times New Roman" w:hAnsi="Lucida Grande" w:cs="Lucida Grande"/>
@@ -19414,6 +19971,7 @@
               </w:rPr>
               <w:t>Halichondriidae</w:t>
             </w:r>
+            <w:proofErr w:type="spellEnd"/>
           </w:p>
         </w:tc>
         <w:tc>
@@ -19433,6 +19991,7 @@
                 <w:lang w:val="en-CA"/>
               </w:rPr>
             </w:pPr>
+            <w:proofErr w:type="spellStart"/>
             <w:r>
               <w:rPr>
                 <w:rFonts w:ascii="Lucida Grande" w:eastAsia="Times New Roman" w:hAnsi="Lucida Grande" w:cs="Lucida Grande"/>
@@ -19442,6 +20001,7 @@
               </w:rPr>
               <w:t>Halichondria</w:t>
             </w:r>
+            <w:proofErr w:type="spellEnd"/>
           </w:p>
         </w:tc>
         <w:tc>
@@ -19461,6 +20021,7 @@
                 <w:lang w:val="en-CA"/>
               </w:rPr>
             </w:pPr>
+            <w:proofErr w:type="spellStart"/>
             <w:r>
               <w:rPr>
                 <w:rFonts w:ascii="Lucida Grande" w:eastAsia="Times New Roman" w:hAnsi="Lucida Grande" w:cs="Lucida Grande"/>
@@ -19470,6 +20031,7 @@
               </w:rPr>
               <w:t>melanadocia</w:t>
             </w:r>
+            <w:proofErr w:type="spellEnd"/>
           </w:p>
         </w:tc>
         <w:tc>
@@ -19551,6 +20113,7 @@
                 <w:lang w:val="en-CA"/>
               </w:rPr>
             </w:pPr>
+            <w:proofErr w:type="spellStart"/>
             <w:r>
               <w:rPr>
                 <w:rFonts w:ascii="Lucida Grande" w:eastAsia="Times New Roman" w:hAnsi="Lucida Grande" w:cs="Lucida Grande"/>
@@ -19560,6 +20123,7 @@
               </w:rPr>
               <w:t>Tedaniidae</w:t>
             </w:r>
+            <w:proofErr w:type="spellEnd"/>
           </w:p>
         </w:tc>
         <w:tc>
@@ -19579,6 +20143,7 @@
                 <w:lang w:val="en-CA"/>
               </w:rPr>
             </w:pPr>
+            <w:proofErr w:type="spellStart"/>
             <w:r>
               <w:rPr>
                 <w:rFonts w:ascii="Lucida Grande" w:eastAsia="Times New Roman" w:hAnsi="Lucida Grande" w:cs="Lucida Grande"/>
@@ -19588,6 +20153,7 @@
               </w:rPr>
               <w:t>Tedania</w:t>
             </w:r>
+            <w:proofErr w:type="spellEnd"/>
           </w:p>
         </w:tc>
         <w:tc>
@@ -20743,19 +21309,19 @@
           <w:lang w:val="en-CA"/>
         </w:rPr>
       </w:pPr>
-      <w:commentRangeStart w:id="9"/>
+      <w:commentRangeStart w:id="14"/>
       <w:r>
         <w:rPr>
           <w:rFonts w:ascii="Times New Roman" w:hAnsi="Times New Roman" w:cs="Times New Roman"/>
         </w:rPr>
         <w:t>Overall</w:t>
       </w:r>
-      <w:commentRangeEnd w:id="9"/>
+      <w:commentRangeEnd w:id="14"/>
       <w:r>
         <w:rPr>
           <w:rStyle w:val="CommentReference"/>
         </w:rPr>
-        <w:commentReference w:id="9"/>
+        <w:commentReference w:id="14"/>
       </w:r>
       <w:r>
         <w:rPr>
@@ -20914,7 +21480,21 @@
         <w:rPr>
           <w:rFonts w:ascii="Times New Roman" w:hAnsi="Times New Roman" w:cs="Times New Roman"/>
         </w:rPr>
-        <w:t xml:space="preserve">This estimate represents the intercept of the model, taken as the effect of animal-provisioning at a mean level of background nutrients on algae in unstocked field experiments. </w:t>
+        <w:t xml:space="preserve">This estimate represents the intercept of the model, taken as the effect of animal-provisioning at a mean level of background nutrients on algae in </w:t>
+      </w:r>
+      <w:proofErr w:type="spellStart"/>
+      <w:r>
+        <w:rPr>
+          <w:rFonts w:ascii="Times New Roman" w:hAnsi="Times New Roman" w:cs="Times New Roman"/>
+        </w:rPr>
+        <w:t>unstocked</w:t>
+      </w:r>
+      <w:proofErr w:type="spellEnd"/>
+      <w:r>
+        <w:rPr>
+          <w:rFonts w:ascii="Times New Roman" w:hAnsi="Times New Roman" w:cs="Times New Roman"/>
+        </w:rPr>
+        <w:t xml:space="preserve"> field experiments. </w:t>
       </w:r>
       <w:r>
         <w:rPr>
@@ -21334,11 +21914,19 @@
         </w:rPr>
         <w:t>responses of primary producers in u</w:t>
       </w:r>
-      <w:r>
-        <w:rPr>
-          <w:rFonts w:ascii="Times New Roman" w:hAnsi="Times New Roman" w:cs="Times New Roman"/>
-        </w:rPr>
-        <w:t xml:space="preserve">nstocked field experiments </w:t>
+      <w:proofErr w:type="spellStart"/>
+      <w:r>
+        <w:rPr>
+          <w:rFonts w:ascii="Times New Roman" w:hAnsi="Times New Roman" w:cs="Times New Roman"/>
+        </w:rPr>
+        <w:t>nstocked</w:t>
+      </w:r>
+      <w:proofErr w:type="spellEnd"/>
+      <w:r>
+        <w:rPr>
+          <w:rFonts w:ascii="Times New Roman" w:hAnsi="Times New Roman" w:cs="Times New Roman"/>
+        </w:rPr>
+        <w:t xml:space="preserve"> field experiments </w:t>
       </w:r>
       <w:r>
         <w:rPr>
@@ -22273,7 +22861,21 @@
         <w:rPr>
           <w:rFonts w:ascii="Times New Roman" w:hAnsi="Times New Roman" w:cs="Times New Roman"/>
         </w:rPr>
-        <w:t xml:space="preserve"> Effect of background nutrients, experimental design, and primary producer group on primary producers. Effect sizes shown in log-transformed ratios of means and as back-transformed ratios of means. An effect size of 0 on the log scale or 1 on the ratio scale means the primary producer grew the same with and without nutrient addition. Effect sizes to the right of the dotted line indicate positive responses to provisioning, and effect sizes to the left indicate negative responses. Field experiments were split based on whether the researchers set the density of the primary producer (PP stocked), consumer (animals stocked), both, or neither (unstocked). Plants include seagrasses and mangroves, phytoplankton include micro algae, coral includes measurements of both corals and coral endosymbionts, and algae includes fleshy and crustose algae. Effect sizes are </w:t>
+        <w:t xml:space="preserve"> Effect of background nutrients, experimental design, and primary producer group on primary producers. Effect sizes shown in log-transformed ratios of means and as back-transformed ratios of means. An effect size of 0 on the log scale or 1 on the ratio scale means the primary producer grew the same with and without nutrient addition. Effect sizes to the right of the dotted line indicate positive responses to provisioning, and effect sizes to the left indicate negative responses. Field experiments were split based on whether the researchers set the density of the primary producer (PP stocked), consumer (animals stocked), both, or neither (</w:t>
+      </w:r>
+      <w:proofErr w:type="spellStart"/>
+      <w:r>
+        <w:rPr>
+          <w:rFonts w:ascii="Times New Roman" w:hAnsi="Times New Roman" w:cs="Times New Roman"/>
+        </w:rPr>
+        <w:t>unstocked</w:t>
+      </w:r>
+      <w:proofErr w:type="spellEnd"/>
+      <w:r>
+        <w:rPr>
+          <w:rFonts w:ascii="Times New Roman" w:hAnsi="Times New Roman" w:cs="Times New Roman"/>
+        </w:rPr>
+        <w:t xml:space="preserve">). Plants include seagrasses and mangroves, phytoplankton include micro algae, coral includes measurements of both corals and coral endosymbionts, and algae includes fleshy and crustose algae. Effect sizes are </w:t>
       </w:r>
       <w:r>
         <w:rPr>
@@ -22423,12 +23025,14 @@
                 <w:rFonts w:ascii="Times New Roman" w:hAnsi="Times New Roman" w:cs="Times New Roman"/>
               </w:rPr>
             </w:pPr>
+            <w:proofErr w:type="spellStart"/>
             <w:r>
               <w:rPr>
                 <w:rFonts w:ascii="Times New Roman" w:hAnsi="Times New Roman" w:cs="Times New Roman"/>
               </w:rPr>
               <w:t>df</w:t>
             </w:r>
+            <w:proofErr w:type="spellEnd"/>
           </w:p>
         </w:tc>
         <w:tc>
@@ -22615,12 +23219,14 @@
                 <w:rFonts w:ascii="Times New Roman" w:hAnsi="Times New Roman" w:cs="Times New Roman"/>
               </w:rPr>
             </w:pPr>
+            <w:proofErr w:type="spellStart"/>
             <w:r>
               <w:rPr>
                 <w:rFonts w:ascii="Times New Roman" w:hAnsi="Times New Roman" w:cs="Times New Roman"/>
               </w:rPr>
               <w:t>Nut_stand</w:t>
             </w:r>
+            <w:proofErr w:type="spellEnd"/>
           </w:p>
         </w:tc>
         <w:tc>
@@ -23329,12 +23935,14 @@
                 <w:rFonts w:ascii="Times New Roman" w:hAnsi="Times New Roman" w:cs="Times New Roman"/>
               </w:rPr>
             </w:pPr>
+            <w:proofErr w:type="spellStart"/>
             <w:r>
               <w:rPr>
                 <w:rFonts w:ascii="Times New Roman" w:hAnsi="Times New Roman" w:cs="Times New Roman"/>
               </w:rPr>
               <w:t>pp_groupCoral</w:t>
             </w:r>
+            <w:proofErr w:type="spellEnd"/>
           </w:p>
         </w:tc>
         <w:tc>
@@ -23489,6 +24097,7 @@
                 <w:rFonts w:ascii="Times New Roman" w:hAnsi="Times New Roman" w:cs="Times New Roman"/>
               </w:rPr>
             </w:pPr>
+            <w:proofErr w:type="spellStart"/>
             <w:r>
               <w:rPr>
                 <w:rFonts w:ascii="Times New Roman" w:hAnsi="Times New Roman" w:cs="Times New Roman"/>
@@ -23499,7 +24108,14 @@
               <w:rPr>
                 <w:rFonts w:ascii="Times New Roman" w:hAnsi="Times New Roman" w:cs="Times New Roman"/>
               </w:rPr>
-              <w:t xml:space="preserve">groupPhytoplankton </w:t>
+              <w:t>groupPhytoplankton</w:t>
+            </w:r>
+            <w:proofErr w:type="spellEnd"/>
+            <w:r>
+              <w:rPr>
+                <w:rFonts w:ascii="Times New Roman" w:hAnsi="Times New Roman" w:cs="Times New Roman"/>
+              </w:rPr>
+              <w:t xml:space="preserve"> </w:t>
             </w:r>
           </w:p>
         </w:tc>
@@ -23655,6 +24271,7 @@
                 <w:rFonts w:ascii="Times New Roman" w:hAnsi="Times New Roman" w:cs="Times New Roman"/>
               </w:rPr>
             </w:pPr>
+            <w:proofErr w:type="spellStart"/>
             <w:r>
               <w:rPr>
                 <w:rFonts w:ascii="Times New Roman" w:hAnsi="Times New Roman" w:cs="Times New Roman"/>
@@ -23667,6 +24284,7 @@
               </w:rPr>
               <w:t>groupPlants</w:t>
             </w:r>
+            <w:proofErr w:type="spellEnd"/>
           </w:p>
         </w:tc>
         <w:tc>
@@ -25080,12 +25698,14 @@
                 <w:rFonts w:ascii="Times New Roman" w:hAnsi="Times New Roman" w:cs="Times New Roman"/>
               </w:rPr>
             </w:pPr>
+            <w:proofErr w:type="spellStart"/>
             <w:r>
               <w:rPr>
                 <w:rFonts w:ascii="Times New Roman" w:hAnsi="Times New Roman" w:cs="Times New Roman"/>
               </w:rPr>
               <w:t>df</w:t>
             </w:r>
+            <w:proofErr w:type="spellEnd"/>
           </w:p>
         </w:tc>
         <w:tc>
@@ -25260,12 +25880,14 @@
                 <w:rFonts w:ascii="Times New Roman" w:hAnsi="Times New Roman" w:cs="Times New Roman"/>
               </w:rPr>
             </w:pPr>
+            <w:proofErr w:type="spellStart"/>
             <w:r>
               <w:rPr>
                 <w:rFonts w:ascii="Times New Roman" w:hAnsi="Times New Roman" w:cs="Times New Roman"/>
               </w:rPr>
               <w:t>Lat_stand</w:t>
             </w:r>
+            <w:proofErr w:type="spellEnd"/>
           </w:p>
         </w:tc>
         <w:tc>
@@ -25991,12 +26613,14 @@
                 <w:rFonts w:ascii="Times New Roman" w:hAnsi="Times New Roman" w:cs="Times New Roman"/>
               </w:rPr>
             </w:pPr>
+            <w:proofErr w:type="spellStart"/>
             <w:r>
               <w:rPr>
                 <w:rFonts w:ascii="Times New Roman" w:hAnsi="Times New Roman" w:cs="Times New Roman"/>
               </w:rPr>
               <w:t>pp_groupCoral</w:t>
             </w:r>
+            <w:proofErr w:type="spellEnd"/>
           </w:p>
         </w:tc>
         <w:tc>
@@ -26142,6 +26766,7 @@
                 <w:rFonts w:ascii="Times New Roman" w:hAnsi="Times New Roman" w:cs="Times New Roman"/>
               </w:rPr>
             </w:pPr>
+            <w:proofErr w:type="spellStart"/>
             <w:r>
               <w:rPr>
                 <w:rFonts w:ascii="Times New Roman" w:hAnsi="Times New Roman" w:cs="Times New Roman"/>
@@ -26152,7 +26777,14 @@
               <w:rPr>
                 <w:rFonts w:ascii="Times New Roman" w:hAnsi="Times New Roman" w:cs="Times New Roman"/>
               </w:rPr>
-              <w:t xml:space="preserve">groupPhytoplankton </w:t>
+              <w:t>groupPhytoplankton</w:t>
+            </w:r>
+            <w:proofErr w:type="spellEnd"/>
+            <w:r>
+              <w:rPr>
+                <w:rFonts w:ascii="Times New Roman" w:hAnsi="Times New Roman" w:cs="Times New Roman"/>
+              </w:rPr>
+              <w:t xml:space="preserve"> </w:t>
             </w:r>
           </w:p>
         </w:tc>
@@ -26302,6 +26934,7 @@
                 <w:rFonts w:ascii="Times New Roman" w:hAnsi="Times New Roman" w:cs="Times New Roman"/>
               </w:rPr>
             </w:pPr>
+            <w:proofErr w:type="spellStart"/>
             <w:r>
               <w:rPr>
                 <w:rFonts w:ascii="Times New Roman" w:hAnsi="Times New Roman" w:cs="Times New Roman"/>
@@ -26314,6 +26947,7 @@
               </w:rPr>
               <w:t>groupPlants</w:t>
             </w:r>
+            <w:proofErr w:type="spellEnd"/>
           </w:p>
         </w:tc>
         <w:tc>
@@ -26539,8 +27173,6 @@
           <w:rFonts w:ascii="Times New Roman" w:hAnsi="Times New Roman" w:cs="Times New Roman"/>
         </w:rPr>
       </w:pPr>
-      <w:bookmarkStart w:id="10" w:name="_GoBack"/>
-      <w:bookmarkEnd w:id="10"/>
     </w:p>
     <w:p>
       <w:pPr>
@@ -26658,12 +27290,14 @@
                 <w:rFonts w:ascii="Times New Roman" w:hAnsi="Times New Roman" w:cs="Times New Roman"/>
               </w:rPr>
             </w:pPr>
+            <w:proofErr w:type="spellStart"/>
             <w:r>
               <w:rPr>
                 <w:rFonts w:ascii="Times New Roman" w:hAnsi="Times New Roman" w:cs="Times New Roman"/>
               </w:rPr>
               <w:t>df</w:t>
             </w:r>
+            <w:proofErr w:type="spellEnd"/>
           </w:p>
         </w:tc>
         <w:tc>
@@ -26843,12 +27477,14 @@
                 <w:rFonts w:ascii="Times New Roman" w:hAnsi="Times New Roman" w:cs="Times New Roman"/>
               </w:rPr>
             </w:pPr>
+            <w:proofErr w:type="spellStart"/>
             <w:r>
               <w:rPr>
                 <w:rFonts w:ascii="Times New Roman" w:hAnsi="Times New Roman" w:cs="Times New Roman"/>
               </w:rPr>
               <w:t>temp_stand</w:t>
             </w:r>
+            <w:proofErr w:type="spellEnd"/>
           </w:p>
         </w:tc>
         <w:tc>
@@ -27580,12 +28216,14 @@
                 <w:rFonts w:ascii="Times New Roman" w:hAnsi="Times New Roman" w:cs="Times New Roman"/>
               </w:rPr>
             </w:pPr>
+            <w:proofErr w:type="spellStart"/>
             <w:r>
               <w:rPr>
                 <w:rFonts w:ascii="Times New Roman" w:hAnsi="Times New Roman" w:cs="Times New Roman"/>
               </w:rPr>
               <w:t>pp_groupCoral</w:t>
             </w:r>
+            <w:proofErr w:type="spellEnd"/>
           </w:p>
         </w:tc>
         <w:tc>
@@ -27731,6 +28369,7 @@
                 <w:rFonts w:ascii="Times New Roman" w:hAnsi="Times New Roman" w:cs="Times New Roman"/>
               </w:rPr>
             </w:pPr>
+            <w:proofErr w:type="spellStart"/>
             <w:r>
               <w:rPr>
                 <w:rFonts w:ascii="Times New Roman" w:hAnsi="Times New Roman" w:cs="Times New Roman"/>
@@ -27743,6 +28382,7 @@
               </w:rPr>
               <w:t>groupPhytoplankton</w:t>
             </w:r>
+            <w:proofErr w:type="spellEnd"/>
           </w:p>
         </w:tc>
         <w:tc>
@@ -27888,6 +28528,7 @@
                 <w:rFonts w:ascii="Times New Roman" w:hAnsi="Times New Roman" w:cs="Times New Roman"/>
               </w:rPr>
             </w:pPr>
+            <w:proofErr w:type="spellStart"/>
             <w:r>
               <w:rPr>
                 <w:rFonts w:ascii="Times New Roman" w:hAnsi="Times New Roman" w:cs="Times New Roman"/>
@@ -27900,6 +28541,7 @@
               </w:rPr>
               <w:t>groupPlants</w:t>
             </w:r>
+            <w:proofErr w:type="spellEnd"/>
           </w:p>
         </w:tc>
         <w:tc>
@@ -28064,7 +28706,7 @@
       <w:pPr>
         <w:spacing w:line="360" w:lineRule="auto"/>
         <w:rPr>
-          <w:ins w:id="11" w:author="Em Lim" w:date="2023-03-22T21:39:00Z"/>
+          <w:ins w:id="15" w:author="Em Lim" w:date="2023-03-22T21:39:00Z"/>
           <w:rFonts w:ascii="Times New Roman" w:hAnsi="Times New Roman" w:cs="Times New Roman"/>
         </w:rPr>
       </w:pPr>
@@ -28088,6 +28730,34 @@
           <w:rFonts w:ascii="Times New Roman" w:hAnsi="Times New Roman" w:cs="Times New Roman"/>
         </w:rPr>
         <w:t>iscussion:</w:t>
+      </w:r>
+    </w:p>
+    <w:p>
+      <w:pPr>
+        <w:spacing w:line="360" w:lineRule="auto"/>
+        <w:rPr>
+          <w:rFonts w:ascii="Times New Roman" w:hAnsi="Times New Roman" w:cs="Times New Roman"/>
+        </w:rPr>
+      </w:pPr>
+      <w:r>
+        <w:rPr>
+          <w:rFonts w:ascii="Times New Roman" w:hAnsi="Times New Roman" w:cs="Times New Roman"/>
+        </w:rPr>
+        <w:t>Tie figures/results to main discussion points</w:t>
+      </w:r>
+    </w:p>
+    <w:p>
+      <w:pPr>
+        <w:spacing w:line="360" w:lineRule="auto"/>
+        <w:rPr>
+          <w:rFonts w:ascii="Times New Roman" w:hAnsi="Times New Roman" w:cs="Times New Roman"/>
+        </w:rPr>
+      </w:pPr>
+      <w:r>
+        <w:rPr>
+          <w:rFonts w:ascii="Times New Roman" w:hAnsi="Times New Roman" w:cs="Times New Roman"/>
+        </w:rPr>
+        <w:t>2 &amp; 3 are about the key thing I was testing (latitude)</w:t>
       </w:r>
     </w:p>
     <w:p>
@@ -28190,7 +28860,13 @@
         <w:rPr>
           <w:rFonts w:ascii="Times New Roman" w:hAnsi="Times New Roman" w:cs="Times New Roman"/>
         </w:rPr>
-        <w:t>Limitations in our study</w:t>
+        <w:t>Why we found what we did</w:t>
+      </w:r>
+      <w:r>
+        <w:rPr>
+          <w:rFonts w:ascii="Times New Roman" w:hAnsi="Times New Roman" w:cs="Times New Roman"/>
+        </w:rPr>
+        <w:t xml:space="preserve"> (tropical vs temperate: expected tropics &gt; temperate, but we didn’t find that). Mainly focus on latitude</w:t>
       </w:r>
     </w:p>
     <w:p>
@@ -28209,8 +28885,62 @@
         <w:rPr>
           <w:rFonts w:ascii="Times New Roman" w:hAnsi="Times New Roman" w:cs="Times New Roman"/>
         </w:rPr>
-        <w:t>Couldn’t quantify amount of nutrient provisioning</w:t>
-      </w:r>
+        <w:t>Finer scale variation than conventional wisdom thought</w:t>
+      </w:r>
+    </w:p>
+    <w:p>
+      <w:pPr>
+        <w:pStyle w:val="ListParagraph"/>
+        <w:numPr>
+          <w:ilvl w:val="2"/>
+          <w:numId w:val="5"/>
+        </w:numPr>
+        <w:spacing w:line="360" w:lineRule="auto"/>
+        <w:rPr>
+          <w:rFonts w:ascii="Times New Roman" w:hAnsi="Times New Roman" w:cs="Times New Roman"/>
+        </w:rPr>
+      </w:pPr>
+      <w:r>
+        <w:rPr>
+          <w:rFonts w:ascii="Times New Roman" w:hAnsi="Times New Roman" w:cs="Times New Roman"/>
+        </w:rPr>
+        <w:t xml:space="preserve">Tidepools, temporal variation causes provisioning vs need mismatches, </w:t>
+      </w:r>
+      <w:proofErr w:type="spellStart"/>
+      <w:r>
+        <w:rPr>
+          <w:rFonts w:ascii="Times New Roman" w:hAnsi="Times New Roman" w:cs="Times New Roman"/>
+        </w:rPr>
+        <w:t>etc</w:t>
+      </w:r>
+      <w:proofErr w:type="spellEnd"/>
+    </w:p>
+    <w:p>
+      <w:pPr>
+        <w:pStyle w:val="ListParagraph"/>
+        <w:numPr>
+          <w:ilvl w:val="0"/>
+          <w:numId w:val="5"/>
+        </w:numPr>
+        <w:spacing w:line="360" w:lineRule="auto"/>
+        <w:rPr>
+          <w:rFonts w:ascii="Times New Roman" w:hAnsi="Times New Roman" w:cs="Times New Roman"/>
+        </w:rPr>
+      </w:pPr>
+      <w:r>
+        <w:rPr>
+          <w:rFonts w:ascii="Times New Roman" w:hAnsi="Times New Roman" w:cs="Times New Roman"/>
+        </w:rPr>
+        <w:t>Why conventional wisdom might be right-</w:t>
+      </w:r>
+      <w:proofErr w:type="spellStart"/>
+      <w:r>
+        <w:rPr>
+          <w:rFonts w:ascii="Times New Roman" w:hAnsi="Times New Roman" w:cs="Times New Roman"/>
+        </w:rPr>
+        <w:t>ish</w:t>
+      </w:r>
+      <w:proofErr w:type="spellEnd"/>
     </w:p>
     <w:p>
       <w:pPr>
@@ -28228,7 +28958,60 @@
         <w:rPr>
           <w:rFonts w:ascii="Times New Roman" w:hAnsi="Times New Roman" w:cs="Times New Roman"/>
         </w:rPr>
-        <w:t>Suggestions: quantify nutrient provisioning and background nutrient levels!</w:t>
+        <w:t xml:space="preserve">cite </w:t>
+      </w:r>
+      <w:proofErr w:type="spellStart"/>
+      <w:r>
+        <w:rPr>
+          <w:rFonts w:ascii="Times New Roman" w:hAnsi="Times New Roman" w:cs="Times New Roman"/>
+        </w:rPr>
+        <w:t>Vitousek</w:t>
+      </w:r>
+      <w:proofErr w:type="spellEnd"/>
+      <w:r>
+        <w:rPr>
+          <w:rFonts w:ascii="Times New Roman" w:hAnsi="Times New Roman" w:cs="Times New Roman"/>
+        </w:rPr>
+        <w:t xml:space="preserve"> et al. (2010)</w:t>
+      </w:r>
+      <w:r>
+        <w:rPr>
+          <w:rFonts w:ascii="Times New Roman" w:hAnsi="Times New Roman" w:cs="Times New Roman"/>
+        </w:rPr>
+        <w:t xml:space="preserve"> who distinguished between limiting nutrients (adding = growth) and ultimate </w:t>
+      </w:r>
+      <w:proofErr w:type="spellStart"/>
+      <w:r>
+        <w:rPr>
+          <w:rFonts w:ascii="Times New Roman" w:hAnsi="Times New Roman" w:cs="Times New Roman"/>
+        </w:rPr>
+        <w:t>nutients</w:t>
+      </w:r>
+      <w:proofErr w:type="spellEnd"/>
+      <w:r>
+        <w:rPr>
+          <w:rFonts w:ascii="Times New Roman" w:hAnsi="Times New Roman" w:cs="Times New Roman"/>
+        </w:rPr>
+        <w:t xml:space="preserve"> (adding transforms environments)</w:t>
+      </w:r>
+    </w:p>
+    <w:p>
+      <w:pPr>
+        <w:pStyle w:val="ListParagraph"/>
+        <w:numPr>
+          <w:ilvl w:val="1"/>
+          <w:numId w:val="5"/>
+        </w:numPr>
+        <w:spacing w:line="360" w:lineRule="auto"/>
+        <w:rPr>
+          <w:rFonts w:ascii="Times New Roman" w:hAnsi="Times New Roman" w:cs="Times New Roman"/>
+        </w:rPr>
+      </w:pPr>
+      <w:r>
+        <w:rPr>
+          <w:rFonts w:ascii="Times New Roman" w:hAnsi="Times New Roman" w:cs="Times New Roman"/>
+        </w:rPr>
+        <w:t>Maybe we don’t see larger effect sizes in tropical places, but without animal pee in tropics there would be no ecosystems. In temperate areas they’d probably still survive on nitrates? But maybe not…</w:t>
       </w:r>
     </w:p>
     <w:p>
@@ -28247,7 +29030,7 @@
         <w:rPr>
           <w:rFonts w:ascii="Times New Roman" w:hAnsi="Times New Roman" w:cs="Times New Roman"/>
         </w:rPr>
-        <w:t>Why we found what we did</w:t>
+        <w:t>Discuss the temperature and background nutrients results here</w:t>
       </w:r>
     </w:p>
     <w:p>
@@ -28266,8 +29049,16 @@
         <w:rPr>
           <w:rFonts w:ascii="Times New Roman" w:hAnsi="Times New Roman" w:cs="Times New Roman"/>
         </w:rPr>
-        <w:t>Species from nutrient rich places might be better able to uptake and utilize nutrient additions (Zalamea et al 2016)</w:t>
-      </w:r>
+        <w:t xml:space="preserve">Proxies for tropics vs </w:t>
+      </w:r>
+      <w:proofErr w:type="spellStart"/>
+      <w:r>
+        <w:rPr>
+          <w:rFonts w:ascii="Times New Roman" w:hAnsi="Times New Roman" w:cs="Times New Roman"/>
+        </w:rPr>
+        <w:t>temperates</w:t>
+      </w:r>
+      <w:proofErr w:type="spellEnd"/>
     </w:p>
     <w:p>
       <w:pPr>
@@ -28285,7 +29076,101 @@
         <w:rPr>
           <w:rFonts w:ascii="Times New Roman" w:hAnsi="Times New Roman" w:cs="Times New Roman"/>
         </w:rPr>
-        <w:t>Finer scale variation than conventional wisdom thought</w:t>
+        <w:t xml:space="preserve">We did see really low </w:t>
+      </w:r>
+      <w:proofErr w:type="spellStart"/>
+      <w:r>
+        <w:rPr>
+          <w:rFonts w:ascii="Times New Roman" w:hAnsi="Times New Roman" w:cs="Times New Roman"/>
+        </w:rPr>
+        <w:t>bn</w:t>
+      </w:r>
+      <w:proofErr w:type="spellEnd"/>
+      <w:r>
+        <w:rPr>
+          <w:rFonts w:ascii="Times New Roman" w:hAnsi="Times New Roman" w:cs="Times New Roman"/>
+        </w:rPr>
+        <w:t xml:space="preserve"> even in temperate areas</w:t>
+      </w:r>
+    </w:p>
+    <w:p>
+      <w:pPr>
+        <w:pStyle w:val="ListParagraph"/>
+        <w:numPr>
+          <w:ilvl w:val="1"/>
+          <w:numId w:val="5"/>
+        </w:numPr>
+        <w:spacing w:line="360" w:lineRule="auto"/>
+        <w:rPr>
+          <w:rFonts w:ascii="Times New Roman" w:hAnsi="Times New Roman" w:cs="Times New Roman"/>
+        </w:rPr>
+      </w:pPr>
+      <w:r>
+        <w:rPr>
+          <w:rFonts w:ascii="Times New Roman" w:hAnsi="Times New Roman" w:cs="Times New Roman"/>
+        </w:rPr>
+        <w:t xml:space="preserve">So </w:t>
+      </w:r>
+      <w:proofErr w:type="spellStart"/>
+      <w:r>
+        <w:rPr>
+          <w:rFonts w:ascii="Times New Roman" w:hAnsi="Times New Roman" w:cs="Times New Roman"/>
+        </w:rPr>
+        <w:t>bn</w:t>
+      </w:r>
+      <w:proofErr w:type="spellEnd"/>
+      <w:r>
+        <w:rPr>
+          <w:rFonts w:ascii="Times New Roman" w:hAnsi="Times New Roman" w:cs="Times New Roman"/>
+        </w:rPr>
+        <w:t xml:space="preserve"> wasn’t a perfect proxy for tropics vs </w:t>
+      </w:r>
+      <w:proofErr w:type="spellStart"/>
+      <w:r>
+        <w:rPr>
+          <w:rFonts w:ascii="Times New Roman" w:hAnsi="Times New Roman" w:cs="Times New Roman"/>
+        </w:rPr>
+        <w:t>temperates</w:t>
+      </w:r>
+      <w:proofErr w:type="spellEnd"/>
+      <w:r>
+        <w:rPr>
+          <w:rFonts w:ascii="Times New Roman" w:hAnsi="Times New Roman" w:cs="Times New Roman"/>
+        </w:rPr>
+        <w:t xml:space="preserve"> but it addresses the underlying assumption that low nutrients = high importance of pee</w:t>
+      </w:r>
+    </w:p>
+    <w:p>
+      <w:pPr>
+        <w:pStyle w:val="ListParagraph"/>
+        <w:numPr>
+          <w:ilvl w:val="1"/>
+          <w:numId w:val="5"/>
+        </w:numPr>
+        <w:spacing w:line="360" w:lineRule="auto"/>
+        <w:rPr>
+          <w:rFonts w:ascii="Times New Roman" w:hAnsi="Times New Roman" w:cs="Times New Roman"/>
+        </w:rPr>
+      </w:pPr>
+      <w:r>
+        <w:rPr>
+          <w:rFonts w:ascii="Times New Roman" w:hAnsi="Times New Roman" w:cs="Times New Roman"/>
+        </w:rPr>
+        <w:t>Species from nutrient rich places might be better able to uptake and utilize nutrient additions (</w:t>
+      </w:r>
+      <w:proofErr w:type="spellStart"/>
+      <w:r>
+        <w:rPr>
+          <w:rFonts w:ascii="Times New Roman" w:hAnsi="Times New Roman" w:cs="Times New Roman"/>
+        </w:rPr>
+        <w:t>Zalamea</w:t>
+      </w:r>
+      <w:proofErr w:type="spellEnd"/>
+      <w:r>
+        <w:rPr>
+          <w:rFonts w:ascii="Times New Roman" w:hAnsi="Times New Roman" w:cs="Times New Roman"/>
+        </w:rPr>
+        <w:t xml:space="preserve"> et al 2016)</w:t>
       </w:r>
     </w:p>
     <w:p>
@@ -28304,7 +29189,134 @@
         <w:rPr>
           <w:rFonts w:ascii="Times New Roman" w:hAnsi="Times New Roman" w:cs="Times New Roman"/>
         </w:rPr>
-        <w:t>Tidepools, temporal variation causes provisioning vs need mismatches, etc</w:t>
+        <w:t>“</w:t>
+      </w:r>
+      <w:r>
+        <w:rPr>
+          <w:rFonts w:ascii="Times New Roman" w:hAnsi="Times New Roman" w:cs="Times New Roman"/>
+        </w:rPr>
+        <w:t xml:space="preserve">The uptake rate of ammonium is a function of the nutritional past history of the plant. When </w:t>
+      </w:r>
+      <w:proofErr w:type="spellStart"/>
+      <w:r>
+        <w:rPr>
+          <w:rFonts w:ascii="Times New Roman" w:hAnsi="Times New Roman" w:cs="Times New Roman"/>
+        </w:rPr>
+        <w:t>Gracilaria</w:t>
+      </w:r>
+      <w:proofErr w:type="spellEnd"/>
+      <w:r>
+        <w:rPr>
+          <w:rFonts w:ascii="Times New Roman" w:hAnsi="Times New Roman" w:cs="Times New Roman"/>
+        </w:rPr>
+        <w:t xml:space="preserve"> </w:t>
+      </w:r>
+      <w:proofErr w:type="spellStart"/>
+      <w:r>
+        <w:rPr>
+          <w:rFonts w:ascii="Times New Roman" w:hAnsi="Times New Roman" w:cs="Times New Roman"/>
+        </w:rPr>
+        <w:t>foliifera</w:t>
+      </w:r>
+      <w:proofErr w:type="spellEnd"/>
+      <w:r>
+        <w:rPr>
+          <w:rFonts w:ascii="Times New Roman" w:hAnsi="Times New Roman" w:cs="Times New Roman"/>
+        </w:rPr>
+        <w:t xml:space="preserve"> and </w:t>
+      </w:r>
+      <w:proofErr w:type="spellStart"/>
+      <w:r>
+        <w:rPr>
+          <w:rFonts w:ascii="Times New Roman" w:hAnsi="Times New Roman" w:cs="Times New Roman"/>
+        </w:rPr>
+        <w:t>Agardhiella</w:t>
+      </w:r>
+      <w:proofErr w:type="spellEnd"/>
+      <w:r>
+        <w:rPr>
+          <w:rFonts w:ascii="Times New Roman" w:hAnsi="Times New Roman" w:cs="Times New Roman"/>
+        </w:rPr>
+        <w:t xml:space="preserve"> </w:t>
+      </w:r>
+      <w:proofErr w:type="spellStart"/>
+      <w:r>
+        <w:rPr>
+          <w:rFonts w:ascii="Times New Roman" w:hAnsi="Times New Roman" w:cs="Times New Roman"/>
+        </w:rPr>
+        <w:t>subulata</w:t>
+      </w:r>
+      <w:proofErr w:type="spellEnd"/>
+      <w:r>
+        <w:rPr>
+          <w:rFonts w:ascii="Times New Roman" w:hAnsi="Times New Roman" w:cs="Times New Roman"/>
+        </w:rPr>
+        <w:t xml:space="preserve"> were grown under conditions in which they were nitrogen-limited, the C/N ratio in the thalli was greater than 10 (by atoms), and the plants showed higher rates of ammonium uptake at a given ammonium concentration than did </w:t>
+      </w:r>
+      <w:r>
+        <w:rPr>
+          <w:rFonts w:ascii="Times New Roman" w:hAnsi="Times New Roman" w:cs="Times New Roman"/>
+        </w:rPr>
+        <w:lastRenderedPageBreak/>
+        <w:t>plants that were not nitrogen-limited (C/N ratio less than 10) (</w:t>
+      </w:r>
+      <w:proofErr w:type="spellStart"/>
+      <w:r>
+        <w:rPr>
+          <w:rFonts w:ascii="Times New Roman" w:hAnsi="Times New Roman" w:cs="Times New Roman"/>
+        </w:rPr>
+        <w:t>D'Elia</w:t>
+      </w:r>
+      <w:proofErr w:type="spellEnd"/>
+      <w:r>
+        <w:rPr>
+          <w:rFonts w:ascii="Times New Roman" w:hAnsi="Times New Roman" w:cs="Times New Roman"/>
+        </w:rPr>
+        <w:t xml:space="preserve"> &amp; DeBoer 1978).</w:t>
+      </w:r>
+      <w:r>
+        <w:rPr>
+          <w:rFonts w:ascii="Times New Roman" w:hAnsi="Times New Roman" w:cs="Times New Roman"/>
+        </w:rPr>
+        <w:t>”</w:t>
+      </w:r>
+    </w:p>
+    <w:p>
+      <w:pPr>
+        <w:pStyle w:val="ListParagraph"/>
+        <w:numPr>
+          <w:ilvl w:val="3"/>
+          <w:numId w:val="5"/>
+        </w:numPr>
+        <w:spacing w:line="360" w:lineRule="auto"/>
+        <w:rPr>
+          <w:rFonts w:ascii="Times New Roman" w:hAnsi="Times New Roman" w:cs="Times New Roman"/>
+        </w:rPr>
+      </w:pPr>
+      <w:r>
+        <w:rPr>
+          <w:rFonts w:ascii="Times New Roman" w:hAnsi="Times New Roman" w:cs="Times New Roman"/>
+        </w:rPr>
+        <w:t>So maybe tropical algae grown in low N lacks the uptake abilities to utilize presses of ammonium from consumers</w:t>
+      </w:r>
+    </w:p>
+    <w:p>
+      <w:pPr>
+        <w:pStyle w:val="ListParagraph"/>
+        <w:numPr>
+          <w:ilvl w:val="0"/>
+          <w:numId w:val="5"/>
+        </w:numPr>
+        <w:spacing w:line="360" w:lineRule="auto"/>
+        <w:rPr>
+          <w:rFonts w:ascii="Times New Roman" w:hAnsi="Times New Roman" w:cs="Times New Roman"/>
+        </w:rPr>
+      </w:pPr>
+      <w:r>
+        <w:rPr>
+          <w:rFonts w:ascii="Times New Roman" w:hAnsi="Times New Roman" w:cs="Times New Roman"/>
+        </w:rPr>
+        <w:t>Limitations in our study</w:t>
       </w:r>
     </w:p>
     <w:p>
@@ -28323,7 +29335,78 @@
         <w:rPr>
           <w:rFonts w:ascii="Times New Roman" w:hAnsi="Times New Roman" w:cs="Times New Roman"/>
         </w:rPr>
-        <w:t>Maybe nutrients are important in temperate regions!</w:t>
+        <w:t>Couldn’t quantify amount of nutrient provisioning</w:t>
+      </w:r>
+    </w:p>
+    <w:p>
+      <w:pPr>
+        <w:pStyle w:val="ListParagraph"/>
+        <w:numPr>
+          <w:ilvl w:val="1"/>
+          <w:numId w:val="5"/>
+        </w:numPr>
+        <w:spacing w:line="360" w:lineRule="auto"/>
+        <w:rPr>
+          <w:rFonts w:ascii="Times New Roman" w:hAnsi="Times New Roman" w:cs="Times New Roman"/>
+        </w:rPr>
+      </w:pPr>
+      <w:r>
+        <w:rPr>
+          <w:rFonts w:ascii="Times New Roman" w:hAnsi="Times New Roman" w:cs="Times New Roman"/>
+        </w:rPr>
+        <w:t>Had to proxy background nutrients and temp, not ideal</w:t>
+      </w:r>
+    </w:p>
+    <w:p>
+      <w:pPr>
+        <w:pStyle w:val="ListParagraph"/>
+        <w:numPr>
+          <w:ilvl w:val="1"/>
+          <w:numId w:val="5"/>
+        </w:numPr>
+        <w:spacing w:line="360" w:lineRule="auto"/>
+        <w:rPr>
+          <w:rFonts w:ascii="Times New Roman" w:hAnsi="Times New Roman" w:cs="Times New Roman"/>
+        </w:rPr>
+      </w:pPr>
+      <w:r>
+        <w:rPr>
+          <w:rFonts w:ascii="Times New Roman" w:hAnsi="Times New Roman" w:cs="Times New Roman"/>
+        </w:rPr>
+        <w:t>Suggestions: quantify nutrient provisioning and background nutrient levels!</w:t>
+      </w:r>
+    </w:p>
+    <w:p>
+      <w:pPr>
+        <w:pStyle w:val="ListParagraph"/>
+        <w:numPr>
+          <w:ilvl w:val="1"/>
+          <w:numId w:val="5"/>
+        </w:numPr>
+        <w:spacing w:line="360" w:lineRule="auto"/>
+        <w:rPr>
+          <w:rFonts w:ascii="Times New Roman" w:hAnsi="Times New Roman" w:cs="Times New Roman"/>
+        </w:rPr>
+      </w:pPr>
+      <w:r>
+        <w:rPr>
+          <w:rFonts w:ascii="Times New Roman" w:hAnsi="Times New Roman" w:cs="Times New Roman"/>
+        </w:rPr>
+        <w:t xml:space="preserve">Other limitations (pp not perfectly spread across </w:t>
+      </w:r>
+      <w:proofErr w:type="spellStart"/>
+      <w:r>
+        <w:rPr>
+          <w:rFonts w:ascii="Times New Roman" w:hAnsi="Times New Roman" w:cs="Times New Roman"/>
+        </w:rPr>
+        <w:t>lat</w:t>
+      </w:r>
+      <w:proofErr w:type="spellEnd"/>
+      <w:r>
+        <w:rPr>
+          <w:rFonts w:ascii="Times New Roman" w:hAnsi="Times New Roman" w:cs="Times New Roman"/>
+        </w:rPr>
+        <w:t>)</w:t>
       </w:r>
     </w:p>
     <w:p>
@@ -28342,75 +29425,6 @@
         <w:rPr>
           <w:rFonts w:ascii="Times New Roman" w:hAnsi="Times New Roman" w:cs="Times New Roman"/>
         </w:rPr>
-        <w:t>Why conventional wisdom might be right-ish</w:t>
-      </w:r>
-    </w:p>
-    <w:p>
-      <w:pPr>
-        <w:pStyle w:val="ListParagraph"/>
-        <w:numPr>
-          <w:ilvl w:val="1"/>
-          <w:numId w:val="5"/>
-        </w:numPr>
-        <w:spacing w:line="360" w:lineRule="auto"/>
-        <w:rPr>
-          <w:rFonts w:ascii="Times New Roman" w:hAnsi="Times New Roman" w:cs="Times New Roman"/>
-        </w:rPr>
-      </w:pPr>
-      <w:r>
-        <w:rPr>
-          <w:rFonts w:ascii="Times New Roman" w:hAnsi="Times New Roman" w:cs="Times New Roman"/>
-        </w:rPr>
-        <w:t xml:space="preserve">cite </w:t>
-      </w:r>
-      <w:r>
-        <w:rPr>
-          <w:rFonts w:ascii="Times New Roman" w:hAnsi="Times New Roman" w:cs="Times New Roman"/>
-        </w:rPr>
-        <w:t>Vitousek et al. (2010)</w:t>
-      </w:r>
-      <w:r>
-        <w:rPr>
-          <w:rFonts w:ascii="Times New Roman" w:hAnsi="Times New Roman" w:cs="Times New Roman"/>
-        </w:rPr>
-        <w:t xml:space="preserve"> who distinguished between limiting nutrients (adding = growth) and ultimate nutients (adding transforms environments)</w:t>
-      </w:r>
-    </w:p>
-    <w:p>
-      <w:pPr>
-        <w:pStyle w:val="ListParagraph"/>
-        <w:numPr>
-          <w:ilvl w:val="1"/>
-          <w:numId w:val="5"/>
-        </w:numPr>
-        <w:spacing w:line="360" w:lineRule="auto"/>
-        <w:rPr>
-          <w:rFonts w:ascii="Times New Roman" w:hAnsi="Times New Roman" w:cs="Times New Roman"/>
-        </w:rPr>
-      </w:pPr>
-      <w:r>
-        <w:rPr>
-          <w:rFonts w:ascii="Times New Roman" w:hAnsi="Times New Roman" w:cs="Times New Roman"/>
-        </w:rPr>
-        <w:t>Maybe we don’t see larger effect sizes in tropical places, but without animal pee in tropics there would be no ecosystems. In temperate areas they’d probably still survive on nitrates? But maybe not…</w:t>
-      </w:r>
-    </w:p>
-    <w:p>
-      <w:pPr>
-        <w:pStyle w:val="ListParagraph"/>
-        <w:numPr>
-          <w:ilvl w:val="0"/>
-          <w:numId w:val="5"/>
-        </w:numPr>
-        <w:spacing w:line="360" w:lineRule="auto"/>
-        <w:rPr>
-          <w:rFonts w:ascii="Times New Roman" w:hAnsi="Times New Roman" w:cs="Times New Roman"/>
-        </w:rPr>
-      </w:pPr>
-      <w:r>
-        <w:rPr>
-          <w:rFonts w:ascii="Times New Roman" w:hAnsi="Times New Roman" w:cs="Times New Roman"/>
-        </w:rPr>
         <w:t>Conclusions</w:t>
       </w:r>
     </w:p>
@@ -28479,7 +29493,49 @@
         <w:rPr>
           <w:rFonts w:ascii="Times New Roman" w:hAnsi="Times New Roman" w:cs="Times New Roman"/>
         </w:rPr>
-        <w:t>(ammon* OR nitrog* OR phosph* OR nutrient</w:t>
+        <w:t>(</w:t>
+      </w:r>
+      <w:proofErr w:type="spellStart"/>
+      <w:r>
+        <w:rPr>
+          <w:rFonts w:ascii="Times New Roman" w:hAnsi="Times New Roman" w:cs="Times New Roman"/>
+        </w:rPr>
+        <w:t>ammon</w:t>
+      </w:r>
+      <w:proofErr w:type="spellEnd"/>
+      <w:r>
+        <w:rPr>
+          <w:rFonts w:ascii="Times New Roman" w:hAnsi="Times New Roman" w:cs="Times New Roman"/>
+        </w:rPr>
+        <w:t xml:space="preserve">* OR </w:t>
+      </w:r>
+      <w:proofErr w:type="spellStart"/>
+      <w:r>
+        <w:rPr>
+          <w:rFonts w:ascii="Times New Roman" w:hAnsi="Times New Roman" w:cs="Times New Roman"/>
+        </w:rPr>
+        <w:t>nitrog</w:t>
+      </w:r>
+      <w:proofErr w:type="spellEnd"/>
+      <w:r>
+        <w:rPr>
+          <w:rFonts w:ascii="Times New Roman" w:hAnsi="Times New Roman" w:cs="Times New Roman"/>
+        </w:rPr>
+        <w:t xml:space="preserve">* OR </w:t>
+      </w:r>
+      <w:proofErr w:type="spellStart"/>
+      <w:r>
+        <w:rPr>
+          <w:rFonts w:ascii="Times New Roman" w:hAnsi="Times New Roman" w:cs="Times New Roman"/>
+        </w:rPr>
+        <w:t>phosph</w:t>
+      </w:r>
+      <w:proofErr w:type="spellEnd"/>
+      <w:r>
+        <w:rPr>
+          <w:rFonts w:ascii="Times New Roman" w:hAnsi="Times New Roman" w:cs="Times New Roman"/>
+        </w:rPr>
+        <w:t>* OR nutrient</w:t>
       </w:r>
       <w:r>
         <w:rPr>
@@ -28491,14 +29547,63 @@
         <w:rPr>
           <w:rFonts w:ascii="Times New Roman" w:hAnsi="Times New Roman" w:cs="Times New Roman"/>
         </w:rPr>
-        <w:t xml:space="preserve">) AND (excret* OR egest* OR mutual* OR symbio* OR subsid* OR consumer-mediat*) AND (coral* OR kelp* OR alga* OR macroalgae OR microalgae OR phytoplankton OR zooxanthell* OR primary prod* OR seagrass* OR sea grass* OR seaweed* OR mangrove*) AND (reef OR subtidal OR intertidal OR coast* OR </w:t>
-      </w:r>
-      <w:r>
-        <w:rPr>
-          <w:rFonts w:ascii="Times New Roman" w:hAnsi="Times New Roman" w:cs="Times New Roman"/>
-        </w:rPr>
-        <w:lastRenderedPageBreak/>
-        <w:t>marine OR benthic OR coral OR kelp) AND (grow* OR grew OR biomass OR abundance OR weight)</w:t>
+        <w:t>) AND (</w:t>
+      </w:r>
+      <w:proofErr w:type="spellStart"/>
+      <w:r>
+        <w:rPr>
+          <w:rFonts w:ascii="Times New Roman" w:hAnsi="Times New Roman" w:cs="Times New Roman"/>
+        </w:rPr>
+        <w:t>excret</w:t>
+      </w:r>
+      <w:proofErr w:type="spellEnd"/>
+      <w:r>
+        <w:rPr>
+          <w:rFonts w:ascii="Times New Roman" w:hAnsi="Times New Roman" w:cs="Times New Roman"/>
+        </w:rPr>
+        <w:t xml:space="preserve">* OR egest* OR mutual* OR </w:t>
+      </w:r>
+      <w:proofErr w:type="spellStart"/>
+      <w:r>
+        <w:rPr>
+          <w:rFonts w:ascii="Times New Roman" w:hAnsi="Times New Roman" w:cs="Times New Roman"/>
+        </w:rPr>
+        <w:t>symbio</w:t>
+      </w:r>
+      <w:proofErr w:type="spellEnd"/>
+      <w:r>
+        <w:rPr>
+          <w:rFonts w:ascii="Times New Roman" w:hAnsi="Times New Roman" w:cs="Times New Roman"/>
+        </w:rPr>
+        <w:t>* OR subsid* OR consumer-</w:t>
+      </w:r>
+      <w:proofErr w:type="spellStart"/>
+      <w:r>
+        <w:rPr>
+          <w:rFonts w:ascii="Times New Roman" w:hAnsi="Times New Roman" w:cs="Times New Roman"/>
+        </w:rPr>
+        <w:t>mediat</w:t>
+      </w:r>
+      <w:proofErr w:type="spellEnd"/>
+      <w:r>
+        <w:rPr>
+          <w:rFonts w:ascii="Times New Roman" w:hAnsi="Times New Roman" w:cs="Times New Roman"/>
+        </w:rPr>
+        <w:t xml:space="preserve">*) AND (coral* OR kelp* OR alga* OR macroalgae OR microalgae OR phytoplankton OR </w:t>
+      </w:r>
+      <w:proofErr w:type="spellStart"/>
+      <w:r>
+        <w:rPr>
+          <w:rFonts w:ascii="Times New Roman" w:hAnsi="Times New Roman" w:cs="Times New Roman"/>
+        </w:rPr>
+        <w:t>zooxanthell</w:t>
+      </w:r>
+      <w:proofErr w:type="spellEnd"/>
+      <w:r>
+        <w:rPr>
+          <w:rFonts w:ascii="Times New Roman" w:hAnsi="Times New Roman" w:cs="Times New Roman"/>
+        </w:rPr>
+        <w:t>* OR primary prod* OR seagrass* OR sea grass* OR seaweed* OR mangrove*) AND (reef OR subtidal OR intertidal OR coast* OR marine OR benthic OR coral OR kelp) AND (grow* OR grew OR biomass OR abundance OR weight)</w:t>
       </w:r>
       <w:r>
         <w:rPr>
@@ -28622,6 +29727,7 @@
         <w:rPr>
           <w:rFonts w:ascii="Calibri"/>
         </w:rPr>
+        <w:lastRenderedPageBreak/>
         <w:t>Bracken, M.E.S., Gonzalez-Dorantes, C.A., Stachowicz, J.J., 2007. Whole-community mutualism: Associated invertebrates facilitate a dominant habitat-forming seaweed. Ecology 88, 2211–2219. https://doi.org/10.1890/06-0881.1</w:t>
       </w:r>
     </w:p>
@@ -28720,14 +29826,7 @@
         <w:rPr>
           <w:rFonts w:ascii="Calibri"/>
         </w:rPr>
-        <w:t xml:space="preserve">Hillman, K., Walker, D.I., Larkum, A.W.D., McComb, A.J., 1989. Productivity and nutrient limitation, in: Larkum, A.W.D., McComb, A.J., Shephard, S.A. (Eds.), Biology of </w:t>
-      </w:r>
-      <w:r>
-        <w:rPr>
-          <w:rFonts w:ascii="Calibri"/>
-        </w:rPr>
-        <w:lastRenderedPageBreak/>
-        <w:t>Seagrasses : A Treatise on the Biology of Seagrasses with Special Reference to the Australian Region. Elsevier Science Pub., Amsterdam, The Netherlands, pp. 635–685.</w:t>
+        <w:t>Hillman, K., Walker, D.I., Larkum, A.W.D., McComb, A.J., 1989. Productivity and nutrient limitation, in: Larkum, A.W.D., McComb, A.J., Shephard, S.A. (Eds.), Biology of Seagrasses : A Treatise on the Biology of Seagrasses with Special Reference to the Australian Region. Elsevier Science Pub., Amsterdam, The Netherlands, pp. 635–685.</w:t>
       </w:r>
     </w:p>
     <w:p>
@@ -28811,6 +29910,7 @@
         <w:rPr>
           <w:rFonts w:ascii="Calibri"/>
         </w:rPr>
+        <w:lastRenderedPageBreak/>
         <w:t>Peterson, B., Heck, K., 2001. Positive interactions between suspension-feeding bivalves and seagrass-a facultative mutualism. Mar. Ecol. Prog. Ser. 213, 143–155. https://doi.org/10.3354/meps213143</w:t>
       </w:r>
     </w:p>
@@ -28937,7 +30037,6 @@
         <w:rPr>
           <w:rFonts w:ascii="Calibri"/>
         </w:rPr>
-        <w:lastRenderedPageBreak/>
         <w:t xml:space="preserve">Viechtbauer, W., 2010. Conducting Meta-Analyses in </w:t>
       </w:r>
       <w:r>
@@ -29045,7 +30144,7 @@
       </w:r>
     </w:p>
   </w:comment>
-  <w:comment w:id="1" w:author="Em Lim" w:date="2022-12-07T09:53:00Z" w:initials="EL">
+  <w:comment w:id="1" w:author="Em Lim" w:date="2023-04-21T17:23:00Z" w:initials="EL">
     <w:p>
       <w:pPr>
         <w:pStyle w:val="CommentText"/>
@@ -29057,11 +30156,11 @@
         <w:annotationRef/>
       </w:r>
       <w:r>
-        <w:t>Mention nitrogen fixation too?</w:t>
+        <w:t>simply changing the species or ratio at which N is supplied, even with little change in the rate of delivery, could have consequences for ecosystem function (Allgeier et al., 2014)</w:t>
       </w:r>
     </w:p>
   </w:comment>
-  <w:comment w:id="2" w:author="Isabelle Cote" w:date="2023-02-23T14:11:00Z" w:initials="IC">
+  <w:comment w:id="2" w:author="Em Lim" w:date="2023-04-21T15:32:00Z" w:initials="EL">
     <w:p>
       <w:pPr>
         <w:pStyle w:val="CommentText"/>
@@ -29073,11 +30172,23 @@
         <w:annotationRef/>
       </w:r>
       <w:r>
-        <w:t>Mirrors the same assumption in terrestrial ecosystems - tested by Turner et al in Nature</w:t>
+        <w:t>“</w:t>
+      </w:r>
+      <w:r>
+        <w:t>Species vertical migration patterns (e.g., diel vertical migration of zooplankton is the largest migration on the planet; Steinberg et al., 2000; Hannides et al., 2008; Davison et al., 2013), feeding ecology, stoichiometry, and primary producer demand</w:t>
+      </w:r>
+      <w:r>
+        <w:t xml:space="preserve"> </w:t>
+      </w:r>
+      <w:r>
+        <w:t>interact in determining the system-specific role of CND in enhancing primary production</w:t>
+      </w:r>
+      <w:r>
+        <w:t>” – pee in the sea</w:t>
       </w:r>
     </w:p>
   </w:comment>
-  <w:comment w:id="3" w:author="Em Lim" w:date="2023-03-15T17:00:00Z" w:initials="EL">
+  <w:comment w:id="3" w:author="Em Lim" w:date="2023-04-22T11:59:00Z" w:initials="EL">
     <w:p>
       <w:pPr>
         <w:pStyle w:val="CommentText"/>
@@ -29089,11 +30200,81 @@
         <w:annotationRef/>
       </w:r>
       <w:r>
-        <w:t>The full list is growth, percent cover, photosynthesis, density, biomass, chl a, abundance, length, tissue protein, area, dry weight, and width.</w:t>
+        <w:t>Check this ref, not sure probyn is the best</w:t>
       </w:r>
     </w:p>
   </w:comment>
-  <w:comment w:id="5" w:author="Em Lim" w:date="2023-03-31T22:33:00Z" w:initials="EL">
+  <w:comment w:id="5" w:author="Em Lim" w:date="2023-04-22T11:59:00Z" w:initials="EL">
+    <w:p>
+      <w:pPr>
+        <w:pStyle w:val="CommentText"/>
+      </w:pPr>
+      <w:r>
+        <w:rPr>
+          <w:rStyle w:val="CommentReference"/>
+        </w:rPr>
+        <w:annotationRef/>
+      </w:r>
+      <w:r>
+        <w:t>Probyn doesn’t say it needs to be converted</w:t>
+      </w:r>
+      <w:r>
+        <w:t xml:space="preserve"> and neither does smith!</w:t>
+      </w:r>
+      <w:r>
+        <w:t xml:space="preserve"> Maybe cite the book Seaweed ecology and Physiology</w:t>
+      </w:r>
+    </w:p>
+  </w:comment>
+  <w:comment w:id="6" w:author="Em Lim" w:date="2022-12-07T09:53:00Z" w:initials="EL">
+    <w:p>
+      <w:pPr>
+        <w:pStyle w:val="CommentText"/>
+      </w:pPr>
+      <w:r>
+        <w:rPr>
+          <w:rStyle w:val="CommentReference"/>
+        </w:rPr>
+        <w:annotationRef/>
+      </w:r>
+      <w:r>
+        <w:t>Mention nitrogen fixation too?</w:t>
+      </w:r>
+    </w:p>
+  </w:comment>
+  <w:comment w:id="7" w:author="Isabelle Cote" w:date="2023-02-23T14:11:00Z" w:initials="IC">
+    <w:p>
+      <w:pPr>
+        <w:pStyle w:val="CommentText"/>
+      </w:pPr>
+      <w:r>
+        <w:rPr>
+          <w:rStyle w:val="CommentReference"/>
+        </w:rPr>
+        <w:annotationRef/>
+      </w:r>
+      <w:r>
+        <w:t>Mirrors the same assumption in terrestrial ecosystems - tested by Turner et al in Nature</w:t>
+      </w:r>
+    </w:p>
+  </w:comment>
+  <w:comment w:id="8" w:author="Em Lim" w:date="2023-03-15T17:00:00Z" w:initials="EL">
+    <w:p>
+      <w:pPr>
+        <w:pStyle w:val="CommentText"/>
+      </w:pPr>
+      <w:r>
+        <w:rPr>
+          <w:rStyle w:val="CommentReference"/>
+        </w:rPr>
+        <w:annotationRef/>
+      </w:r>
+      <w:r>
+        <w:t>The full list is growth, percent cover, photosynthesis, density, biomass, chl a, abundance, length, tissue protein, area, dry weight, and width.</w:t>
+      </w:r>
+    </w:p>
+  </w:comment>
+  <w:comment w:id="10" w:author="Em Lim" w:date="2023-03-31T22:33:00Z" w:initials="EL">
     <w:p>
       <w:pPr>
         <w:autoSpaceDE w:val="0"/>
@@ -29115,18 +30296,11 @@
           <w:rFonts w:ascii="AppleSystemUIFont" w:hAnsi="AppleSystemUIFont" w:cs="AppleSystemUIFont"/>
           <w:color w:val="353535"/>
         </w:rPr>
-        <w:t xml:space="preserve">Not really the pattern we expect if there’s bias, but also not the pattern we expect to see if everything is perfect. There’s a bit of a right skew in the points, and the whole thing is super top heavy. Very few studies with massive error. Maybe there’s a bias against highly variable studies? Most studies have a similar level of error. SO maybe they have similar-is sample sizes and variance??? At the end of the day what’s important is the symmetry around the 0 value at the top. THere’s a little bit of a right skew, but it’s mostly even. If we show </w:t>
-      </w:r>
-      <w:r>
-        <w:rPr>
-          <w:rFonts w:ascii="AppleSystemUIFont" w:hAnsi="AppleSystemUIFont" w:cs="AppleSystemUIFont"/>
-          <w:color w:val="353535"/>
-        </w:rPr>
-        <w:t xml:space="preserve">this we need to have an explanation for why it’s not showing a typical shape but we still think it’s ok to proceed. </w:t>
+        <w:t xml:space="preserve">Not really the pattern we expect if there’s bias, but also not the pattern we expect to see if everything is perfect. There’s a bit of a right skew in the points, and the whole thing is super top heavy. Very few studies with massive error. Maybe there’s a bias against highly variable studies? Most studies have a similar level of error. SO maybe they have similar-is sample sizes and variance??? At the end of the day what’s important is the symmetry around the 0 value at the top. THere’s a little bit of a right skew, but it’s mostly even. If we show this we need to have an explanation for why it’s not showing a typical shape but we still think it’s ok to proceed. </w:t>
       </w:r>
     </w:p>
   </w:comment>
-  <w:comment w:id="9" w:author="Em Lim" w:date="2023-03-02T14:54:00Z" w:initials="EL">
+  <w:comment w:id="14" w:author="Em Lim" w:date="2023-03-02T14:54:00Z" w:initials="EL">
     <w:p>
       <w:pPr>
         <w:pStyle w:val="CommentText"/>
@@ -29138,10 +30312,7 @@
         <w:annotationRef/>
       </w:r>
       <w:r>
-        <w:t xml:space="preserve">State that this effect size is the effect at a </w:t>
-      </w:r>
-      <w:r>
-        <w:t>mean background nutrients + algae + unmanipulated experiemnt</w:t>
+        <w:t>State that this effect size is the effect at a mean background nutrients + algae + unmanipulated experiemnt</w:t>
       </w:r>
     </w:p>
   </w:comment>
@@ -29151,6 +30322,10 @@
 <file path=word/commentsExtended.xml><?xml version="1.0" encoding="utf-8"?>
 <w15:commentsEx xmlns:wpc="http://schemas.microsoft.com/office/word/2010/wordprocessingCanvas" xmlns:cx="http://schemas.microsoft.com/office/drawing/2014/chartex" xmlns:cx1="http://schemas.microsoft.com/office/drawing/2015/9/8/chartex" xmlns:cx2="http://schemas.microsoft.com/office/drawing/2015/10/21/chartex" xmlns:cx3="http://schemas.microsoft.com/office/drawing/2016/5/9/chartex" xmlns:cx4="http://schemas.microsoft.com/office/drawing/2016/5/10/chartex" xmlns:cx5="http://schemas.microsoft.com/office/drawing/2016/5/11/chartex" xmlns:cx6="http://schemas.microsoft.com/office/drawing/2016/5/12/chartex" xmlns:cx7="http://schemas.microsoft.com/office/drawing/2016/5/13/chartex" xmlns:cx8="http://schemas.microsoft.com/office/drawing/2016/5/14/chartex" xmlns:mc="http://schemas.openxmlformats.org/markup-compatibility/2006" xmlns:aink="http://schemas.microsoft.com/office/drawing/2016/ink" xmlns:am3d="http://schemas.microsoft.com/office/drawing/2017/model3d" xmlns:o="urn:schemas-microsoft-com:office:office" xmlns:r="http://schemas.openxmlformats.org/officeDocument/2006/relationships" xmlns:m="http://schemas.openxmlformats.org/officeDocument/2006/math" xmlns:v="urn:schemas-microsoft-com:vml" xmlns:wp14="http://schemas.microsoft.com/office/word/2010/wordprocessingDrawing" xmlns:wp="http://schemas.openxmlformats.org/drawingml/2006/wordprocessingDrawing" xmlns:w10="urn:schemas-microsoft-com:office:word" xmlns:w="http://schemas.openxmlformats.org/wordprocessingml/2006/main" xmlns:w14="http://schemas.microsoft.com/office/word/2010/wordml" xmlns:w15="http://schemas.microsoft.com/office/word/2012/wordml" xmlns:w16cid="http://schemas.microsoft.com/office/word/2016/wordml/cid" xmlns:w16se="http://schemas.microsoft.com/office/word/2015/wordml/symex" xmlns:wpg="http://schemas.microsoft.com/office/word/2010/wordprocessingGroup" xmlns:wpi="http://schemas.microsoft.com/office/word/2010/wordprocessingInk" xmlns:wne="http://schemas.microsoft.com/office/word/2006/wordml" xmlns:wps="http://schemas.microsoft.com/office/word/2010/wordprocessingShape" mc:Ignorable="w14 w15 w16se w16cid wp14">
   <w15:commentEx w15:paraId="01190800" w15:done="0"/>
+  <w15:commentEx w15:paraId="24C6DEEA" w15:done="0"/>
+  <w15:commentEx w15:paraId="651EE078" w15:done="0"/>
+  <w15:commentEx w15:paraId="1D26092E" w15:done="0"/>
+  <w15:commentEx w15:paraId="6E4644DD" w15:done="0"/>
   <w15:commentEx w15:paraId="5FBB00DD" w15:done="0"/>
   <w15:commentEx w15:paraId="7AFEE86C" w15:done="0"/>
   <w15:commentEx w15:paraId="49783A2B" w15:done="0"/>
@@ -29194,6 +30369,10 @@
 <file path=word/commentsIds.xml><?xml version="1.0" encoding="utf-8"?>
 <w16cid:commentsIds xmlns:wpc="http://schemas.microsoft.com/office/word/2010/wordprocessingCanvas" xmlns:cx="http://schemas.microsoft.com/office/drawing/2014/chartex" xmlns:cx1="http://schemas.microsoft.com/office/drawing/2015/9/8/chartex" xmlns:cx2="http://schemas.microsoft.com/office/drawing/2015/10/21/chartex" xmlns:cx3="http://schemas.microsoft.com/office/drawing/2016/5/9/chartex" xmlns:cx4="http://schemas.microsoft.com/office/drawing/2016/5/10/chartex" xmlns:cx5="http://schemas.microsoft.com/office/drawing/2016/5/11/chartex" xmlns:cx6="http://schemas.microsoft.com/office/drawing/2016/5/12/chartex" xmlns:cx7="http://schemas.microsoft.com/office/drawing/2016/5/13/chartex" xmlns:cx8="http://schemas.microsoft.com/office/drawing/2016/5/14/chartex" xmlns:mc="http://schemas.openxmlformats.org/markup-compatibility/2006" xmlns:aink="http://schemas.microsoft.com/office/drawing/2016/ink" xmlns:am3d="http://schemas.microsoft.com/office/drawing/2017/model3d" xmlns:o="urn:schemas-microsoft-com:office:office" xmlns:r="http://schemas.openxmlformats.org/officeDocument/2006/relationships" xmlns:m="http://schemas.openxmlformats.org/officeDocument/2006/math" xmlns:v="urn:schemas-microsoft-com:vml" xmlns:wp14="http://schemas.microsoft.com/office/word/2010/wordprocessingDrawing" xmlns:wp="http://schemas.openxmlformats.org/drawingml/2006/wordprocessingDrawing" xmlns:w10="urn:schemas-microsoft-com:office:word" xmlns:w="http://schemas.openxmlformats.org/wordprocessingml/2006/main" xmlns:w14="http://schemas.microsoft.com/office/word/2010/wordml" xmlns:w15="http://schemas.microsoft.com/office/word/2012/wordml" xmlns:w16cid="http://schemas.microsoft.com/office/word/2016/wordml/cid" xmlns:w16se="http://schemas.microsoft.com/office/word/2015/wordml/symex" xmlns:wpg="http://schemas.microsoft.com/office/word/2010/wordprocessingGroup" xmlns:wpi="http://schemas.microsoft.com/office/word/2010/wordprocessingInk" xmlns:wne="http://schemas.microsoft.com/office/word/2006/wordml" xmlns:wps="http://schemas.microsoft.com/office/word/2010/wordprocessingShape" mc:Ignorable="w14 w15 w16se w16cid wp14">
   <w16cid:commentId w16cid:paraId="01190800" w16cid:durableId="27A1E965"/>
+  <w16cid:commentId w16cid:paraId="24C6DEEA" w16cid:durableId="27ED452F"/>
+  <w16cid:commentId w16cid:paraId="651EE078" w16cid:durableId="27ED2B1B"/>
+  <w16cid:commentId w16cid:paraId="1D26092E" w16cid:durableId="27EE4AAB"/>
+  <w16cid:commentId w16cid:paraId="6E4644DD" w16cid:durableId="27EE4ABF"/>
   <w16cid:commentId w16cid:paraId="5FBB00DD" w16cid:durableId="273AE123"/>
   <w16cid:commentId w16cid:paraId="7AFEE86C" w16cid:durableId="27A1F27B"/>
   <w16cid:commentId w16cid:paraId="49783A2B" w16cid:durableId="27BC7836"/>
@@ -29566,7 +30745,7 @@
         <w:ind w:left="2160" w:hanging="180"/>
       </w:pPr>
     </w:lvl>
-    <w:lvl w:ilvl="3" w:tplc="0409000F" w:tentative="1">
+    <w:lvl w:ilvl="3" w:tplc="0409000F">
       <w:start w:val="1"/>
       <w:numFmt w:val="decimal"/>
       <w:lvlText w:val="%4."/>
@@ -30715,7 +31894,7 @@
 </file>
 
 <file path=customXml/itemProps1.xml><?xml version="1.0" encoding="utf-8"?>
-<ds:datastoreItem xmlns:ds="http://schemas.openxmlformats.org/officeDocument/2006/customXml" ds:itemID="{5F3ADC60-A81C-3E4D-8D14-DE7195FD1F83}">
+<ds:datastoreItem xmlns:ds="http://schemas.openxmlformats.org/officeDocument/2006/customXml" ds:itemID="{C45CA9DB-7725-6347-9D74-D137528A15AC}">
   <ds:schemaRefs>
     <ds:schemaRef ds:uri="http://schemas.openxmlformats.org/officeDocument/2006/bibliography"/>
   </ds:schemaRefs>
